--- a/6-过程管理/流程制度规范类文件/060110-容量管理策略.docx
+++ b/6-过程管理/流程制度规范类文件/060110-容量管理策略.docx
@@ -1,10 +1,11 @@
 
 <file path=word/document.xml><?xml version="1.0" encoding="utf-8"?>
-<w:document xmlns:wpc="http://schemas.microsoft.com/office/word/2010/wordprocessingCanvas" xmlns:mc="http://schemas.openxmlformats.org/markup-compatibility/2006" xmlns:o="urn:schemas-microsoft-com:office:office" xmlns:r="http://schemas.openxmlformats.org/officeDocument/2006/relationships" xmlns:m="http://schemas.openxmlformats.org/officeDocument/2006/math" xmlns:v="urn:schemas-microsoft-com:vml" xmlns:wp14="http://schemas.microsoft.com/office/word/2010/wordprocessingDrawing" xmlns:wp="http://schemas.openxmlformats.org/drawingml/2006/wordprocessingDrawing" xmlns:w="http://schemas.openxmlformats.org/wordprocessingml/2006/main" xmlns:w14="http://schemas.microsoft.com/office/word/2010/wordml" xmlns:w10="urn:schemas-microsoft-com:office:word" xmlns:w15="http://schemas.microsoft.com/office/word/2012/wordml" xmlns:wpg="http://schemas.microsoft.com/office/word/2010/wordprocessingGroup" xmlns:wpi="http://schemas.microsoft.com/office/word/2010/wordprocessingInk" xmlns:wne="http://schemas.microsoft.com/office/word/2006/wordml" xmlns:wps="http://schemas.microsoft.com/office/word/2010/wordprocessingShape" xmlns:wpsCustomData="http://www.wps.cn/officeDocument/2013/wpsCustomData" mc:Ignorable="w14 w15 wp14">
+<w:document xmlns:wpc="http://schemas.microsoft.com/office/word/2010/wordprocessingCanvas" xmlns:mc="http://schemas.openxmlformats.org/markup-compatibility/2006" xmlns:o="urn:schemas-microsoft-com:office:office" xmlns:r="http://schemas.openxmlformats.org/officeDocument/2006/relationships" xmlns:m="http://schemas.openxmlformats.org/officeDocument/2006/math" xmlns:v="urn:schemas-microsoft-com:vml" xmlns:wp14="http://schemas.microsoft.com/office/word/2010/wordprocessingDrawing" xmlns:wp="http://schemas.openxmlformats.org/drawingml/2006/wordprocessingDrawing" xmlns:w10="urn:schemas-microsoft-com:office:word" xmlns:w="http://schemas.openxmlformats.org/wordprocessingml/2006/main" xmlns:w14="http://schemas.microsoft.com/office/word/2010/wordml" xmlns:w15="http://schemas.microsoft.com/office/word/2012/wordml" xmlns:wne="http://schemas.microsoft.com/office/word/2006/wordml" xmlns:wpg="http://schemas.microsoft.com/office/word/2010/wordprocessingGroup" xmlns:wpi="http://schemas.microsoft.com/office/word/2010/wordprocessingInk" xmlns:wps="http://schemas.microsoft.com/office/word/2010/wordprocessingShape" mc:Ignorable="w14 w15 wp14">
+  <!-- Generated by Aspose.Words for .NET 13.3.0.1 -->
   <w:body>
     <w:p>
       <w:pPr>
-        <w:pStyle w:val="35"/>
+        <w:pStyle w:val="a1"/>
         <w:bidi w:val="0"/>
         <w:rPr>
           <w:rFonts w:hint="eastAsia"/>
@@ -14,7 +15,7 @@
     </w:p>
     <w:p>
       <w:pPr>
-        <w:pStyle w:val="35"/>
+        <w:pStyle w:val="a1"/>
         <w:bidi w:val="0"/>
         <w:rPr>
           <w:rFonts w:hint="default"/>
@@ -33,12 +34,12 @@
     </w:p>
     <w:p>
       <w:pPr>
-        <w:pStyle w:val="36"/>
+        <w:pStyle w:val="a2"/>
         <w:bidi w:val="0"/>
       </w:pPr>
       <w:bookmarkStart w:id="1" w:name="_Toc29985"/>
       <w:r>
-        <w:t>甘肃国邦信息科技有限公司</w:t>
+        <w:t>中达丰集团有限公司</w:t>
       </w:r>
       <w:bookmarkEnd w:id="1"/>
     </w:p>
@@ -47,7 +48,7 @@
         <w:bidi w:val="0"/>
         <w:jc w:val="center"/>
         <w:rPr>
-          <w:rFonts w:ascii="宋体" w:hAnsi="宋体" w:eastAsia="宋体" w:cs="宋体"/>
+          <w:rFonts w:ascii="宋体" w:eastAsia="宋体" w:hAnsi="宋体" w:cs="宋体"/>
           <w:spacing w:val="-2"/>
           <w:sz w:val="36"/>
           <w:szCs w:val="36"/>
@@ -55,7 +56,7 @@
       </w:pPr>
       <w:r>
         <w:rPr>
-          <w:rFonts w:ascii="宋体" w:hAnsi="宋体" w:eastAsia="宋体" w:cs="宋体"/>
+          <w:rFonts w:ascii="宋体" w:eastAsia="宋体" w:hAnsi="宋体" w:cs="宋体"/>
           <w:spacing w:val="-2"/>
           <w:sz w:val="36"/>
           <w:szCs w:val="36"/>
@@ -64,7 +65,7 @@
       </w:r>
       <w:r>
         <w:rPr>
-          <w:rFonts w:hint="eastAsia" w:ascii="宋体" w:hAnsi="宋体" w:cs="宋体"/>
+          <w:rFonts w:ascii="宋体" w:hAnsi="宋体" w:cs="宋体" w:hint="eastAsia"/>
           <w:spacing w:val="-2"/>
           <w:sz w:val="36"/>
           <w:szCs w:val="36"/>
@@ -74,7 +75,7 @@
       </w:r>
       <w:r>
         <w:rPr>
-          <w:rFonts w:ascii="宋体" w:hAnsi="宋体" w:eastAsia="宋体" w:cs="宋体"/>
+          <w:rFonts w:ascii="宋体" w:eastAsia="宋体" w:hAnsi="宋体" w:cs="宋体"/>
           <w:spacing w:val="-2"/>
           <w:sz w:val="36"/>
           <w:szCs w:val="36"/>
@@ -83,7 +84,7 @@
       </w:r>
       <w:r>
         <w:rPr>
-          <w:rFonts w:ascii="宋体" w:hAnsi="宋体" w:eastAsia="宋体" w:cs="宋体"/>
+          <w:rFonts w:ascii="宋体" w:eastAsia="宋体" w:hAnsi="宋体" w:cs="宋体"/>
           <w:spacing w:val="-2"/>
           <w:sz w:val="36"/>
           <w:szCs w:val="36"/>
@@ -97,7 +98,7 @@
         <w:ind w:left="3954"/>
         <w:outlineLvl w:val="0"/>
         <w:rPr>
-          <w:rFonts w:ascii="宋体" w:hAnsi="宋体" w:eastAsia="宋体" w:cs="宋体"/>
+          <w:rFonts w:ascii="宋体" w:eastAsia="宋体" w:hAnsi="宋体" w:cs="宋体"/>
           <w:sz w:val="21"/>
           <w:szCs w:val="21"/>
         </w:rPr>
@@ -105,7 +106,7 @@
       <w:bookmarkStart w:id="2" w:name="_Toc26531"/>
       <w:r>
         <w:rPr>
-          <w:rFonts w:ascii="宋体" w:hAnsi="宋体" w:eastAsia="宋体" w:cs="宋体"/>
+          <w:rFonts w:ascii="宋体" w:eastAsia="宋体" w:hAnsi="宋体" w:cs="宋体"/>
           <w:spacing w:val="-2"/>
           <w:sz w:val="21"/>
           <w:szCs w:val="21"/>
@@ -121,16 +122,16 @@
     </w:p>
     <w:tbl>
       <w:tblPr>
-        <w:tblStyle w:val="28"/>
+        <w:tblStyle w:val="TableNormal0"/>
         <w:tblW w:w="9071" w:type="dxa"/>
         <w:tblInd w:w="5" w:type="dxa"/>
         <w:tblBorders>
-          <w:top w:val="single" w:color="000000" w:sz="4" w:space="0"/>
-          <w:left w:val="single" w:color="000000" w:sz="4" w:space="0"/>
-          <w:bottom w:val="single" w:color="000000" w:sz="4" w:space="0"/>
-          <w:right w:val="single" w:color="000000" w:sz="4" w:space="0"/>
-          <w:insideH w:val="single" w:color="000000" w:sz="4" w:space="0"/>
-          <w:insideV w:val="single" w:color="000000" w:sz="4" w:space="0"/>
+          <w:top w:val="single" w:sz="4" w:space="0" w:color="000000"/>
+          <w:left w:val="single" w:sz="4" w:space="0" w:color="000000"/>
+          <w:bottom w:val="single" w:sz="4" w:space="0" w:color="000000"/>
+          <w:right w:val="single" w:sz="4" w:space="0" w:color="000000"/>
+          <w:insideH w:val="single" w:sz="4" w:space="0" w:color="000000"/>
+          <w:insideV w:val="single" w:sz="4" w:space="0" w:color="000000"/>
         </w:tblBorders>
         <w:tblLayout w:type="fixed"/>
         <w:tblCellMar>
@@ -149,14 +150,17 @@
       </w:tblGrid>
       <w:tr>
         <w:tblPrEx>
+          <w:tblW w:w="9071" w:type="dxa"/>
+          <w:tblInd w:w="5" w:type="dxa"/>
           <w:tblBorders>
-            <w:top w:val="single" w:color="000000" w:sz="4" w:space="0"/>
-            <w:left w:val="single" w:color="000000" w:sz="4" w:space="0"/>
-            <w:bottom w:val="single" w:color="000000" w:sz="4" w:space="0"/>
-            <w:right w:val="single" w:color="000000" w:sz="4" w:space="0"/>
-            <w:insideH w:val="single" w:color="000000" w:sz="4" w:space="0"/>
-            <w:insideV w:val="single" w:color="000000" w:sz="4" w:space="0"/>
+            <w:top w:val="single" w:sz="4" w:space="0" w:color="000000"/>
+            <w:left w:val="single" w:sz="4" w:space="0" w:color="000000"/>
+            <w:bottom w:val="single" w:sz="4" w:space="0" w:color="000000"/>
+            <w:right w:val="single" w:sz="4" w:space="0" w:color="000000"/>
+            <w:insideH w:val="single" w:sz="4" w:space="0" w:color="000000"/>
+            <w:insideV w:val="single" w:sz="4" w:space="0" w:color="000000"/>
           </w:tblBorders>
+          <w:tblLayout w:type="fixed"/>
           <w:tblCellMar>
             <w:top w:w="0" w:type="dxa"/>
             <w:left w:w="0" w:type="dxa"/>
@@ -165,7 +169,7 @@
           </w:tblCellMar>
         </w:tblPrEx>
         <w:trPr>
-          <w:trHeight w:val="611" w:hRule="atLeast"/>
+          <w:trHeight w:val="611"/>
         </w:trPr>
         <w:tc>
           <w:tcPr>
@@ -173,7 +177,7 @@
           </w:tcPr>
           <w:p>
             <w:pPr>
-              <w:pStyle w:val="29"/>
+              <w:pStyle w:val="TableText"/>
               <w:spacing w:before="199" w:line="220" w:lineRule="auto"/>
               <w:ind w:left="225"/>
             </w:pPr>
@@ -192,13 +196,13 @@
           </w:tcPr>
           <w:p>
             <w:pPr>
-              <w:pStyle w:val="29"/>
+              <w:pStyle w:val="TableText"/>
               <w:spacing w:before="200" w:line="218" w:lineRule="auto"/>
               <w:ind w:left="108"/>
             </w:pPr>
             <w:r>
               <w:rPr>
-                <w:rFonts w:hint="eastAsia" w:eastAsia="宋体"/>
+                <w:rFonts w:eastAsia="宋体" w:hint="eastAsia"/>
                 <w:spacing w:val="-1"/>
                 <w:lang w:val="en-US" w:eastAsia="zh-CN"/>
               </w:rPr>
@@ -208,11 +212,11 @@
               <w:rPr>
                 <w:spacing w:val="-1"/>
               </w:rPr>
-              <w:t>（GSGB-ITSS-</w:t>
+              <w:t>（ZDFJT-ITSS-</w:t>
             </w:r>
             <w:r>
               <w:rPr>
-                <w:rFonts w:hint="eastAsia" w:eastAsia="宋体"/>
+                <w:rFonts w:eastAsia="宋体" w:hint="eastAsia"/>
                 <w:spacing w:val="-1"/>
                 <w:lang w:val="en-US" w:eastAsia="zh-CN"/>
               </w:rPr>
@@ -229,14 +233,9 @@
       </w:tr>
       <w:tr>
         <w:tblPrEx>
-          <w:tblBorders>
-            <w:top w:val="single" w:color="000000" w:sz="4" w:space="0"/>
-            <w:left w:val="single" w:color="000000" w:sz="4" w:space="0"/>
-            <w:bottom w:val="single" w:color="000000" w:sz="4" w:space="0"/>
-            <w:right w:val="single" w:color="000000" w:sz="4" w:space="0"/>
-            <w:insideH w:val="single" w:color="000000" w:sz="4" w:space="0"/>
-            <w:insideV w:val="single" w:color="000000" w:sz="4" w:space="0"/>
-          </w:tblBorders>
+          <w:tblW w:w="9071" w:type="dxa"/>
+          <w:tblInd w:w="5" w:type="dxa"/>
+          <w:tblLayout w:type="fixed"/>
           <w:tblCellMar>
             <w:top w:w="0" w:type="dxa"/>
             <w:left w:w="0" w:type="dxa"/>
@@ -245,7 +244,7 @@
           </w:tblCellMar>
         </w:tblPrEx>
         <w:trPr>
-          <w:trHeight w:val="606" w:hRule="atLeast"/>
+          <w:trHeight w:val="606"/>
         </w:trPr>
         <w:tc>
           <w:tcPr>
@@ -253,7 +252,7 @@
           </w:tcPr>
           <w:p>
             <w:pPr>
-              <w:pStyle w:val="29"/>
+              <w:pStyle w:val="TableText"/>
               <w:spacing w:before="196" w:line="220" w:lineRule="auto"/>
               <w:ind w:left="435"/>
             </w:pPr>
@@ -272,7 +271,7 @@
           </w:tcPr>
           <w:p>
             <w:pPr>
-              <w:pStyle w:val="29"/>
+              <w:pStyle w:val="TableText"/>
               <w:spacing w:before="197" w:line="219" w:lineRule="auto"/>
               <w:ind w:left="108"/>
             </w:pPr>
@@ -280,21 +279,16 @@
               <w:rPr>
                 <w:spacing w:val="-1"/>
               </w:rPr>
-              <w:t>甘肃国邦信息科技有限公司</w:t>
+              <w:t>中达丰集团有限公司</w:t>
             </w:r>
           </w:p>
         </w:tc>
       </w:tr>
       <w:tr>
         <w:tblPrEx>
-          <w:tblBorders>
-            <w:top w:val="single" w:color="000000" w:sz="4" w:space="0"/>
-            <w:left w:val="single" w:color="000000" w:sz="4" w:space="0"/>
-            <w:bottom w:val="single" w:color="000000" w:sz="4" w:space="0"/>
-            <w:right w:val="single" w:color="000000" w:sz="4" w:space="0"/>
-            <w:insideH w:val="single" w:color="000000" w:sz="4" w:space="0"/>
-            <w:insideV w:val="single" w:color="000000" w:sz="4" w:space="0"/>
-          </w:tblBorders>
+          <w:tblW w:w="9071" w:type="dxa"/>
+          <w:tblInd w:w="5" w:type="dxa"/>
+          <w:tblLayout w:type="fixed"/>
           <w:tblCellMar>
             <w:top w:w="0" w:type="dxa"/>
             <w:left w:w="0" w:type="dxa"/>
@@ -303,7 +297,7 @@
           </w:tblCellMar>
         </w:tblPrEx>
         <w:trPr>
-          <w:trHeight w:val="607" w:hRule="atLeast"/>
+          <w:trHeight w:val="607"/>
         </w:trPr>
         <w:tc>
           <w:tcPr>
@@ -311,7 +305,7 @@
           </w:tcPr>
           <w:p>
             <w:pPr>
-              <w:pStyle w:val="29"/>
+              <w:pStyle w:val="TableText"/>
               <w:spacing w:before="199" w:line="219" w:lineRule="auto"/>
               <w:ind w:left="435"/>
             </w:pPr>
@@ -329,7 +323,7 @@
           </w:tcPr>
           <w:p>
             <w:pPr>
-              <w:pStyle w:val="29"/>
+              <w:pStyle w:val="TableText"/>
               <w:spacing w:before="199" w:line="219" w:lineRule="auto"/>
               <w:ind w:left="359"/>
             </w:pPr>
@@ -347,7 +341,7 @@
           </w:tcPr>
           <w:p>
             <w:pPr>
-              <w:pStyle w:val="29"/>
+              <w:pStyle w:val="TableText"/>
               <w:spacing w:before="199" w:line="219" w:lineRule="auto"/>
               <w:ind w:left="735"/>
             </w:pPr>
@@ -365,7 +359,7 @@
           </w:tcPr>
           <w:p>
             <w:pPr>
-              <w:pStyle w:val="29"/>
+              <w:pStyle w:val="TableText"/>
               <w:spacing w:before="199" w:line="220" w:lineRule="auto"/>
               <w:ind w:left="575"/>
             </w:pPr>
@@ -383,7 +377,7 @@
           </w:tcPr>
           <w:p>
             <w:pPr>
-              <w:pStyle w:val="29"/>
+              <w:pStyle w:val="TableText"/>
               <w:spacing w:before="199" w:line="220" w:lineRule="auto"/>
               <w:ind w:left="782"/>
             </w:pPr>
@@ -398,14 +392,9 @@
       </w:tr>
       <w:tr>
         <w:tblPrEx>
-          <w:tblBorders>
-            <w:top w:val="single" w:color="000000" w:sz="4" w:space="0"/>
-            <w:left w:val="single" w:color="000000" w:sz="4" w:space="0"/>
-            <w:bottom w:val="single" w:color="000000" w:sz="4" w:space="0"/>
-            <w:right w:val="single" w:color="000000" w:sz="4" w:space="0"/>
-            <w:insideH w:val="single" w:color="000000" w:sz="4" w:space="0"/>
-            <w:insideV w:val="single" w:color="000000" w:sz="4" w:space="0"/>
-          </w:tblBorders>
+          <w:tblW w:w="9071" w:type="dxa"/>
+          <w:tblInd w:w="5" w:type="dxa"/>
+          <w:tblLayout w:type="fixed"/>
           <w:tblCellMar>
             <w:top w:w="0" w:type="dxa"/>
             <w:left w:w="0" w:type="dxa"/>
@@ -414,7 +403,7 @@
           </w:tblCellMar>
         </w:tblPrEx>
         <w:trPr>
-          <w:trHeight w:val="474" w:hRule="atLeast"/>
+          <w:trHeight w:val="474"/>
         </w:trPr>
         <w:tc>
           <w:tcPr>
@@ -422,7 +411,7 @@
           </w:tcPr>
           <w:p>
             <w:pPr>
-              <w:pStyle w:val="29"/>
+              <w:pStyle w:val="TableText"/>
               <w:spacing w:before="163" w:line="239" w:lineRule="auto"/>
               <w:ind w:left="638"/>
             </w:pPr>
@@ -440,7 +429,7 @@
           </w:tcPr>
           <w:p>
             <w:pPr>
-              <w:pStyle w:val="29"/>
+              <w:pStyle w:val="TableText"/>
               <w:spacing w:before="163"/>
               <w:ind w:left="361"/>
             </w:pPr>
@@ -448,22 +437,8 @@
               <w:rPr>
                 <w:spacing w:val="-2"/>
               </w:rPr>
-              <w:t>20</w:t>
+              <w:t>2025-7-4</w:t>
             </w:r>
-            <w:r>
-              <w:rPr>
-                <w:rFonts w:hint="eastAsia" w:eastAsia="宋体"/>
-                <w:spacing w:val="-2"/>
-                <w:lang w:val="en-US" w:eastAsia="zh-CN"/>
-              </w:rPr>
-              <w:t>25</w:t>
-            </w:r>
-            <w:r>
-              <w:rPr>
-                <w:spacing w:val="-2"/>
-              </w:rPr>
-              <w:t>-1-4</w:t>
-            </w:r>
           </w:p>
         </w:tc>
         <w:tc>
@@ -472,7 +447,7 @@
           </w:tcPr>
           <w:p>
             <w:pPr>
-              <w:pStyle w:val="29"/>
+              <w:pStyle w:val="TableText"/>
               <w:spacing w:before="133" w:line="219" w:lineRule="auto"/>
               <w:ind w:left="738"/>
             </w:pPr>
@@ -490,18 +465,18 @@
           </w:tcPr>
           <w:p>
             <w:pPr>
-              <w:pStyle w:val="29"/>
+              <w:pStyle w:val="TableText"/>
               <w:spacing w:before="134" w:line="220" w:lineRule="auto"/>
               <w:ind w:left="480"/>
             </w:pPr>
             <w:r>
               <w:rPr>
-                <w:rFonts w:hint="eastAsia" w:ascii="宋体" w:hAnsi="宋体" w:eastAsia="宋体" w:cs="宋体"/>
+                <w:rFonts w:ascii="宋体" w:eastAsia="宋体" w:hAnsi="宋体" w:cs="宋体" w:hint="eastAsia"/>
                 <w:sz w:val="21"/>
                 <w:szCs w:val="21"/>
                 <w:lang w:val="en-US" w:eastAsia="zh-CN"/>
               </w:rPr>
-              <w:t>胡葛鹏宇</w:t>
+              <w:t>肖龙莽</w:t>
             </w:r>
           </w:p>
         </w:tc>
@@ -511,7 +486,7 @@
           </w:tcPr>
           <w:p>
             <w:pPr>
-              <w:pStyle w:val="29"/>
+              <w:pStyle w:val="TableText"/>
               <w:spacing w:before="133" w:line="220" w:lineRule="auto"/>
               <w:ind w:left="672"/>
             </w:pPr>
@@ -519,21 +494,16 @@
               <w:rPr>
                 <w:spacing w:val="-3"/>
               </w:rPr>
-              <w:t>黄益溪</w:t>
+              <w:t>吴向阳</w:t>
             </w:r>
           </w:p>
         </w:tc>
       </w:tr>
       <w:tr>
         <w:tblPrEx>
-          <w:tblBorders>
-            <w:top w:val="single" w:color="000000" w:sz="4" w:space="0"/>
-            <w:left w:val="single" w:color="000000" w:sz="4" w:space="0"/>
-            <w:bottom w:val="single" w:color="000000" w:sz="4" w:space="0"/>
-            <w:right w:val="single" w:color="000000" w:sz="4" w:space="0"/>
-            <w:insideH w:val="single" w:color="000000" w:sz="4" w:space="0"/>
-            <w:insideV w:val="single" w:color="000000" w:sz="4" w:space="0"/>
-          </w:tblBorders>
+          <w:tblW w:w="9071" w:type="dxa"/>
+          <w:tblInd w:w="5" w:type="dxa"/>
+          <w:tblLayout w:type="fixed"/>
           <w:tblCellMar>
             <w:top w:w="0" w:type="dxa"/>
             <w:left w:w="0" w:type="dxa"/>
@@ -542,7 +512,7 @@
           </w:tblCellMar>
         </w:tblPrEx>
         <w:trPr>
-          <w:trHeight w:val="474" w:hRule="atLeast"/>
+          <w:trHeight w:val="474"/>
         </w:trPr>
         <w:tc>
           <w:tcPr>
@@ -550,7 +520,7 @@
           </w:tcPr>
           <w:p>
             <w:pPr>
-              <w:pStyle w:val="29"/>
+              <w:pStyle w:val="TableText"/>
               <w:spacing w:before="164" w:line="239" w:lineRule="auto"/>
               <w:ind w:left="638"/>
             </w:pPr>
@@ -562,7 +532,7 @@
           </w:tcPr>
           <w:p>
             <w:pPr>
-              <w:pStyle w:val="29"/>
+              <w:pStyle w:val="TableText"/>
               <w:spacing w:before="164"/>
               <w:ind w:left="361"/>
             </w:pPr>
@@ -574,7 +544,7 @@
           </w:tcPr>
           <w:p>
             <w:pPr>
-              <w:pStyle w:val="29"/>
+              <w:pStyle w:val="TableText"/>
               <w:spacing w:before="134" w:line="219" w:lineRule="auto"/>
               <w:ind w:left="737"/>
             </w:pPr>
@@ -586,7 +556,7 @@
           </w:tcPr>
           <w:p>
             <w:pPr>
-              <w:pStyle w:val="29"/>
+              <w:pStyle w:val="TableText"/>
               <w:spacing w:before="135" w:line="220" w:lineRule="auto"/>
               <w:ind w:left="480"/>
             </w:pPr>
@@ -598,7 +568,7 @@
           </w:tcPr>
           <w:p>
             <w:pPr>
-              <w:pStyle w:val="29"/>
+              <w:pStyle w:val="TableText"/>
               <w:spacing w:before="134" w:line="220" w:lineRule="auto"/>
               <w:ind w:left="672"/>
             </w:pPr>
@@ -607,14 +577,9 @@
       </w:tr>
       <w:tr>
         <w:tblPrEx>
-          <w:tblBorders>
-            <w:top w:val="single" w:color="000000" w:sz="4" w:space="0"/>
-            <w:left w:val="single" w:color="000000" w:sz="4" w:space="0"/>
-            <w:bottom w:val="single" w:color="000000" w:sz="4" w:space="0"/>
-            <w:right w:val="single" w:color="000000" w:sz="4" w:space="0"/>
-            <w:insideH w:val="single" w:color="000000" w:sz="4" w:space="0"/>
-            <w:insideV w:val="single" w:color="000000" w:sz="4" w:space="0"/>
-          </w:tblBorders>
+          <w:tblW w:w="9071" w:type="dxa"/>
+          <w:tblInd w:w="5" w:type="dxa"/>
+          <w:tblLayout w:type="fixed"/>
           <w:tblCellMar>
             <w:top w:w="0" w:type="dxa"/>
             <w:left w:w="0" w:type="dxa"/>
@@ -623,7 +588,7 @@
           </w:tblCellMar>
         </w:tblPrEx>
         <w:trPr>
-          <w:trHeight w:val="474" w:hRule="atLeast"/>
+          <w:trHeight w:val="474"/>
         </w:trPr>
         <w:tc>
           <w:tcPr>
@@ -631,7 +596,7 @@
           </w:tcPr>
           <w:p>
             <w:pPr>
-              <w:pStyle w:val="29"/>
+              <w:pStyle w:val="TableText"/>
               <w:spacing w:before="165" w:line="239" w:lineRule="auto"/>
               <w:ind w:left="638"/>
             </w:pPr>
@@ -643,7 +608,7 @@
           </w:tcPr>
           <w:p>
             <w:pPr>
-              <w:pStyle w:val="29"/>
+              <w:pStyle w:val="TableText"/>
               <w:spacing w:before="165"/>
               <w:ind w:left="361"/>
             </w:pPr>
@@ -655,7 +620,7 @@
           </w:tcPr>
           <w:p>
             <w:pPr>
-              <w:pStyle w:val="29"/>
+              <w:pStyle w:val="TableText"/>
               <w:spacing w:before="135" w:line="219" w:lineRule="auto"/>
               <w:ind w:left="737"/>
             </w:pPr>
@@ -667,7 +632,7 @@
           </w:tcPr>
           <w:p>
             <w:pPr>
-              <w:pStyle w:val="29"/>
+              <w:pStyle w:val="TableText"/>
               <w:spacing w:before="136" w:line="220" w:lineRule="auto"/>
               <w:ind w:left="480"/>
             </w:pPr>
@@ -679,7 +644,7 @@
           </w:tcPr>
           <w:p>
             <w:pPr>
-              <w:pStyle w:val="29"/>
+              <w:pStyle w:val="TableText"/>
               <w:spacing w:before="135" w:line="220" w:lineRule="auto"/>
               <w:ind w:left="672"/>
             </w:pPr>
@@ -688,14 +653,9 @@
       </w:tr>
       <w:tr>
         <w:tblPrEx>
-          <w:tblBorders>
-            <w:top w:val="single" w:color="000000" w:sz="4" w:space="0"/>
-            <w:left w:val="single" w:color="000000" w:sz="4" w:space="0"/>
-            <w:bottom w:val="single" w:color="000000" w:sz="4" w:space="0"/>
-            <w:right w:val="single" w:color="000000" w:sz="4" w:space="0"/>
-            <w:insideH w:val="single" w:color="000000" w:sz="4" w:space="0"/>
-            <w:insideV w:val="single" w:color="000000" w:sz="4" w:space="0"/>
-          </w:tblBorders>
+          <w:tblW w:w="9071" w:type="dxa"/>
+          <w:tblInd w:w="5" w:type="dxa"/>
+          <w:tblLayout w:type="fixed"/>
           <w:tblCellMar>
             <w:top w:w="0" w:type="dxa"/>
             <w:left w:w="0" w:type="dxa"/>
@@ -704,7 +664,7 @@
           </w:tblCellMar>
         </w:tblPrEx>
         <w:trPr>
-          <w:trHeight w:val="474" w:hRule="atLeast"/>
+          <w:trHeight w:val="474"/>
         </w:trPr>
         <w:tc>
           <w:tcPr>
@@ -712,7 +672,7 @@
           </w:tcPr>
           <w:p>
             <w:pPr>
-              <w:pStyle w:val="29"/>
+              <w:pStyle w:val="TableText"/>
               <w:spacing w:before="166" w:line="239" w:lineRule="auto"/>
               <w:ind w:left="638"/>
             </w:pPr>
@@ -724,7 +684,7 @@
           </w:tcPr>
           <w:p>
             <w:pPr>
-              <w:pStyle w:val="29"/>
+              <w:pStyle w:val="TableText"/>
               <w:spacing w:before="166"/>
               <w:ind w:left="361"/>
             </w:pPr>
@@ -736,7 +696,7 @@
           </w:tcPr>
           <w:p>
             <w:pPr>
-              <w:pStyle w:val="29"/>
+              <w:pStyle w:val="TableText"/>
               <w:spacing w:before="136" w:line="219" w:lineRule="auto"/>
               <w:ind w:left="737"/>
             </w:pPr>
@@ -748,7 +708,7 @@
           </w:tcPr>
           <w:p>
             <w:pPr>
-              <w:pStyle w:val="29"/>
+              <w:pStyle w:val="TableText"/>
               <w:spacing w:before="137" w:line="220" w:lineRule="auto"/>
               <w:ind w:left="480"/>
             </w:pPr>
@@ -760,7 +720,7 @@
           </w:tcPr>
           <w:p>
             <w:pPr>
-              <w:pStyle w:val="29"/>
+              <w:pStyle w:val="TableText"/>
               <w:spacing w:before="136" w:line="220" w:lineRule="auto"/>
               <w:ind w:left="672"/>
             </w:pPr>
@@ -769,14 +729,9 @@
       </w:tr>
       <w:tr>
         <w:tblPrEx>
-          <w:tblBorders>
-            <w:top w:val="single" w:color="000000" w:sz="4" w:space="0"/>
-            <w:left w:val="single" w:color="000000" w:sz="4" w:space="0"/>
-            <w:bottom w:val="single" w:color="000000" w:sz="4" w:space="0"/>
-            <w:right w:val="single" w:color="000000" w:sz="4" w:space="0"/>
-            <w:insideH w:val="single" w:color="000000" w:sz="4" w:space="0"/>
-            <w:insideV w:val="single" w:color="000000" w:sz="4" w:space="0"/>
-          </w:tblBorders>
+          <w:tblW w:w="9071" w:type="dxa"/>
+          <w:tblInd w:w="5" w:type="dxa"/>
+          <w:tblLayout w:type="fixed"/>
           <w:tblCellMar>
             <w:top w:w="0" w:type="dxa"/>
             <w:left w:w="0" w:type="dxa"/>
@@ -785,7 +740,7 @@
           </w:tblCellMar>
         </w:tblPrEx>
         <w:trPr>
-          <w:trHeight w:val="589" w:hRule="atLeast"/>
+          <w:trHeight w:val="589"/>
         </w:trPr>
         <w:tc>
           <w:tcPr>
@@ -862,7 +817,7 @@
     <w:sdt>
       <w:sdtPr>
         <w:rPr>
-          <w:rFonts w:ascii="宋体" w:hAnsi="宋体" w:eastAsia="宋体" w:cs="Times New Roman"/>
+          <w:rFonts w:ascii="宋体" w:eastAsia="宋体" w:hAnsi="宋体" w:cs="Times New Roman"/>
           <w:kern w:val="2"/>
           <w:sz w:val="28"/>
           <w:szCs w:val="28"/>
@@ -876,7 +831,7 @@
       </w:sdtPr>
       <w:sdtEndPr>
         <w:rPr>
-          <w:rFonts w:ascii="Times New Roman" w:hAnsi="Times New Roman" w:eastAsia="宋体" w:cs="Times New Roman"/>
+          <w:rFonts w:ascii="Times New Roman" w:eastAsia="宋体" w:hAnsi="Times New Roman" w:cs="Times New Roman"/>
           <w:kern w:val="2"/>
           <w:sz w:val="21"/>
           <w:szCs w:val="24"/>
@@ -887,17 +842,17 @@
         <w:p>
           <w:pPr>
             <w:spacing w:before="0" w:beforeLines="0" w:after="0" w:afterLines="0" w:line="240" w:lineRule="auto"/>
-            <w:ind w:left="0" w:leftChars="0" w:right="0" w:rightChars="0" w:firstLine="0" w:firstLineChars="0"/>
+            <w:ind w:left="0" w:right="0" w:firstLine="0" w:leftChars="0" w:rightChars="0" w:firstLineChars="0"/>
             <w:jc w:val="center"/>
             <w:rPr>
-              <w:rFonts w:hint="eastAsia" w:ascii="Microsoft JhengHei" w:hAnsi="Microsoft JhengHei" w:eastAsia="Microsoft JhengHei" w:cs="Microsoft JhengHei"/>
+              <w:rFonts w:ascii="Microsoft JhengHei" w:eastAsia="Microsoft JhengHei" w:hAnsi="Microsoft JhengHei" w:cs="Microsoft JhengHei" w:hint="eastAsia"/>
               <w:sz w:val="24"/>
               <w:szCs w:val="24"/>
             </w:rPr>
           </w:pPr>
           <w:r>
             <w:rPr>
-              <w:rFonts w:hint="eastAsia" w:ascii="Microsoft JhengHei" w:hAnsi="Microsoft JhengHei" w:eastAsia="Microsoft JhengHei" w:cs="Microsoft JhengHei"/>
+              <w:rFonts w:ascii="Microsoft JhengHei" w:eastAsia="Microsoft JhengHei" w:hAnsi="Microsoft JhengHei" w:cs="Microsoft JhengHei" w:hint="eastAsia"/>
               <w:sz w:val="24"/>
               <w:szCs w:val="24"/>
             </w:rPr>
@@ -906,14 +861,14 @@
         </w:p>
         <w:p>
           <w:pPr>
-            <w:pStyle w:val="17"/>
+            <w:pStyle w:val="TOC1"/>
             <w:tabs>
               <w:tab w:val="right" w:leader="dot" w:pos="8306"/>
             </w:tabs>
           </w:pPr>
           <w:r>
             <w:rPr>
-              <w:rFonts w:hint="eastAsia" w:ascii="Microsoft JhengHei" w:hAnsi="Microsoft JhengHei" w:eastAsia="Microsoft JhengHei" w:cs="Microsoft JhengHei"/>
+              <w:rFonts w:ascii="Microsoft JhengHei" w:eastAsia="Microsoft JhengHei" w:hAnsi="Microsoft JhengHei" w:cs="Microsoft JhengHei" w:hint="eastAsia"/>
               <w:sz w:val="24"/>
               <w:szCs w:val="24"/>
             </w:rPr>
@@ -921,7 +876,7 @@
           </w:r>
           <w:r>
             <w:rPr>
-              <w:rFonts w:hint="eastAsia" w:ascii="Microsoft JhengHei" w:hAnsi="Microsoft JhengHei" w:eastAsia="Microsoft JhengHei" w:cs="Microsoft JhengHei"/>
+              <w:rFonts w:ascii="Microsoft JhengHei" w:eastAsia="Microsoft JhengHei" w:hAnsi="Microsoft JhengHei" w:cs="Microsoft JhengHei" w:hint="eastAsia"/>
               <w:sz w:val="24"/>
               <w:szCs w:val="24"/>
             </w:rPr>
@@ -929,7 +884,7 @@
           </w:r>
           <w:r>
             <w:rPr>
-              <w:rFonts w:hint="eastAsia" w:ascii="Microsoft JhengHei" w:hAnsi="Microsoft JhengHei" w:eastAsia="Microsoft JhengHei" w:cs="Microsoft JhengHei"/>
+              <w:rFonts w:ascii="Microsoft JhengHei" w:eastAsia="Microsoft JhengHei" w:hAnsi="Microsoft JhengHei" w:cs="Microsoft JhengHei" w:hint="eastAsia"/>
               <w:sz w:val="24"/>
               <w:szCs w:val="24"/>
             </w:rPr>
@@ -937,21 +892,21 @@
           </w:r>
           <w:r>
             <w:rPr>
-              <w:rFonts w:hint="eastAsia" w:ascii="Microsoft JhengHei" w:hAnsi="Microsoft JhengHei" w:eastAsia="Microsoft JhengHei" w:cs="Microsoft JhengHei"/>
+              <w:rFonts w:ascii="Microsoft JhengHei" w:eastAsia="Microsoft JhengHei" w:hAnsi="Microsoft JhengHei" w:cs="Microsoft JhengHei" w:hint="eastAsia"/>
               <w:szCs w:val="24"/>
             </w:rPr>
             <w:fldChar w:fldCharType="begin"/>
           </w:r>
           <w:r>
             <w:rPr>
-              <w:rFonts w:hint="eastAsia" w:ascii="Microsoft JhengHei" w:hAnsi="Microsoft JhengHei" w:eastAsia="Microsoft JhengHei" w:cs="Microsoft JhengHei"/>
+              <w:rFonts w:ascii="Microsoft JhengHei" w:eastAsia="Microsoft JhengHei" w:hAnsi="Microsoft JhengHei" w:cs="Microsoft JhengHei" w:hint="eastAsia"/>
               <w:szCs w:val="24"/>
             </w:rPr>
             <w:instrText xml:space="preserve"> HYPERLINK \l _Toc27038 </w:instrText>
           </w:r>
           <w:r>
             <w:rPr>
-              <w:rFonts w:hint="eastAsia" w:ascii="Microsoft JhengHei" w:hAnsi="Microsoft JhengHei" w:eastAsia="Microsoft JhengHei" w:cs="Microsoft JhengHei"/>
+              <w:rFonts w:ascii="Microsoft JhengHei" w:eastAsia="Microsoft JhengHei" w:hAnsi="Microsoft JhengHei" w:cs="Microsoft JhengHei" w:hint="eastAsia"/>
               <w:szCs w:val="24"/>
             </w:rPr>
             <w:fldChar w:fldCharType="separate"/>
@@ -983,7 +938,7 @@
           </w:r>
           <w:r>
             <w:rPr>
-              <w:rFonts w:hint="eastAsia" w:ascii="Microsoft JhengHei" w:hAnsi="Microsoft JhengHei" w:eastAsia="Microsoft JhengHei" w:cs="Microsoft JhengHei"/>
+              <w:rFonts w:ascii="Microsoft JhengHei" w:eastAsia="Microsoft JhengHei" w:hAnsi="Microsoft JhengHei" w:cs="Microsoft JhengHei" w:hint="eastAsia"/>
               <w:szCs w:val="24"/>
             </w:rPr>
             <w:fldChar w:fldCharType="end"/>
@@ -991,34 +946,34 @@
         </w:p>
         <w:p>
           <w:pPr>
-            <w:pStyle w:val="17"/>
+            <w:pStyle w:val="TOC1"/>
             <w:tabs>
               <w:tab w:val="right" w:leader="dot" w:pos="8306"/>
             </w:tabs>
           </w:pPr>
           <w:r>
             <w:rPr>
-              <w:rFonts w:hint="eastAsia" w:ascii="Microsoft JhengHei" w:hAnsi="Microsoft JhengHei" w:eastAsia="Microsoft JhengHei" w:cs="Microsoft JhengHei"/>
+              <w:rFonts w:ascii="Microsoft JhengHei" w:eastAsia="Microsoft JhengHei" w:hAnsi="Microsoft JhengHei" w:cs="Microsoft JhengHei" w:hint="eastAsia"/>
               <w:szCs w:val="24"/>
             </w:rPr>
             <w:fldChar w:fldCharType="begin"/>
           </w:r>
           <w:r>
             <w:rPr>
-              <w:rFonts w:hint="eastAsia" w:ascii="Microsoft JhengHei" w:hAnsi="Microsoft JhengHei" w:eastAsia="Microsoft JhengHei" w:cs="Microsoft JhengHei"/>
+              <w:rFonts w:ascii="Microsoft JhengHei" w:eastAsia="Microsoft JhengHei" w:hAnsi="Microsoft JhengHei" w:cs="Microsoft JhengHei" w:hint="eastAsia"/>
               <w:szCs w:val="24"/>
             </w:rPr>
             <w:instrText xml:space="preserve"> HYPERLINK \l _Toc29985 </w:instrText>
           </w:r>
           <w:r>
             <w:rPr>
-              <w:rFonts w:hint="eastAsia" w:ascii="Microsoft JhengHei" w:hAnsi="Microsoft JhengHei" w:eastAsia="Microsoft JhengHei" w:cs="Microsoft JhengHei"/>
+              <w:rFonts w:ascii="Microsoft JhengHei" w:eastAsia="Microsoft JhengHei" w:hAnsi="Microsoft JhengHei" w:cs="Microsoft JhengHei" w:hint="eastAsia"/>
               <w:szCs w:val="24"/>
             </w:rPr>
             <w:fldChar w:fldCharType="separate"/>
           </w:r>
           <w:r>
-            <w:t>甘肃国邦信息科技有限公司</w:t>
+            <w:t>中达丰集团有限公司</w:t>
           </w:r>
           <w:r>
             <w:tab/>
@@ -1040,7 +995,7 @@
           </w:r>
           <w:r>
             <w:rPr>
-              <w:rFonts w:hint="eastAsia" w:ascii="Microsoft JhengHei" w:hAnsi="Microsoft JhengHei" w:eastAsia="Microsoft JhengHei" w:cs="Microsoft JhengHei"/>
+              <w:rFonts w:ascii="Microsoft JhengHei" w:eastAsia="Microsoft JhengHei" w:hAnsi="Microsoft JhengHei" w:cs="Microsoft JhengHei" w:hint="eastAsia"/>
               <w:szCs w:val="24"/>
             </w:rPr>
             <w:fldChar w:fldCharType="end"/>
@@ -1048,35 +1003,35 @@
         </w:p>
         <w:p>
           <w:pPr>
-            <w:pStyle w:val="17"/>
+            <w:pStyle w:val="TOC1"/>
             <w:tabs>
               <w:tab w:val="right" w:leader="dot" w:pos="8306"/>
             </w:tabs>
           </w:pPr>
           <w:r>
             <w:rPr>
-              <w:rFonts w:hint="eastAsia" w:ascii="Microsoft JhengHei" w:hAnsi="Microsoft JhengHei" w:eastAsia="Microsoft JhengHei" w:cs="Microsoft JhengHei"/>
+              <w:rFonts w:ascii="Microsoft JhengHei" w:eastAsia="Microsoft JhengHei" w:hAnsi="Microsoft JhengHei" w:cs="Microsoft JhengHei" w:hint="eastAsia"/>
               <w:szCs w:val="24"/>
             </w:rPr>
             <w:fldChar w:fldCharType="begin"/>
           </w:r>
           <w:r>
             <w:rPr>
-              <w:rFonts w:hint="eastAsia" w:ascii="Microsoft JhengHei" w:hAnsi="Microsoft JhengHei" w:eastAsia="Microsoft JhengHei" w:cs="Microsoft JhengHei"/>
+              <w:rFonts w:ascii="Microsoft JhengHei" w:eastAsia="Microsoft JhengHei" w:hAnsi="Microsoft JhengHei" w:cs="Microsoft JhengHei" w:hint="eastAsia"/>
               <w:szCs w:val="24"/>
             </w:rPr>
             <w:instrText xml:space="preserve"> HYPERLINK \l _Toc26531 </w:instrText>
           </w:r>
           <w:r>
             <w:rPr>
-              <w:rFonts w:hint="eastAsia" w:ascii="Microsoft JhengHei" w:hAnsi="Microsoft JhengHei" w:eastAsia="Microsoft JhengHei" w:cs="Microsoft JhengHei"/>
+              <w:rFonts w:ascii="Microsoft JhengHei" w:eastAsia="Microsoft JhengHei" w:hAnsi="Microsoft JhengHei" w:cs="Microsoft JhengHei" w:hint="eastAsia"/>
               <w:szCs w:val="24"/>
             </w:rPr>
             <w:fldChar w:fldCharType="separate"/>
           </w:r>
           <w:r>
             <w:rPr>
-              <w:rFonts w:ascii="宋体" w:hAnsi="宋体" w:eastAsia="宋体" w:cs="宋体"/>
+              <w:rFonts w:ascii="宋体" w:eastAsia="宋体" w:hAnsi="宋体" w:cs="宋体"/>
               <w:spacing w:val="-2"/>
               <w:szCs w:val="21"/>
             </w:rPr>
@@ -1102,7 +1057,7 @@
           </w:r>
           <w:r>
             <w:rPr>
-              <w:rFonts w:hint="eastAsia" w:ascii="Microsoft JhengHei" w:hAnsi="Microsoft JhengHei" w:eastAsia="Microsoft JhengHei" w:cs="Microsoft JhengHei"/>
+              <w:rFonts w:ascii="Microsoft JhengHei" w:eastAsia="Microsoft JhengHei" w:hAnsi="Microsoft JhengHei" w:cs="Microsoft JhengHei" w:hint="eastAsia"/>
               <w:szCs w:val="24"/>
             </w:rPr>
             <w:fldChar w:fldCharType="end"/>
@@ -1110,28 +1065,28 @@
         </w:p>
         <w:p>
           <w:pPr>
-            <w:pStyle w:val="17"/>
+            <w:pStyle w:val="TOC1"/>
             <w:tabs>
               <w:tab w:val="right" w:leader="dot" w:pos="8306"/>
             </w:tabs>
           </w:pPr>
           <w:r>
             <w:rPr>
-              <w:rFonts w:hint="eastAsia" w:ascii="Microsoft JhengHei" w:hAnsi="Microsoft JhengHei" w:eastAsia="Microsoft JhengHei" w:cs="Microsoft JhengHei"/>
+              <w:rFonts w:ascii="Microsoft JhengHei" w:eastAsia="Microsoft JhengHei" w:hAnsi="Microsoft JhengHei" w:cs="Microsoft JhengHei" w:hint="eastAsia"/>
               <w:szCs w:val="24"/>
             </w:rPr>
             <w:fldChar w:fldCharType="begin"/>
           </w:r>
           <w:r>
             <w:rPr>
-              <w:rFonts w:hint="eastAsia" w:ascii="Microsoft JhengHei" w:hAnsi="Microsoft JhengHei" w:eastAsia="Microsoft JhengHei" w:cs="Microsoft JhengHei"/>
+              <w:rFonts w:ascii="Microsoft JhengHei" w:eastAsia="Microsoft JhengHei" w:hAnsi="Microsoft JhengHei" w:cs="Microsoft JhengHei" w:hint="eastAsia"/>
               <w:szCs w:val="24"/>
             </w:rPr>
             <w:instrText xml:space="preserve"> HYPERLINK \l _Toc879 </w:instrText>
           </w:r>
           <w:r>
             <w:rPr>
-              <w:rFonts w:hint="eastAsia" w:ascii="Microsoft JhengHei" w:hAnsi="Microsoft JhengHei" w:eastAsia="Microsoft JhengHei" w:cs="Microsoft JhengHei"/>
+              <w:rFonts w:ascii="Microsoft JhengHei" w:eastAsia="Microsoft JhengHei" w:hAnsi="Microsoft JhengHei" w:cs="Microsoft JhengHei" w:hint="eastAsia"/>
               <w:szCs w:val="24"/>
             </w:rPr>
             <w:fldChar w:fldCharType="separate"/>
@@ -1163,7 +1118,7 @@
           </w:r>
           <w:r>
             <w:rPr>
-              <w:rFonts w:hint="eastAsia" w:ascii="Microsoft JhengHei" w:hAnsi="Microsoft JhengHei" w:eastAsia="Microsoft JhengHei" w:cs="Microsoft JhengHei"/>
+              <w:rFonts w:ascii="Microsoft JhengHei" w:eastAsia="Microsoft JhengHei" w:hAnsi="Microsoft JhengHei" w:cs="Microsoft JhengHei" w:hint="eastAsia"/>
               <w:szCs w:val="24"/>
             </w:rPr>
             <w:fldChar w:fldCharType="end"/>
@@ -1171,28 +1126,28 @@
         </w:p>
         <w:p>
           <w:pPr>
-            <w:pStyle w:val="17"/>
+            <w:pStyle w:val="TOC1"/>
             <w:tabs>
               <w:tab w:val="right" w:leader="dot" w:pos="8306"/>
             </w:tabs>
           </w:pPr>
           <w:r>
             <w:rPr>
-              <w:rFonts w:hint="eastAsia" w:ascii="Microsoft JhengHei" w:hAnsi="Microsoft JhengHei" w:eastAsia="Microsoft JhengHei" w:cs="Microsoft JhengHei"/>
+              <w:rFonts w:ascii="Microsoft JhengHei" w:eastAsia="Microsoft JhengHei" w:hAnsi="Microsoft JhengHei" w:cs="Microsoft JhengHei" w:hint="eastAsia"/>
               <w:szCs w:val="24"/>
             </w:rPr>
             <w:fldChar w:fldCharType="begin"/>
           </w:r>
           <w:r>
             <w:rPr>
-              <w:rFonts w:hint="eastAsia" w:ascii="Microsoft JhengHei" w:hAnsi="Microsoft JhengHei" w:eastAsia="Microsoft JhengHei" w:cs="Microsoft JhengHei"/>
+              <w:rFonts w:ascii="Microsoft JhengHei" w:eastAsia="Microsoft JhengHei" w:hAnsi="Microsoft JhengHei" w:cs="Microsoft JhengHei" w:hint="eastAsia"/>
               <w:szCs w:val="24"/>
             </w:rPr>
             <w:instrText xml:space="preserve"> HYPERLINK \l _Toc32451 </w:instrText>
           </w:r>
           <w:r>
             <w:rPr>
-              <w:rFonts w:hint="eastAsia" w:ascii="Microsoft JhengHei" w:hAnsi="Microsoft JhengHei" w:eastAsia="Microsoft JhengHei" w:cs="Microsoft JhengHei"/>
+              <w:rFonts w:ascii="Microsoft JhengHei" w:eastAsia="Microsoft JhengHei" w:hAnsi="Microsoft JhengHei" w:cs="Microsoft JhengHei" w:hint="eastAsia"/>
               <w:szCs w:val="24"/>
             </w:rPr>
             <w:fldChar w:fldCharType="separate"/>
@@ -1224,7 +1179,7 @@
           </w:r>
           <w:r>
             <w:rPr>
-              <w:rFonts w:hint="eastAsia" w:ascii="Microsoft JhengHei" w:hAnsi="Microsoft JhengHei" w:eastAsia="Microsoft JhengHei" w:cs="Microsoft JhengHei"/>
+              <w:rFonts w:ascii="Microsoft JhengHei" w:eastAsia="Microsoft JhengHei" w:hAnsi="Microsoft JhengHei" w:cs="Microsoft JhengHei" w:hint="eastAsia"/>
               <w:szCs w:val="24"/>
             </w:rPr>
             <w:fldChar w:fldCharType="end"/>
@@ -1232,28 +1187,28 @@
         </w:p>
         <w:p>
           <w:pPr>
-            <w:pStyle w:val="17"/>
+            <w:pStyle w:val="TOC1"/>
             <w:tabs>
               <w:tab w:val="right" w:leader="dot" w:pos="8306"/>
             </w:tabs>
           </w:pPr>
           <w:r>
             <w:rPr>
-              <w:rFonts w:hint="eastAsia" w:ascii="Microsoft JhengHei" w:hAnsi="Microsoft JhengHei" w:eastAsia="Microsoft JhengHei" w:cs="Microsoft JhengHei"/>
+              <w:rFonts w:ascii="Microsoft JhengHei" w:eastAsia="Microsoft JhengHei" w:hAnsi="Microsoft JhengHei" w:cs="Microsoft JhengHei" w:hint="eastAsia"/>
               <w:szCs w:val="24"/>
             </w:rPr>
             <w:fldChar w:fldCharType="begin"/>
           </w:r>
           <w:r>
             <w:rPr>
-              <w:rFonts w:hint="eastAsia" w:ascii="Microsoft JhengHei" w:hAnsi="Microsoft JhengHei" w:eastAsia="Microsoft JhengHei" w:cs="Microsoft JhengHei"/>
+              <w:rFonts w:ascii="Microsoft JhengHei" w:eastAsia="Microsoft JhengHei" w:hAnsi="Microsoft JhengHei" w:cs="Microsoft JhengHei" w:hint="eastAsia"/>
               <w:szCs w:val="24"/>
             </w:rPr>
             <w:instrText xml:space="preserve"> HYPERLINK \l _Toc26255 </w:instrText>
           </w:r>
           <w:r>
             <w:rPr>
-              <w:rFonts w:hint="eastAsia" w:ascii="Microsoft JhengHei" w:hAnsi="Microsoft JhengHei" w:eastAsia="Microsoft JhengHei" w:cs="Microsoft JhengHei"/>
+              <w:rFonts w:ascii="Microsoft JhengHei" w:eastAsia="Microsoft JhengHei" w:hAnsi="Microsoft JhengHei" w:cs="Microsoft JhengHei" w:hint="eastAsia"/>
               <w:szCs w:val="24"/>
             </w:rPr>
             <w:fldChar w:fldCharType="separate"/>
@@ -1292,7 +1247,7 @@
           </w:r>
           <w:r>
             <w:rPr>
-              <w:rFonts w:hint="eastAsia" w:ascii="Microsoft JhengHei" w:hAnsi="Microsoft JhengHei" w:eastAsia="Microsoft JhengHei" w:cs="Microsoft JhengHei"/>
+              <w:rFonts w:ascii="Microsoft JhengHei" w:eastAsia="Microsoft JhengHei" w:hAnsi="Microsoft JhengHei" w:cs="Microsoft JhengHei" w:hint="eastAsia"/>
               <w:szCs w:val="24"/>
             </w:rPr>
             <w:fldChar w:fldCharType="end"/>
@@ -1300,28 +1255,28 @@
         </w:p>
         <w:p>
           <w:pPr>
-            <w:pStyle w:val="17"/>
+            <w:pStyle w:val="TOC1"/>
             <w:tabs>
               <w:tab w:val="right" w:leader="dot" w:pos="8306"/>
             </w:tabs>
           </w:pPr>
           <w:r>
             <w:rPr>
-              <w:rFonts w:hint="eastAsia" w:ascii="Microsoft JhengHei" w:hAnsi="Microsoft JhengHei" w:eastAsia="Microsoft JhengHei" w:cs="Microsoft JhengHei"/>
+              <w:rFonts w:ascii="Microsoft JhengHei" w:eastAsia="Microsoft JhengHei" w:hAnsi="Microsoft JhengHei" w:cs="Microsoft JhengHei" w:hint="eastAsia"/>
               <w:szCs w:val="24"/>
             </w:rPr>
             <w:fldChar w:fldCharType="begin"/>
           </w:r>
           <w:r>
             <w:rPr>
-              <w:rFonts w:hint="eastAsia" w:ascii="Microsoft JhengHei" w:hAnsi="Microsoft JhengHei" w:eastAsia="Microsoft JhengHei" w:cs="Microsoft JhengHei"/>
+              <w:rFonts w:ascii="Microsoft JhengHei" w:eastAsia="Microsoft JhengHei" w:hAnsi="Microsoft JhengHei" w:cs="Microsoft JhengHei" w:hint="eastAsia"/>
               <w:szCs w:val="24"/>
             </w:rPr>
             <w:instrText xml:space="preserve"> HYPERLINK \l _Toc4105 </w:instrText>
           </w:r>
           <w:r>
             <w:rPr>
-              <w:rFonts w:hint="eastAsia" w:ascii="Microsoft JhengHei" w:hAnsi="Microsoft JhengHei" w:eastAsia="Microsoft JhengHei" w:cs="Microsoft JhengHei"/>
+              <w:rFonts w:ascii="Microsoft JhengHei" w:eastAsia="Microsoft JhengHei" w:hAnsi="Microsoft JhengHei" w:cs="Microsoft JhengHei" w:hint="eastAsia"/>
               <w:szCs w:val="24"/>
             </w:rPr>
             <w:fldChar w:fldCharType="separate"/>
@@ -1353,7 +1308,7 @@
           </w:r>
           <w:r>
             <w:rPr>
-              <w:rFonts w:hint="eastAsia" w:ascii="Microsoft JhengHei" w:hAnsi="Microsoft JhengHei" w:eastAsia="Microsoft JhengHei" w:cs="Microsoft JhengHei"/>
+              <w:rFonts w:ascii="Microsoft JhengHei" w:eastAsia="Microsoft JhengHei" w:hAnsi="Microsoft JhengHei" w:cs="Microsoft JhengHei" w:hint="eastAsia"/>
               <w:szCs w:val="24"/>
             </w:rPr>
             <w:fldChar w:fldCharType="end"/>
@@ -1361,28 +1316,28 @@
         </w:p>
         <w:p>
           <w:pPr>
-            <w:pStyle w:val="18"/>
+            <w:pStyle w:val="TOC2"/>
             <w:tabs>
               <w:tab w:val="right" w:leader="dot" w:pos="8306"/>
             </w:tabs>
           </w:pPr>
           <w:r>
             <w:rPr>
-              <w:rFonts w:hint="eastAsia" w:ascii="Microsoft JhengHei" w:hAnsi="Microsoft JhengHei" w:eastAsia="Microsoft JhengHei" w:cs="Microsoft JhengHei"/>
+              <w:rFonts w:ascii="Microsoft JhengHei" w:eastAsia="Microsoft JhengHei" w:hAnsi="Microsoft JhengHei" w:cs="Microsoft JhengHei" w:hint="eastAsia"/>
               <w:szCs w:val="24"/>
             </w:rPr>
             <w:fldChar w:fldCharType="begin"/>
           </w:r>
           <w:r>
             <w:rPr>
-              <w:rFonts w:hint="eastAsia" w:ascii="Microsoft JhengHei" w:hAnsi="Microsoft JhengHei" w:eastAsia="Microsoft JhengHei" w:cs="Microsoft JhengHei"/>
+              <w:rFonts w:ascii="Microsoft JhengHei" w:eastAsia="Microsoft JhengHei" w:hAnsi="Microsoft JhengHei" w:cs="Microsoft JhengHei" w:hint="eastAsia"/>
               <w:szCs w:val="24"/>
             </w:rPr>
             <w:instrText xml:space="preserve"> HYPERLINK \l _Toc26222 </w:instrText>
           </w:r>
           <w:r>
             <w:rPr>
-              <w:rFonts w:hint="eastAsia" w:ascii="Microsoft JhengHei" w:hAnsi="Microsoft JhengHei" w:eastAsia="Microsoft JhengHei" w:cs="Microsoft JhengHei"/>
+              <w:rFonts w:ascii="Microsoft JhengHei" w:eastAsia="Microsoft JhengHei" w:hAnsi="Microsoft JhengHei" w:cs="Microsoft JhengHei" w:hint="eastAsia"/>
               <w:szCs w:val="24"/>
             </w:rPr>
             <w:fldChar w:fldCharType="separate"/>
@@ -1421,7 +1376,7 @@
           </w:r>
           <w:r>
             <w:rPr>
-              <w:rFonts w:hint="eastAsia" w:ascii="Microsoft JhengHei" w:hAnsi="Microsoft JhengHei" w:eastAsia="Microsoft JhengHei" w:cs="Microsoft JhengHei"/>
+              <w:rFonts w:ascii="Microsoft JhengHei" w:eastAsia="Microsoft JhengHei" w:hAnsi="Microsoft JhengHei" w:cs="Microsoft JhengHei" w:hint="eastAsia"/>
               <w:szCs w:val="24"/>
             </w:rPr>
             <w:fldChar w:fldCharType="end"/>
@@ -1429,28 +1384,28 @@
         </w:p>
         <w:p>
           <w:pPr>
-            <w:pStyle w:val="18"/>
+            <w:pStyle w:val="TOC2"/>
             <w:tabs>
               <w:tab w:val="right" w:leader="dot" w:pos="8306"/>
             </w:tabs>
           </w:pPr>
           <w:r>
             <w:rPr>
-              <w:rFonts w:hint="eastAsia" w:ascii="Microsoft JhengHei" w:hAnsi="Microsoft JhengHei" w:eastAsia="Microsoft JhengHei" w:cs="Microsoft JhengHei"/>
+              <w:rFonts w:ascii="Microsoft JhengHei" w:eastAsia="Microsoft JhengHei" w:hAnsi="Microsoft JhengHei" w:cs="Microsoft JhengHei" w:hint="eastAsia"/>
               <w:szCs w:val="24"/>
             </w:rPr>
             <w:fldChar w:fldCharType="begin"/>
           </w:r>
           <w:r>
             <w:rPr>
-              <w:rFonts w:hint="eastAsia" w:ascii="Microsoft JhengHei" w:hAnsi="Microsoft JhengHei" w:eastAsia="Microsoft JhengHei" w:cs="Microsoft JhengHei"/>
+              <w:rFonts w:ascii="Microsoft JhengHei" w:eastAsia="Microsoft JhengHei" w:hAnsi="Microsoft JhengHei" w:cs="Microsoft JhengHei" w:hint="eastAsia"/>
               <w:szCs w:val="24"/>
             </w:rPr>
             <w:instrText xml:space="preserve"> HYPERLINK \l _Toc19059 </w:instrText>
           </w:r>
           <w:r>
             <w:rPr>
-              <w:rFonts w:hint="eastAsia" w:ascii="Microsoft JhengHei" w:hAnsi="Microsoft JhengHei" w:eastAsia="Microsoft JhengHei" w:cs="Microsoft JhengHei"/>
+              <w:rFonts w:ascii="Microsoft JhengHei" w:eastAsia="Microsoft JhengHei" w:hAnsi="Microsoft JhengHei" w:cs="Microsoft JhengHei" w:hint="eastAsia"/>
               <w:szCs w:val="24"/>
             </w:rPr>
             <w:fldChar w:fldCharType="separate"/>
@@ -1489,7 +1444,7 @@
           </w:r>
           <w:r>
             <w:rPr>
-              <w:rFonts w:hint="eastAsia" w:ascii="Microsoft JhengHei" w:hAnsi="Microsoft JhengHei" w:eastAsia="Microsoft JhengHei" w:cs="Microsoft JhengHei"/>
+              <w:rFonts w:ascii="Microsoft JhengHei" w:eastAsia="Microsoft JhengHei" w:hAnsi="Microsoft JhengHei" w:cs="Microsoft JhengHei" w:hint="eastAsia"/>
               <w:szCs w:val="24"/>
             </w:rPr>
             <w:fldChar w:fldCharType="end"/>
@@ -1497,28 +1452,28 @@
         </w:p>
         <w:p>
           <w:pPr>
-            <w:pStyle w:val="18"/>
+            <w:pStyle w:val="TOC2"/>
             <w:tabs>
               <w:tab w:val="right" w:leader="dot" w:pos="8306"/>
             </w:tabs>
           </w:pPr>
           <w:r>
             <w:rPr>
-              <w:rFonts w:hint="eastAsia" w:ascii="Microsoft JhengHei" w:hAnsi="Microsoft JhengHei" w:eastAsia="Microsoft JhengHei" w:cs="Microsoft JhengHei"/>
+              <w:rFonts w:ascii="Microsoft JhengHei" w:eastAsia="Microsoft JhengHei" w:hAnsi="Microsoft JhengHei" w:cs="Microsoft JhengHei" w:hint="eastAsia"/>
               <w:szCs w:val="24"/>
             </w:rPr>
             <w:fldChar w:fldCharType="begin"/>
           </w:r>
           <w:r>
             <w:rPr>
-              <w:rFonts w:hint="eastAsia" w:ascii="Microsoft JhengHei" w:hAnsi="Microsoft JhengHei" w:eastAsia="Microsoft JhengHei" w:cs="Microsoft JhengHei"/>
+              <w:rFonts w:ascii="Microsoft JhengHei" w:eastAsia="Microsoft JhengHei" w:hAnsi="Microsoft JhengHei" w:cs="Microsoft JhengHei" w:hint="eastAsia"/>
               <w:szCs w:val="24"/>
             </w:rPr>
             <w:instrText xml:space="preserve"> HYPERLINK \l _Toc2490 </w:instrText>
           </w:r>
           <w:r>
             <w:rPr>
-              <w:rFonts w:hint="eastAsia" w:ascii="Microsoft JhengHei" w:hAnsi="Microsoft JhengHei" w:eastAsia="Microsoft JhengHei" w:cs="Microsoft JhengHei"/>
+              <w:rFonts w:ascii="Microsoft JhengHei" w:eastAsia="Microsoft JhengHei" w:hAnsi="Microsoft JhengHei" w:cs="Microsoft JhengHei" w:hint="eastAsia"/>
               <w:szCs w:val="24"/>
             </w:rPr>
             <w:fldChar w:fldCharType="separate"/>
@@ -1564,7 +1519,7 @@
           </w:r>
           <w:r>
             <w:rPr>
-              <w:rFonts w:hint="eastAsia" w:ascii="Microsoft JhengHei" w:hAnsi="Microsoft JhengHei" w:eastAsia="Microsoft JhengHei" w:cs="Microsoft JhengHei"/>
+              <w:rFonts w:ascii="Microsoft JhengHei" w:eastAsia="Microsoft JhengHei" w:hAnsi="Microsoft JhengHei" w:cs="Microsoft JhengHei" w:hint="eastAsia"/>
               <w:szCs w:val="24"/>
             </w:rPr>
             <w:fldChar w:fldCharType="end"/>
@@ -1572,28 +1527,28 @@
         </w:p>
         <w:p>
           <w:pPr>
-            <w:pStyle w:val="18"/>
+            <w:pStyle w:val="TOC2"/>
             <w:tabs>
               <w:tab w:val="right" w:leader="dot" w:pos="8306"/>
             </w:tabs>
           </w:pPr>
           <w:r>
             <w:rPr>
-              <w:rFonts w:hint="eastAsia" w:ascii="Microsoft JhengHei" w:hAnsi="Microsoft JhengHei" w:eastAsia="Microsoft JhengHei" w:cs="Microsoft JhengHei"/>
+              <w:rFonts w:ascii="Microsoft JhengHei" w:eastAsia="Microsoft JhengHei" w:hAnsi="Microsoft JhengHei" w:cs="Microsoft JhengHei" w:hint="eastAsia"/>
               <w:szCs w:val="24"/>
             </w:rPr>
             <w:fldChar w:fldCharType="begin"/>
           </w:r>
           <w:r>
             <w:rPr>
-              <w:rFonts w:hint="eastAsia" w:ascii="Microsoft JhengHei" w:hAnsi="Microsoft JhengHei" w:eastAsia="Microsoft JhengHei" w:cs="Microsoft JhengHei"/>
+              <w:rFonts w:ascii="Microsoft JhengHei" w:eastAsia="Microsoft JhengHei" w:hAnsi="Microsoft JhengHei" w:cs="Microsoft JhengHei" w:hint="eastAsia"/>
               <w:szCs w:val="24"/>
             </w:rPr>
             <w:instrText xml:space="preserve"> HYPERLINK \l _Toc26388 </w:instrText>
           </w:r>
           <w:r>
             <w:rPr>
-              <w:rFonts w:hint="eastAsia" w:ascii="Microsoft JhengHei" w:hAnsi="Microsoft JhengHei" w:eastAsia="Microsoft JhengHei" w:cs="Microsoft JhengHei"/>
+              <w:rFonts w:ascii="Microsoft JhengHei" w:eastAsia="Microsoft JhengHei" w:hAnsi="Microsoft JhengHei" w:cs="Microsoft JhengHei" w:hint="eastAsia"/>
               <w:szCs w:val="24"/>
             </w:rPr>
             <w:fldChar w:fldCharType="separate"/>
@@ -1632,7 +1587,7 @@
           </w:r>
           <w:r>
             <w:rPr>
-              <w:rFonts w:hint="eastAsia" w:ascii="Microsoft JhengHei" w:hAnsi="Microsoft JhengHei" w:eastAsia="Microsoft JhengHei" w:cs="Microsoft JhengHei"/>
+              <w:rFonts w:ascii="Microsoft JhengHei" w:eastAsia="Microsoft JhengHei" w:hAnsi="Microsoft JhengHei" w:cs="Microsoft JhengHei" w:hint="eastAsia"/>
               <w:szCs w:val="24"/>
             </w:rPr>
             <w:fldChar w:fldCharType="end"/>
@@ -1640,28 +1595,28 @@
         </w:p>
         <w:p>
           <w:pPr>
-            <w:pStyle w:val="17"/>
+            <w:pStyle w:val="TOC1"/>
             <w:tabs>
               <w:tab w:val="right" w:leader="dot" w:pos="8306"/>
             </w:tabs>
           </w:pPr>
           <w:r>
             <w:rPr>
-              <w:rFonts w:hint="eastAsia" w:ascii="Microsoft JhengHei" w:hAnsi="Microsoft JhengHei" w:eastAsia="Microsoft JhengHei" w:cs="Microsoft JhengHei"/>
+              <w:rFonts w:ascii="Microsoft JhengHei" w:eastAsia="Microsoft JhengHei" w:hAnsi="Microsoft JhengHei" w:cs="Microsoft JhengHei" w:hint="eastAsia"/>
               <w:szCs w:val="24"/>
             </w:rPr>
             <w:fldChar w:fldCharType="begin"/>
           </w:r>
           <w:r>
             <w:rPr>
-              <w:rFonts w:hint="eastAsia" w:ascii="Microsoft JhengHei" w:hAnsi="Microsoft JhengHei" w:eastAsia="Microsoft JhengHei" w:cs="Microsoft JhengHei"/>
+              <w:rFonts w:ascii="Microsoft JhengHei" w:eastAsia="Microsoft JhengHei" w:hAnsi="Microsoft JhengHei" w:cs="Microsoft JhengHei" w:hint="eastAsia"/>
               <w:szCs w:val="24"/>
             </w:rPr>
             <w:instrText xml:space="preserve"> HYPERLINK \l _Toc9702 </w:instrText>
           </w:r>
           <w:r>
             <w:rPr>
-              <w:rFonts w:hint="eastAsia" w:ascii="Microsoft JhengHei" w:hAnsi="Microsoft JhengHei" w:eastAsia="Microsoft JhengHei" w:cs="Microsoft JhengHei"/>
+              <w:rFonts w:ascii="Microsoft JhengHei" w:eastAsia="Microsoft JhengHei" w:hAnsi="Microsoft JhengHei" w:cs="Microsoft JhengHei" w:hint="eastAsia"/>
               <w:szCs w:val="24"/>
             </w:rPr>
             <w:fldChar w:fldCharType="separate"/>
@@ -1693,7 +1648,7 @@
           </w:r>
           <w:r>
             <w:rPr>
-              <w:rFonts w:hint="eastAsia" w:ascii="Microsoft JhengHei" w:hAnsi="Microsoft JhengHei" w:eastAsia="Microsoft JhengHei" w:cs="Microsoft JhengHei"/>
+              <w:rFonts w:ascii="Microsoft JhengHei" w:eastAsia="Microsoft JhengHei" w:hAnsi="Microsoft JhengHei" w:cs="Microsoft JhengHei" w:hint="eastAsia"/>
               <w:szCs w:val="24"/>
             </w:rPr>
             <w:fldChar w:fldCharType="end"/>
@@ -1701,28 +1656,28 @@
         </w:p>
         <w:p>
           <w:pPr>
-            <w:pStyle w:val="17"/>
+            <w:pStyle w:val="TOC1"/>
             <w:tabs>
               <w:tab w:val="right" w:leader="dot" w:pos="8306"/>
             </w:tabs>
           </w:pPr>
           <w:r>
             <w:rPr>
-              <w:rFonts w:hint="eastAsia" w:ascii="Microsoft JhengHei" w:hAnsi="Microsoft JhengHei" w:eastAsia="Microsoft JhengHei" w:cs="Microsoft JhengHei"/>
+              <w:rFonts w:ascii="Microsoft JhengHei" w:eastAsia="Microsoft JhengHei" w:hAnsi="Microsoft JhengHei" w:cs="Microsoft JhengHei" w:hint="eastAsia"/>
               <w:szCs w:val="24"/>
             </w:rPr>
             <w:fldChar w:fldCharType="begin"/>
           </w:r>
           <w:r>
             <w:rPr>
-              <w:rFonts w:hint="eastAsia" w:ascii="Microsoft JhengHei" w:hAnsi="Microsoft JhengHei" w:eastAsia="Microsoft JhengHei" w:cs="Microsoft JhengHei"/>
+              <w:rFonts w:ascii="Microsoft JhengHei" w:eastAsia="Microsoft JhengHei" w:hAnsi="Microsoft JhengHei" w:cs="Microsoft JhengHei" w:hint="eastAsia"/>
               <w:szCs w:val="24"/>
             </w:rPr>
             <w:instrText xml:space="preserve"> HYPERLINK \l _Toc11130 </w:instrText>
           </w:r>
           <w:r>
             <w:rPr>
-              <w:rFonts w:hint="eastAsia" w:ascii="Microsoft JhengHei" w:hAnsi="Microsoft JhengHei" w:eastAsia="Microsoft JhengHei" w:cs="Microsoft JhengHei"/>
+              <w:rFonts w:ascii="Microsoft JhengHei" w:eastAsia="Microsoft JhengHei" w:hAnsi="Microsoft JhengHei" w:cs="Microsoft JhengHei" w:hint="eastAsia"/>
               <w:szCs w:val="24"/>
             </w:rPr>
             <w:fldChar w:fldCharType="separate"/>
@@ -1754,7 +1709,7 @@
           </w:r>
           <w:r>
             <w:rPr>
-              <w:rFonts w:hint="eastAsia" w:ascii="Microsoft JhengHei" w:hAnsi="Microsoft JhengHei" w:eastAsia="Microsoft JhengHei" w:cs="Microsoft JhengHei"/>
+              <w:rFonts w:ascii="Microsoft JhengHei" w:eastAsia="Microsoft JhengHei" w:hAnsi="Microsoft JhengHei" w:cs="Microsoft JhengHei" w:hint="eastAsia"/>
               <w:szCs w:val="24"/>
             </w:rPr>
             <w:fldChar w:fldCharType="end"/>
@@ -1762,28 +1717,28 @@
         </w:p>
         <w:p>
           <w:pPr>
-            <w:pStyle w:val="17"/>
+            <w:pStyle w:val="TOC1"/>
             <w:tabs>
               <w:tab w:val="right" w:leader="dot" w:pos="8306"/>
             </w:tabs>
           </w:pPr>
           <w:r>
             <w:rPr>
-              <w:rFonts w:hint="eastAsia" w:ascii="Microsoft JhengHei" w:hAnsi="Microsoft JhengHei" w:eastAsia="Microsoft JhengHei" w:cs="Microsoft JhengHei"/>
+              <w:rFonts w:ascii="Microsoft JhengHei" w:eastAsia="Microsoft JhengHei" w:hAnsi="Microsoft JhengHei" w:cs="Microsoft JhengHei" w:hint="eastAsia"/>
               <w:szCs w:val="24"/>
             </w:rPr>
             <w:fldChar w:fldCharType="begin"/>
           </w:r>
           <w:r>
             <w:rPr>
-              <w:rFonts w:hint="eastAsia" w:ascii="Microsoft JhengHei" w:hAnsi="Microsoft JhengHei" w:eastAsia="Microsoft JhengHei" w:cs="Microsoft JhengHei"/>
+              <w:rFonts w:ascii="Microsoft JhengHei" w:eastAsia="Microsoft JhengHei" w:hAnsi="Microsoft JhengHei" w:cs="Microsoft JhengHei" w:hint="eastAsia"/>
               <w:szCs w:val="24"/>
             </w:rPr>
             <w:instrText xml:space="preserve"> HYPERLINK \l _Toc16528 </w:instrText>
           </w:r>
           <w:r>
             <w:rPr>
-              <w:rFonts w:hint="eastAsia" w:ascii="Microsoft JhengHei" w:hAnsi="Microsoft JhengHei" w:eastAsia="Microsoft JhengHei" w:cs="Microsoft JhengHei"/>
+              <w:rFonts w:ascii="Microsoft JhengHei" w:eastAsia="Microsoft JhengHei" w:hAnsi="Microsoft JhengHei" w:cs="Microsoft JhengHei" w:hint="eastAsia"/>
               <w:szCs w:val="24"/>
             </w:rPr>
             <w:fldChar w:fldCharType="separate"/>
@@ -1815,7 +1770,7 @@
           </w:r>
           <w:r>
             <w:rPr>
-              <w:rFonts w:hint="eastAsia" w:ascii="Microsoft JhengHei" w:hAnsi="Microsoft JhengHei" w:eastAsia="Microsoft JhengHei" w:cs="Microsoft JhengHei"/>
+              <w:rFonts w:ascii="Microsoft JhengHei" w:eastAsia="Microsoft JhengHei" w:hAnsi="Microsoft JhengHei" w:cs="Microsoft JhengHei" w:hint="eastAsia"/>
               <w:szCs w:val="24"/>
             </w:rPr>
             <w:fldChar w:fldCharType="end"/>
@@ -1823,28 +1778,28 @@
         </w:p>
         <w:p>
           <w:pPr>
-            <w:pStyle w:val="17"/>
+            <w:pStyle w:val="TOC1"/>
             <w:tabs>
               <w:tab w:val="right" w:leader="dot" w:pos="8306"/>
             </w:tabs>
           </w:pPr>
           <w:r>
             <w:rPr>
-              <w:rFonts w:hint="eastAsia" w:ascii="Microsoft JhengHei" w:hAnsi="Microsoft JhengHei" w:eastAsia="Microsoft JhengHei" w:cs="Microsoft JhengHei"/>
+              <w:rFonts w:ascii="Microsoft JhengHei" w:eastAsia="Microsoft JhengHei" w:hAnsi="Microsoft JhengHei" w:cs="Microsoft JhengHei" w:hint="eastAsia"/>
               <w:szCs w:val="24"/>
             </w:rPr>
             <w:fldChar w:fldCharType="begin"/>
           </w:r>
           <w:r>
             <w:rPr>
-              <w:rFonts w:hint="eastAsia" w:ascii="Microsoft JhengHei" w:hAnsi="Microsoft JhengHei" w:eastAsia="Microsoft JhengHei" w:cs="Microsoft JhengHei"/>
+              <w:rFonts w:ascii="Microsoft JhengHei" w:eastAsia="Microsoft JhengHei" w:hAnsi="Microsoft JhengHei" w:cs="Microsoft JhengHei" w:hint="eastAsia"/>
               <w:szCs w:val="24"/>
             </w:rPr>
             <w:instrText xml:space="preserve"> HYPERLINK \l _Toc3083 </w:instrText>
           </w:r>
           <w:r>
             <w:rPr>
-              <w:rFonts w:hint="eastAsia" w:ascii="Microsoft JhengHei" w:hAnsi="Microsoft JhengHei" w:eastAsia="Microsoft JhengHei" w:cs="Microsoft JhengHei"/>
+              <w:rFonts w:ascii="Microsoft JhengHei" w:eastAsia="Microsoft JhengHei" w:hAnsi="Microsoft JhengHei" w:cs="Microsoft JhengHei" w:hint="eastAsia"/>
               <w:szCs w:val="24"/>
             </w:rPr>
             <w:fldChar w:fldCharType="separate"/>
@@ -1876,7 +1831,7 @@
           </w:r>
           <w:r>
             <w:rPr>
-              <w:rFonts w:hint="eastAsia" w:ascii="Microsoft JhengHei" w:hAnsi="Microsoft JhengHei" w:eastAsia="Microsoft JhengHei" w:cs="Microsoft JhengHei"/>
+              <w:rFonts w:ascii="Microsoft JhengHei" w:eastAsia="Microsoft JhengHei" w:hAnsi="Microsoft JhengHei" w:cs="Microsoft JhengHei" w:hint="eastAsia"/>
               <w:szCs w:val="24"/>
             </w:rPr>
             <w:fldChar w:fldCharType="end"/>
@@ -1885,7 +1840,7 @@
         <w:p>
           <w:pPr>
             <w:rPr>
-              <w:rFonts w:ascii="Times New Roman" w:hAnsi="Times New Roman" w:eastAsia="宋体" w:cs="Times New Roman"/>
+              <w:rFonts w:ascii="Times New Roman" w:eastAsia="宋体" w:hAnsi="Times New Roman" w:cs="Times New Roman"/>
               <w:kern w:val="2"/>
               <w:sz w:val="21"/>
               <w:szCs w:val="24"/>
@@ -1894,7 +1849,7 @@
           </w:pPr>
           <w:r>
             <w:rPr>
-              <w:rFonts w:hint="eastAsia" w:ascii="Microsoft JhengHei" w:hAnsi="Microsoft JhengHei" w:eastAsia="Microsoft JhengHei" w:cs="Microsoft JhengHei"/>
+              <w:rFonts w:ascii="Microsoft JhengHei" w:eastAsia="Microsoft JhengHei" w:hAnsi="Microsoft JhengHei" w:cs="Microsoft JhengHei" w:hint="eastAsia"/>
               <w:szCs w:val="24"/>
             </w:rPr>
             <w:fldChar w:fldCharType="end"/>
@@ -1905,7 +1860,7 @@
     <w:p>
       <w:pPr>
         <w:rPr>
-          <w:rFonts w:ascii="Times New Roman" w:hAnsi="Times New Roman" w:eastAsia="宋体" w:cs="Times New Roman"/>
+          <w:rFonts w:ascii="Times New Roman" w:eastAsia="宋体" w:hAnsi="Times New Roman" w:cs="Times New Roman"/>
           <w:kern w:val="2"/>
           <w:sz w:val="21"/>
           <w:szCs w:val="24"/>
@@ -1932,7 +1887,7 @@
     </w:p>
     <w:p>
       <w:pPr>
-        <w:pStyle w:val="30"/>
+        <w:pStyle w:val="1"/>
         <w:bidi w:val="0"/>
         <w:rPr>
           <w:rFonts w:hint="default"/>
@@ -1951,7 +1906,7 @@
     </w:p>
     <w:p>
       <w:pPr>
-        <w:pStyle w:val="31"/>
+        <w:pStyle w:val="a"/>
         <w:rPr>
           <w:rFonts w:hint="default"/>
           <w:lang w:val="en-US" w:eastAsia="zh-CN"/>
@@ -1967,7 +1922,7 @@
     </w:p>
     <w:p>
       <w:pPr>
-        <w:pStyle w:val="30"/>
+        <w:pStyle w:val="1"/>
         <w:bidi w:val="0"/>
         <w:rPr>
           <w:rFonts w:hint="default"/>
@@ -1986,7 +1941,7 @@
     </w:p>
     <w:p>
       <w:pPr>
-        <w:pStyle w:val="31"/>
+        <w:pStyle w:val="a"/>
         <w:bidi w:val="0"/>
         <w:rPr>
           <w:rFonts w:hint="default"/>
@@ -1994,12 +1949,12 @@
         </w:rPr>
       </w:pPr>
       <w:r>
-        <w:t>本策略适用于甘肃国邦信息科技有限公司运维服务部所管辖的所有IT服务项目与生产环境，涵盖硬件资源（服务器、存储、网络设备）、软件资源（数据库、中间件、应用系统）及性能吞吐量等方面的容量管理活动。</w:t>
+        <w:t>本策略适用于中达丰集团有限公司运维服务部所管辖的所有IT服务项目与生产环境，涵盖硬件资源（服务器、存储、网络设备）、软件资源（数据库、中间件、应用系统）及性能吞吐量等方面的容量管理活动。</w:t>
       </w:r>
     </w:p>
     <w:p>
       <w:pPr>
-        <w:pStyle w:val="30"/>
+        <w:pStyle w:val="1"/>
         <w:bidi w:val="0"/>
         <w:rPr>
           <w:rFonts w:hint="default"/>
@@ -2021,15 +1976,14 @@
         <w:tblW w:w="9024" w:type="dxa"/>
         <w:tblInd w:w="0" w:type="dxa"/>
         <w:tblBorders>
-          <w:top w:val="single" w:color="auto" w:sz="4" w:space="0"/>
-          <w:left w:val="single" w:color="auto" w:sz="4" w:space="0"/>
-          <w:bottom w:val="single" w:color="auto" w:sz="4" w:space="0"/>
-          <w:right w:val="single" w:color="auto" w:sz="4" w:space="0"/>
-          <w:insideH w:val="single" w:color="auto" w:sz="4" w:space="0"/>
-          <w:insideV w:val="single" w:color="auto" w:sz="4" w:space="0"/>
+          <w:top w:val="single" w:sz="4" w:space="0" w:color="auto"/>
+          <w:left w:val="single" w:sz="4" w:space="0" w:color="auto"/>
+          <w:bottom w:val="single" w:sz="4" w:space="0" w:color="auto"/>
+          <w:right w:val="single" w:sz="4" w:space="0" w:color="auto"/>
+          <w:insideH w:val="single" w:sz="4" w:space="0" w:color="auto"/>
+          <w:insideV w:val="single" w:sz="4" w:space="0" w:color="auto"/>
         </w:tblBorders>
         <w:shd w:val="clear" w:color="auto" w:fill="FFFFFF"/>
-        <w:tblLayout w:type="autofit"/>
         <w:tblCellMar>
           <w:top w:w="15" w:type="dxa"/>
           <w:left w:w="15" w:type="dxa"/>
@@ -2043,13 +1997,15 @@
       </w:tblGrid>
       <w:tr>
         <w:tblPrEx>
+          <w:tblW w:w="9024" w:type="dxa"/>
+          <w:tblInd w:w="0" w:type="dxa"/>
           <w:tblBorders>
-            <w:top w:val="single" w:color="auto" w:sz="4" w:space="0"/>
-            <w:left w:val="single" w:color="auto" w:sz="4" w:space="0"/>
-            <w:bottom w:val="single" w:color="auto" w:sz="4" w:space="0"/>
-            <w:right w:val="single" w:color="auto" w:sz="4" w:space="0"/>
-            <w:insideH w:val="single" w:color="auto" w:sz="4" w:space="0"/>
-            <w:insideV w:val="single" w:color="auto" w:sz="4" w:space="0"/>
+            <w:top w:val="single" w:sz="4" w:space="0" w:color="auto"/>
+            <w:left w:val="single" w:sz="4" w:space="0" w:color="auto"/>
+            <w:bottom w:val="single" w:sz="4" w:space="0" w:color="auto"/>
+            <w:right w:val="single" w:sz="4" w:space="0" w:color="auto"/>
+            <w:insideH w:val="single" w:sz="4" w:space="0" w:color="auto"/>
+            <w:insideV w:val="single" w:sz="4" w:space="0" w:color="auto"/>
           </w:tblBorders>
           <w:shd w:val="clear" w:color="auto" w:fill="FFFFFF"/>
           <w:tblCellMar>
@@ -2083,7 +2039,7 @@
               <w:spacing w:line="300" w:lineRule="atLeast"/>
               <w:jc w:val="left"/>
               <w:rPr>
-                <w:rFonts w:ascii="Segoe UI" w:hAnsi="Segoe UI" w:eastAsia="Segoe UI" w:cs="Segoe UI"/>
+                <w:rFonts w:ascii="Segoe UI" w:eastAsia="Segoe UI" w:hAnsi="Segoe UI" w:cs="Segoe UI"/>
                 <w:i w:val="0"/>
                 <w:iCs w:val="0"/>
                 <w:caps w:val="0"/>
@@ -2095,7 +2051,7 @@
             </w:pPr>
             <w:r>
               <w:rPr>
-                <w:rFonts w:hint="default" w:ascii="Segoe UI" w:hAnsi="Segoe UI" w:eastAsia="Segoe UI" w:cs="Segoe UI"/>
+                <w:rFonts w:ascii="Segoe UI" w:eastAsia="Segoe UI" w:hAnsi="Segoe UI" w:cs="Segoe UI" w:hint="default"/>
                 <w:i w:val="0"/>
                 <w:iCs w:val="0"/>
                 <w:caps w:val="0"/>
@@ -2105,8 +2061,8 @@
                 <w:kern w:val="0"/>
                 <w:sz w:val="18"/>
                 <w:szCs w:val="18"/>
-                <w:bdr w:val="none" w:color="auto" w:sz="0" w:space="0"/>
-                <w:lang w:val="en-US" w:eastAsia="zh-CN" w:bidi="ar"/>
+                <w:bdr w:val="nil"/>
+                <w:lang w:val="en-US" w:eastAsia="zh-CN"/>
               </w:rPr>
               <w:t>术语</w:t>
             </w:r>
@@ -2133,7 +2089,7 @@
               <w:spacing w:line="300" w:lineRule="atLeast"/>
               <w:jc w:val="left"/>
               <w:rPr>
-                <w:rFonts w:hint="default" w:ascii="Segoe UI" w:hAnsi="Segoe UI" w:eastAsia="Segoe UI" w:cs="Segoe UI"/>
+                <w:rFonts w:ascii="Segoe UI" w:eastAsia="Segoe UI" w:hAnsi="Segoe UI" w:cs="Segoe UI" w:hint="default"/>
                 <w:i w:val="0"/>
                 <w:iCs w:val="0"/>
                 <w:caps w:val="0"/>
@@ -2145,7 +2101,7 @@
             </w:pPr>
             <w:r>
               <w:rPr>
-                <w:rFonts w:hint="default" w:ascii="Segoe UI" w:hAnsi="Segoe UI" w:eastAsia="Segoe UI" w:cs="Segoe UI"/>
+                <w:rFonts w:ascii="Segoe UI" w:eastAsia="Segoe UI" w:hAnsi="Segoe UI" w:cs="Segoe UI" w:hint="default"/>
                 <w:i w:val="0"/>
                 <w:iCs w:val="0"/>
                 <w:caps w:val="0"/>
@@ -2155,8 +2111,8 @@
                 <w:kern w:val="0"/>
                 <w:sz w:val="18"/>
                 <w:szCs w:val="18"/>
-                <w:bdr w:val="none" w:color="auto" w:sz="0" w:space="0"/>
-                <w:lang w:val="en-US" w:eastAsia="zh-CN" w:bidi="ar"/>
+                <w:bdr w:val="nil"/>
+                <w:lang w:val="en-US" w:eastAsia="zh-CN"/>
               </w:rPr>
               <w:t>定义</w:t>
             </w:r>
@@ -2165,14 +2121,8 @@
       </w:tr>
       <w:tr>
         <w:tblPrEx>
-          <w:tblBorders>
-            <w:top w:val="single" w:color="auto" w:sz="4" w:space="0"/>
-            <w:left w:val="single" w:color="auto" w:sz="4" w:space="0"/>
-            <w:bottom w:val="single" w:color="auto" w:sz="4" w:space="0"/>
-            <w:right w:val="single" w:color="auto" w:sz="4" w:space="0"/>
-            <w:insideH w:val="single" w:color="auto" w:sz="4" w:space="0"/>
-            <w:insideV w:val="single" w:color="auto" w:sz="4" w:space="0"/>
-          </w:tblBorders>
+          <w:tblW w:w="9024" w:type="dxa"/>
+          <w:tblInd w:w="0" w:type="dxa"/>
           <w:shd w:val="clear" w:color="auto" w:fill="FFFFFF"/>
           <w:tblCellMar>
             <w:top w:w="15" w:type="dxa"/>
@@ -2202,7 +2152,7 @@
               <w:spacing w:line="300" w:lineRule="atLeast"/>
               <w:jc w:val="left"/>
               <w:rPr>
-                <w:rFonts w:hint="default" w:ascii="Segoe UI" w:hAnsi="Segoe UI" w:eastAsia="Segoe UI" w:cs="Segoe UI"/>
+                <w:rFonts w:ascii="Segoe UI" w:eastAsia="Segoe UI" w:hAnsi="Segoe UI" w:cs="Segoe UI" w:hint="default"/>
                 <w:i w:val="0"/>
                 <w:iCs w:val="0"/>
                 <w:caps w:val="0"/>
@@ -2214,8 +2164,8 @@
             </w:pPr>
             <w:r>
               <w:rPr>
-                <w:rStyle w:val="24"/>
-                <w:rFonts w:hint="default" w:ascii="Segoe UI" w:hAnsi="Segoe UI" w:eastAsia="Segoe UI" w:cs="Segoe UI"/>
+                <w:rStyle w:val="Strong"/>
+                <w:rFonts w:ascii="Segoe UI" w:eastAsia="Segoe UI" w:hAnsi="Segoe UI" w:cs="Segoe UI" w:hint="default"/>
                 <w:b/>
                 <w:bCs/>
                 <w:i w:val="0"/>
@@ -2227,8 +2177,8 @@
                 <w:kern w:val="0"/>
                 <w:sz w:val="18"/>
                 <w:szCs w:val="18"/>
-                <w:bdr w:val="none" w:color="auto" w:sz="0" w:space="0"/>
-                <w:lang w:val="en-US" w:eastAsia="zh-CN" w:bidi="ar"/>
+                <w:bdr w:val="nil"/>
+                <w:lang w:val="en-US" w:eastAsia="zh-CN"/>
               </w:rPr>
               <w:t>容量管理</w:t>
             </w:r>
@@ -2255,7 +2205,7 @@
               <w:spacing w:line="300" w:lineRule="atLeast"/>
               <w:jc w:val="left"/>
               <w:rPr>
-                <w:rFonts w:hint="default" w:ascii="Segoe UI" w:hAnsi="Segoe UI" w:eastAsia="Segoe UI" w:cs="Segoe UI"/>
+                <w:rFonts w:ascii="Segoe UI" w:eastAsia="Segoe UI" w:hAnsi="Segoe UI" w:cs="Segoe UI" w:hint="default"/>
                 <w:i w:val="0"/>
                 <w:iCs w:val="0"/>
                 <w:caps w:val="0"/>
@@ -2267,7 +2217,7 @@
             </w:pPr>
             <w:r>
               <w:rPr>
-                <w:rFonts w:hint="default" w:ascii="Segoe UI" w:hAnsi="Segoe UI" w:eastAsia="Segoe UI" w:cs="Segoe UI"/>
+                <w:rFonts w:ascii="Segoe UI" w:eastAsia="Segoe UI" w:hAnsi="Segoe UI" w:cs="Segoe UI" w:hint="default"/>
                 <w:i w:val="0"/>
                 <w:iCs w:val="0"/>
                 <w:caps w:val="0"/>
@@ -2277,8 +2227,8 @@
                 <w:kern w:val="0"/>
                 <w:sz w:val="18"/>
                 <w:szCs w:val="18"/>
-                <w:bdr w:val="none" w:color="auto" w:sz="0" w:space="0"/>
-                <w:lang w:val="en-US" w:eastAsia="zh-CN" w:bidi="ar"/>
+                <w:bdr w:val="nil"/>
+                <w:lang w:val="en-US" w:eastAsia="zh-CN"/>
               </w:rPr>
               <w:t>对IT资源进行规划、监控、分析和调整，以确保其能力能够满足当前和未来约定的业务需求的过程。</w:t>
             </w:r>
@@ -2287,14 +2237,8 @@
       </w:tr>
       <w:tr>
         <w:tblPrEx>
-          <w:tblBorders>
-            <w:top w:val="single" w:color="auto" w:sz="4" w:space="0"/>
-            <w:left w:val="single" w:color="auto" w:sz="4" w:space="0"/>
-            <w:bottom w:val="single" w:color="auto" w:sz="4" w:space="0"/>
-            <w:right w:val="single" w:color="auto" w:sz="4" w:space="0"/>
-            <w:insideH w:val="single" w:color="auto" w:sz="4" w:space="0"/>
-            <w:insideV w:val="single" w:color="auto" w:sz="4" w:space="0"/>
-          </w:tblBorders>
+          <w:tblW w:w="9024" w:type="dxa"/>
+          <w:tblInd w:w="0" w:type="dxa"/>
           <w:shd w:val="clear" w:color="auto" w:fill="FFFFFF"/>
           <w:tblCellMar>
             <w:top w:w="15" w:type="dxa"/>
@@ -2324,7 +2268,7 @@
               <w:spacing w:line="300" w:lineRule="atLeast"/>
               <w:jc w:val="left"/>
               <w:rPr>
-                <w:rFonts w:hint="default" w:ascii="Segoe UI" w:hAnsi="Segoe UI" w:eastAsia="Segoe UI" w:cs="Segoe UI"/>
+                <w:rFonts w:ascii="Segoe UI" w:eastAsia="Segoe UI" w:hAnsi="Segoe UI" w:cs="Segoe UI" w:hint="default"/>
                 <w:i w:val="0"/>
                 <w:iCs w:val="0"/>
                 <w:caps w:val="0"/>
@@ -2336,8 +2280,8 @@
             </w:pPr>
             <w:r>
               <w:rPr>
-                <w:rStyle w:val="24"/>
-                <w:rFonts w:hint="default" w:ascii="Segoe UI" w:hAnsi="Segoe UI" w:eastAsia="Segoe UI" w:cs="Segoe UI"/>
+                <w:rStyle w:val="Strong"/>
+                <w:rFonts w:ascii="Segoe UI" w:eastAsia="Segoe UI" w:hAnsi="Segoe UI" w:cs="Segoe UI" w:hint="default"/>
                 <w:b/>
                 <w:bCs/>
                 <w:i w:val="0"/>
@@ -2349,8 +2293,8 @@
                 <w:kern w:val="0"/>
                 <w:sz w:val="18"/>
                 <w:szCs w:val="18"/>
-                <w:bdr w:val="none" w:color="auto" w:sz="0" w:space="0"/>
-                <w:lang w:val="en-US" w:eastAsia="zh-CN" w:bidi="ar"/>
+                <w:bdr w:val="nil"/>
+                <w:lang w:val="en-US" w:eastAsia="zh-CN"/>
               </w:rPr>
               <w:t>容量基线</w:t>
             </w:r>
@@ -2377,7 +2321,7 @@
               <w:spacing w:line="300" w:lineRule="atLeast"/>
               <w:jc w:val="left"/>
               <w:rPr>
-                <w:rFonts w:hint="default" w:ascii="Segoe UI" w:hAnsi="Segoe UI" w:eastAsia="Segoe UI" w:cs="Segoe UI"/>
+                <w:rFonts w:ascii="Segoe UI" w:eastAsia="Segoe UI" w:hAnsi="Segoe UI" w:cs="Segoe UI" w:hint="default"/>
                 <w:i w:val="0"/>
                 <w:iCs w:val="0"/>
                 <w:caps w:val="0"/>
@@ -2389,7 +2333,7 @@
             </w:pPr>
             <w:r>
               <w:rPr>
-                <w:rFonts w:hint="default" w:ascii="Segoe UI" w:hAnsi="Segoe UI" w:eastAsia="Segoe UI" w:cs="Segoe UI"/>
+                <w:rFonts w:ascii="Segoe UI" w:eastAsia="Segoe UI" w:hAnsi="Segoe UI" w:cs="Segoe UI" w:hint="default"/>
                 <w:i w:val="0"/>
                 <w:iCs w:val="0"/>
                 <w:caps w:val="0"/>
@@ -2399,8 +2343,8 @@
                 <w:kern w:val="0"/>
                 <w:sz w:val="18"/>
                 <w:szCs w:val="18"/>
-                <w:bdr w:val="none" w:color="auto" w:sz="0" w:space="0"/>
-                <w:lang w:val="en-US" w:eastAsia="zh-CN" w:bidi="ar"/>
+                <w:bdr w:val="nil"/>
+                <w:lang w:val="en-US" w:eastAsia="zh-CN"/>
               </w:rPr>
               <w:t>在特定时间段内，系统正常负载下性能与资源使用情况的基准数据，用于趋势对比和异常判断。</w:t>
             </w:r>
@@ -2409,14 +2353,8 @@
       </w:tr>
       <w:tr>
         <w:tblPrEx>
-          <w:tblBorders>
-            <w:top w:val="single" w:color="auto" w:sz="4" w:space="0"/>
-            <w:left w:val="single" w:color="auto" w:sz="4" w:space="0"/>
-            <w:bottom w:val="single" w:color="auto" w:sz="4" w:space="0"/>
-            <w:right w:val="single" w:color="auto" w:sz="4" w:space="0"/>
-            <w:insideH w:val="single" w:color="auto" w:sz="4" w:space="0"/>
-            <w:insideV w:val="single" w:color="auto" w:sz="4" w:space="0"/>
-          </w:tblBorders>
+          <w:tblW w:w="9024" w:type="dxa"/>
+          <w:tblInd w:w="0" w:type="dxa"/>
           <w:shd w:val="clear" w:color="auto" w:fill="FFFFFF"/>
           <w:tblCellMar>
             <w:top w:w="15" w:type="dxa"/>
@@ -2446,7 +2384,7 @@
               <w:spacing w:line="300" w:lineRule="atLeast"/>
               <w:jc w:val="left"/>
               <w:rPr>
-                <w:rFonts w:hint="default" w:ascii="Segoe UI" w:hAnsi="Segoe UI" w:eastAsia="Segoe UI" w:cs="Segoe UI"/>
+                <w:rFonts w:ascii="Segoe UI" w:eastAsia="Segoe UI" w:hAnsi="Segoe UI" w:cs="Segoe UI" w:hint="default"/>
                 <w:i w:val="0"/>
                 <w:iCs w:val="0"/>
                 <w:caps w:val="0"/>
@@ -2458,8 +2396,8 @@
             </w:pPr>
             <w:r>
               <w:rPr>
-                <w:rStyle w:val="24"/>
-                <w:rFonts w:hint="default" w:ascii="Segoe UI" w:hAnsi="Segoe UI" w:eastAsia="Segoe UI" w:cs="Segoe UI"/>
+                <w:rStyle w:val="Strong"/>
+                <w:rFonts w:ascii="Segoe UI" w:eastAsia="Segoe UI" w:hAnsi="Segoe UI" w:cs="Segoe UI" w:hint="default"/>
                 <w:b/>
                 <w:bCs/>
                 <w:i w:val="0"/>
@@ -2471,8 +2409,8 @@
                 <w:kern w:val="0"/>
                 <w:sz w:val="18"/>
                 <w:szCs w:val="18"/>
-                <w:bdr w:val="none" w:color="auto" w:sz="0" w:space="0"/>
-                <w:lang w:val="en-US" w:eastAsia="zh-CN" w:bidi="ar"/>
+                <w:bdr w:val="nil"/>
+                <w:lang w:val="en-US" w:eastAsia="zh-CN"/>
               </w:rPr>
               <w:t>容量阈值</w:t>
             </w:r>
@@ -2499,7 +2437,7 @@
               <w:spacing w:line="300" w:lineRule="atLeast"/>
               <w:jc w:val="left"/>
               <w:rPr>
-                <w:rFonts w:hint="default" w:ascii="Segoe UI" w:hAnsi="Segoe UI" w:eastAsia="Segoe UI" w:cs="Segoe UI"/>
+                <w:rFonts w:ascii="Segoe UI" w:eastAsia="Segoe UI" w:hAnsi="Segoe UI" w:cs="Segoe UI" w:hint="default"/>
                 <w:i w:val="0"/>
                 <w:iCs w:val="0"/>
                 <w:caps w:val="0"/>
@@ -2511,7 +2449,7 @@
             </w:pPr>
             <w:r>
               <w:rPr>
-                <w:rFonts w:hint="default" w:ascii="Segoe UI" w:hAnsi="Segoe UI" w:eastAsia="Segoe UI" w:cs="Segoe UI"/>
+                <w:rFonts w:ascii="Segoe UI" w:eastAsia="Segoe UI" w:hAnsi="Segoe UI" w:cs="Segoe UI" w:hint="default"/>
                 <w:i w:val="0"/>
                 <w:iCs w:val="0"/>
                 <w:caps w:val="0"/>
@@ -2521,8 +2459,8 @@
                 <w:kern w:val="0"/>
                 <w:sz w:val="18"/>
                 <w:szCs w:val="18"/>
-                <w:bdr w:val="none" w:color="auto" w:sz="0" w:space="0"/>
-                <w:lang w:val="en-US" w:eastAsia="zh-CN" w:bidi="ar"/>
+                <w:bdr w:val="nil"/>
+                <w:lang w:val="en-US" w:eastAsia="zh-CN"/>
               </w:rPr>
               <w:t>预先设定的资源使用率或性能指标临界值，超过该值可能影响服务性能或稳定性，需触发预警或干预行动。</w:t>
             </w:r>
@@ -2531,14 +2469,8 @@
       </w:tr>
       <w:tr>
         <w:tblPrEx>
-          <w:tblBorders>
-            <w:top w:val="single" w:color="auto" w:sz="4" w:space="0"/>
-            <w:left w:val="single" w:color="auto" w:sz="4" w:space="0"/>
-            <w:bottom w:val="single" w:color="auto" w:sz="4" w:space="0"/>
-            <w:right w:val="single" w:color="auto" w:sz="4" w:space="0"/>
-            <w:insideH w:val="single" w:color="auto" w:sz="4" w:space="0"/>
-            <w:insideV w:val="single" w:color="auto" w:sz="4" w:space="0"/>
-          </w:tblBorders>
+          <w:tblW w:w="9024" w:type="dxa"/>
+          <w:tblInd w:w="0" w:type="dxa"/>
           <w:shd w:val="clear" w:color="auto" w:fill="FFFFFF"/>
           <w:tblCellMar>
             <w:top w:w="15" w:type="dxa"/>
@@ -2568,7 +2500,7 @@
               <w:spacing w:line="300" w:lineRule="atLeast"/>
               <w:jc w:val="left"/>
               <w:rPr>
-                <w:rFonts w:hint="default" w:ascii="Segoe UI" w:hAnsi="Segoe UI" w:eastAsia="Segoe UI" w:cs="Segoe UI"/>
+                <w:rFonts w:ascii="Segoe UI" w:eastAsia="Segoe UI" w:hAnsi="Segoe UI" w:cs="Segoe UI" w:hint="default"/>
                 <w:i w:val="0"/>
                 <w:iCs w:val="0"/>
                 <w:caps w:val="0"/>
@@ -2580,8 +2512,8 @@
             </w:pPr>
             <w:r>
               <w:rPr>
-                <w:rStyle w:val="24"/>
-                <w:rFonts w:hint="default" w:ascii="Segoe UI" w:hAnsi="Segoe UI" w:eastAsia="Segoe UI" w:cs="Segoe UI"/>
+                <w:rStyle w:val="Strong"/>
+                <w:rFonts w:ascii="Segoe UI" w:eastAsia="Segoe UI" w:hAnsi="Segoe UI" w:cs="Segoe UI" w:hint="default"/>
                 <w:b/>
                 <w:bCs/>
                 <w:i w:val="0"/>
@@ -2593,8 +2525,8 @@
                 <w:kern w:val="0"/>
                 <w:sz w:val="18"/>
                 <w:szCs w:val="18"/>
-                <w:bdr w:val="none" w:color="auto" w:sz="0" w:space="0"/>
-                <w:lang w:val="en-US" w:eastAsia="zh-CN" w:bidi="ar"/>
+                <w:bdr w:val="nil"/>
+                <w:lang w:val="en-US" w:eastAsia="zh-CN"/>
               </w:rPr>
               <w:t>容量预测</w:t>
             </w:r>
@@ -2621,7 +2553,7 @@
               <w:spacing w:line="300" w:lineRule="atLeast"/>
               <w:jc w:val="left"/>
               <w:rPr>
-                <w:rFonts w:hint="default" w:ascii="Segoe UI" w:hAnsi="Segoe UI" w:eastAsia="Segoe UI" w:cs="Segoe UI"/>
+                <w:rFonts w:ascii="Segoe UI" w:eastAsia="Segoe UI" w:hAnsi="Segoe UI" w:cs="Segoe UI" w:hint="default"/>
                 <w:i w:val="0"/>
                 <w:iCs w:val="0"/>
                 <w:caps w:val="0"/>
@@ -2633,7 +2565,7 @@
             </w:pPr>
             <w:r>
               <w:rPr>
-                <w:rFonts w:hint="default" w:ascii="Segoe UI" w:hAnsi="Segoe UI" w:eastAsia="Segoe UI" w:cs="Segoe UI"/>
+                <w:rFonts w:ascii="Segoe UI" w:eastAsia="Segoe UI" w:hAnsi="Segoe UI" w:cs="Segoe UI" w:hint="default"/>
                 <w:i w:val="0"/>
                 <w:iCs w:val="0"/>
                 <w:caps w:val="0"/>
@@ -2643,8 +2575,8 @@
                 <w:kern w:val="0"/>
                 <w:sz w:val="18"/>
                 <w:szCs w:val="18"/>
-                <w:bdr w:val="none" w:color="auto" w:sz="0" w:space="0"/>
-                <w:lang w:val="en-US" w:eastAsia="zh-CN" w:bidi="ar"/>
+                <w:bdr w:val="nil"/>
+                <w:lang w:val="en-US" w:eastAsia="zh-CN"/>
               </w:rPr>
               <w:t>基于历史数据和业务增长计划，对未来某一时期容量需求进行的估算和模拟。</w:t>
             </w:r>
@@ -2654,7 +2586,7 @@
     </w:tbl>
     <w:p>
       <w:pPr>
-        <w:pStyle w:val="31"/>
+        <w:pStyle w:val="a"/>
         <w:rPr>
           <w:rFonts w:hint="default"/>
           <w:lang w:val="en-US" w:eastAsia="zh-CN"/>
@@ -2663,7 +2595,7 @@
     </w:p>
     <w:p>
       <w:pPr>
-        <w:pStyle w:val="30"/>
+        <w:pStyle w:val="1"/>
         <w:bidi w:val="0"/>
         <w:rPr>
           <w:rFonts w:hint="default"/>
@@ -2682,7 +2614,7 @@
     </w:p>
     <w:p>
       <w:pPr>
-        <w:pStyle w:val="32"/>
+        <w:pStyle w:val="2"/>
         <w:bidi w:val="0"/>
         <w:rPr>
           <w:rFonts w:hint="default"/>
@@ -2701,7 +2633,7 @@
     </w:p>
     <w:p>
       <w:pPr>
-        <w:pStyle w:val="31"/>
+        <w:pStyle w:val="a"/>
         <w:bidi w:val="0"/>
         <w:rPr>
           <w:rFonts w:hint="default"/>
@@ -2718,7 +2650,7 @@
     </w:p>
     <w:p>
       <w:pPr>
-        <w:pStyle w:val="31"/>
+        <w:pStyle w:val="a"/>
         <w:bidi w:val="0"/>
         <w:rPr>
           <w:rFonts w:hint="default"/>
@@ -2735,7 +2667,7 @@
     </w:p>
     <w:p>
       <w:pPr>
-        <w:pStyle w:val="32"/>
+        <w:pStyle w:val="2"/>
         <w:bidi w:val="0"/>
         <w:rPr>
           <w:rFonts w:hint="default"/>
@@ -2754,7 +2686,7 @@
     </w:p>
     <w:p>
       <w:pPr>
-        <w:pStyle w:val="31"/>
+        <w:pStyle w:val="a"/>
         <w:bidi w:val="0"/>
         <w:rPr>
           <w:rFonts w:hint="default"/>
@@ -2771,7 +2703,7 @@
     </w:p>
     <w:p>
       <w:pPr>
-        <w:pStyle w:val="31"/>
+        <w:pStyle w:val="a"/>
         <w:bidi w:val="0"/>
         <w:rPr>
           <w:rFonts w:hint="default"/>
@@ -2788,7 +2720,7 @@
     </w:p>
     <w:p>
       <w:pPr>
-        <w:pStyle w:val="31"/>
+        <w:pStyle w:val="a"/>
         <w:bidi w:val="0"/>
         <w:rPr>
           <w:rFonts w:hint="default"/>
@@ -2805,7 +2737,7 @@
     </w:p>
     <w:p>
       <w:pPr>
-        <w:pStyle w:val="32"/>
+        <w:pStyle w:val="2"/>
         <w:bidi w:val="0"/>
         <w:rPr>
           <w:rFonts w:hint="default"/>
@@ -2831,7 +2763,7 @@
     </w:p>
     <w:p>
       <w:pPr>
-        <w:pStyle w:val="31"/>
+        <w:pStyle w:val="a"/>
         <w:bidi w:val="0"/>
         <w:rPr>
           <w:rFonts w:hint="default"/>
@@ -2848,7 +2780,7 @@
     </w:p>
     <w:p>
       <w:pPr>
-        <w:pStyle w:val="31"/>
+        <w:pStyle w:val="a"/>
         <w:bidi w:val="0"/>
         <w:rPr>
           <w:rFonts w:hint="default"/>
@@ -2865,7 +2797,7 @@
     </w:p>
     <w:p>
       <w:pPr>
-        <w:pStyle w:val="32"/>
+        <w:pStyle w:val="2"/>
         <w:bidi w:val="0"/>
         <w:rPr>
           <w:rFonts w:hint="eastAsia"/>
@@ -2884,7 +2816,7 @@
     </w:p>
     <w:p>
       <w:pPr>
-        <w:pStyle w:val="31"/>
+        <w:pStyle w:val="a"/>
         <w:rPr>
           <w:rFonts w:hint="eastAsia"/>
           <w:lang w:val="en-US" w:eastAsia="zh-CN"/>
@@ -2893,7 +2825,7 @@
       <w:r>
         <w:rPr>
           <w:rFonts w:hint="default"/>
-          <w:shd w:val="clear"/>
+          <w:shd w:val="clear" w:color="auto" w:fill="auto"/>
           <w:lang w:val="en-US" w:eastAsia="zh-CN"/>
         </w:rPr>
         <w:t>负责执行日常容量监控、数据采集与巡检；处理容量告警；协助进行容量数据的分析与报告编制。</w:t>
@@ -2901,7 +2833,7 @@
     </w:p>
     <w:p>
       <w:pPr>
-        <w:pStyle w:val="30"/>
+        <w:pStyle w:val="1"/>
         <w:bidi w:val="0"/>
         <w:rPr>
           <w:rFonts w:hint="default"/>
@@ -2920,7 +2852,7 @@
     </w:p>
     <w:p>
       <w:pPr>
-        <w:pStyle w:val="31"/>
+        <w:pStyle w:val="a"/>
         <w:rPr>
           <w:rFonts w:hint="default"/>
           <w:lang w:val="en-US" w:eastAsia="zh-CN"/>
@@ -2936,7 +2868,7 @@
     </w:p>
     <w:p>
       <w:pPr>
-        <w:pStyle w:val="31"/>
+        <w:pStyle w:val="a"/>
         <w:rPr>
           <w:rFonts w:hint="default"/>
           <w:lang w:val="en-US" w:eastAsia="zh-CN"/>
@@ -2952,7 +2884,7 @@
     </w:p>
     <w:p>
       <w:pPr>
-        <w:pStyle w:val="31"/>
+        <w:pStyle w:val="a"/>
         <w:rPr>
           <w:rFonts w:hint="default"/>
           <w:lang w:val="en-US" w:eastAsia="zh-CN"/>
@@ -2968,7 +2900,7 @@
     </w:p>
     <w:p>
       <w:pPr>
-        <w:pStyle w:val="31"/>
+        <w:pStyle w:val="a"/>
         <w:rPr>
           <w:rFonts w:hint="default"/>
           <w:lang w:val="en-US" w:eastAsia="zh-CN"/>
@@ -2984,7 +2916,7 @@
     </w:p>
     <w:p>
       <w:pPr>
-        <w:pStyle w:val="31"/>
+        <w:pStyle w:val="a"/>
         <w:rPr>
           <w:rFonts w:hint="default"/>
           <w:lang w:val="en-US" w:eastAsia="zh-CN"/>
@@ -3000,7 +2932,7 @@
     </w:p>
     <w:p>
       <w:pPr>
-        <w:pStyle w:val="31"/>
+        <w:pStyle w:val="a"/>
         <w:rPr>
           <w:rFonts w:hint="default"/>
           <w:lang w:val="en-US" w:eastAsia="zh-CN"/>
@@ -3016,7 +2948,7 @@
     </w:p>
     <w:p>
       <w:pPr>
-        <w:pStyle w:val="31"/>
+        <w:pStyle w:val="a"/>
         <w:rPr>
           <w:rFonts w:hint="default"/>
           <w:lang w:val="en-US" w:eastAsia="zh-CN"/>
@@ -3032,7 +2964,7 @@
     </w:p>
     <w:p>
       <w:pPr>
-        <w:pStyle w:val="30"/>
+        <w:pStyle w:val="1"/>
         <w:bidi w:val="0"/>
         <w:rPr>
           <w:rFonts w:hint="default"/>
@@ -3051,13 +2983,13 @@
     </w:p>
     <w:p>
       <w:pPr>
-        <w:pStyle w:val="43"/>
+        <w:pStyle w:val="a3"/>
         <w:numPr>
           <w:ilvl w:val="0"/>
           <w:numId w:val="2"/>
         </w:numPr>
         <w:bidi w:val="0"/>
-        <w:ind w:left="425" w:leftChars="0" w:hanging="425" w:firstLineChars="0"/>
+        <w:ind w:left="425" w:hanging="425" w:leftChars="0" w:firstLineChars="0"/>
         <w:rPr>
           <w:rFonts w:hint="default"/>
           <w:lang w:val="en-US" w:eastAsia="zh-CN"/>
@@ -3073,13 +3005,13 @@
     </w:p>
     <w:p>
       <w:pPr>
-        <w:pStyle w:val="43"/>
+        <w:pStyle w:val="a3"/>
         <w:numPr>
           <w:ilvl w:val="0"/>
           <w:numId w:val="2"/>
         </w:numPr>
         <w:bidi w:val="0"/>
-        <w:ind w:left="425" w:leftChars="0" w:hanging="425" w:firstLineChars="0"/>
+        <w:ind w:left="425" w:hanging="425" w:leftChars="0" w:firstLineChars="0"/>
         <w:rPr>
           <w:rFonts w:hint="default"/>
           <w:lang w:val="en-US" w:eastAsia="zh-CN"/>
@@ -3095,13 +3027,13 @@
     </w:p>
     <w:p>
       <w:pPr>
-        <w:pStyle w:val="43"/>
+        <w:pStyle w:val="a3"/>
         <w:numPr>
           <w:ilvl w:val="0"/>
           <w:numId w:val="2"/>
         </w:numPr>
         <w:bidi w:val="0"/>
-        <w:ind w:left="425" w:leftChars="0" w:hanging="425" w:firstLineChars="0"/>
+        <w:ind w:left="425" w:hanging="425" w:leftChars="0" w:firstLineChars="0"/>
         <w:rPr>
           <w:rFonts w:hint="default"/>
           <w:lang w:val="en-US" w:eastAsia="zh-CN"/>
@@ -3117,13 +3049,13 @@
     </w:p>
     <w:p>
       <w:pPr>
-        <w:pStyle w:val="43"/>
+        <w:pStyle w:val="a3"/>
         <w:numPr>
           <w:ilvl w:val="0"/>
           <w:numId w:val="2"/>
         </w:numPr>
         <w:bidi w:val="0"/>
-        <w:ind w:left="425" w:leftChars="0" w:hanging="425" w:firstLineChars="0"/>
+        <w:ind w:left="425" w:hanging="425" w:leftChars="0" w:firstLineChars="0"/>
         <w:rPr>
           <w:rFonts w:hint="default"/>
           <w:lang w:val="en-US" w:eastAsia="zh-CN"/>
@@ -3139,13 +3071,13 @@
     </w:p>
     <w:p>
       <w:pPr>
-        <w:pStyle w:val="43"/>
+        <w:pStyle w:val="a3"/>
         <w:numPr>
           <w:ilvl w:val="0"/>
           <w:numId w:val="2"/>
         </w:numPr>
         <w:bidi w:val="0"/>
-        <w:ind w:left="425" w:leftChars="0" w:hanging="425" w:firstLineChars="0"/>
+        <w:ind w:left="425" w:hanging="425" w:leftChars="0" w:firstLineChars="0"/>
         <w:rPr>
           <w:rFonts w:hint="default"/>
           <w:lang w:val="en-US" w:eastAsia="zh-CN"/>
@@ -3161,7 +3093,7 @@
     </w:p>
     <w:p>
       <w:pPr>
-        <w:pStyle w:val="30"/>
+        <w:pStyle w:val="1"/>
         <w:bidi w:val="0"/>
         <w:rPr>
           <w:rFonts w:hint="default"/>
@@ -3180,16 +3112,16 @@
     </w:p>
     <w:tbl>
       <w:tblPr>
-        <w:tblStyle w:val="28"/>
+        <w:tblStyle w:val="TableNormal0"/>
         <w:tblW w:w="8328" w:type="dxa"/>
         <w:tblInd w:w="130" w:type="dxa"/>
         <w:tblBorders>
-          <w:top w:val="single" w:color="000000" w:sz="2" w:space="0"/>
-          <w:left w:val="single" w:color="000000" w:sz="2" w:space="0"/>
-          <w:bottom w:val="single" w:color="000000" w:sz="2" w:space="0"/>
-          <w:right w:val="single" w:color="000000" w:sz="2" w:space="0"/>
-          <w:insideH w:val="single" w:color="000000" w:sz="2" w:space="0"/>
-          <w:insideV w:val="single" w:color="000000" w:sz="2" w:space="0"/>
+          <w:top w:val="single" w:sz="2" w:space="0" w:color="000000"/>
+          <w:left w:val="single" w:sz="2" w:space="0" w:color="000000"/>
+          <w:bottom w:val="single" w:sz="2" w:space="0" w:color="000000"/>
+          <w:right w:val="single" w:sz="2" w:space="0" w:color="000000"/>
+          <w:insideH w:val="single" w:sz="2" w:space="0" w:color="000000"/>
+          <w:insideV w:val="single" w:sz="2" w:space="0" w:color="000000"/>
         </w:tblBorders>
         <w:tblLayout w:type="fixed"/>
         <w:tblCellMar>
@@ -3208,14 +3140,17 @@
       </w:tblGrid>
       <w:tr>
         <w:tblPrEx>
+          <w:tblW w:w="8328" w:type="dxa"/>
+          <w:tblInd w:w="130" w:type="dxa"/>
           <w:tblBorders>
-            <w:top w:val="single" w:color="000000" w:sz="2" w:space="0"/>
-            <w:left w:val="single" w:color="000000" w:sz="2" w:space="0"/>
-            <w:bottom w:val="single" w:color="000000" w:sz="2" w:space="0"/>
-            <w:right w:val="single" w:color="000000" w:sz="2" w:space="0"/>
-            <w:insideH w:val="single" w:color="000000" w:sz="2" w:space="0"/>
-            <w:insideV w:val="single" w:color="000000" w:sz="2" w:space="0"/>
+            <w:top w:val="single" w:sz="2" w:space="0" w:color="000000"/>
+            <w:left w:val="single" w:sz="2" w:space="0" w:color="000000"/>
+            <w:bottom w:val="single" w:sz="2" w:space="0" w:color="000000"/>
+            <w:right w:val="single" w:sz="2" w:space="0" w:color="000000"/>
+            <w:insideH w:val="single" w:sz="2" w:space="0" w:color="000000"/>
+            <w:insideV w:val="single" w:sz="2" w:space="0" w:color="000000"/>
           </w:tblBorders>
+          <w:tblLayout w:type="fixed"/>
           <w:tblCellMar>
             <w:top w:w="0" w:type="dxa"/>
             <w:left w:w="0" w:type="dxa"/>
@@ -3224,15 +3159,15 @@
           </w:tblCellMar>
         </w:tblPrEx>
         <w:trPr>
-          <w:trHeight w:val="583" w:hRule="atLeast"/>
+          <w:trHeight w:val="583"/>
         </w:trPr>
         <w:tc>
           <w:tcPr>
             <w:tcW w:w="727" w:type="dxa"/>
             <w:tcBorders>
-              <w:top w:val="single" w:color="000000" w:sz="6" w:space="0"/>
-              <w:left w:val="single" w:color="000000" w:sz="6" w:space="0"/>
-              <w:bottom w:val="single" w:color="000000" w:sz="6" w:space="0"/>
+              <w:top w:val="single" w:sz="6" w:space="0" w:color="000000"/>
+              <w:left w:val="single" w:sz="6" w:space="0" w:color="000000"/>
+              <w:bottom w:val="single" w:sz="6" w:space="0" w:color="000000"/>
             </w:tcBorders>
             <w:shd w:val="clear" w:color="auto" w:fill="C0C0C0"/>
           </w:tcPr>
@@ -3241,7 +3176,7 @@
               <w:spacing w:before="205" w:line="221" w:lineRule="auto"/>
               <w:ind w:left="195"/>
               <w:rPr>
-                <w:rFonts w:ascii="宋体" w:hAnsi="宋体" w:eastAsia="宋体" w:cs="宋体"/>
+                <w:rFonts w:ascii="宋体" w:eastAsia="宋体" w:hAnsi="宋体" w:cs="宋体"/>
                 <w:b/>
                 <w:bCs/>
                 <w:spacing w:val="-7"/>
@@ -3251,7 +3186,7 @@
             </w:pPr>
             <w:r>
               <w:rPr>
-                <w:rFonts w:ascii="宋体" w:hAnsi="宋体" w:eastAsia="宋体" w:cs="宋体"/>
+                <w:rFonts w:ascii="宋体" w:eastAsia="宋体" w:hAnsi="宋体" w:cs="宋体"/>
                 <w:b/>
                 <w:bCs/>
                 <w:spacing w:val="-7"/>
@@ -3266,8 +3201,8 @@
           <w:tcPr>
             <w:tcW w:w="1551" w:type="dxa"/>
             <w:tcBorders>
-              <w:top w:val="single" w:color="000000" w:sz="6" w:space="0"/>
-              <w:bottom w:val="single" w:color="000000" w:sz="6" w:space="0"/>
+              <w:top w:val="single" w:sz="6" w:space="0" w:color="000000"/>
+              <w:bottom w:val="single" w:sz="6" w:space="0" w:color="000000"/>
             </w:tcBorders>
             <w:shd w:val="clear" w:color="auto" w:fill="C0C0C0"/>
           </w:tcPr>
@@ -3276,7 +3211,7 @@
               <w:spacing w:before="205" w:line="221" w:lineRule="auto"/>
               <w:ind w:left="195"/>
               <w:rPr>
-                <w:rFonts w:ascii="宋体" w:hAnsi="宋体" w:eastAsia="宋体" w:cs="宋体"/>
+                <w:rFonts w:ascii="宋体" w:eastAsia="宋体" w:hAnsi="宋体" w:cs="宋体"/>
                 <w:b/>
                 <w:bCs/>
                 <w:spacing w:val="-7"/>
@@ -3286,7 +3221,7 @@
             </w:pPr>
             <w:r>
               <w:rPr>
-                <w:rFonts w:ascii="宋体" w:hAnsi="宋体" w:eastAsia="宋体" w:cs="宋体"/>
+                <w:rFonts w:ascii="宋体" w:eastAsia="宋体" w:hAnsi="宋体" w:cs="宋体"/>
                 <w:b/>
                 <w:bCs/>
                 <w:spacing w:val="-7"/>
@@ -3301,9 +3236,9 @@
           <w:tcPr>
             <w:tcW w:w="3950" w:type="dxa"/>
             <w:tcBorders>
-              <w:top w:val="single" w:color="000000" w:sz="6" w:space="0"/>
-              <w:bottom w:val="single" w:color="000000" w:sz="6" w:space="0"/>
-              <w:right w:val="single" w:color="000000" w:sz="6" w:space="0"/>
+              <w:top w:val="single" w:sz="6" w:space="0" w:color="000000"/>
+              <w:bottom w:val="single" w:sz="6" w:space="0" w:color="000000"/>
+              <w:right w:val="single" w:sz="6" w:space="0" w:color="000000"/>
             </w:tcBorders>
             <w:shd w:val="clear" w:color="auto" w:fill="C0C0C0"/>
           </w:tcPr>
@@ -3312,7 +3247,7 @@
               <w:spacing w:before="205" w:line="221" w:lineRule="auto"/>
               <w:ind w:left="195"/>
               <w:rPr>
-                <w:rFonts w:ascii="宋体" w:hAnsi="宋体" w:eastAsia="宋体" w:cs="宋体"/>
+                <w:rFonts w:ascii="宋体" w:eastAsia="宋体" w:hAnsi="宋体" w:cs="宋体"/>
                 <w:b/>
                 <w:bCs/>
                 <w:spacing w:val="-7"/>
@@ -3322,7 +3257,7 @@
             </w:pPr>
             <w:r>
               <w:rPr>
-                <w:rFonts w:ascii="宋体" w:hAnsi="宋体" w:eastAsia="宋体" w:cs="宋体"/>
+                <w:rFonts w:ascii="宋体" w:eastAsia="宋体" w:hAnsi="宋体" w:cs="宋体"/>
                 <w:b/>
                 <w:bCs/>
                 <w:spacing w:val="-7"/>
@@ -3331,17 +3266,17 @@
               </w:rPr>
               <w:t>指标计算说明</w:t>
             </w:r>
-            <w:bookmarkStart w:id="15" w:name="_GoBack"/>
-            <w:bookmarkEnd w:id="15"/>
+            <w:bookmarkStart w:id="14" w:name="_GoBack"/>
+            <w:bookmarkEnd w:id="14"/>
           </w:p>
         </w:tc>
         <w:tc>
           <w:tcPr>
             <w:tcW w:w="1050" w:type="dxa"/>
             <w:tcBorders>
-              <w:top w:val="single" w:color="000000" w:sz="6" w:space="0"/>
-              <w:bottom w:val="single" w:color="000000" w:sz="6" w:space="0"/>
-              <w:right w:val="single" w:color="000000" w:sz="6" w:space="0"/>
+              <w:top w:val="single" w:sz="6" w:space="0" w:color="000000"/>
+              <w:bottom w:val="single" w:sz="6" w:space="0" w:color="000000"/>
+              <w:right w:val="single" w:sz="6" w:space="0" w:color="000000"/>
             </w:tcBorders>
             <w:shd w:val="clear" w:color="auto" w:fill="C0C0C0"/>
           </w:tcPr>
@@ -3349,7 +3284,7 @@
             <w:pPr>
               <w:spacing w:before="205" w:line="221" w:lineRule="auto"/>
               <w:rPr>
-                <w:rFonts w:hint="default" w:ascii="宋体" w:hAnsi="宋体" w:eastAsia="宋体" w:cs="宋体"/>
+                <w:rFonts w:ascii="宋体" w:eastAsia="宋体" w:hAnsi="宋体" w:cs="宋体" w:hint="default"/>
                 <w:b/>
                 <w:bCs/>
                 <w:spacing w:val="-7"/>
@@ -3360,7 +3295,7 @@
             </w:pPr>
             <w:r>
               <w:rPr>
-                <w:rFonts w:hint="eastAsia" w:ascii="宋体" w:hAnsi="宋体" w:eastAsia="宋体" w:cs="宋体"/>
+                <w:rFonts w:ascii="宋体" w:eastAsia="宋体" w:hAnsi="宋体" w:cs="宋体" w:hint="eastAsia"/>
                 <w:b/>
                 <w:bCs/>
                 <w:spacing w:val="-7"/>
@@ -3376,9 +3311,9 @@
           <w:tcPr>
             <w:tcW w:w="1050" w:type="dxa"/>
             <w:tcBorders>
-              <w:top w:val="single" w:color="000000" w:sz="6" w:space="0"/>
-              <w:bottom w:val="single" w:color="000000" w:sz="6" w:space="0"/>
-              <w:right w:val="single" w:color="000000" w:sz="6" w:space="0"/>
+              <w:top w:val="single" w:sz="6" w:space="0" w:color="000000"/>
+              <w:bottom w:val="single" w:sz="6" w:space="0" w:color="000000"/>
+              <w:right w:val="single" w:sz="6" w:space="0" w:color="000000"/>
             </w:tcBorders>
             <w:shd w:val="clear" w:color="auto" w:fill="C0C0C0"/>
           </w:tcPr>
@@ -3386,7 +3321,7 @@
             <w:pPr>
               <w:spacing w:before="205" w:line="221" w:lineRule="auto"/>
               <w:rPr>
-                <w:rFonts w:hint="default" w:ascii="宋体" w:hAnsi="宋体" w:eastAsia="宋体" w:cs="宋体"/>
+                <w:rFonts w:ascii="宋体" w:eastAsia="宋体" w:hAnsi="宋体" w:cs="宋体" w:hint="default"/>
                 <w:b/>
                 <w:bCs/>
                 <w:spacing w:val="-7"/>
@@ -3397,7 +3332,7 @@
             </w:pPr>
             <w:r>
               <w:rPr>
-                <w:rFonts w:hint="eastAsia" w:ascii="宋体" w:hAnsi="宋体" w:cs="宋体"/>
+                <w:rFonts w:ascii="宋体" w:hAnsi="宋体" w:cs="宋体" w:hint="eastAsia"/>
                 <w:b/>
                 <w:bCs/>
                 <w:spacing w:val="-7"/>
@@ -3412,14 +3347,9 @@
       </w:tr>
       <w:tr>
         <w:tblPrEx>
-          <w:tblBorders>
-            <w:top w:val="single" w:color="000000" w:sz="2" w:space="0"/>
-            <w:left w:val="single" w:color="000000" w:sz="2" w:space="0"/>
-            <w:bottom w:val="single" w:color="000000" w:sz="2" w:space="0"/>
-            <w:right w:val="single" w:color="000000" w:sz="2" w:space="0"/>
-            <w:insideH w:val="single" w:color="000000" w:sz="2" w:space="0"/>
-            <w:insideV w:val="single" w:color="000000" w:sz="2" w:space="0"/>
-          </w:tblBorders>
+          <w:tblW w:w="8328" w:type="dxa"/>
+          <w:tblInd w:w="130" w:type="dxa"/>
+          <w:tblLayout w:type="fixed"/>
           <w:tblCellMar>
             <w:top w:w="0" w:type="dxa"/>
             <w:left w:w="0" w:type="dxa"/>
@@ -3428,14 +3358,14 @@
           </w:tblCellMar>
         </w:tblPrEx>
         <w:trPr>
-          <w:trHeight w:val="549" w:hRule="atLeast"/>
+          <w:trHeight w:val="549"/>
         </w:trPr>
         <w:tc>
           <w:tcPr>
             <w:tcW w:w="727" w:type="dxa"/>
             <w:tcBorders>
-              <w:top w:val="single" w:color="000000" w:sz="6" w:space="0"/>
-              <w:left w:val="single" w:color="000000" w:sz="6" w:space="0"/>
+              <w:top w:val="single" w:sz="6" w:space="0" w:color="000000"/>
+              <w:left w:val="single" w:sz="6" w:space="0" w:color="000000"/>
             </w:tcBorders>
           </w:tcPr>
           <w:p>
@@ -3443,7 +3373,7 @@
               <w:spacing w:before="194" w:line="219" w:lineRule="auto"/>
               <w:ind w:left="123"/>
               <w:rPr>
-                <w:rFonts w:hint="eastAsia" w:ascii="宋体" w:hAnsi="宋体" w:eastAsia="宋体" w:cs="宋体"/>
+                <w:rFonts w:ascii="宋体" w:eastAsia="宋体" w:hAnsi="宋体" w:cs="宋体" w:hint="eastAsia"/>
                 <w:spacing w:val="-2"/>
                 <w:sz w:val="24"/>
                 <w:szCs w:val="24"/>
@@ -3452,7 +3382,7 @@
             </w:pPr>
             <w:r>
               <w:rPr>
-                <w:rFonts w:hint="eastAsia" w:ascii="宋体" w:hAnsi="宋体" w:eastAsia="宋体" w:cs="宋体"/>
+                <w:rFonts w:ascii="宋体" w:eastAsia="宋体" w:hAnsi="宋体" w:cs="宋体" w:hint="eastAsia"/>
                 <w:spacing w:val="-2"/>
                 <w:sz w:val="24"/>
                 <w:szCs w:val="24"/>
@@ -3466,7 +3396,7 @@
           <w:tcPr>
             <w:tcW w:w="1551" w:type="dxa"/>
             <w:tcBorders>
-              <w:top w:val="single" w:color="000000" w:sz="6" w:space="0"/>
+              <w:top w:val="single" w:sz="6" w:space="0" w:color="000000"/>
             </w:tcBorders>
           </w:tcPr>
           <w:p>
@@ -3474,7 +3404,7 @@
               <w:spacing w:before="194" w:line="219" w:lineRule="auto"/>
               <w:ind w:left="123"/>
               <w:rPr>
-                <w:rFonts w:hint="default" w:ascii="宋体" w:hAnsi="宋体" w:eastAsia="宋体" w:cs="宋体"/>
+                <w:rFonts w:ascii="宋体" w:eastAsia="宋体" w:hAnsi="宋体" w:cs="宋体" w:hint="default"/>
                 <w:spacing w:val="-2"/>
                 <w:sz w:val="24"/>
                 <w:szCs w:val="24"/>
@@ -3483,7 +3413,7 @@
             </w:pPr>
             <w:r>
               <w:rPr>
-                <w:rFonts w:hint="eastAsia" w:ascii="宋体" w:hAnsi="宋体" w:eastAsia="宋体" w:cs="宋体"/>
+                <w:rFonts w:ascii="宋体" w:eastAsia="宋体" w:hAnsi="宋体" w:cs="宋体" w:hint="eastAsia"/>
                 <w:spacing w:val="-2"/>
                 <w:sz w:val="24"/>
                 <w:szCs w:val="24"/>
@@ -3497,8 +3427,8 @@
           <w:tcPr>
             <w:tcW w:w="3950" w:type="dxa"/>
             <w:tcBorders>
-              <w:top w:val="single" w:color="000000" w:sz="6" w:space="0"/>
-              <w:right w:val="single" w:color="000000" w:sz="6" w:space="0"/>
+              <w:top w:val="single" w:sz="6" w:space="0" w:color="000000"/>
+              <w:right w:val="single" w:sz="6" w:space="0" w:color="000000"/>
             </w:tcBorders>
           </w:tcPr>
           <w:p>
@@ -3506,7 +3436,7 @@
               <w:spacing w:before="194" w:line="219" w:lineRule="auto"/>
               <w:ind w:left="123"/>
               <w:rPr>
-                <w:rFonts w:hint="default" w:ascii="宋体" w:hAnsi="宋体" w:eastAsia="宋体" w:cs="宋体"/>
+                <w:rFonts w:ascii="宋体" w:eastAsia="宋体" w:hAnsi="宋体" w:cs="宋体" w:hint="default"/>
                 <w:spacing w:val="-2"/>
                 <w:sz w:val="24"/>
                 <w:szCs w:val="24"/>
@@ -3515,7 +3445,7 @@
             </w:pPr>
             <w:r>
               <w:rPr>
-                <w:rFonts w:hint="eastAsia" w:ascii="宋体" w:hAnsi="宋体" w:eastAsia="宋体" w:cs="宋体"/>
+                <w:rFonts w:ascii="宋体" w:eastAsia="宋体" w:hAnsi="宋体" w:cs="宋体" w:hint="eastAsia"/>
                 <w:spacing w:val="-2"/>
                 <w:sz w:val="24"/>
                 <w:szCs w:val="24"/>
@@ -3529,8 +3459,8 @@
           <w:tcPr>
             <w:tcW w:w="1050" w:type="dxa"/>
             <w:tcBorders>
-              <w:top w:val="single" w:color="000000" w:sz="6" w:space="0"/>
-              <w:right w:val="single" w:color="000000" w:sz="6" w:space="0"/>
+              <w:top w:val="single" w:sz="6" w:space="0" w:color="000000"/>
+              <w:right w:val="single" w:sz="6" w:space="0" w:color="000000"/>
             </w:tcBorders>
           </w:tcPr>
           <w:p>
@@ -3538,7 +3468,7 @@
               <w:spacing w:before="194" w:line="219" w:lineRule="auto"/>
               <w:ind w:left="123"/>
               <w:rPr>
-                <w:rFonts w:hint="eastAsia" w:ascii="宋体" w:hAnsi="宋体" w:eastAsia="宋体" w:cs="宋体"/>
+                <w:rFonts w:ascii="宋体" w:eastAsia="宋体" w:hAnsi="宋体" w:cs="宋体" w:hint="eastAsia"/>
                 <w:spacing w:val="-2"/>
                 <w:sz w:val="24"/>
                 <w:szCs w:val="24"/>
@@ -3547,7 +3477,7 @@
             </w:pPr>
             <w:r>
               <w:rPr>
-                <w:rFonts w:hint="eastAsia" w:ascii="宋体" w:hAnsi="宋体" w:eastAsia="宋体" w:cs="宋体"/>
+                <w:rFonts w:ascii="宋体" w:eastAsia="宋体" w:hAnsi="宋体" w:cs="宋体" w:hint="eastAsia"/>
                 <w:spacing w:val="-2"/>
                 <w:sz w:val="24"/>
                 <w:szCs w:val="24"/>
@@ -3561,8 +3491,8 @@
           <w:tcPr>
             <w:tcW w:w="1050" w:type="dxa"/>
             <w:tcBorders>
-              <w:top w:val="single" w:color="000000" w:sz="6" w:space="0"/>
-              <w:right w:val="single" w:color="000000" w:sz="6" w:space="0"/>
+              <w:top w:val="single" w:sz="6" w:space="0" w:color="000000"/>
+              <w:right w:val="single" w:sz="6" w:space="0" w:color="000000"/>
             </w:tcBorders>
           </w:tcPr>
           <w:p>
@@ -3570,7 +3500,7 @@
               <w:spacing w:before="194" w:line="219" w:lineRule="auto"/>
               <w:ind w:left="123"/>
               <w:rPr>
-                <w:rFonts w:hint="default" w:ascii="宋体" w:hAnsi="宋体" w:eastAsia="宋体" w:cs="宋体"/>
+                <w:rFonts w:ascii="宋体" w:eastAsia="宋体" w:hAnsi="宋体" w:cs="宋体" w:hint="default"/>
                 <w:spacing w:val="-2"/>
                 <w:sz w:val="24"/>
                 <w:szCs w:val="24"/>
@@ -3579,7 +3509,7 @@
             </w:pPr>
             <w:r>
               <w:rPr>
-                <w:rFonts w:hint="eastAsia" w:ascii="宋体" w:hAnsi="宋体" w:cs="宋体"/>
+                <w:rFonts w:ascii="宋体" w:hAnsi="宋体" w:cs="宋体" w:hint="eastAsia"/>
                 <w:spacing w:val="-2"/>
                 <w:sz w:val="24"/>
                 <w:szCs w:val="24"/>
@@ -3593,14 +3523,14 @@
     </w:tbl>
     <w:p>
       <w:pPr>
-        <w:pStyle w:val="30"/>
+        <w:pStyle w:val="1"/>
         <w:bidi w:val="0"/>
         <w:rPr>
           <w:rFonts w:hint="default"/>
           <w:lang w:val="en-US" w:eastAsia="zh-CN"/>
         </w:rPr>
       </w:pPr>
-      <w:bookmarkStart w:id="14" w:name="_Toc3083"/>
+      <w:bookmarkStart w:id="15" w:name="_Toc3083"/>
       <w:r>
         <w:rPr>
           <w:rFonts w:hint="default"/>
@@ -3608,7 +3538,7 @@
         </w:rPr>
         <w:t>相关记录文件</w:t>
       </w:r>
-      <w:bookmarkEnd w:id="14"/>
+      <w:bookmarkEnd w:id="15"/>
     </w:p>
     <w:p>
       <w:pPr>
@@ -3630,7 +3560,7 @@
         <w:adjustRightInd/>
         <w:snapToGrid/>
         <w:spacing w:line="360" w:lineRule="auto"/>
-        <w:ind w:left="425" w:leftChars="0" w:hanging="425" w:firstLineChars="0"/>
+        <w:ind w:left="425" w:hanging="425" w:leftChars="0" w:firstLineChars="0"/>
         <w:jc w:val="left"/>
         <w:textAlignment w:val="auto"/>
         <w:rPr>
@@ -3668,7 +3598,7 @@
         <w:adjustRightInd/>
         <w:snapToGrid/>
         <w:spacing w:line="360" w:lineRule="auto"/>
-        <w:ind w:left="425" w:leftChars="0" w:hanging="425" w:firstLineChars="0"/>
+        <w:ind w:left="425" w:hanging="425" w:leftChars="0" w:firstLineChars="0"/>
         <w:jc w:val="left"/>
         <w:textAlignment w:val="auto"/>
         <w:rPr>
@@ -3687,57 +3617,32 @@
       </w:r>
     </w:p>
     <w:sectPr>
-      <w:headerReference r:id="rId5" w:type="default"/>
-      <w:footerReference r:id="rId6" w:type="default"/>
+      <w:headerReference w:type="default" r:id="rId4"/>
+      <w:footerReference w:type="default" r:id="rId5"/>
       <w:pgSz w:w="11906" w:h="16838"/>
       <w:pgMar w:top="1440" w:right="1800" w:bottom="1440" w:left="1800" w:header="851" w:footer="992" w:gutter="0"/>
-      <w:cols w:space="425" w:num="1"/>
+      <w:cols w:num="1" w:space="425"/>
       <w:docGrid w:type="lines" w:linePitch="312" w:charSpace="0"/>
     </w:sectPr>
   </w:body>
 </w:document>
 </file>
 
-<file path=word/endnotes.xml><?xml version="1.0" encoding="utf-8"?>
-<w:endnotes xmlns:wpc="http://schemas.microsoft.com/office/word/2010/wordprocessingCanvas" xmlns:mc="http://schemas.openxmlformats.org/markup-compatibility/2006" xmlns:o="urn:schemas-microsoft-com:office:office" xmlns:r="http://schemas.openxmlformats.org/officeDocument/2006/relationships" xmlns:m="http://schemas.openxmlformats.org/officeDocument/2006/math" xmlns:v="urn:schemas-microsoft-com:vml" xmlns:wp14="http://schemas.microsoft.com/office/word/2010/wordprocessingDrawing" xmlns:wp="http://schemas.openxmlformats.org/drawingml/2006/wordprocessingDrawing" xmlns:w="http://schemas.openxmlformats.org/wordprocessingml/2006/main" xmlns:w14="http://schemas.microsoft.com/office/word/2010/wordml" xmlns:w15="http://schemas.microsoft.com/office/word/2012/wordml" xmlns:w10="urn:schemas-microsoft-com:office:word" xmlns:wpg="http://schemas.microsoft.com/office/word/2010/wordprocessingGroup" xmlns:wpi="http://schemas.microsoft.com/office/word/2010/wordprocessingInk" xmlns:wne="http://schemas.microsoft.com/office/word/2006/wordml" xmlns:wps="http://schemas.microsoft.com/office/word/2010/wordprocessingShape" xmlns:wpsCustomData="http://www.wps.cn/officeDocument/2013/wpsCustomData" mc:Ignorable="w14 w15 wp14">
-  <w:endnote w:type="separator" w:id="0">
-    <w:p>
-      <w:pPr>
-        <w:spacing w:line="240" w:lineRule="auto"/>
-      </w:pPr>
-      <w:r>
-        <w:separator/>
-      </w:r>
-    </w:p>
-  </w:endnote>
-  <w:endnote w:type="continuationSeparator" w:id="1">
-    <w:p>
-      <w:pPr>
-        <w:spacing w:line="240" w:lineRule="auto"/>
-      </w:pPr>
-      <w:r>
-        <w:continuationSeparator/>
-      </w:r>
-    </w:p>
-  </w:endnote>
-</w:endnotes>
-</file>
-
 <file path=word/footer1.xml><?xml version="1.0" encoding="utf-8"?>
-<w:ftr xmlns:wpc="http://schemas.microsoft.com/office/word/2010/wordprocessingCanvas" xmlns:mc="http://schemas.openxmlformats.org/markup-compatibility/2006" xmlns:o="urn:schemas-microsoft-com:office:office" xmlns:r="http://schemas.openxmlformats.org/officeDocument/2006/relationships" xmlns:m="http://schemas.openxmlformats.org/officeDocument/2006/math" xmlns:v="urn:schemas-microsoft-com:vml" xmlns:wp14="http://schemas.microsoft.com/office/word/2010/wordprocessingDrawing" xmlns:wp="http://schemas.openxmlformats.org/drawingml/2006/wordprocessingDrawing" xmlns:w10="urn:schemas-microsoft-com:office:word" xmlns:w="http://schemas.openxmlformats.org/wordprocessingml/2006/main" xmlns:w14="http://schemas.microsoft.com/office/word/2010/wordml" xmlns:w15="http://schemas.microsoft.com/office/word/2012/wordml" xmlns:wpg="http://schemas.microsoft.com/office/word/2010/wordprocessingGroup" xmlns:wpi="http://schemas.microsoft.com/office/word/2010/wordprocessingInk" xmlns:wne="http://schemas.microsoft.com/office/word/2006/wordml" xmlns:wps="http://schemas.microsoft.com/office/word/2010/wordprocessingShape" xmlns:wpsCustomData="http://www.wps.cn/officeDocument/2013/wpsCustomData" mc:Ignorable="w14 w15 wp14">
+<w:ftr xmlns:wpc="http://schemas.microsoft.com/office/word/2010/wordprocessingCanvas" xmlns:mc="http://schemas.openxmlformats.org/markup-compatibility/2006" xmlns:o="urn:schemas-microsoft-com:office:office" xmlns:r="http://schemas.openxmlformats.org/officeDocument/2006/relationships" xmlns:m="http://schemas.openxmlformats.org/officeDocument/2006/math" xmlns:v="urn:schemas-microsoft-com:vml" xmlns:wp14="http://schemas.microsoft.com/office/word/2010/wordprocessingDrawing" xmlns:wp="http://schemas.openxmlformats.org/drawingml/2006/wordprocessingDrawing" xmlns:w10="urn:schemas-microsoft-com:office:word" xmlns:w="http://schemas.openxmlformats.org/wordprocessingml/2006/main" xmlns:w14="http://schemas.microsoft.com/office/word/2010/wordml" xmlns:w15="http://schemas.microsoft.com/office/word/2012/wordml" xmlns:wne="http://schemas.microsoft.com/office/word/2006/wordml" xmlns:wpg="http://schemas.microsoft.com/office/word/2010/wordprocessingGroup" xmlns:wpi="http://schemas.microsoft.com/office/word/2010/wordprocessingInk" xmlns:wps="http://schemas.microsoft.com/office/word/2010/wordprocessingShape" mc:Ignorable="w14 w15 wp14">
   <w:p>
     <w:pPr>
       <w:spacing w:line="169" w:lineRule="auto"/>
       <w:ind w:left="5927"/>
       <w:rPr>
-        <w:rFonts w:ascii="Calibri" w:hAnsi="Calibri" w:eastAsia="Calibri" w:cs="Calibri"/>
+        <w:rFonts w:ascii="Calibri" w:eastAsia="Calibri" w:hAnsi="Calibri" w:cs="Calibri"/>
         <w:sz w:val="18"/>
         <w:szCs w:val="18"/>
       </w:rPr>
     </w:pPr>
     <w:r>
       <w:rPr>
-        <w:rFonts w:ascii="Calibri" w:hAnsi="Calibri" w:eastAsia="Calibri" w:cs="Calibri"/>
+        <w:rFonts w:ascii="Calibri" w:eastAsia="Calibri" w:hAnsi="Calibri" w:cs="Calibri"/>
         <w:spacing w:val="-5"/>
         <w:sz w:val="18"/>
         <w:szCs w:val="18"/>
@@ -3748,38 +3653,13 @@
 </w:ftr>
 </file>
 
-<file path=word/footnotes.xml><?xml version="1.0" encoding="utf-8"?>
-<w:footnotes xmlns:wpc="http://schemas.microsoft.com/office/word/2010/wordprocessingCanvas" xmlns:mc="http://schemas.openxmlformats.org/markup-compatibility/2006" xmlns:o="urn:schemas-microsoft-com:office:office" xmlns:r="http://schemas.openxmlformats.org/officeDocument/2006/relationships" xmlns:m="http://schemas.openxmlformats.org/officeDocument/2006/math" xmlns:v="urn:schemas-microsoft-com:vml" xmlns:wp14="http://schemas.microsoft.com/office/word/2010/wordprocessingDrawing" xmlns:wp="http://schemas.openxmlformats.org/drawingml/2006/wordprocessingDrawing" xmlns:w="http://schemas.openxmlformats.org/wordprocessingml/2006/main" xmlns:w14="http://schemas.microsoft.com/office/word/2010/wordml" xmlns:w15="http://schemas.microsoft.com/office/word/2012/wordml" xmlns:w10="urn:schemas-microsoft-com:office:word" xmlns:wpg="http://schemas.microsoft.com/office/word/2010/wordprocessingGroup" xmlns:wpi="http://schemas.microsoft.com/office/word/2010/wordprocessingInk" xmlns:wne="http://schemas.microsoft.com/office/word/2006/wordml" xmlns:wps="http://schemas.microsoft.com/office/word/2010/wordprocessingShape" xmlns:wpsCustomData="http://www.wps.cn/officeDocument/2013/wpsCustomData" mc:Ignorable="w14 w15 wp14">
-  <w:footnote w:type="separator" w:id="0">
-    <w:p>
-      <w:pPr>
-        <w:spacing w:line="360" w:lineRule="auto"/>
-      </w:pPr>
-      <w:r>
-        <w:separator/>
-      </w:r>
-    </w:p>
-  </w:footnote>
-  <w:footnote w:type="continuationSeparator" w:id="1">
-    <w:p>
-      <w:pPr>
-        <w:spacing w:line="360" w:lineRule="auto"/>
-      </w:pPr>
-      <w:r>
-        <w:continuationSeparator/>
-      </w:r>
-    </w:p>
-  </w:footnote>
-</w:footnotes>
-</file>
-
 <file path=word/header1.xml><?xml version="1.0" encoding="utf-8"?>
-<w:hdr xmlns:wpc="http://schemas.microsoft.com/office/word/2010/wordprocessingCanvas" xmlns:mc="http://schemas.openxmlformats.org/markup-compatibility/2006" xmlns:o="urn:schemas-microsoft-com:office:office" xmlns:r="http://schemas.openxmlformats.org/officeDocument/2006/relationships" xmlns:m="http://schemas.openxmlformats.org/officeDocument/2006/math" xmlns:v="urn:schemas-microsoft-com:vml" xmlns:wp14="http://schemas.microsoft.com/office/word/2010/wordprocessingDrawing" xmlns:wp="http://schemas.openxmlformats.org/drawingml/2006/wordprocessingDrawing" xmlns:w10="urn:schemas-microsoft-com:office:word" xmlns:w="http://schemas.openxmlformats.org/wordprocessingml/2006/main" xmlns:w14="http://schemas.microsoft.com/office/word/2010/wordml" xmlns:w15="http://schemas.microsoft.com/office/word/2012/wordml" xmlns:wpg="http://schemas.microsoft.com/office/word/2010/wordprocessingGroup" xmlns:wpi="http://schemas.microsoft.com/office/word/2010/wordprocessingInk" xmlns:wne="http://schemas.microsoft.com/office/word/2006/wordml" xmlns:wps="http://schemas.microsoft.com/office/word/2010/wordprocessingShape" xmlns:wpsCustomData="http://www.wps.cn/officeDocument/2013/wpsCustomData" mc:Ignorable="w14 w15 wp14">
+<w:hdr xmlns:wpc="http://schemas.microsoft.com/office/word/2010/wordprocessingCanvas" xmlns:mc="http://schemas.openxmlformats.org/markup-compatibility/2006" xmlns:o="urn:schemas-microsoft-com:office:office" xmlns:r="http://schemas.openxmlformats.org/officeDocument/2006/relationships" xmlns:m="http://schemas.openxmlformats.org/officeDocument/2006/math" xmlns:v="urn:schemas-microsoft-com:vml" xmlns:wp14="http://schemas.microsoft.com/office/word/2010/wordprocessingDrawing" xmlns:wp="http://schemas.openxmlformats.org/drawingml/2006/wordprocessingDrawing" xmlns:w10="urn:schemas-microsoft-com:office:word" xmlns:w="http://schemas.openxmlformats.org/wordprocessingml/2006/main" xmlns:w14="http://schemas.microsoft.com/office/word/2010/wordml" xmlns:w15="http://schemas.microsoft.com/office/word/2012/wordml" xmlns:wne="http://schemas.microsoft.com/office/word/2006/wordml" xmlns:wpg="http://schemas.microsoft.com/office/word/2010/wordprocessingGroup" xmlns:wpi="http://schemas.microsoft.com/office/word/2010/wordprocessingInk" xmlns:wps="http://schemas.microsoft.com/office/word/2010/wordprocessingShape" mc:Ignorable="w14 w15 wp14">
   <w:p>
     <w:pPr>
-      <w:pStyle w:val="16"/>
+      <w:pStyle w:val="Header"/>
       <w:pBdr>
-        <w:bottom w:val="none" w:color="auto" w:sz="0" w:space="1"/>
+        <w:bottom w:val="nil"/>
       </w:pBdr>
       <w:jc w:val="right"/>
     </w:pPr>
@@ -3788,15 +3668,15 @@
 </file>
 
 <file path=word/numbering.xml><?xml version="1.0" encoding="utf-8"?>
-<w:numbering xmlns:wpc="http://schemas.microsoft.com/office/word/2010/wordprocessingCanvas" xmlns:mc="http://schemas.openxmlformats.org/markup-compatibility/2006" xmlns:o="urn:schemas-microsoft-com:office:office" xmlns:r="http://schemas.openxmlformats.org/officeDocument/2006/relationships" xmlns:m="http://schemas.openxmlformats.org/officeDocument/2006/math" xmlns:v="urn:schemas-microsoft-com:vml" xmlns:wp14="http://schemas.microsoft.com/office/word/2010/wordprocessingDrawing" xmlns:wp="http://schemas.openxmlformats.org/drawingml/2006/wordprocessingDrawing" xmlns:w10="urn:schemas-microsoft-com:office:word" xmlns:w="http://schemas.openxmlformats.org/wordprocessingml/2006/main" xmlns:w14="http://schemas.microsoft.com/office/word/2010/wordml" xmlns:wpg="http://schemas.microsoft.com/office/word/2010/wordprocessingGroup" xmlns:wpi="http://schemas.microsoft.com/office/word/2010/wordprocessingInk" xmlns:wne="http://schemas.microsoft.com/office/word/2006/wordml" xmlns:wps="http://schemas.microsoft.com/office/word/2010/wordprocessingShape" xmlns:wpsCustomData="http://www.wps.cn/officeDocument/2013/wpsCustomData" mc:Ignorable="w14 wp14">
+<w:numbering xmlns:wpc="http://schemas.microsoft.com/office/word/2010/wordprocessingCanvas" xmlns:mc="http://schemas.openxmlformats.org/markup-compatibility/2006" xmlns:o="urn:schemas-microsoft-com:office:office" xmlns:r="http://schemas.openxmlformats.org/officeDocument/2006/relationships" xmlns:m="http://schemas.openxmlformats.org/officeDocument/2006/math" xmlns:v="urn:schemas-microsoft-com:vml" xmlns:wp14="http://schemas.microsoft.com/office/word/2010/wordprocessingDrawing" xmlns:wp="http://schemas.openxmlformats.org/drawingml/2006/wordprocessingDrawing" xmlns:w10="urn:schemas-microsoft-com:office:word" xmlns:w="http://schemas.openxmlformats.org/wordprocessingml/2006/main" xmlns:w14="http://schemas.microsoft.com/office/word/2010/wordml" xmlns:w15="http://schemas.microsoft.com/office/word/2012/wordml" xmlns:wne="http://schemas.microsoft.com/office/word/2006/wordml" xmlns:wpg="http://schemas.microsoft.com/office/word/2010/wordprocessingGroup" xmlns:wpi="http://schemas.microsoft.com/office/word/2010/wordprocessingInk" xmlns:wps="http://schemas.microsoft.com/office/word/2010/wordprocessingShape" mc:Ignorable="w14 w15 wp14">
   <w:abstractNum w:abstractNumId="0">
     <w:nsid w:val="8E964DCE"/>
     <w:multiLevelType w:val="multilevel"/>
     <w:tmpl w:val="8E964DCE"/>
-    <w:lvl w:ilvl="0" w:tentative="0">
+    <w:lvl w:ilvl="0">
       <w:start w:val="1"/>
       <w:numFmt w:val="decimal"/>
-      <w:pStyle w:val="2"/>
+      <w:pStyle w:val="Heading1"/>
       <w:lvlText w:val="%1."/>
       <w:lvlJc w:val="left"/>
       <w:pPr>
@@ -3806,10 +3686,10 @@
         <w:rFonts w:hint="default"/>
       </w:rPr>
     </w:lvl>
-    <w:lvl w:ilvl="1" w:tentative="0">
+    <w:lvl w:ilvl="1">
       <w:start w:val="1"/>
       <w:numFmt w:val="decimal"/>
-      <w:pStyle w:val="3"/>
+      <w:pStyle w:val="Heading2"/>
       <w:lvlText w:val="%1.%2."/>
       <w:lvlJc w:val="left"/>
       <w:pPr>
@@ -3819,10 +3699,10 @@
         <w:rFonts w:hint="default"/>
       </w:rPr>
     </w:lvl>
-    <w:lvl w:ilvl="2" w:tentative="0">
+    <w:lvl w:ilvl="2">
       <w:start w:val="1"/>
       <w:numFmt w:val="decimal"/>
-      <w:pStyle w:val="4"/>
+      <w:pStyle w:val="Heading3"/>
       <w:lvlText w:val="%1.%2.%3."/>
       <w:lvlJc w:val="left"/>
       <w:pPr>
@@ -3832,10 +3712,10 @@
         <w:rFonts w:hint="default"/>
       </w:rPr>
     </w:lvl>
-    <w:lvl w:ilvl="3" w:tentative="0">
+    <w:lvl w:ilvl="3">
       <w:start w:val="1"/>
       <w:numFmt w:val="decimal"/>
-      <w:pStyle w:val="5"/>
+      <w:pStyle w:val="Heading4"/>
       <w:lvlText w:val="%1.%2.%3.%4."/>
       <w:lvlJc w:val="left"/>
       <w:pPr>
@@ -3845,10 +3725,10 @@
         <w:rFonts w:hint="default"/>
       </w:rPr>
     </w:lvl>
-    <w:lvl w:ilvl="4" w:tentative="0">
+    <w:lvl w:ilvl="4">
       <w:start w:val="1"/>
       <w:numFmt w:val="decimal"/>
-      <w:pStyle w:val="6"/>
+      <w:pStyle w:val="Heading5"/>
       <w:lvlText w:val="%1.%2.%3.%4.%5."/>
       <w:lvlJc w:val="left"/>
       <w:pPr>
@@ -3858,10 +3738,10 @@
         <w:rFonts w:hint="default"/>
       </w:rPr>
     </w:lvl>
-    <w:lvl w:ilvl="5" w:tentative="0">
+    <w:lvl w:ilvl="5">
       <w:start w:val="1"/>
       <w:numFmt w:val="decimal"/>
-      <w:pStyle w:val="7"/>
+      <w:pStyle w:val="Heading6"/>
       <w:lvlText w:val="%1.%2.%3.%4.%5.%6."/>
       <w:lvlJc w:val="left"/>
       <w:pPr>
@@ -3871,10 +3751,10 @@
         <w:rFonts w:hint="default"/>
       </w:rPr>
     </w:lvl>
-    <w:lvl w:ilvl="6" w:tentative="0">
+    <w:lvl w:ilvl="6">
       <w:start w:val="1"/>
       <w:numFmt w:val="decimal"/>
-      <w:pStyle w:val="8"/>
+      <w:pStyle w:val="Heading7"/>
       <w:lvlText w:val="%1.%2.%3.%4.%5.%6.%7."/>
       <w:lvlJc w:val="left"/>
       <w:pPr>
@@ -3884,10 +3764,10 @@
         <w:rFonts w:hint="default"/>
       </w:rPr>
     </w:lvl>
-    <w:lvl w:ilvl="7" w:tentative="0">
+    <w:lvl w:ilvl="7">
       <w:start w:val="1"/>
       <w:numFmt w:val="decimal"/>
-      <w:pStyle w:val="9"/>
+      <w:pStyle w:val="Heading8"/>
       <w:lvlText w:val="%1.%2.%3.%4.%5.%6.%7.%8."/>
       <w:lvlJc w:val="left"/>
       <w:pPr>
@@ -3897,10 +3777,10 @@
         <w:rFonts w:hint="default"/>
       </w:rPr>
     </w:lvl>
-    <w:lvl w:ilvl="8" w:tentative="0">
+    <w:lvl w:ilvl="8">
       <w:start w:val="1"/>
       <w:numFmt w:val="decimal"/>
-      <w:pStyle w:val="10"/>
+      <w:pStyle w:val="Heading9"/>
       <w:lvlText w:val="%1.%2.%3.%4.%5.%6.%7.%8.%9."/>
       <w:lvlJc w:val="left"/>
       <w:pPr>
@@ -3915,7 +3795,7 @@
     <w:nsid w:val="BCCF37B8"/>
     <w:multiLevelType w:val="singleLevel"/>
     <w:tmpl w:val="BCCF37B8"/>
-    <w:lvl w:ilvl="0" w:tentative="0">
+    <w:lvl w:ilvl="0">
       <w:start w:val="1"/>
       <w:numFmt w:val="decimal"/>
       <w:lvlText w:val="%1."/>
@@ -3932,7 +3812,7 @@
     <w:nsid w:val="63B18D39"/>
     <w:multiLevelType w:val="singleLevel"/>
     <w:tmpl w:val="63B18D39"/>
-    <w:lvl w:ilvl="0" w:tentative="0">
+    <w:lvl w:ilvl="0">
       <w:start w:val="1"/>
       <w:numFmt w:val="decimal"/>
       <w:lvlText w:val="%1."/>
@@ -3958,270 +3838,268 @@
 </file>
 
 <file path=word/styles.xml><?xml version="1.0" encoding="utf-8"?>
-<w:styles xmlns:mc="http://schemas.openxmlformats.org/markup-compatibility/2006" xmlns:o="urn:schemas-microsoft-com:office:office" xmlns:r="http://schemas.openxmlformats.org/officeDocument/2006/relationships" xmlns:m="http://schemas.openxmlformats.org/officeDocument/2006/math" xmlns:v="urn:schemas-microsoft-com:vml" xmlns:w="http://schemas.openxmlformats.org/wordprocessingml/2006/main" xmlns:w14="http://schemas.microsoft.com/office/word/2010/wordml" xmlns:w10="urn:schemas-microsoft-com:office:word" xmlns:sl="http://schemas.openxmlformats.org/schemaLibrary/2006/main" xmlns:wpsCustomData="http://www.wps.cn/officeDocument/2013/wpsCustomData" mc:Ignorable="w14">
+<w:styles xmlns:mc="http://schemas.openxmlformats.org/markup-compatibility/2006" xmlns:r="http://schemas.openxmlformats.org/officeDocument/2006/relationships" xmlns:w="http://schemas.openxmlformats.org/wordprocessingml/2006/main" xmlns:w14="http://schemas.microsoft.com/office/word/2010/wordml" xmlns:w15="http://schemas.microsoft.com/office/word/2012/wordml" mc:Ignorable="w14 w15">
   <w:docDefaults>
     <w:rPrDefault>
       <w:rPr>
-        <w:rFonts w:ascii="Times New Roman" w:hAnsi="Times New Roman" w:eastAsia="宋体" w:cs="Times New Roman"/>
+        <w:rFonts w:ascii="Times New Roman" w:eastAsia="宋体" w:hAnsi="Times New Roman" w:cs="Times New Roman"/>
       </w:rPr>
     </w:rPrDefault>
     <w:pPrDefault/>
   </w:docDefaults>
-  <w:latentStyles w:count="260" w:defQFormat="0" w:defUnhideWhenUsed="1" w:defSemiHidden="1" w:defUIPriority="99" w:defLockedState="0">
-    <w:lsdException w:qFormat="1" w:unhideWhenUsed="0" w:uiPriority="0" w:semiHidden="0" w:name="Normal"/>
-    <w:lsdException w:qFormat="1" w:unhideWhenUsed="0" w:uiPriority="0" w:semiHidden="0" w:name="heading 1"/>
-    <w:lsdException w:qFormat="1" w:uiPriority="0" w:semiHidden="0" w:name="heading 2"/>
-    <w:lsdException w:qFormat="1" w:uiPriority="0" w:name="heading 3"/>
-    <w:lsdException w:qFormat="1" w:uiPriority="0" w:semiHidden="0" w:name="heading 4"/>
-    <w:lsdException w:qFormat="1" w:uiPriority="0" w:name="heading 5"/>
-    <w:lsdException w:qFormat="1" w:uiPriority="0" w:name="heading 6"/>
-    <w:lsdException w:qFormat="1" w:uiPriority="0" w:name="heading 7"/>
-    <w:lsdException w:qFormat="1" w:uiPriority="0" w:name="heading 8"/>
-    <w:lsdException w:qFormat="1" w:uiPriority="0" w:name="heading 9"/>
-    <w:lsdException w:unhideWhenUsed="0" w:uiPriority="0" w:semiHidden="0" w:name="index 1"/>
-    <w:lsdException w:unhideWhenUsed="0" w:uiPriority="0" w:semiHidden="0" w:name="index 2"/>
-    <w:lsdException w:unhideWhenUsed="0" w:uiPriority="0" w:semiHidden="0" w:name="index 3"/>
-    <w:lsdException w:unhideWhenUsed="0" w:uiPriority="0" w:semiHidden="0" w:name="index 4"/>
-    <w:lsdException w:unhideWhenUsed="0" w:uiPriority="0" w:semiHidden="0" w:name="index 5"/>
-    <w:lsdException w:unhideWhenUsed="0" w:uiPriority="0" w:semiHidden="0" w:name="index 6"/>
-    <w:lsdException w:unhideWhenUsed="0" w:uiPriority="0" w:semiHidden="0" w:name="index 7"/>
-    <w:lsdException w:unhideWhenUsed="0" w:uiPriority="0" w:semiHidden="0" w:name="index 8"/>
-    <w:lsdException w:unhideWhenUsed="0" w:uiPriority="0" w:semiHidden="0" w:name="index 9"/>
-    <w:lsdException w:qFormat="1" w:unhideWhenUsed="0" w:uiPriority="0" w:semiHidden="0" w:name="toc 1"/>
-    <w:lsdException w:qFormat="1" w:unhideWhenUsed="0" w:uiPriority="0" w:semiHidden="0" w:name="toc 2"/>
-    <w:lsdException w:qFormat="1" w:unhideWhenUsed="0" w:uiPriority="0" w:semiHidden="0" w:name="toc 3"/>
-    <w:lsdException w:unhideWhenUsed="0" w:uiPriority="0" w:semiHidden="0" w:name="toc 4"/>
-    <w:lsdException w:unhideWhenUsed="0" w:uiPriority="0" w:semiHidden="0" w:name="toc 5"/>
-    <w:lsdException w:unhideWhenUsed="0" w:uiPriority="0" w:semiHidden="0" w:name="toc 6"/>
-    <w:lsdException w:unhideWhenUsed="0" w:uiPriority="0" w:semiHidden="0" w:name="toc 7"/>
-    <w:lsdException w:unhideWhenUsed="0" w:uiPriority="0" w:semiHidden="0" w:name="toc 8"/>
-    <w:lsdException w:unhideWhenUsed="0" w:uiPriority="0" w:semiHidden="0" w:name="toc 9"/>
-    <w:lsdException w:qFormat="1" w:unhideWhenUsed="0" w:uiPriority="0" w:semiHidden="0" w:name="Normal Indent"/>
-    <w:lsdException w:unhideWhenUsed="0" w:uiPriority="0" w:semiHidden="0" w:name="footnote text"/>
-    <w:lsdException w:qFormat="1" w:unhideWhenUsed="0" w:uiPriority="0" w:semiHidden="0" w:name="annotation text"/>
-    <w:lsdException w:qFormat="1" w:unhideWhenUsed="0" w:uiPriority="0" w:semiHidden="0" w:name="header"/>
-    <w:lsdException w:qFormat="1" w:unhideWhenUsed="0" w:uiPriority="0" w:semiHidden="0" w:name="footer"/>
-    <w:lsdException w:unhideWhenUsed="0" w:uiPriority="0" w:semiHidden="0" w:name="index heading"/>
-    <w:lsdException w:qFormat="1" w:uiPriority="0" w:name="caption"/>
-    <w:lsdException w:unhideWhenUsed="0" w:uiPriority="0" w:semiHidden="0" w:name="table of figures"/>
-    <w:lsdException w:unhideWhenUsed="0" w:uiPriority="0" w:semiHidden="0" w:name="envelope address"/>
-    <w:lsdException w:unhideWhenUsed="0" w:uiPriority="0" w:semiHidden="0" w:name="envelope return"/>
-    <w:lsdException w:unhideWhenUsed="0" w:uiPriority="0" w:semiHidden="0" w:name="footnote reference"/>
-    <w:lsdException w:unhideWhenUsed="0" w:uiPriority="0" w:semiHidden="0" w:name="annotation reference"/>
-    <w:lsdException w:unhideWhenUsed="0" w:uiPriority="0" w:semiHidden="0" w:name="line number"/>
-    <w:lsdException w:unhideWhenUsed="0" w:uiPriority="0" w:semiHidden="0" w:name="page number"/>
-    <w:lsdException w:unhideWhenUsed="0" w:uiPriority="0" w:semiHidden="0" w:name="endnote reference"/>
-    <w:lsdException w:unhideWhenUsed="0" w:uiPriority="0" w:semiHidden="0" w:name="endnote text"/>
-    <w:lsdException w:unhideWhenUsed="0" w:uiPriority="0" w:semiHidden="0" w:name="table of authorities"/>
-    <w:lsdException w:unhideWhenUsed="0" w:uiPriority="0" w:semiHidden="0" w:name="macro"/>
-    <w:lsdException w:unhideWhenUsed="0" w:uiPriority="0" w:semiHidden="0" w:name="toa heading"/>
-    <w:lsdException w:unhideWhenUsed="0" w:uiPriority="0" w:semiHidden="0" w:name="List"/>
-    <w:lsdException w:unhideWhenUsed="0" w:uiPriority="0" w:semiHidden="0" w:name="List Bullet"/>
-    <w:lsdException w:unhideWhenUsed="0" w:uiPriority="0" w:semiHidden="0" w:name="List Number"/>
-    <w:lsdException w:unhideWhenUsed="0" w:uiPriority="0" w:semiHidden="0" w:name="List 2"/>
-    <w:lsdException w:unhideWhenUsed="0" w:uiPriority="0" w:semiHidden="0" w:name="List 3"/>
-    <w:lsdException w:unhideWhenUsed="0" w:uiPriority="0" w:semiHidden="0" w:name="List 4"/>
-    <w:lsdException w:unhideWhenUsed="0" w:uiPriority="0" w:semiHidden="0" w:name="List 5"/>
-    <w:lsdException w:unhideWhenUsed="0" w:uiPriority="0" w:semiHidden="0" w:name="List Bullet 2"/>
-    <w:lsdException w:unhideWhenUsed="0" w:uiPriority="0" w:semiHidden="0" w:name="List Bullet 3"/>
-    <w:lsdException w:unhideWhenUsed="0" w:uiPriority="0" w:semiHidden="0" w:name="List Bullet 4"/>
-    <w:lsdException w:unhideWhenUsed="0" w:uiPriority="0" w:semiHidden="0" w:name="List Bullet 5"/>
-    <w:lsdException w:unhideWhenUsed="0" w:uiPriority="0" w:semiHidden="0" w:name="List Number 2"/>
-    <w:lsdException w:unhideWhenUsed="0" w:uiPriority="0" w:semiHidden="0" w:name="List Number 3"/>
-    <w:lsdException w:unhideWhenUsed="0" w:uiPriority="0" w:semiHidden="0" w:name="List Number 4"/>
-    <w:lsdException w:unhideWhenUsed="0" w:uiPriority="0" w:semiHidden="0" w:name="List Number 5"/>
-    <w:lsdException w:qFormat="1" w:unhideWhenUsed="0" w:uiPriority="0" w:semiHidden="0" w:name="Title"/>
-    <w:lsdException w:unhideWhenUsed="0" w:uiPriority="0" w:semiHidden="0" w:name="Closing"/>
-    <w:lsdException w:unhideWhenUsed="0" w:uiPriority="0" w:semiHidden="0" w:name="Signature"/>
-    <w:lsdException w:qFormat="1" w:unhideWhenUsed="0" w:uiPriority="0" w:name="Default Paragraph Font"/>
-    <w:lsdException w:qFormat="1" w:unhideWhenUsed="0" w:uiPriority="0" w:name="Body Text"/>
-    <w:lsdException w:unhideWhenUsed="0" w:uiPriority="0" w:semiHidden="0" w:name="Body Text Indent"/>
-    <w:lsdException w:unhideWhenUsed="0" w:uiPriority="0" w:semiHidden="0" w:name="List Continue"/>
-    <w:lsdException w:unhideWhenUsed="0" w:uiPriority="0" w:semiHidden="0" w:name="List Continue 2"/>
-    <w:lsdException w:unhideWhenUsed="0" w:uiPriority="0" w:semiHidden="0" w:name="List Continue 3"/>
-    <w:lsdException w:unhideWhenUsed="0" w:uiPriority="0" w:semiHidden="0" w:name="List Continue 4"/>
-    <w:lsdException w:unhideWhenUsed="0" w:uiPriority="0" w:semiHidden="0" w:name="List Continue 5"/>
-    <w:lsdException w:unhideWhenUsed="0" w:uiPriority="0" w:semiHidden="0" w:name="Message Header"/>
-    <w:lsdException w:qFormat="1" w:unhideWhenUsed="0" w:uiPriority="0" w:semiHidden="0" w:name="Subtitle"/>
-    <w:lsdException w:unhideWhenUsed="0" w:uiPriority="0" w:semiHidden="0" w:name="Salutation"/>
-    <w:lsdException w:unhideWhenUsed="0" w:uiPriority="0" w:semiHidden="0" w:name="Date"/>
-    <w:lsdException w:unhideWhenUsed="0" w:uiPriority="0" w:semiHidden="0" w:name="Body Text First Indent"/>
-    <w:lsdException w:unhideWhenUsed="0" w:uiPriority="0" w:semiHidden="0" w:name="Body Text First Indent 2"/>
-    <w:lsdException w:uiPriority="99" w:name="Note Heading"/>
-    <w:lsdException w:unhideWhenUsed="0" w:uiPriority="0" w:semiHidden="0" w:name="Body Text 2"/>
-    <w:lsdException w:unhideWhenUsed="0" w:uiPriority="0" w:semiHidden="0" w:name="Body Text 3"/>
-    <w:lsdException w:unhideWhenUsed="0" w:uiPriority="0" w:semiHidden="0" w:name="Body Text Indent 2"/>
-    <w:lsdException w:unhideWhenUsed="0" w:uiPriority="0" w:semiHidden="0" w:name="Body Text Indent 3"/>
-    <w:lsdException w:unhideWhenUsed="0" w:uiPriority="0" w:semiHidden="0" w:name="Block Text"/>
-    <w:lsdException w:unhideWhenUsed="0" w:uiPriority="0" w:semiHidden="0" w:name="Hyperlink"/>
-    <w:lsdException w:unhideWhenUsed="0" w:uiPriority="0" w:semiHidden="0" w:name="FollowedHyperlink"/>
-    <w:lsdException w:qFormat="1" w:unhideWhenUsed="0" w:uiPriority="0" w:semiHidden="0" w:name="Strong"/>
-    <w:lsdException w:qFormat="1" w:unhideWhenUsed="0" w:uiPriority="0" w:semiHidden="0" w:name="Emphasis"/>
-    <w:lsdException w:unhideWhenUsed="0" w:uiPriority="0" w:semiHidden="0" w:name="Document Map"/>
-    <w:lsdException w:unhideWhenUsed="0" w:uiPriority="0" w:semiHidden="0" w:name="Plain Text"/>
-    <w:lsdException w:unhideWhenUsed="0" w:uiPriority="0" w:semiHidden="0" w:name="E-mail Signature"/>
-    <w:lsdException w:qFormat="1" w:unhideWhenUsed="0" w:uiPriority="0" w:semiHidden="0" w:name="Normal (Web)"/>
-    <w:lsdException w:unhideWhenUsed="0" w:uiPriority="0" w:semiHidden="0" w:name="HTML Acronym"/>
-    <w:lsdException w:unhideWhenUsed="0" w:uiPriority="0" w:semiHidden="0" w:name="HTML Address"/>
-    <w:lsdException w:unhideWhenUsed="0" w:uiPriority="0" w:semiHidden="0" w:name="HTML Cite"/>
-    <w:lsdException w:unhideWhenUsed="0" w:uiPriority="0" w:semiHidden="0" w:name="HTML Code"/>
-    <w:lsdException w:unhideWhenUsed="0" w:uiPriority="0" w:semiHidden="0" w:name="HTML Definition"/>
-    <w:lsdException w:unhideWhenUsed="0" w:uiPriority="0" w:semiHidden="0" w:name="HTML Keyboard"/>
-    <w:lsdException w:unhideWhenUsed="0" w:uiPriority="0" w:semiHidden="0" w:name="HTML Preformatted"/>
-    <w:lsdException w:unhideWhenUsed="0" w:uiPriority="0" w:semiHidden="0" w:name="HTML Sample"/>
-    <w:lsdException w:unhideWhenUsed="0" w:uiPriority="0" w:semiHidden="0" w:name="HTML Typewriter"/>
-    <w:lsdException w:unhideWhenUsed="0" w:uiPriority="0" w:semiHidden="0" w:name="HTML Variable"/>
-    <w:lsdException w:qFormat="1" w:unhideWhenUsed="0" w:uiPriority="0" w:name="Normal Table"/>
-    <w:lsdException w:unhideWhenUsed="0" w:uiPriority="0" w:semiHidden="0" w:name="annotation subject"/>
-    <w:lsdException w:unhideWhenUsed="0" w:uiPriority="0" w:semiHidden="0" w:name="Table Simple 1"/>
-    <w:lsdException w:unhideWhenUsed="0" w:uiPriority="0" w:semiHidden="0" w:name="Table Simple 2"/>
-    <w:lsdException w:unhideWhenUsed="0" w:uiPriority="0" w:semiHidden="0" w:name="Table Simple 3"/>
-    <w:lsdException w:unhideWhenUsed="0" w:uiPriority="0" w:semiHidden="0" w:name="Table Classic 1"/>
-    <w:lsdException w:unhideWhenUsed="0" w:uiPriority="0" w:semiHidden="0" w:name="Table Classic 2"/>
-    <w:lsdException w:unhideWhenUsed="0" w:uiPriority="0" w:semiHidden="0" w:name="Table Classic 3"/>
-    <w:lsdException w:unhideWhenUsed="0" w:uiPriority="0" w:semiHidden="0" w:name="Table Classic 4"/>
-    <w:lsdException w:unhideWhenUsed="0" w:uiPriority="0" w:semiHidden="0" w:name="Table Colorful 1"/>
-    <w:lsdException w:unhideWhenUsed="0" w:uiPriority="0" w:semiHidden="0" w:name="Table Colorful 2"/>
-    <w:lsdException w:unhideWhenUsed="0" w:uiPriority="0" w:semiHidden="0" w:name="Table Colorful 3"/>
-    <w:lsdException w:unhideWhenUsed="0" w:uiPriority="0" w:semiHidden="0" w:name="Table Columns 1"/>
-    <w:lsdException w:unhideWhenUsed="0" w:uiPriority="0" w:semiHidden="0" w:name="Table Columns 2"/>
-    <w:lsdException w:unhideWhenUsed="0" w:uiPriority="0" w:semiHidden="0" w:name="Table Columns 3"/>
-    <w:lsdException w:unhideWhenUsed="0" w:uiPriority="0" w:semiHidden="0" w:name="Table Columns 4"/>
-    <w:lsdException w:unhideWhenUsed="0" w:uiPriority="0" w:semiHidden="0" w:name="Table Columns 5"/>
-    <w:lsdException w:unhideWhenUsed="0" w:uiPriority="0" w:semiHidden="0" w:name="Table Grid 1"/>
-    <w:lsdException w:unhideWhenUsed="0" w:uiPriority="0" w:semiHidden="0" w:name="Table Grid 2"/>
-    <w:lsdException w:unhideWhenUsed="0" w:uiPriority="0" w:semiHidden="0" w:name="Table Grid 3"/>
-    <w:lsdException w:unhideWhenUsed="0" w:uiPriority="0" w:semiHidden="0" w:name="Table Grid 4"/>
-    <w:lsdException w:unhideWhenUsed="0" w:uiPriority="0" w:semiHidden="0" w:name="Table Grid 5"/>
-    <w:lsdException w:unhideWhenUsed="0" w:uiPriority="0" w:semiHidden="0" w:name="Table Grid 6"/>
-    <w:lsdException w:unhideWhenUsed="0" w:uiPriority="0" w:semiHidden="0" w:name="Table Grid 7"/>
-    <w:lsdException w:unhideWhenUsed="0" w:uiPriority="0" w:semiHidden="0" w:name="Table Grid 8"/>
-    <w:lsdException w:unhideWhenUsed="0" w:uiPriority="0" w:semiHidden="0" w:name="Table List 1"/>
-    <w:lsdException w:unhideWhenUsed="0" w:uiPriority="0" w:semiHidden="0" w:name="Table List 2"/>
-    <w:lsdException w:unhideWhenUsed="0" w:uiPriority="0" w:semiHidden="0" w:name="Table List 3"/>
-    <w:lsdException w:unhideWhenUsed="0" w:uiPriority="0" w:semiHidden="0" w:name="Table List 4"/>
-    <w:lsdException w:unhideWhenUsed="0" w:uiPriority="0" w:semiHidden="0" w:name="Table List 5"/>
-    <w:lsdException w:unhideWhenUsed="0" w:uiPriority="0" w:semiHidden="0" w:name="Table List 6"/>
-    <w:lsdException w:unhideWhenUsed="0" w:uiPriority="0" w:semiHidden="0" w:name="Table List 7"/>
-    <w:lsdException w:unhideWhenUsed="0" w:uiPriority="0" w:semiHidden="0" w:name="Table List 8"/>
-    <w:lsdException w:unhideWhenUsed="0" w:uiPriority="0" w:semiHidden="0" w:name="Table 3D effects 1"/>
-    <w:lsdException w:unhideWhenUsed="0" w:uiPriority="0" w:semiHidden="0" w:name="Table 3D effects 2"/>
-    <w:lsdException w:unhideWhenUsed="0" w:uiPriority="0" w:semiHidden="0" w:name="Table 3D effects 3"/>
-    <w:lsdException w:unhideWhenUsed="0" w:uiPriority="0" w:semiHidden="0" w:name="Table Contemporary"/>
-    <w:lsdException w:unhideWhenUsed="0" w:uiPriority="0" w:semiHidden="0" w:name="Table Elegant"/>
-    <w:lsdException w:unhideWhenUsed="0" w:uiPriority="0" w:semiHidden="0" w:name="Table Professional"/>
-    <w:lsdException w:unhideWhenUsed="0" w:uiPriority="0" w:semiHidden="0" w:name="Table Subtle 1"/>
-    <w:lsdException w:unhideWhenUsed="0" w:uiPriority="0" w:semiHidden="0" w:name="Table Subtle 2"/>
-    <w:lsdException w:unhideWhenUsed="0" w:uiPriority="0" w:semiHidden="0" w:name="Table Web 1"/>
-    <w:lsdException w:unhideWhenUsed="0" w:uiPriority="0" w:semiHidden="0" w:name="Table Web 2"/>
-    <w:lsdException w:unhideWhenUsed="0" w:uiPriority="0" w:semiHidden="0" w:name="Table Web 3"/>
-    <w:lsdException w:unhideWhenUsed="0" w:uiPriority="0" w:semiHidden="0" w:name="Balloon Text"/>
-    <w:lsdException w:qFormat="1" w:unhideWhenUsed="0" w:uiPriority="0" w:semiHidden="0" w:name="Table Grid"/>
-    <w:lsdException w:unhideWhenUsed="0" w:uiPriority="0" w:semiHidden="0" w:name="Table Theme"/>
-    <w:lsdException w:qFormat="1" w:unhideWhenUsed="0" w:uiPriority="99" w:semiHidden="0" w:name="No Spacing"/>
-    <w:lsdException w:unhideWhenUsed="0" w:uiPriority="60" w:semiHidden="0" w:name="Light Shading"/>
-    <w:lsdException w:unhideWhenUsed="0" w:uiPriority="61" w:semiHidden="0" w:name="Light List"/>
-    <w:lsdException w:unhideWhenUsed="0" w:uiPriority="62" w:semiHidden="0" w:name="Light Grid"/>
-    <w:lsdException w:unhideWhenUsed="0" w:uiPriority="63" w:semiHidden="0" w:name="Medium Shading 1"/>
-    <w:lsdException w:unhideWhenUsed="0" w:uiPriority="64" w:semiHidden="0" w:name="Medium Shading 2"/>
-    <w:lsdException w:unhideWhenUsed="0" w:uiPriority="65" w:semiHidden="0" w:name="Medium List 1"/>
-    <w:lsdException w:unhideWhenUsed="0" w:uiPriority="66" w:semiHidden="0" w:name="Medium List 2"/>
-    <w:lsdException w:unhideWhenUsed="0" w:uiPriority="67" w:semiHidden="0" w:name="Medium Grid 1"/>
-    <w:lsdException w:unhideWhenUsed="0" w:uiPriority="68" w:semiHidden="0" w:name="Medium Grid 2"/>
-    <w:lsdException w:unhideWhenUsed="0" w:uiPriority="69" w:semiHidden="0" w:name="Medium Grid 3"/>
-    <w:lsdException w:unhideWhenUsed="0" w:uiPriority="70" w:semiHidden="0" w:name="Dark List"/>
-    <w:lsdException w:unhideWhenUsed="0" w:uiPriority="71" w:semiHidden="0" w:name="Colorful Shading"/>
-    <w:lsdException w:unhideWhenUsed="0" w:uiPriority="72" w:semiHidden="0" w:name="Colorful List"/>
-    <w:lsdException w:unhideWhenUsed="0" w:uiPriority="73" w:semiHidden="0" w:name="Colorful Grid"/>
-    <w:lsdException w:unhideWhenUsed="0" w:uiPriority="60" w:semiHidden="0" w:name="Light Shading Accent 1"/>
-    <w:lsdException w:unhideWhenUsed="0" w:uiPriority="61" w:semiHidden="0" w:name="Light List Accent 1"/>
-    <w:lsdException w:unhideWhenUsed="0" w:uiPriority="62" w:semiHidden="0" w:name="Light Grid Accent 1"/>
-    <w:lsdException w:unhideWhenUsed="0" w:uiPriority="63" w:semiHidden="0" w:name="Medium Shading 1 Accent 1"/>
-    <w:lsdException w:unhideWhenUsed="0" w:uiPriority="64" w:semiHidden="0" w:name="Medium Shading 2 Accent 1"/>
-    <w:lsdException w:unhideWhenUsed="0" w:uiPriority="65" w:semiHidden="0" w:name="Medium List 1 Accent 1"/>
-    <w:lsdException w:unhideWhenUsed="0" w:uiPriority="66" w:semiHidden="0" w:name="Medium List 2 Accent 1"/>
-    <w:lsdException w:unhideWhenUsed="0" w:uiPriority="67" w:semiHidden="0" w:name="Medium Grid 1 Accent 1"/>
-    <w:lsdException w:unhideWhenUsed="0" w:uiPriority="68" w:semiHidden="0" w:name="Medium Grid 2 Accent 1"/>
-    <w:lsdException w:unhideWhenUsed="0" w:uiPriority="69" w:semiHidden="0" w:name="Medium Grid 3 Accent 1"/>
-    <w:lsdException w:unhideWhenUsed="0" w:uiPriority="70" w:semiHidden="0" w:name="Dark List Accent 1"/>
-    <w:lsdException w:unhideWhenUsed="0" w:uiPriority="71" w:semiHidden="0" w:name="Colorful Shading Accent 1"/>
-    <w:lsdException w:unhideWhenUsed="0" w:uiPriority="72" w:semiHidden="0" w:name="Colorful List Accent 1"/>
-    <w:lsdException w:unhideWhenUsed="0" w:uiPriority="73" w:semiHidden="0" w:name="Colorful Grid Accent 1"/>
-    <w:lsdException w:unhideWhenUsed="0" w:uiPriority="60" w:semiHidden="0" w:name="Light Shading Accent 2"/>
-    <w:lsdException w:unhideWhenUsed="0" w:uiPriority="61" w:semiHidden="0" w:name="Light List Accent 2"/>
-    <w:lsdException w:unhideWhenUsed="0" w:uiPriority="62" w:semiHidden="0" w:name="Light Grid Accent 2"/>
-    <w:lsdException w:unhideWhenUsed="0" w:uiPriority="63" w:semiHidden="0" w:name="Medium Shading 1 Accent 2"/>
-    <w:lsdException w:unhideWhenUsed="0" w:uiPriority="64" w:semiHidden="0" w:name="Medium Shading 2 Accent 2"/>
-    <w:lsdException w:unhideWhenUsed="0" w:uiPriority="65" w:semiHidden="0" w:name="Medium List 1 Accent 2"/>
-    <w:lsdException w:unhideWhenUsed="0" w:uiPriority="66" w:semiHidden="0" w:name="Medium List 2 Accent 2"/>
-    <w:lsdException w:unhideWhenUsed="0" w:uiPriority="67" w:semiHidden="0" w:name="Medium Grid 1 Accent 2"/>
-    <w:lsdException w:unhideWhenUsed="0" w:uiPriority="68" w:semiHidden="0" w:name="Medium Grid 2 Accent 2"/>
-    <w:lsdException w:unhideWhenUsed="0" w:uiPriority="69" w:semiHidden="0" w:name="Medium Grid 3 Accent 2"/>
-    <w:lsdException w:unhideWhenUsed="0" w:uiPriority="70" w:semiHidden="0" w:name="Dark List Accent 2"/>
-    <w:lsdException w:unhideWhenUsed="0" w:uiPriority="71" w:semiHidden="0" w:name="Colorful Shading Accent 2"/>
-    <w:lsdException w:unhideWhenUsed="0" w:uiPriority="72" w:semiHidden="0" w:name="Colorful List Accent 2"/>
-    <w:lsdException w:unhideWhenUsed="0" w:uiPriority="73" w:semiHidden="0" w:name="Colorful Grid Accent 2"/>
-    <w:lsdException w:unhideWhenUsed="0" w:uiPriority="60" w:semiHidden="0" w:name="Light Shading Accent 3"/>
-    <w:lsdException w:unhideWhenUsed="0" w:uiPriority="61" w:semiHidden="0" w:name="Light List Accent 3"/>
-    <w:lsdException w:unhideWhenUsed="0" w:uiPriority="62" w:semiHidden="0" w:name="Light Grid Accent 3"/>
-    <w:lsdException w:unhideWhenUsed="0" w:uiPriority="63" w:semiHidden="0" w:name="Medium Shading 1 Accent 3"/>
-    <w:lsdException w:unhideWhenUsed="0" w:uiPriority="64" w:semiHidden="0" w:name="Medium Shading 2 Accent 3"/>
-    <w:lsdException w:unhideWhenUsed="0" w:uiPriority="65" w:semiHidden="0" w:name="Medium List 1 Accent 3"/>
-    <w:lsdException w:unhideWhenUsed="0" w:uiPriority="66" w:semiHidden="0" w:name="Medium List 2 Accent 3"/>
-    <w:lsdException w:unhideWhenUsed="0" w:uiPriority="67" w:semiHidden="0" w:name="Medium Grid 1 Accent 3"/>
-    <w:lsdException w:unhideWhenUsed="0" w:uiPriority="68" w:semiHidden="0" w:name="Medium Grid 2 Accent 3"/>
-    <w:lsdException w:unhideWhenUsed="0" w:uiPriority="69" w:semiHidden="0" w:name="Medium Grid 3 Accent 3"/>
-    <w:lsdException w:unhideWhenUsed="0" w:uiPriority="70" w:semiHidden="0" w:name="Dark List Accent 3"/>
-    <w:lsdException w:unhideWhenUsed="0" w:uiPriority="71" w:semiHidden="0" w:name="Colorful Shading Accent 3"/>
-    <w:lsdException w:unhideWhenUsed="0" w:uiPriority="72" w:semiHidden="0" w:name="Colorful List Accent 3"/>
-    <w:lsdException w:unhideWhenUsed="0" w:uiPriority="73" w:semiHidden="0" w:name="Colorful Grid Accent 3"/>
-    <w:lsdException w:unhideWhenUsed="0" w:uiPriority="60" w:semiHidden="0" w:name="Light Shading Accent 4"/>
-    <w:lsdException w:unhideWhenUsed="0" w:uiPriority="61" w:semiHidden="0" w:name="Light List Accent 4"/>
-    <w:lsdException w:unhideWhenUsed="0" w:uiPriority="62" w:semiHidden="0" w:name="Light Grid Accent 4"/>
-    <w:lsdException w:unhideWhenUsed="0" w:uiPriority="63" w:semiHidden="0" w:name="Medium Shading 1 Accent 4"/>
-    <w:lsdException w:unhideWhenUsed="0" w:uiPriority="64" w:semiHidden="0" w:name="Medium Shading 2 Accent 4"/>
-    <w:lsdException w:unhideWhenUsed="0" w:uiPriority="65" w:semiHidden="0" w:name="Medium List 1 Accent 4"/>
-    <w:lsdException w:unhideWhenUsed="0" w:uiPriority="66" w:semiHidden="0" w:name="Medium List 2 Accent 4"/>
-    <w:lsdException w:unhideWhenUsed="0" w:uiPriority="67" w:semiHidden="0" w:name="Medium Grid 1 Accent 4"/>
-    <w:lsdException w:unhideWhenUsed="0" w:uiPriority="68" w:semiHidden="0" w:name="Medium Grid 2 Accent 4"/>
-    <w:lsdException w:unhideWhenUsed="0" w:uiPriority="69" w:semiHidden="0" w:name="Medium Grid 3 Accent 4"/>
-    <w:lsdException w:unhideWhenUsed="0" w:uiPriority="70" w:semiHidden="0" w:name="Dark List Accent 4"/>
-    <w:lsdException w:unhideWhenUsed="0" w:uiPriority="71" w:semiHidden="0" w:name="Colorful Shading Accent 4"/>
-    <w:lsdException w:unhideWhenUsed="0" w:uiPriority="72" w:semiHidden="0" w:name="Colorful List Accent 4"/>
-    <w:lsdException w:unhideWhenUsed="0" w:uiPriority="73" w:semiHidden="0" w:name="Colorful Grid Accent 4"/>
-    <w:lsdException w:unhideWhenUsed="0" w:uiPriority="60" w:semiHidden="0" w:name="Light Shading Accent 5"/>
-    <w:lsdException w:unhideWhenUsed="0" w:uiPriority="61" w:semiHidden="0" w:name="Light List Accent 5"/>
-    <w:lsdException w:unhideWhenUsed="0" w:uiPriority="62" w:semiHidden="0" w:name="Light Grid Accent 5"/>
-    <w:lsdException w:unhideWhenUsed="0" w:uiPriority="63" w:semiHidden="0" w:name="Medium Shading 1 Accent 5"/>
-    <w:lsdException w:unhideWhenUsed="0" w:uiPriority="64" w:semiHidden="0" w:name="Medium Shading 2 Accent 5"/>
-    <w:lsdException w:unhideWhenUsed="0" w:uiPriority="65" w:semiHidden="0" w:name="Medium List 1 Accent 5"/>
-    <w:lsdException w:unhideWhenUsed="0" w:uiPriority="66" w:semiHidden="0" w:name="Medium List 2 Accent 5"/>
-    <w:lsdException w:unhideWhenUsed="0" w:uiPriority="67" w:semiHidden="0" w:name="Medium Grid 1 Accent 5"/>
-    <w:lsdException w:unhideWhenUsed="0" w:uiPriority="68" w:semiHidden="0" w:name="Medium Grid 2 Accent 5"/>
-    <w:lsdException w:unhideWhenUsed="0" w:uiPriority="69" w:semiHidden="0" w:name="Medium Grid 3 Accent 5"/>
-    <w:lsdException w:unhideWhenUsed="0" w:uiPriority="70" w:semiHidden="0" w:name="Dark List Accent 5"/>
-    <w:lsdException w:unhideWhenUsed="0" w:uiPriority="71" w:semiHidden="0" w:name="Colorful Shading Accent 5"/>
-    <w:lsdException w:unhideWhenUsed="0" w:uiPriority="72" w:semiHidden="0" w:name="Colorful List Accent 5"/>
-    <w:lsdException w:unhideWhenUsed="0" w:uiPriority="73" w:semiHidden="0" w:name="Colorful Grid Accent 5"/>
-    <w:lsdException w:unhideWhenUsed="0" w:uiPriority="60" w:semiHidden="0" w:name="Light Shading Accent 6"/>
-    <w:lsdException w:unhideWhenUsed="0" w:uiPriority="61" w:semiHidden="0" w:name="Light List Accent 6"/>
-    <w:lsdException w:unhideWhenUsed="0" w:uiPriority="62" w:semiHidden="0" w:name="Light Grid Accent 6"/>
-    <w:lsdException w:unhideWhenUsed="0" w:uiPriority="63" w:semiHidden="0" w:name="Medium Shading 1 Accent 6"/>
-    <w:lsdException w:unhideWhenUsed="0" w:uiPriority="64" w:semiHidden="0" w:name="Medium Shading 2 Accent 6"/>
-    <w:lsdException w:unhideWhenUsed="0" w:uiPriority="65" w:semiHidden="0" w:name="Medium List 1 Accent 6"/>
-    <w:lsdException w:unhideWhenUsed="0" w:uiPriority="66" w:semiHidden="0" w:name="Medium List 2 Accent 6"/>
-    <w:lsdException w:unhideWhenUsed="0" w:uiPriority="67" w:semiHidden="0" w:name="Medium Grid 1 Accent 6"/>
-    <w:lsdException w:unhideWhenUsed="0" w:uiPriority="68" w:semiHidden="0" w:name="Medium Grid 2 Accent 6"/>
-    <w:lsdException w:unhideWhenUsed="0" w:uiPriority="69" w:semiHidden="0" w:name="Medium Grid 3 Accent 6"/>
-    <w:lsdException w:unhideWhenUsed="0" w:uiPriority="70" w:semiHidden="0" w:name="Dark List Accent 6"/>
-    <w:lsdException w:unhideWhenUsed="0" w:uiPriority="71" w:semiHidden="0" w:name="Colorful Shading Accent 6"/>
-    <w:lsdException w:unhideWhenUsed="0" w:uiPriority="72" w:semiHidden="0" w:name="Colorful List Accent 6"/>
-    <w:lsdException w:unhideWhenUsed="0" w:uiPriority="73" w:semiHidden="0" w:name="Colorful Grid Accent 6"/>
+  <w:latentStyles w:defLockedState="0" w:defUIPriority="99" w:defSemiHidden="1" w:defUnhideWhenUsed="1" w:defQFormat="0" w:count="260">
+    <w:lsdException w:name="Normal" w:semiHidden="0" w:uiPriority="0" w:unhideWhenUsed="0" w:qFormat="1"/>
+    <w:lsdException w:name="heading 1" w:semiHidden="0" w:uiPriority="0" w:unhideWhenUsed="0" w:qFormat="1"/>
+    <w:lsdException w:name="heading 2" w:semiHidden="0" w:uiPriority="0" w:qFormat="1"/>
+    <w:lsdException w:name="heading 3" w:uiPriority="0" w:qFormat="1"/>
+    <w:lsdException w:name="heading 4" w:semiHidden="0" w:uiPriority="0" w:qFormat="1"/>
+    <w:lsdException w:name="heading 5" w:uiPriority="0" w:qFormat="1"/>
+    <w:lsdException w:name="heading 6" w:uiPriority="0" w:qFormat="1"/>
+    <w:lsdException w:name="heading 7" w:uiPriority="0" w:qFormat="1"/>
+    <w:lsdException w:name="heading 8" w:uiPriority="0" w:qFormat="1"/>
+    <w:lsdException w:name="heading 9" w:uiPriority="0" w:qFormat="1"/>
+    <w:lsdException w:name="index 1" w:semiHidden="0" w:uiPriority="0" w:unhideWhenUsed="0"/>
+    <w:lsdException w:name="index 2" w:semiHidden="0" w:uiPriority="0" w:unhideWhenUsed="0"/>
+    <w:lsdException w:name="index 3" w:semiHidden="0" w:uiPriority="0" w:unhideWhenUsed="0"/>
+    <w:lsdException w:name="index 4" w:semiHidden="0" w:uiPriority="0" w:unhideWhenUsed="0"/>
+    <w:lsdException w:name="index 5" w:semiHidden="0" w:uiPriority="0" w:unhideWhenUsed="0"/>
+    <w:lsdException w:name="index 6" w:semiHidden="0" w:uiPriority="0" w:unhideWhenUsed="0"/>
+    <w:lsdException w:name="index 7" w:semiHidden="0" w:uiPriority="0" w:unhideWhenUsed="0"/>
+    <w:lsdException w:name="index 8" w:semiHidden="0" w:uiPriority="0" w:unhideWhenUsed="0"/>
+    <w:lsdException w:name="index 9" w:semiHidden="0" w:uiPriority="0" w:unhideWhenUsed="0"/>
+    <w:lsdException w:name="toc 1" w:semiHidden="0" w:uiPriority="0" w:unhideWhenUsed="0" w:qFormat="1"/>
+    <w:lsdException w:name="toc 2" w:semiHidden="0" w:uiPriority="0" w:unhideWhenUsed="0" w:qFormat="1"/>
+    <w:lsdException w:name="toc 3" w:semiHidden="0" w:uiPriority="0" w:unhideWhenUsed="0" w:qFormat="1"/>
+    <w:lsdException w:name="toc 4" w:semiHidden="0" w:uiPriority="0" w:unhideWhenUsed="0"/>
+    <w:lsdException w:name="toc 5" w:semiHidden="0" w:uiPriority="0" w:unhideWhenUsed="0"/>
+    <w:lsdException w:name="toc 6" w:semiHidden="0" w:uiPriority="0" w:unhideWhenUsed="0"/>
+    <w:lsdException w:name="toc 7" w:semiHidden="0" w:uiPriority="0" w:unhideWhenUsed="0"/>
+    <w:lsdException w:name="toc 8" w:semiHidden="0" w:uiPriority="0" w:unhideWhenUsed="0"/>
+    <w:lsdException w:name="toc 9" w:semiHidden="0" w:uiPriority="0" w:unhideWhenUsed="0"/>
+    <w:lsdException w:name="Normal Indent" w:semiHidden="0" w:uiPriority="0" w:unhideWhenUsed="0" w:qFormat="1"/>
+    <w:lsdException w:name="footnote text" w:semiHidden="0" w:uiPriority="0" w:unhideWhenUsed="0"/>
+    <w:lsdException w:name="annotation text" w:semiHidden="0" w:uiPriority="0" w:unhideWhenUsed="0" w:qFormat="1"/>
+    <w:lsdException w:name="header" w:semiHidden="0" w:uiPriority="0" w:unhideWhenUsed="0" w:qFormat="1"/>
+    <w:lsdException w:name="footer" w:semiHidden="0" w:uiPriority="0" w:unhideWhenUsed="0" w:qFormat="1"/>
+    <w:lsdException w:name="index heading" w:semiHidden="0" w:uiPriority="0" w:unhideWhenUsed="0"/>
+    <w:lsdException w:name="caption" w:uiPriority="0" w:qFormat="1"/>
+    <w:lsdException w:name="table of figures" w:semiHidden="0" w:uiPriority="0" w:unhideWhenUsed="0"/>
+    <w:lsdException w:name="envelope address" w:semiHidden="0" w:uiPriority="0" w:unhideWhenUsed="0"/>
+    <w:lsdException w:name="envelope return" w:semiHidden="0" w:uiPriority="0" w:unhideWhenUsed="0"/>
+    <w:lsdException w:name="footnote reference" w:semiHidden="0" w:uiPriority="0" w:unhideWhenUsed="0"/>
+    <w:lsdException w:name="annotation reference" w:semiHidden="0" w:uiPriority="0" w:unhideWhenUsed="0"/>
+    <w:lsdException w:name="line number" w:semiHidden="0" w:uiPriority="0" w:unhideWhenUsed="0"/>
+    <w:lsdException w:name="page number" w:semiHidden="0" w:uiPriority="0" w:unhideWhenUsed="0"/>
+    <w:lsdException w:name="endnote reference" w:semiHidden="0" w:uiPriority="0" w:unhideWhenUsed="0"/>
+    <w:lsdException w:name="endnote text" w:semiHidden="0" w:uiPriority="0" w:unhideWhenUsed="0"/>
+    <w:lsdException w:name="table of authorities" w:semiHidden="0" w:uiPriority="0" w:unhideWhenUsed="0"/>
+    <w:lsdException w:name="macro" w:semiHidden="0" w:uiPriority="0" w:unhideWhenUsed="0"/>
+    <w:lsdException w:name="toa heading" w:semiHidden="0" w:uiPriority="0" w:unhideWhenUsed="0"/>
+    <w:lsdException w:name="List" w:semiHidden="0" w:uiPriority="0" w:unhideWhenUsed="0"/>
+    <w:lsdException w:name="List Bullet" w:semiHidden="0" w:uiPriority="0" w:unhideWhenUsed="0"/>
+    <w:lsdException w:name="List Number" w:semiHidden="0" w:uiPriority="0" w:unhideWhenUsed="0"/>
+    <w:lsdException w:name="List 2" w:semiHidden="0" w:uiPriority="0" w:unhideWhenUsed="0"/>
+    <w:lsdException w:name="List 3" w:semiHidden="0" w:uiPriority="0" w:unhideWhenUsed="0"/>
+    <w:lsdException w:name="List 4" w:semiHidden="0" w:uiPriority="0" w:unhideWhenUsed="0"/>
+    <w:lsdException w:name="List 5" w:semiHidden="0" w:uiPriority="0" w:unhideWhenUsed="0"/>
+    <w:lsdException w:name="List Bullet 2" w:semiHidden="0" w:uiPriority="0" w:unhideWhenUsed="0"/>
+    <w:lsdException w:name="List Bullet 3" w:semiHidden="0" w:uiPriority="0" w:unhideWhenUsed="0"/>
+    <w:lsdException w:name="List Bullet 4" w:semiHidden="0" w:uiPriority="0" w:unhideWhenUsed="0"/>
+    <w:lsdException w:name="List Bullet 5" w:semiHidden="0" w:uiPriority="0" w:unhideWhenUsed="0"/>
+    <w:lsdException w:name="List Number 2" w:semiHidden="0" w:uiPriority="0" w:unhideWhenUsed="0"/>
+    <w:lsdException w:name="List Number 3" w:semiHidden="0" w:uiPriority="0" w:unhideWhenUsed="0"/>
+    <w:lsdException w:name="List Number 4" w:semiHidden="0" w:uiPriority="0" w:unhideWhenUsed="0"/>
+    <w:lsdException w:name="List Number 5" w:semiHidden="0" w:uiPriority="0" w:unhideWhenUsed="0"/>
+    <w:lsdException w:name="Title" w:semiHidden="0" w:uiPriority="0" w:unhideWhenUsed="0" w:qFormat="1"/>
+    <w:lsdException w:name="Closing" w:semiHidden="0" w:uiPriority="0" w:unhideWhenUsed="0"/>
+    <w:lsdException w:name="Signature" w:semiHidden="0" w:uiPriority="0" w:unhideWhenUsed="0"/>
+    <w:lsdException w:name="Default Paragraph Font" w:uiPriority="0" w:unhideWhenUsed="0" w:qFormat="1"/>
+    <w:lsdException w:name="Body Text" w:uiPriority="0" w:unhideWhenUsed="0" w:qFormat="1"/>
+    <w:lsdException w:name="Body Text Indent" w:semiHidden="0" w:uiPriority="0" w:unhideWhenUsed="0"/>
+    <w:lsdException w:name="List Continue" w:semiHidden="0" w:uiPriority="0" w:unhideWhenUsed="0"/>
+    <w:lsdException w:name="List Continue 2" w:semiHidden="0" w:uiPriority="0" w:unhideWhenUsed="0"/>
+    <w:lsdException w:name="List Continue 3" w:semiHidden="0" w:uiPriority="0" w:unhideWhenUsed="0"/>
+    <w:lsdException w:name="List Continue 4" w:semiHidden="0" w:uiPriority="0" w:unhideWhenUsed="0"/>
+    <w:lsdException w:name="List Continue 5" w:semiHidden="0" w:uiPriority="0" w:unhideWhenUsed="0"/>
+    <w:lsdException w:name="Message Header" w:semiHidden="0" w:uiPriority="0" w:unhideWhenUsed="0"/>
+    <w:lsdException w:name="Subtitle" w:semiHidden="0" w:uiPriority="0" w:unhideWhenUsed="0" w:qFormat="1"/>
+    <w:lsdException w:name="Salutation" w:semiHidden="0" w:uiPriority="0" w:unhideWhenUsed="0"/>
+    <w:lsdException w:name="Date" w:semiHidden="0" w:uiPriority="0" w:unhideWhenUsed="0"/>
+    <w:lsdException w:name="Body Text First Indent" w:semiHidden="0" w:uiPriority="0" w:unhideWhenUsed="0"/>
+    <w:lsdException w:name="Body Text First Indent 2" w:semiHidden="0" w:uiPriority="0" w:unhideWhenUsed="0"/>
+    <w:lsdException w:name="Body Text 2" w:semiHidden="0" w:uiPriority="0" w:unhideWhenUsed="0"/>
+    <w:lsdException w:name="Body Text 3" w:semiHidden="0" w:uiPriority="0" w:unhideWhenUsed="0"/>
+    <w:lsdException w:name="Body Text Indent 2" w:semiHidden="0" w:uiPriority="0" w:unhideWhenUsed="0"/>
+    <w:lsdException w:name="Body Text Indent 3" w:semiHidden="0" w:uiPriority="0" w:unhideWhenUsed="0"/>
+    <w:lsdException w:name="Block Text" w:semiHidden="0" w:uiPriority="0" w:unhideWhenUsed="0"/>
+    <w:lsdException w:name="Hyperlink" w:semiHidden="0" w:uiPriority="0" w:unhideWhenUsed="0"/>
+    <w:lsdException w:name="FollowedHyperlink" w:semiHidden="0" w:uiPriority="0" w:unhideWhenUsed="0"/>
+    <w:lsdException w:name="Strong" w:semiHidden="0" w:uiPriority="0" w:unhideWhenUsed="0" w:qFormat="1"/>
+    <w:lsdException w:name="Emphasis" w:semiHidden="0" w:uiPriority="0" w:unhideWhenUsed="0" w:qFormat="1"/>
+    <w:lsdException w:name="Document Map" w:semiHidden="0" w:uiPriority="0" w:unhideWhenUsed="0"/>
+    <w:lsdException w:name="Plain Text" w:semiHidden="0" w:uiPriority="0" w:unhideWhenUsed="0"/>
+    <w:lsdException w:name="E-mail Signature" w:semiHidden="0" w:uiPriority="0" w:unhideWhenUsed="0"/>
+    <w:lsdException w:name="Normal (Web)" w:semiHidden="0" w:uiPriority="0" w:unhideWhenUsed="0" w:qFormat="1"/>
+    <w:lsdException w:name="HTML Acronym" w:semiHidden="0" w:uiPriority="0" w:unhideWhenUsed="0"/>
+    <w:lsdException w:name="HTML Address" w:semiHidden="0" w:uiPriority="0" w:unhideWhenUsed="0"/>
+    <w:lsdException w:name="HTML Cite" w:semiHidden="0" w:uiPriority="0" w:unhideWhenUsed="0"/>
+    <w:lsdException w:name="HTML Code" w:semiHidden="0" w:uiPriority="0" w:unhideWhenUsed="0"/>
+    <w:lsdException w:name="HTML Definition" w:semiHidden="0" w:uiPriority="0" w:unhideWhenUsed="0"/>
+    <w:lsdException w:name="HTML Keyboard" w:semiHidden="0" w:uiPriority="0" w:unhideWhenUsed="0"/>
+    <w:lsdException w:name="HTML Preformatted" w:semiHidden="0" w:uiPriority="0" w:unhideWhenUsed="0"/>
+    <w:lsdException w:name="HTML Sample" w:semiHidden="0" w:uiPriority="0" w:unhideWhenUsed="0"/>
+    <w:lsdException w:name="HTML Typewriter" w:semiHidden="0" w:uiPriority="0" w:unhideWhenUsed="0"/>
+    <w:lsdException w:name="HTML Variable" w:semiHidden="0" w:uiPriority="0" w:unhideWhenUsed="0"/>
+    <w:lsdException w:name="Normal Table" w:uiPriority="0" w:unhideWhenUsed="0" w:qFormat="1"/>
+    <w:lsdException w:name="annotation subject" w:semiHidden="0" w:uiPriority="0" w:unhideWhenUsed="0"/>
+    <w:lsdException w:name="Table Simple 1" w:semiHidden="0" w:uiPriority="0" w:unhideWhenUsed="0"/>
+    <w:lsdException w:name="Table Simple 2" w:semiHidden="0" w:uiPriority="0" w:unhideWhenUsed="0"/>
+    <w:lsdException w:name="Table Simple 3" w:semiHidden="0" w:uiPriority="0" w:unhideWhenUsed="0"/>
+    <w:lsdException w:name="Table Classic 1" w:semiHidden="0" w:uiPriority="0" w:unhideWhenUsed="0"/>
+    <w:lsdException w:name="Table Classic 2" w:semiHidden="0" w:uiPriority="0" w:unhideWhenUsed="0"/>
+    <w:lsdException w:name="Table Classic 3" w:semiHidden="0" w:uiPriority="0" w:unhideWhenUsed="0"/>
+    <w:lsdException w:name="Table Classic 4" w:semiHidden="0" w:uiPriority="0" w:unhideWhenUsed="0"/>
+    <w:lsdException w:name="Table Colorful 1" w:semiHidden="0" w:uiPriority="0" w:unhideWhenUsed="0"/>
+    <w:lsdException w:name="Table Colorful 2" w:semiHidden="0" w:uiPriority="0" w:unhideWhenUsed="0"/>
+    <w:lsdException w:name="Table Colorful 3" w:semiHidden="0" w:uiPriority="0" w:unhideWhenUsed="0"/>
+    <w:lsdException w:name="Table Columns 1" w:semiHidden="0" w:uiPriority="0" w:unhideWhenUsed="0"/>
+    <w:lsdException w:name="Table Columns 2" w:semiHidden="0" w:uiPriority="0" w:unhideWhenUsed="0"/>
+    <w:lsdException w:name="Table Columns 3" w:semiHidden="0" w:uiPriority="0" w:unhideWhenUsed="0"/>
+    <w:lsdException w:name="Table Columns 4" w:semiHidden="0" w:uiPriority="0" w:unhideWhenUsed="0"/>
+    <w:lsdException w:name="Table Columns 5" w:semiHidden="0" w:uiPriority="0" w:unhideWhenUsed="0"/>
+    <w:lsdException w:name="Table Grid 1" w:semiHidden="0" w:uiPriority="0" w:unhideWhenUsed="0"/>
+    <w:lsdException w:name="Table Grid 2" w:semiHidden="0" w:uiPriority="0" w:unhideWhenUsed="0"/>
+    <w:lsdException w:name="Table Grid 3" w:semiHidden="0" w:uiPriority="0" w:unhideWhenUsed="0"/>
+    <w:lsdException w:name="Table Grid 4" w:semiHidden="0" w:uiPriority="0" w:unhideWhenUsed="0"/>
+    <w:lsdException w:name="Table Grid 5" w:semiHidden="0" w:uiPriority="0" w:unhideWhenUsed="0"/>
+    <w:lsdException w:name="Table Grid 6" w:semiHidden="0" w:uiPriority="0" w:unhideWhenUsed="0"/>
+    <w:lsdException w:name="Table Grid 7" w:semiHidden="0" w:uiPriority="0" w:unhideWhenUsed="0"/>
+    <w:lsdException w:name="Table Grid 8" w:semiHidden="0" w:uiPriority="0" w:unhideWhenUsed="0"/>
+    <w:lsdException w:name="Table List 1" w:semiHidden="0" w:uiPriority="0" w:unhideWhenUsed="0"/>
+    <w:lsdException w:name="Table List 2" w:semiHidden="0" w:uiPriority="0" w:unhideWhenUsed="0"/>
+    <w:lsdException w:name="Table List 3" w:semiHidden="0" w:uiPriority="0" w:unhideWhenUsed="0"/>
+    <w:lsdException w:name="Table List 4" w:semiHidden="0" w:uiPriority="0" w:unhideWhenUsed="0"/>
+    <w:lsdException w:name="Table List 5" w:semiHidden="0" w:uiPriority="0" w:unhideWhenUsed="0"/>
+    <w:lsdException w:name="Table List 6" w:semiHidden="0" w:uiPriority="0" w:unhideWhenUsed="0"/>
+    <w:lsdException w:name="Table List 7" w:semiHidden="0" w:uiPriority="0" w:unhideWhenUsed="0"/>
+    <w:lsdException w:name="Table List 8" w:semiHidden="0" w:uiPriority="0" w:unhideWhenUsed="0"/>
+    <w:lsdException w:name="Table 3D effects 1" w:semiHidden="0" w:uiPriority="0" w:unhideWhenUsed="0"/>
+    <w:lsdException w:name="Table 3D effects 2" w:semiHidden="0" w:uiPriority="0" w:unhideWhenUsed="0"/>
+    <w:lsdException w:name="Table 3D effects 3" w:semiHidden="0" w:uiPriority="0" w:unhideWhenUsed="0"/>
+    <w:lsdException w:name="Table Contemporary" w:semiHidden="0" w:uiPriority="0" w:unhideWhenUsed="0"/>
+    <w:lsdException w:name="Table Elegant" w:semiHidden="0" w:uiPriority="0" w:unhideWhenUsed="0"/>
+    <w:lsdException w:name="Table Professional" w:semiHidden="0" w:uiPriority="0" w:unhideWhenUsed="0"/>
+    <w:lsdException w:name="Table Subtle 1" w:semiHidden="0" w:uiPriority="0" w:unhideWhenUsed="0"/>
+    <w:lsdException w:name="Table Subtle 2" w:semiHidden="0" w:uiPriority="0" w:unhideWhenUsed="0"/>
+    <w:lsdException w:name="Table Web 1" w:semiHidden="0" w:uiPriority="0" w:unhideWhenUsed="0"/>
+    <w:lsdException w:name="Table Web 2" w:semiHidden="0" w:uiPriority="0" w:unhideWhenUsed="0"/>
+    <w:lsdException w:name="Table Web 3" w:semiHidden="0" w:uiPriority="0" w:unhideWhenUsed="0"/>
+    <w:lsdException w:name="Balloon Text" w:semiHidden="0" w:uiPriority="0" w:unhideWhenUsed="0"/>
+    <w:lsdException w:name="Table Grid" w:semiHidden="0" w:uiPriority="0" w:unhideWhenUsed="0" w:qFormat="1"/>
+    <w:lsdException w:name="Table Theme" w:semiHidden="0" w:uiPriority="0" w:unhideWhenUsed="0"/>
+    <w:lsdException w:name="No Spacing" w:semiHidden="0" w:unhideWhenUsed="0" w:qFormat="1"/>
+    <w:lsdException w:name="Light Shading" w:semiHidden="0" w:uiPriority="60" w:unhideWhenUsed="0"/>
+    <w:lsdException w:name="Light List" w:semiHidden="0" w:uiPriority="61" w:unhideWhenUsed="0"/>
+    <w:lsdException w:name="Light Grid" w:semiHidden="0" w:uiPriority="62" w:unhideWhenUsed="0"/>
+    <w:lsdException w:name="Medium Shading 1" w:semiHidden="0" w:uiPriority="63" w:unhideWhenUsed="0"/>
+    <w:lsdException w:name="Medium Shading 2" w:semiHidden="0" w:uiPriority="64" w:unhideWhenUsed="0"/>
+    <w:lsdException w:name="Medium List 1" w:semiHidden="0" w:uiPriority="65" w:unhideWhenUsed="0"/>
+    <w:lsdException w:name="Medium List 2" w:semiHidden="0" w:uiPriority="66" w:unhideWhenUsed="0"/>
+    <w:lsdException w:name="Medium Grid 1" w:semiHidden="0" w:uiPriority="67" w:unhideWhenUsed="0"/>
+    <w:lsdException w:name="Medium Grid 2" w:semiHidden="0" w:uiPriority="68" w:unhideWhenUsed="0"/>
+    <w:lsdException w:name="Medium Grid 3" w:semiHidden="0" w:uiPriority="69" w:unhideWhenUsed="0"/>
+    <w:lsdException w:name="Dark List" w:semiHidden="0" w:uiPriority="70" w:unhideWhenUsed="0"/>
+    <w:lsdException w:name="Colorful Shading" w:semiHidden="0" w:uiPriority="71" w:unhideWhenUsed="0"/>
+    <w:lsdException w:name="Colorful List" w:semiHidden="0" w:uiPriority="72" w:unhideWhenUsed="0"/>
+    <w:lsdException w:name="Colorful Grid" w:semiHidden="0" w:uiPriority="73" w:unhideWhenUsed="0"/>
+    <w:lsdException w:name="Light Shading Accent 1" w:semiHidden="0" w:uiPriority="60" w:unhideWhenUsed="0"/>
+    <w:lsdException w:name="Light List Accent 1" w:semiHidden="0" w:uiPriority="61" w:unhideWhenUsed="0"/>
+    <w:lsdException w:name="Light Grid Accent 1" w:semiHidden="0" w:uiPriority="62" w:unhideWhenUsed="0"/>
+    <w:lsdException w:name="Medium Shading 1 Accent 1" w:semiHidden="0" w:uiPriority="63" w:unhideWhenUsed="0"/>
+    <w:lsdException w:name="Medium Shading 2 Accent 1" w:semiHidden="0" w:uiPriority="64" w:unhideWhenUsed="0"/>
+    <w:lsdException w:name="Medium List 1 Accent 1" w:semiHidden="0" w:uiPriority="65" w:unhideWhenUsed="0"/>
+    <w:lsdException w:name="Medium List 2 Accent 1" w:semiHidden="0" w:uiPriority="66" w:unhideWhenUsed="0"/>
+    <w:lsdException w:name="Medium Grid 1 Accent 1" w:semiHidden="0" w:uiPriority="67" w:unhideWhenUsed="0"/>
+    <w:lsdException w:name="Medium Grid 2 Accent 1" w:semiHidden="0" w:uiPriority="68" w:unhideWhenUsed="0"/>
+    <w:lsdException w:name="Medium Grid 3 Accent 1" w:semiHidden="0" w:uiPriority="69" w:unhideWhenUsed="0"/>
+    <w:lsdException w:name="Dark List Accent 1" w:semiHidden="0" w:uiPriority="70" w:unhideWhenUsed="0"/>
+    <w:lsdException w:name="Colorful Shading Accent 1" w:semiHidden="0" w:uiPriority="71" w:unhideWhenUsed="0"/>
+    <w:lsdException w:name="Colorful List Accent 1" w:semiHidden="0" w:uiPriority="72" w:unhideWhenUsed="0"/>
+    <w:lsdException w:name="Colorful Grid Accent 1" w:semiHidden="0" w:uiPriority="73" w:unhideWhenUsed="0"/>
+    <w:lsdException w:name="Light Shading Accent 2" w:semiHidden="0" w:uiPriority="60" w:unhideWhenUsed="0"/>
+    <w:lsdException w:name="Light List Accent 2" w:semiHidden="0" w:uiPriority="61" w:unhideWhenUsed="0"/>
+    <w:lsdException w:name="Light Grid Accent 2" w:semiHidden="0" w:uiPriority="62" w:unhideWhenUsed="0"/>
+    <w:lsdException w:name="Medium Shading 1 Accent 2" w:semiHidden="0" w:uiPriority="63" w:unhideWhenUsed="0"/>
+    <w:lsdException w:name="Medium Shading 2 Accent 2" w:semiHidden="0" w:uiPriority="64" w:unhideWhenUsed="0"/>
+    <w:lsdException w:name="Medium List 1 Accent 2" w:semiHidden="0" w:uiPriority="65" w:unhideWhenUsed="0"/>
+    <w:lsdException w:name="Medium List 2 Accent 2" w:semiHidden="0" w:uiPriority="66" w:unhideWhenUsed="0"/>
+    <w:lsdException w:name="Medium Grid 1 Accent 2" w:semiHidden="0" w:uiPriority="67" w:unhideWhenUsed="0"/>
+    <w:lsdException w:name="Medium Grid 2 Accent 2" w:semiHidden="0" w:uiPriority="68" w:unhideWhenUsed="0"/>
+    <w:lsdException w:name="Medium Grid 3 Accent 2" w:semiHidden="0" w:uiPriority="69" w:unhideWhenUsed="0"/>
+    <w:lsdException w:name="Dark List Accent 2" w:semiHidden="0" w:uiPriority="70" w:unhideWhenUsed="0"/>
+    <w:lsdException w:name="Colorful Shading Accent 2" w:semiHidden="0" w:uiPriority="71" w:unhideWhenUsed="0"/>
+    <w:lsdException w:name="Colorful List Accent 2" w:semiHidden="0" w:uiPriority="72" w:unhideWhenUsed="0"/>
+    <w:lsdException w:name="Colorful Grid Accent 2" w:semiHidden="0" w:uiPriority="73" w:unhideWhenUsed="0"/>
+    <w:lsdException w:name="Light Shading Accent 3" w:semiHidden="0" w:uiPriority="60" w:unhideWhenUsed="0"/>
+    <w:lsdException w:name="Light List Accent 3" w:semiHidden="0" w:uiPriority="61" w:unhideWhenUsed="0"/>
+    <w:lsdException w:name="Light Grid Accent 3" w:semiHidden="0" w:uiPriority="62" w:unhideWhenUsed="0"/>
+    <w:lsdException w:name="Medium Shading 1 Accent 3" w:semiHidden="0" w:uiPriority="63" w:unhideWhenUsed="0"/>
+    <w:lsdException w:name="Medium Shading 2 Accent 3" w:semiHidden="0" w:uiPriority="64" w:unhideWhenUsed="0"/>
+    <w:lsdException w:name="Medium List 1 Accent 3" w:semiHidden="0" w:uiPriority="65" w:unhideWhenUsed="0"/>
+    <w:lsdException w:name="Medium List 2 Accent 3" w:semiHidden="0" w:uiPriority="66" w:unhideWhenUsed="0"/>
+    <w:lsdException w:name="Medium Grid 1 Accent 3" w:semiHidden="0" w:uiPriority="67" w:unhideWhenUsed="0"/>
+    <w:lsdException w:name="Medium Grid 2 Accent 3" w:semiHidden="0" w:uiPriority="68" w:unhideWhenUsed="0"/>
+    <w:lsdException w:name="Medium Grid 3 Accent 3" w:semiHidden="0" w:uiPriority="69" w:unhideWhenUsed="0"/>
+    <w:lsdException w:name="Dark List Accent 3" w:semiHidden="0" w:uiPriority="70" w:unhideWhenUsed="0"/>
+    <w:lsdException w:name="Colorful Shading Accent 3" w:semiHidden="0" w:uiPriority="71" w:unhideWhenUsed="0"/>
+    <w:lsdException w:name="Colorful List Accent 3" w:semiHidden="0" w:uiPriority="72" w:unhideWhenUsed="0"/>
+    <w:lsdException w:name="Colorful Grid Accent 3" w:semiHidden="0" w:uiPriority="73" w:unhideWhenUsed="0"/>
+    <w:lsdException w:name="Light Shading Accent 4" w:semiHidden="0" w:uiPriority="60" w:unhideWhenUsed="0"/>
+    <w:lsdException w:name="Light List Accent 4" w:semiHidden="0" w:uiPriority="61" w:unhideWhenUsed="0"/>
+    <w:lsdException w:name="Light Grid Accent 4" w:semiHidden="0" w:uiPriority="62" w:unhideWhenUsed="0"/>
+    <w:lsdException w:name="Medium Shading 1 Accent 4" w:semiHidden="0" w:uiPriority="63" w:unhideWhenUsed="0"/>
+    <w:lsdException w:name="Medium Shading 2 Accent 4" w:semiHidden="0" w:uiPriority="64" w:unhideWhenUsed="0"/>
+    <w:lsdException w:name="Medium List 1 Accent 4" w:semiHidden="0" w:uiPriority="65" w:unhideWhenUsed="0"/>
+    <w:lsdException w:name="Medium List 2 Accent 4" w:semiHidden="0" w:uiPriority="66" w:unhideWhenUsed="0"/>
+    <w:lsdException w:name="Medium Grid 1 Accent 4" w:semiHidden="0" w:uiPriority="67" w:unhideWhenUsed="0"/>
+    <w:lsdException w:name="Medium Grid 2 Accent 4" w:semiHidden="0" w:uiPriority="68" w:unhideWhenUsed="0"/>
+    <w:lsdException w:name="Medium Grid 3 Accent 4" w:semiHidden="0" w:uiPriority="69" w:unhideWhenUsed="0"/>
+    <w:lsdException w:name="Dark List Accent 4" w:semiHidden="0" w:uiPriority="70" w:unhideWhenUsed="0"/>
+    <w:lsdException w:name="Colorful Shading Accent 4" w:semiHidden="0" w:uiPriority="71" w:unhideWhenUsed="0"/>
+    <w:lsdException w:name="Colorful List Accent 4" w:semiHidden="0" w:uiPriority="72" w:unhideWhenUsed="0"/>
+    <w:lsdException w:name="Colorful Grid Accent 4" w:semiHidden="0" w:uiPriority="73" w:unhideWhenUsed="0"/>
+    <w:lsdException w:name="Light Shading Accent 5" w:semiHidden="0" w:uiPriority="60" w:unhideWhenUsed="0"/>
+    <w:lsdException w:name="Light List Accent 5" w:semiHidden="0" w:uiPriority="61" w:unhideWhenUsed="0"/>
+    <w:lsdException w:name="Light Grid Accent 5" w:semiHidden="0" w:uiPriority="62" w:unhideWhenUsed="0"/>
+    <w:lsdException w:name="Medium Shading 1 Accent 5" w:semiHidden="0" w:uiPriority="63" w:unhideWhenUsed="0"/>
+    <w:lsdException w:name="Medium Shading 2 Accent 5" w:semiHidden="0" w:uiPriority="64" w:unhideWhenUsed="0"/>
+    <w:lsdException w:name="Medium List 1 Accent 5" w:semiHidden="0" w:uiPriority="65" w:unhideWhenUsed="0"/>
+    <w:lsdException w:name="Medium List 2 Accent 5" w:semiHidden="0" w:uiPriority="66" w:unhideWhenUsed="0"/>
+    <w:lsdException w:name="Medium Grid 1 Accent 5" w:semiHidden="0" w:uiPriority="67" w:unhideWhenUsed="0"/>
+    <w:lsdException w:name="Medium Grid 2 Accent 5" w:semiHidden="0" w:uiPriority="68" w:unhideWhenUsed="0"/>
+    <w:lsdException w:name="Medium Grid 3 Accent 5" w:semiHidden="0" w:uiPriority="69" w:unhideWhenUsed="0"/>
+    <w:lsdException w:name="Dark List Accent 5" w:semiHidden="0" w:uiPriority="70" w:unhideWhenUsed="0"/>
+    <w:lsdException w:name="Colorful Shading Accent 5" w:semiHidden="0" w:uiPriority="71" w:unhideWhenUsed="0"/>
+    <w:lsdException w:name="Colorful List Accent 5" w:semiHidden="0" w:uiPriority="72" w:unhideWhenUsed="0"/>
+    <w:lsdException w:name="Colorful Grid Accent 5" w:semiHidden="0" w:uiPriority="73" w:unhideWhenUsed="0"/>
+    <w:lsdException w:name="Light Shading Accent 6" w:semiHidden="0" w:uiPriority="60" w:unhideWhenUsed="0"/>
+    <w:lsdException w:name="Light List Accent 6" w:semiHidden="0" w:uiPriority="61" w:unhideWhenUsed="0"/>
+    <w:lsdException w:name="Light Grid Accent 6" w:semiHidden="0" w:uiPriority="62" w:unhideWhenUsed="0"/>
+    <w:lsdException w:name="Medium Shading 1 Accent 6" w:semiHidden="0" w:uiPriority="63" w:unhideWhenUsed="0"/>
+    <w:lsdException w:name="Medium Shading 2 Accent 6" w:semiHidden="0" w:uiPriority="64" w:unhideWhenUsed="0"/>
+    <w:lsdException w:name="Medium List 1 Accent 6" w:semiHidden="0" w:uiPriority="65" w:unhideWhenUsed="0"/>
+    <w:lsdException w:name="Medium List 2 Accent 6" w:semiHidden="0" w:uiPriority="66" w:unhideWhenUsed="0"/>
+    <w:lsdException w:name="Medium Grid 1 Accent 6" w:semiHidden="0" w:uiPriority="67" w:unhideWhenUsed="0"/>
+    <w:lsdException w:name="Medium Grid 2 Accent 6" w:semiHidden="0" w:uiPriority="68" w:unhideWhenUsed="0"/>
+    <w:lsdException w:name="Medium Grid 3 Accent 6" w:semiHidden="0" w:uiPriority="69" w:unhideWhenUsed="0"/>
+    <w:lsdException w:name="Dark List Accent 6" w:semiHidden="0" w:uiPriority="70" w:unhideWhenUsed="0"/>
+    <w:lsdException w:name="Colorful Shading Accent 6" w:semiHidden="0" w:uiPriority="71" w:unhideWhenUsed="0"/>
+    <w:lsdException w:name="Colorful List Accent 6" w:semiHidden="0" w:uiPriority="72" w:unhideWhenUsed="0"/>
+    <w:lsdException w:name="Colorful Grid Accent 6" w:semiHidden="0" w:uiPriority="73" w:unhideWhenUsed="0"/>
   </w:latentStyles>
-  <w:style w:type="paragraph" w:default="1" w:styleId="1">
+  <w:style w:type="paragraph" w:default="1" w:styleId="Normal">
     <w:name w:val="Normal"/>
     <w:qFormat/>
-    <w:uiPriority w:val="0"/>
     <w:pPr>
       <w:kinsoku w:val="0"/>
       <w:autoSpaceDE w:val="0"/>
@@ -4233,7 +4111,7 @@
       <w:textAlignment w:val="baseline"/>
     </w:pPr>
     <w:rPr>
-      <w:rFonts w:ascii="Arial" w:hAnsi="Arial" w:eastAsia="宋体" w:cs="Arial"/>
+      <w:rFonts w:ascii="Arial" w:eastAsia="宋体" w:hAnsi="Arial" w:cs="Arial"/>
       <w:snapToGrid w:val="0"/>
       <w:color w:val="000000"/>
       <w:kern w:val="0"/>
@@ -4242,12 +4120,11 @@
       <w:lang w:val="en-US" w:eastAsia="en-US" w:bidi="ar-SA"/>
     </w:rPr>
   </w:style>
-  <w:style w:type="paragraph" w:styleId="2">
+  <w:style w:type="paragraph" w:styleId="Heading1">
     <w:name w:val="heading 1"/>
-    <w:basedOn w:val="1"/>
-    <w:next w:val="1"/>
+    <w:basedOn w:val="Normal"/>
+    <w:next w:val="Normal"/>
     <w:qFormat/>
-    <w:uiPriority w:val="0"/>
     <w:pPr>
       <w:keepNext/>
       <w:keepLines/>
@@ -4265,14 +4142,13 @@
       <w:sz w:val="44"/>
     </w:rPr>
   </w:style>
-  <w:style w:type="paragraph" w:styleId="3">
+  <w:style w:type="paragraph" w:styleId="Heading2">
     <w:name w:val="heading 2"/>
-    <w:basedOn w:val="1"/>
-    <w:next w:val="1"/>
-    <w:link w:val="26"/>
+    <w:basedOn w:val="Normal"/>
+    <w:next w:val="Normal"/>
+    <w:link w:val="2Char"/>
     <w:unhideWhenUsed/>
     <w:qFormat/>
-    <w:uiPriority w:val="0"/>
     <w:pPr>
       <w:keepNext/>
       <w:keepLines/>
@@ -4285,19 +4161,18 @@
       <w:outlineLvl w:val="1"/>
     </w:pPr>
     <w:rPr>
-      <w:rFonts w:ascii="Arial" w:hAnsi="Arial" w:eastAsia="黑体"/>
+      <w:rFonts w:ascii="Arial" w:eastAsia="黑体" w:hAnsi="Arial"/>
       <w:b/>
       <w:sz w:val="32"/>
     </w:rPr>
   </w:style>
-  <w:style w:type="paragraph" w:styleId="4">
+  <w:style w:type="paragraph" w:styleId="Heading3">
     <w:name w:val="heading 3"/>
-    <w:basedOn w:val="1"/>
-    <w:next w:val="1"/>
+    <w:basedOn w:val="Normal"/>
+    <w:next w:val="Normal"/>
     <w:semiHidden/>
     <w:unhideWhenUsed/>
     <w:qFormat/>
-    <w:uiPriority w:val="0"/>
     <w:pPr>
       <w:keepNext/>
       <w:keepLines/>
@@ -4314,13 +4189,12 @@
       <w:sz w:val="32"/>
     </w:rPr>
   </w:style>
-  <w:style w:type="paragraph" w:styleId="5">
+  <w:style w:type="paragraph" w:styleId="Heading4">
     <w:name w:val="heading 4"/>
-    <w:basedOn w:val="1"/>
-    <w:next w:val="1"/>
+    <w:basedOn w:val="Normal"/>
+    <w:next w:val="Normal"/>
     <w:unhideWhenUsed/>
     <w:qFormat/>
-    <w:uiPriority w:val="0"/>
     <w:pPr>
       <w:keepNext/>
       <w:keepLines/>
@@ -4333,19 +4207,18 @@
       <w:outlineLvl w:val="3"/>
     </w:pPr>
     <w:rPr>
-      <w:rFonts w:ascii="Arial" w:hAnsi="Arial" w:eastAsia="黑体"/>
+      <w:rFonts w:ascii="Arial" w:eastAsia="黑体" w:hAnsi="Arial"/>
       <w:b/>
       <w:sz w:val="28"/>
     </w:rPr>
   </w:style>
-  <w:style w:type="paragraph" w:styleId="6">
+  <w:style w:type="paragraph" w:styleId="Heading5">
     <w:name w:val="heading 5"/>
-    <w:basedOn w:val="1"/>
-    <w:next w:val="1"/>
+    <w:basedOn w:val="Normal"/>
+    <w:next w:val="Normal"/>
     <w:semiHidden/>
     <w:unhideWhenUsed/>
     <w:qFormat/>
-    <w:uiPriority w:val="0"/>
     <w:pPr>
       <w:keepNext/>
       <w:keepLines/>
@@ -4362,14 +4235,13 @@
       <w:sz w:val="28"/>
     </w:rPr>
   </w:style>
-  <w:style w:type="paragraph" w:styleId="7">
+  <w:style w:type="paragraph" w:styleId="Heading6">
     <w:name w:val="heading 6"/>
-    <w:basedOn w:val="1"/>
-    <w:next w:val="1"/>
+    <w:basedOn w:val="Normal"/>
+    <w:next w:val="Normal"/>
     <w:semiHidden/>
     <w:unhideWhenUsed/>
     <w:qFormat/>
-    <w:uiPriority w:val="0"/>
     <w:pPr>
       <w:keepNext/>
       <w:keepLines/>
@@ -4382,19 +4254,18 @@
       <w:outlineLvl w:val="5"/>
     </w:pPr>
     <w:rPr>
-      <w:rFonts w:ascii="Arial" w:hAnsi="Arial" w:eastAsia="黑体"/>
+      <w:rFonts w:ascii="Arial" w:eastAsia="黑体" w:hAnsi="Arial"/>
       <w:b/>
       <w:sz w:val="24"/>
     </w:rPr>
   </w:style>
-  <w:style w:type="paragraph" w:styleId="8">
+  <w:style w:type="paragraph" w:styleId="Heading7">
     <w:name w:val="heading 7"/>
-    <w:basedOn w:val="1"/>
-    <w:next w:val="1"/>
+    <w:basedOn w:val="Normal"/>
+    <w:next w:val="Normal"/>
     <w:semiHidden/>
     <w:unhideWhenUsed/>
     <w:qFormat/>
-    <w:uiPriority w:val="0"/>
     <w:pPr>
       <w:keepNext/>
       <w:keepLines/>
@@ -4411,14 +4282,13 @@
       <w:sz w:val="24"/>
     </w:rPr>
   </w:style>
-  <w:style w:type="paragraph" w:styleId="9">
+  <w:style w:type="paragraph" w:styleId="Heading8">
     <w:name w:val="heading 8"/>
-    <w:basedOn w:val="1"/>
-    <w:next w:val="1"/>
+    <w:basedOn w:val="Normal"/>
+    <w:next w:val="Normal"/>
     <w:semiHidden/>
     <w:unhideWhenUsed/>
     <w:qFormat/>
-    <w:uiPriority w:val="0"/>
     <w:pPr>
       <w:keepNext/>
       <w:keepLines/>
@@ -4431,18 +4301,17 @@
       <w:outlineLvl w:val="7"/>
     </w:pPr>
     <w:rPr>
-      <w:rFonts w:ascii="Arial" w:hAnsi="Arial" w:eastAsia="黑体"/>
+      <w:rFonts w:ascii="Arial" w:eastAsia="黑体" w:hAnsi="Arial"/>
       <w:sz w:val="24"/>
     </w:rPr>
   </w:style>
-  <w:style w:type="paragraph" w:styleId="10">
+  <w:style w:type="paragraph" w:styleId="Heading9">
     <w:name w:val="heading 9"/>
-    <w:basedOn w:val="1"/>
-    <w:next w:val="1"/>
+    <w:basedOn w:val="Normal"/>
+    <w:next w:val="Normal"/>
     <w:semiHidden/>
     <w:unhideWhenUsed/>
     <w:qFormat/>
-    <w:uiPriority w:val="0"/>
     <w:pPr>
       <w:keepNext/>
       <w:keepLines/>
@@ -4455,21 +4324,19 @@
       <w:outlineLvl w:val="8"/>
     </w:pPr>
     <w:rPr>
-      <w:rFonts w:ascii="Arial" w:hAnsi="Arial" w:eastAsia="黑体"/>
+      <w:rFonts w:ascii="Arial" w:eastAsia="黑体" w:hAnsi="Arial"/>
       <w:sz w:val="21"/>
     </w:rPr>
   </w:style>
-  <w:style w:type="character" w:default="1" w:styleId="23">
+  <w:style w:type="character" w:default="1" w:styleId="DefaultParagraphFont">
     <w:name w:val="Default Paragraph Font"/>
     <w:semiHidden/>
     <w:qFormat/>
-    <w:uiPriority w:val="0"/>
   </w:style>
-  <w:style w:type="table" w:default="1" w:styleId="21">
+  <w:style w:type="table" w:default="1" w:styleId="TableNormal">
     <w:name w:val="Normal Table"/>
     <w:semiHidden/>
     <w:qFormat/>
-    <w:uiPriority w:val="0"/>
     <w:tblPr>
       <w:tblCellMar>
         <w:top w:w="0" w:type="dxa"/>
@@ -4479,52 +4346,47 @@
       </w:tblCellMar>
     </w:tblPr>
   </w:style>
-  <w:style w:type="paragraph" w:styleId="11">
+  <w:style w:type="paragraph" w:styleId="NormalIndent">
     <w:name w:val="Normal Indent"/>
-    <w:basedOn w:val="1"/>
+    <w:basedOn w:val="Normal"/>
     <w:qFormat/>
-    <w:uiPriority w:val="0"/>
     <w:pPr>
       <w:ind w:firstLine="420" w:firstLineChars="200"/>
     </w:pPr>
   </w:style>
-  <w:style w:type="paragraph" w:styleId="12">
+  <w:style w:type="paragraph" w:styleId="CommentText">
     <w:name w:val="annotation text"/>
-    <w:basedOn w:val="1"/>
+    <w:basedOn w:val="Normal"/>
     <w:qFormat/>
-    <w:uiPriority w:val="0"/>
     <w:pPr>
       <w:jc w:val="left"/>
     </w:pPr>
   </w:style>
-  <w:style w:type="paragraph" w:styleId="13">
+  <w:style w:type="paragraph" w:styleId="BodyText">
     <w:name w:val="Body Text"/>
-    <w:basedOn w:val="1"/>
+    <w:basedOn w:val="Normal"/>
     <w:semiHidden/>
     <w:qFormat/>
-    <w:uiPriority w:val="0"/>
     <w:rPr>
-      <w:rFonts w:ascii="Arial" w:hAnsi="Arial" w:eastAsia="Arial" w:cs="Arial"/>
+      <w:rFonts w:ascii="Arial" w:eastAsia="Arial" w:hAnsi="Arial" w:cs="Arial"/>
       <w:sz w:val="21"/>
       <w:szCs w:val="21"/>
       <w:lang w:val="en-US" w:eastAsia="en-US" w:bidi="ar-SA"/>
     </w:rPr>
   </w:style>
-  <w:style w:type="paragraph" w:styleId="14">
+  <w:style w:type="paragraph" w:styleId="TOC3">
     <w:name w:val="toc 3"/>
-    <w:basedOn w:val="1"/>
-    <w:next w:val="1"/>
+    <w:basedOn w:val="Normal"/>
+    <w:next w:val="Normal"/>
     <w:qFormat/>
-    <w:uiPriority w:val="0"/>
     <w:pPr>
       <w:ind w:left="840" w:leftChars="400"/>
     </w:pPr>
   </w:style>
-  <w:style w:type="paragraph" w:styleId="15">
+  <w:style w:type="paragraph" w:styleId="Footer">
     <w:name w:val="footer"/>
-    <w:basedOn w:val="1"/>
+    <w:basedOn w:val="Normal"/>
     <w:qFormat/>
-    <w:uiPriority w:val="0"/>
     <w:pPr>
       <w:tabs>
         <w:tab w:val="center" w:pos="4153"/>
@@ -4537,17 +4399,16 @@
       <w:sz w:val="18"/>
     </w:rPr>
   </w:style>
-  <w:style w:type="paragraph" w:styleId="16">
+  <w:style w:type="paragraph" w:styleId="Header">
     <w:name w:val="header"/>
-    <w:basedOn w:val="1"/>
+    <w:basedOn w:val="Normal"/>
     <w:qFormat/>
-    <w:uiPriority w:val="0"/>
     <w:pPr>
       <w:pBdr>
-        <w:top w:val="none" w:color="auto" w:sz="0" w:space="0"/>
-        <w:left w:val="none" w:color="auto" w:sz="0" w:space="0"/>
-        <w:bottom w:val="none" w:color="auto" w:sz="0" w:space="0"/>
-        <w:right w:val="none" w:color="auto" w:sz="0" w:space="0"/>
+        <w:top w:val="nil"/>
+        <w:left w:val="nil"/>
+        <w:bottom w:val="nil"/>
+        <w:right w:val="nil"/>
       </w:pBdr>
       <w:tabs>
         <w:tab w:val="center" w:pos="4153"/>
@@ -4562,41 +4423,37 @@
       <w:sz w:val="18"/>
     </w:rPr>
   </w:style>
-  <w:style w:type="paragraph" w:styleId="17">
+  <w:style w:type="paragraph" w:styleId="TOC1">
     <w:name w:val="toc 1"/>
-    <w:basedOn w:val="1"/>
-    <w:next w:val="1"/>
+    <w:basedOn w:val="Normal"/>
+    <w:next w:val="Normal"/>
     <w:qFormat/>
-    <w:uiPriority w:val="0"/>
     <w:rPr>
-      <w:rFonts w:ascii="Arial" w:hAnsi="Arial" w:eastAsia="Microsoft JhengHei"/>
+      <w:rFonts w:ascii="Arial" w:eastAsia="Microsoft JhengHei" w:hAnsi="Arial"/>
       <w:sz w:val="24"/>
     </w:rPr>
   </w:style>
-  <w:style w:type="paragraph" w:styleId="18">
+  <w:style w:type="paragraph" w:styleId="TOC2">
     <w:name w:val="toc 2"/>
-    <w:basedOn w:val="1"/>
-    <w:next w:val="1"/>
+    <w:basedOn w:val="Normal"/>
+    <w:next w:val="Normal"/>
     <w:qFormat/>
-    <w:uiPriority w:val="0"/>
     <w:pPr>
       <w:ind w:left="420" w:leftChars="200"/>
     </w:pPr>
   </w:style>
-  <w:style w:type="paragraph" w:styleId="19">
+  <w:style w:type="paragraph" w:styleId="NormalWeb">
     <w:name w:val="Normal (Web)"/>
-    <w:basedOn w:val="1"/>
+    <w:basedOn w:val="Normal"/>
     <w:qFormat/>
-    <w:uiPriority w:val="0"/>
     <w:rPr>
       <w:sz w:val="24"/>
     </w:rPr>
   </w:style>
-  <w:style w:type="paragraph" w:styleId="20">
+  <w:style w:type="paragraph" w:styleId="Title">
     <w:name w:val="Title"/>
-    <w:basedOn w:val="1"/>
+    <w:basedOn w:val="Normal"/>
     <w:qFormat/>
-    <w:uiPriority w:val="0"/>
     <w:pPr>
       <w:spacing w:before="240" w:beforeLines="0" w:beforeAutospacing="0" w:after="60" w:afterLines="0" w:afterAutospacing="0"/>
       <w:jc w:val="center"/>
@@ -4608,62 +4465,59 @@
       <w:sz w:val="32"/>
     </w:rPr>
   </w:style>
-  <w:style w:type="table" w:styleId="22">
+  <w:style w:type="table" w:styleId="TableGrid">
     <w:name w:val="Table Grid"/>
-    <w:basedOn w:val="21"/>
+    <w:basedOn w:val="TableNormal"/>
     <w:qFormat/>
-    <w:uiPriority w:val="0"/>
     <w:pPr>
       <w:widowControl w:val="0"/>
       <w:jc w:val="both"/>
     </w:pPr>
     <w:tblPr>
       <w:tblBorders>
-        <w:top w:val="single" w:color="auto" w:sz="4" w:space="0"/>
-        <w:left w:val="single" w:color="auto" w:sz="4" w:space="0"/>
-        <w:bottom w:val="single" w:color="auto" w:sz="4" w:space="0"/>
-        <w:right w:val="single" w:color="auto" w:sz="4" w:space="0"/>
-        <w:insideH w:val="single" w:color="auto" w:sz="4" w:space="0"/>
-        <w:insideV w:val="single" w:color="auto" w:sz="4" w:space="0"/>
+        <w:top w:val="single" w:sz="4" w:space="0" w:color="auto"/>
+        <w:left w:val="single" w:sz="4" w:space="0" w:color="auto"/>
+        <w:bottom w:val="single" w:sz="4" w:space="0" w:color="auto"/>
+        <w:right w:val="single" w:sz="4" w:space="0" w:color="auto"/>
+        <w:insideH w:val="single" w:sz="4" w:space="0" w:color="auto"/>
+        <w:insideV w:val="single" w:sz="4" w:space="0" w:color="auto"/>
       </w:tblBorders>
     </w:tblPr>
   </w:style>
-  <w:style w:type="character" w:styleId="24">
+  <w:style w:type="character" w:styleId="Strong">
     <w:name w:val="Strong"/>
-    <w:basedOn w:val="23"/>
+    <w:basedOn w:val="DefaultParagraphFont"/>
     <w:qFormat/>
-    <w:uiPriority w:val="0"/>
     <w:rPr>
       <w:b/>
     </w:rPr>
   </w:style>
-  <w:style w:type="paragraph" w:styleId="25">
+  <w:style w:type="paragraph" w:styleId="NoSpacing">
     <w:name w:val="No Spacing"/>
+    <w:uiPriority w:val="99"/>
     <w:qFormat/>
-    <w:uiPriority w:val="99"/>
     <w:rPr>
-      <w:rFonts w:ascii="Calibri" w:hAnsi="Calibri" w:eastAsia="宋体" w:cs="Times New Roman"/>
+      <w:rFonts w:ascii="Calibri" w:eastAsia="宋体" w:hAnsi="Calibri" w:cs="Times New Roman"/>
       <w:sz w:val="22"/>
       <w:szCs w:val="22"/>
       <w:lang w:val="en-US" w:eastAsia="zh-CN" w:bidi="ar-SA"/>
     </w:rPr>
   </w:style>
-  <w:style w:type="character" w:customStyle="1" w:styleId="26">
+  <w:style w:type="character" w:customStyle="1" w:styleId="2Char">
     <w:name w:val="标题 2 Char"/>
-    <w:link w:val="3"/>
+    <w:link w:val="Heading2"/>
     <w:qFormat/>
-    <w:uiPriority w:val="0"/>
     <w:rPr>
-      <w:rFonts w:ascii="Arial" w:hAnsi="Arial" w:eastAsia="黑体"/>
+      <w:rFonts w:ascii="Arial" w:eastAsia="黑体" w:hAnsi="Arial"/>
       <w:b/>
       <w:sz w:val="32"/>
     </w:rPr>
   </w:style>
-  <w:style w:type="paragraph" w:customStyle="1" w:styleId="27">
+  <w:style w:type="paragraph" w:customStyle="1" w:styleId="TableParagraph">
     <w:name w:val="Table Paragraph"/>
-    <w:basedOn w:val="1"/>
+    <w:basedOn w:val="Normal"/>
+    <w:uiPriority w:val="1"/>
     <w:qFormat/>
-    <w:uiPriority w:val="1"/>
     <w:pPr>
       <w:autoSpaceDE w:val="0"/>
       <w:autoSpaceDN w:val="0"/>
@@ -4679,12 +4533,11 @@
       <w:lang w:val="zh-CN" w:bidi="zh-CN"/>
     </w:rPr>
   </w:style>
-  <w:style w:type="table" w:customStyle="1" w:styleId="28">
+  <w:style w:type="table" w:customStyle="1" w:styleId="TableNormal0">
     <w:name w:val="Table Normal_0"/>
     <w:semiHidden/>
     <w:unhideWhenUsed/>
     <w:qFormat/>
-    <w:uiPriority w:val="0"/>
     <w:tblPr>
       <w:tblCellMar>
         <w:top w:w="0" w:type="dxa"/>
@@ -4694,87 +4547,81 @@
       </w:tblCellMar>
     </w:tblPr>
   </w:style>
-  <w:style w:type="paragraph" w:customStyle="1" w:styleId="29">
+  <w:style w:type="paragraph" w:customStyle="1" w:styleId="TableText">
     <w:name w:val="Table Text"/>
-    <w:basedOn w:val="1"/>
+    <w:basedOn w:val="Normal"/>
     <w:semiHidden/>
     <w:qFormat/>
-    <w:uiPriority w:val="0"/>
     <w:rPr>
-      <w:rFonts w:ascii="宋体" w:hAnsi="宋体" w:eastAsia="宋体" w:cs="宋体"/>
+      <w:rFonts w:ascii="宋体" w:eastAsia="宋体" w:hAnsi="宋体" w:cs="宋体"/>
       <w:sz w:val="21"/>
       <w:szCs w:val="21"/>
       <w:lang w:val="en-US" w:eastAsia="en-US" w:bidi="ar-SA"/>
     </w:rPr>
   </w:style>
-  <w:style w:type="paragraph" w:customStyle="1" w:styleId="30">
+  <w:style w:type="paragraph" w:customStyle="1" w:styleId="1">
     <w:name w:val="柴_标题1"/>
-    <w:basedOn w:val="2"/>
-    <w:next w:val="31"/>
-    <w:link w:val="42"/>
+    <w:basedOn w:val="Heading1"/>
+    <w:next w:val="a"/>
+    <w:link w:val="1Char"/>
     <w:qFormat/>
-    <w:uiPriority w:val="0"/>
     <w:pPr>
       <w:spacing w:before="100" w:after="90" w:line="360" w:lineRule="auto"/>
     </w:pPr>
     <w:rPr>
-      <w:rFonts w:ascii="Arial" w:hAnsi="Arial" w:eastAsia="宋体"/>
+      <w:rFonts w:ascii="Arial" w:eastAsia="宋体" w:hAnsi="Arial"/>
       <w:sz w:val="32"/>
     </w:rPr>
   </w:style>
-  <w:style w:type="paragraph" w:customStyle="1" w:styleId="31">
+  <w:style w:type="paragraph" w:customStyle="1" w:styleId="a">
     <w:name w:val="柴_正文"/>
-    <w:basedOn w:val="13"/>
-    <w:link w:val="45"/>
+    <w:basedOn w:val="BodyText"/>
+    <w:link w:val="Char"/>
     <w:qFormat/>
-    <w:uiPriority w:val="0"/>
     <w:pPr>
       <w:spacing w:line="360" w:lineRule="auto"/>
       <w:ind w:firstLine="470" w:firstLineChars="200"/>
     </w:pPr>
     <w:rPr>
-      <w:rFonts w:ascii="Arial" w:hAnsi="Arial" w:eastAsia="宋体"/>
+      <w:rFonts w:ascii="Arial" w:eastAsia="宋体" w:hAnsi="Arial"/>
       <w:sz w:val="24"/>
       <w:lang w:eastAsia="zh-CN"/>
     </w:rPr>
   </w:style>
-  <w:style w:type="paragraph" w:customStyle="1" w:styleId="32">
+  <w:style w:type="paragraph" w:customStyle="1" w:styleId="2">
     <w:name w:val="柴_标题2"/>
-    <w:basedOn w:val="3"/>
-    <w:next w:val="31"/>
+    <w:basedOn w:val="Heading2"/>
+    <w:next w:val="a"/>
     <w:qFormat/>
-    <w:uiPriority w:val="0"/>
     <w:pPr>
       <w:spacing w:line="360" w:lineRule="auto"/>
     </w:pPr>
     <w:rPr>
-      <w:rFonts w:ascii="Arial" w:hAnsi="Arial" w:eastAsia="宋体"/>
+      <w:rFonts w:ascii="Arial" w:eastAsia="宋体" w:hAnsi="Arial"/>
       <w:sz w:val="28"/>
     </w:rPr>
   </w:style>
-  <w:style w:type="paragraph" w:customStyle="1" w:styleId="33">
+  <w:style w:type="paragraph" w:customStyle="1" w:styleId="3">
     <w:name w:val="柴_标题3"/>
-    <w:basedOn w:val="4"/>
-    <w:next w:val="31"/>
+    <w:basedOn w:val="Heading3"/>
+    <w:next w:val="a"/>
     <w:qFormat/>
-    <w:uiPriority w:val="0"/>
     <w:pPr>
       <w:spacing w:line="360" w:lineRule="auto"/>
       <w:ind w:left="0" w:firstLine="472" w:firstLineChars="200"/>
     </w:pPr>
     <w:rPr>
-      <w:rFonts w:ascii="宋体" w:hAnsi="宋体" w:eastAsia="宋体" w:cs="宋体"/>
+      <w:rFonts w:ascii="宋体" w:eastAsia="宋体" w:hAnsi="宋体" w:cs="宋体"/>
       <w:spacing w:val="-2"/>
       <w:sz w:val="24"/>
       <w:szCs w:val="24"/>
     </w:rPr>
   </w:style>
-  <w:style w:type="paragraph" w:customStyle="1" w:styleId="34">
+  <w:style w:type="paragraph" w:customStyle="1" w:styleId="a0">
     <w:name w:val="柴_目录"/>
-    <w:basedOn w:val="1"/>
-    <w:next w:val="13"/>
+    <w:basedOn w:val="Normal"/>
+    <w:next w:val="BodyText"/>
     <w:qFormat/>
-    <w:uiPriority w:val="0"/>
     <w:pPr>
       <w:tabs>
         <w:tab w:val="right" w:leader="dot" w:pos="8442"/>
@@ -4782,96 +4629,89 @@
       <w:ind w:left="0" w:leftChars="0"/>
     </w:pPr>
     <w:rPr>
-      <w:rFonts w:ascii="Arial" w:hAnsi="Arial" w:eastAsia="Microsoft JhengHei"/>
+      <w:rFonts w:ascii="Arial" w:eastAsia="Microsoft JhengHei" w:hAnsi="Arial"/>
       <w:sz w:val="24"/>
     </w:rPr>
   </w:style>
-  <w:style w:type="paragraph" w:customStyle="1" w:styleId="35">
+  <w:style w:type="paragraph" w:customStyle="1" w:styleId="a1">
     <w:name w:val="柴_公司名"/>
-    <w:basedOn w:val="20"/>
+    <w:basedOn w:val="Title"/>
     <w:qFormat/>
-    <w:uiPriority w:val="0"/>
     <w:pPr>
       <w:spacing w:after="600" w:afterLines="600"/>
     </w:pPr>
     <w:rPr>
-      <w:rFonts w:hint="eastAsia" w:ascii="宋体" w:hAnsi="宋体" w:eastAsia="宋体" w:cs="宋体"/>
+      <w:rFonts w:ascii="宋体" w:eastAsia="宋体" w:hAnsi="宋体" w:cs="宋体" w:hint="eastAsia"/>
       <w:bCs/>
       <w:spacing w:val="-6"/>
       <w:sz w:val="52"/>
       <w:szCs w:val="52"/>
     </w:rPr>
   </w:style>
-  <w:style w:type="paragraph" w:customStyle="1" w:styleId="36">
+  <w:style w:type="paragraph" w:customStyle="1" w:styleId="a2">
     <w:name w:val="柴_文档名"/>
-    <w:basedOn w:val="20"/>
+    <w:basedOn w:val="Title"/>
     <w:qFormat/>
-    <w:uiPriority w:val="0"/>
     <w:pPr>
       <w:spacing w:after="900" w:afterLines="900"/>
     </w:pPr>
     <w:rPr>
-      <w:rFonts w:ascii="黑体" w:hAnsi="黑体" w:eastAsia="黑体" w:cs="黑体"/>
+      <w:rFonts w:ascii="黑体" w:eastAsia="黑体" w:hAnsi="黑体" w:cs="黑体"/>
       <w:bCs/>
       <w:spacing w:val="-7"/>
       <w:sz w:val="52"/>
       <w:szCs w:val="52"/>
     </w:rPr>
   </w:style>
-  <w:style w:type="paragraph" w:customStyle="1" w:styleId="37">
+  <w:style w:type="paragraph" w:customStyle="1" w:styleId="WPSOffice1">
     <w:name w:val="WPSOffice手动目录 1"/>
     <w:qFormat/>
-    <w:uiPriority w:val="0"/>
     <w:pPr>
       <w:ind w:leftChars="0"/>
     </w:pPr>
     <w:rPr>
-      <w:rFonts w:ascii="Times New Roman" w:hAnsi="Times New Roman" w:eastAsia="宋体" w:cs="Times New Roman"/>
+      <w:rFonts w:ascii="Times New Roman" w:eastAsia="宋体" w:hAnsi="Times New Roman" w:cs="Times New Roman"/>
       <w:sz w:val="20"/>
       <w:szCs w:val="20"/>
     </w:rPr>
   </w:style>
-  <w:style w:type="paragraph" w:customStyle="1" w:styleId="38">
+  <w:style w:type="paragraph" w:customStyle="1" w:styleId="WPSOffice2">
     <w:name w:val="WPSOffice手动目录 2"/>
     <w:qFormat/>
-    <w:uiPriority w:val="0"/>
     <w:pPr>
       <w:ind w:leftChars="200"/>
     </w:pPr>
     <w:rPr>
-      <w:rFonts w:ascii="Times New Roman" w:hAnsi="Times New Roman" w:eastAsia="宋体" w:cs="Times New Roman"/>
+      <w:rFonts w:ascii="Times New Roman" w:eastAsia="宋体" w:hAnsi="Times New Roman" w:cs="Times New Roman"/>
       <w:sz w:val="20"/>
       <w:szCs w:val="20"/>
     </w:rPr>
   </w:style>
-  <w:style w:type="paragraph" w:customStyle="1" w:styleId="39">
+  <w:style w:type="paragraph" w:customStyle="1" w:styleId="WPSOffice3">
     <w:name w:val="WPSOffice手动目录 3"/>
     <w:qFormat/>
-    <w:uiPriority w:val="0"/>
     <w:pPr>
       <w:ind w:leftChars="400"/>
     </w:pPr>
     <w:rPr>
-      <w:rFonts w:ascii="Times New Roman" w:hAnsi="Times New Roman" w:eastAsia="宋体" w:cs="Times New Roman"/>
+      <w:rFonts w:ascii="Times New Roman" w:eastAsia="宋体" w:hAnsi="Times New Roman" w:cs="Times New Roman"/>
       <w:sz w:val="20"/>
       <w:szCs w:val="20"/>
     </w:rPr>
   </w:style>
-  <w:style w:type="paragraph" w:customStyle="1" w:styleId="40">
+  <w:style w:type="paragraph" w:customStyle="1" w:styleId="Compact">
     <w:name w:val="Compact"/>
-    <w:basedOn w:val="13"/>
+    <w:basedOn w:val="BodyText"/>
     <w:qFormat/>
-    <w:uiPriority w:val="0"/>
     <w:pPr>
       <w:spacing w:before="36" w:after="36"/>
     </w:pPr>
   </w:style>
-  <w:style w:type="table" w:customStyle="1" w:styleId="41">
+  <w:style w:type="table" w:customStyle="1" w:styleId="Table">
     <w:name w:val="Table"/>
     <w:semiHidden/>
     <w:unhideWhenUsed/>
     <w:qFormat/>
-    <w:uiPriority w:val="0"/>
     <w:tblPr>
       <w:tblCellMar>
         <w:top w:w="0" w:type="dxa"/>
@@ -4883,27 +4723,25 @@
     <w:tblStylePr w:type="firstRow">
       <w:tcPr>
         <w:tcBorders>
-          <w:bottom w:val="single" w:color="auto" w:sz="0" w:space="0"/>
+          <w:bottom w:val="single" w:sz="0" w:space="0" w:color="auto"/>
         </w:tcBorders>
         <w:vAlign w:val="bottom"/>
       </w:tcPr>
     </w:tblStylePr>
   </w:style>
-  <w:style w:type="character" w:customStyle="1" w:styleId="42">
+  <w:style w:type="character" w:customStyle="1" w:styleId="1Char">
     <w:name w:val="柴_标题1 Char"/>
-    <w:link w:val="30"/>
+    <w:link w:val="1"/>
     <w:qFormat/>
-    <w:uiPriority w:val="0"/>
     <w:rPr>
-      <w:rFonts w:ascii="Arial" w:hAnsi="Arial" w:eastAsia="宋体"/>
+      <w:rFonts w:ascii="Arial" w:eastAsia="宋体" w:hAnsi="Arial"/>
       <w:sz w:val="32"/>
     </w:rPr>
   </w:style>
-  <w:style w:type="paragraph" w:customStyle="1" w:styleId="43">
+  <w:style w:type="paragraph" w:customStyle="1" w:styleId="a3">
     <w:name w:val="柴_正文_无缩进"/>
-    <w:basedOn w:val="1"/>
+    <w:basedOn w:val="Normal"/>
     <w:qFormat/>
-    <w:uiPriority w:val="0"/>
     <w:pPr>
       <w:ind w:firstLine="0" w:firstLineChars="0"/>
     </w:pPr>
@@ -4913,31 +4751,29 @@
       <w:lang w:eastAsia="zh-CN"/>
     </w:rPr>
   </w:style>
-  <w:style w:type="paragraph" w:customStyle="1" w:styleId="44">
+  <w:style w:type="paragraph" w:customStyle="1" w:styleId="4">
     <w:name w:val="柴_标题4"/>
-    <w:basedOn w:val="5"/>
-    <w:next w:val="1"/>
+    <w:basedOn w:val="Heading4"/>
+    <w:next w:val="Normal"/>
     <w:qFormat/>
-    <w:uiPriority w:val="0"/>
     <w:pPr>
       <w:widowControl w:val="0"/>
       <w:spacing w:before="160" w:line="360" w:lineRule="auto"/>
-      <w:ind w:left="981" w:leftChars="300" w:hanging="862"/>
+      <w:ind w:left="981" w:hanging="862" w:leftChars="300"/>
     </w:pPr>
     <w:rPr>
-      <w:rFonts w:hint="eastAsia" w:ascii="Calibri" w:hAnsi="Calibri" w:eastAsia="宋体" w:cs="宋体"/>
+      <w:rFonts w:ascii="Calibri" w:eastAsia="宋体" w:hAnsi="Calibri" w:cs="宋体" w:hint="eastAsia"/>
       <w:sz w:val="24"/>
       <w:szCs w:val="24"/>
       <w:lang w:eastAsia="zh-CN" w:bidi="zh-CN"/>
     </w:rPr>
   </w:style>
-  <w:style w:type="character" w:customStyle="1" w:styleId="45">
+  <w:style w:type="character" w:customStyle="1" w:styleId="Char">
     <w:name w:val="柴_正文 Char"/>
-    <w:link w:val="31"/>
+    <w:link w:val="a"/>
     <w:qFormat/>
-    <w:uiPriority w:val="0"/>
     <w:rPr>
-      <w:rFonts w:ascii="Arial" w:hAnsi="Arial" w:eastAsia="宋体"/>
+      <w:rFonts w:ascii="Arial" w:eastAsia="宋体" w:hAnsi="Arial"/>
       <w:sz w:val="24"/>
       <w:lang w:eastAsia="zh-CN"/>
     </w:rPr>

--- a/6-过程管理/流程制度规范类文件/060110-容量管理策略.docx
+++ b/6-过程管理/流程制度规范类文件/060110-容量管理策略.docx
@@ -1,11 +1,10 @@
 
 <file path=word/document.xml><?xml version="1.0" encoding="utf-8"?>
-<w:document xmlns:wpc="http://schemas.microsoft.com/office/word/2010/wordprocessingCanvas" xmlns:mc="http://schemas.openxmlformats.org/markup-compatibility/2006" xmlns:o="urn:schemas-microsoft-com:office:office" xmlns:r="http://schemas.openxmlformats.org/officeDocument/2006/relationships" xmlns:m="http://schemas.openxmlformats.org/officeDocument/2006/math" xmlns:v="urn:schemas-microsoft-com:vml" xmlns:wp14="http://schemas.microsoft.com/office/word/2010/wordprocessingDrawing" xmlns:wp="http://schemas.openxmlformats.org/drawingml/2006/wordprocessingDrawing" xmlns:w10="urn:schemas-microsoft-com:office:word" xmlns:w="http://schemas.openxmlformats.org/wordprocessingml/2006/main" xmlns:w14="http://schemas.microsoft.com/office/word/2010/wordml" xmlns:w15="http://schemas.microsoft.com/office/word/2012/wordml" xmlns:wne="http://schemas.microsoft.com/office/word/2006/wordml" xmlns:wpg="http://schemas.microsoft.com/office/word/2010/wordprocessingGroup" xmlns:wpi="http://schemas.microsoft.com/office/word/2010/wordprocessingInk" xmlns:wps="http://schemas.microsoft.com/office/word/2010/wordprocessingShape" mc:Ignorable="w14 w15 wp14">
-  <!-- Generated by Aspose.Words for .NET 13.3.0.1 -->
+<w:document xmlns:wpc="http://schemas.microsoft.com/office/word/2010/wordprocessingCanvas" xmlns:mc="http://schemas.openxmlformats.org/markup-compatibility/2006" xmlns:o="urn:schemas-microsoft-com:office:office" xmlns:r="http://schemas.openxmlformats.org/officeDocument/2006/relationships" xmlns:m="http://schemas.openxmlformats.org/officeDocument/2006/math" xmlns:v="urn:schemas-microsoft-com:vml" xmlns:wp14="http://schemas.microsoft.com/office/word/2010/wordprocessingDrawing" xmlns:wp="http://schemas.openxmlformats.org/drawingml/2006/wordprocessingDrawing" xmlns:w="http://schemas.openxmlformats.org/wordprocessingml/2006/main" xmlns:w14="http://schemas.microsoft.com/office/word/2010/wordml" xmlns:w10="urn:schemas-microsoft-com:office:word" xmlns:w15="http://schemas.microsoft.com/office/word/2012/wordml" xmlns:wpg="http://schemas.microsoft.com/office/word/2010/wordprocessingGroup" xmlns:wpi="http://schemas.microsoft.com/office/word/2010/wordprocessingInk" xmlns:wne="http://schemas.microsoft.com/office/word/2006/wordml" xmlns:wps="http://schemas.microsoft.com/office/word/2010/wordprocessingShape" xmlns:wpsCustomData="http://www.wps.cn/officeDocument/2013/wpsCustomData" mc:Ignorable="w14 w15 wp14">
   <w:body>
     <w:p>
       <w:pPr>
-        <w:pStyle w:val="a1"/>
+        <w:pStyle w:val="35"/>
         <w:bidi w:val="0"/>
         <w:rPr>
           <w:rFonts w:hint="eastAsia"/>
@@ -15,14 +14,14 @@
     </w:p>
     <w:p>
       <w:pPr>
-        <w:pStyle w:val="a1"/>
+        <w:pStyle w:val="35"/>
         <w:bidi w:val="0"/>
         <w:rPr>
           <w:rFonts w:hint="default"/>
           <w:lang w:val="en-US" w:eastAsia="zh-CN"/>
         </w:rPr>
       </w:pPr>
-      <w:bookmarkStart w:id="0" w:name="_Toc27038"/>
+      <w:bookmarkStart w:id="0" w:name="_Toc10054"/>
       <w:r>
         <w:rPr>
           <w:rFonts w:hint="eastAsia"/>
@@ -34,10 +33,10 @@
     </w:p>
     <w:p>
       <w:pPr>
-        <w:pStyle w:val="a2"/>
+        <w:pStyle w:val="36"/>
         <w:bidi w:val="0"/>
       </w:pPr>
-      <w:bookmarkStart w:id="1" w:name="_Toc29985"/>
+      <w:bookmarkStart w:id="1" w:name="_Toc21444"/>
       <w:r>
         <w:t>中达丰集团有限公司</w:t>
       </w:r>
@@ -48,7 +47,7 @@
         <w:bidi w:val="0"/>
         <w:jc w:val="center"/>
         <w:rPr>
-          <w:rFonts w:ascii="宋体" w:eastAsia="宋体" w:hAnsi="宋体" w:cs="宋体"/>
+          <w:rFonts w:ascii="宋体" w:hAnsi="宋体" w:eastAsia="宋体" w:cs="宋体"/>
           <w:spacing w:val="-2"/>
           <w:sz w:val="36"/>
           <w:szCs w:val="36"/>
@@ -56,7 +55,7 @@
       </w:pPr>
       <w:r>
         <w:rPr>
-          <w:rFonts w:ascii="宋体" w:eastAsia="宋体" w:hAnsi="宋体" w:cs="宋体"/>
+          <w:rFonts w:ascii="宋体" w:hAnsi="宋体" w:eastAsia="宋体" w:cs="宋体"/>
           <w:spacing w:val="-2"/>
           <w:sz w:val="36"/>
           <w:szCs w:val="36"/>
@@ -65,7 +64,7 @@
       </w:r>
       <w:r>
         <w:rPr>
-          <w:rFonts w:ascii="宋体" w:hAnsi="宋体" w:cs="宋体" w:hint="eastAsia"/>
+          <w:rFonts w:hint="eastAsia" w:ascii="宋体" w:hAnsi="宋体" w:cs="宋体"/>
           <w:spacing w:val="-2"/>
           <w:sz w:val="36"/>
           <w:szCs w:val="36"/>
@@ -75,16 +74,35 @@
       </w:r>
       <w:r>
         <w:rPr>
-          <w:rFonts w:ascii="宋体" w:eastAsia="宋体" w:hAnsi="宋体" w:cs="宋体"/>
+          <w:rFonts w:ascii="宋体" w:hAnsi="宋体" w:eastAsia="宋体" w:cs="宋体"/>
           <w:spacing w:val="-2"/>
           <w:sz w:val="36"/>
           <w:szCs w:val="36"/>
         </w:rPr>
-        <w:t>-01-04</w:t>
+        <w:t>-0</w:t>
       </w:r>
       <w:r>
         <w:rPr>
-          <w:rFonts w:ascii="宋体" w:eastAsia="宋体" w:hAnsi="宋体" w:cs="宋体"/>
+          <w:rFonts w:hint="eastAsia" w:ascii="宋体" w:hAnsi="宋体" w:cs="宋体"/>
+          <w:spacing w:val="-2"/>
+          <w:sz w:val="36"/>
+          <w:szCs w:val="36"/>
+          <w:lang w:val="en-US" w:eastAsia="zh-CN"/>
+        </w:rPr>
+        <w:t>4</w:t>
+      </w:r>
+      <w:r>
+        <w:rPr>
+          <w:rFonts w:ascii="宋体" w:hAnsi="宋体" w:eastAsia="宋体" w:cs="宋体"/>
+          <w:spacing w:val="-2"/>
+          <w:sz w:val="36"/>
+          <w:szCs w:val="36"/>
+        </w:rPr>
+        <w:t>-04</w:t>
+      </w:r>
+      <w:r>
+        <w:rPr>
+          <w:rFonts w:ascii="宋体" w:hAnsi="宋体" w:eastAsia="宋体" w:cs="宋体"/>
           <w:spacing w:val="-2"/>
           <w:sz w:val="36"/>
           <w:szCs w:val="36"/>
@@ -98,15 +116,15 @@
         <w:ind w:left="3954"/>
         <w:outlineLvl w:val="0"/>
         <w:rPr>
-          <w:rFonts w:ascii="宋体" w:eastAsia="宋体" w:hAnsi="宋体" w:cs="宋体"/>
+          <w:rFonts w:ascii="宋体" w:hAnsi="宋体" w:eastAsia="宋体" w:cs="宋体"/>
           <w:sz w:val="21"/>
           <w:szCs w:val="21"/>
         </w:rPr>
       </w:pPr>
-      <w:bookmarkStart w:id="2" w:name="_Toc26531"/>
+      <w:bookmarkStart w:id="2" w:name="_Toc18522"/>
       <w:r>
         <w:rPr>
-          <w:rFonts w:ascii="宋体" w:eastAsia="宋体" w:hAnsi="宋体" w:cs="宋体"/>
+          <w:rFonts w:ascii="宋体" w:hAnsi="宋体" w:eastAsia="宋体" w:cs="宋体"/>
           <w:spacing w:val="-2"/>
           <w:sz w:val="21"/>
           <w:szCs w:val="21"/>
@@ -122,16 +140,16 @@
     </w:p>
     <w:tbl>
       <w:tblPr>
-        <w:tblStyle w:val="TableNormal0"/>
+        <w:tblStyle w:val="28"/>
         <w:tblW w:w="9071" w:type="dxa"/>
         <w:tblInd w:w="5" w:type="dxa"/>
         <w:tblBorders>
-          <w:top w:val="single" w:sz="4" w:space="0" w:color="000000"/>
-          <w:left w:val="single" w:sz="4" w:space="0" w:color="000000"/>
-          <w:bottom w:val="single" w:sz="4" w:space="0" w:color="000000"/>
-          <w:right w:val="single" w:sz="4" w:space="0" w:color="000000"/>
-          <w:insideH w:val="single" w:sz="4" w:space="0" w:color="000000"/>
-          <w:insideV w:val="single" w:sz="4" w:space="0" w:color="000000"/>
+          <w:top w:val="single" w:color="000000" w:sz="4" w:space="0"/>
+          <w:left w:val="single" w:color="000000" w:sz="4" w:space="0"/>
+          <w:bottom w:val="single" w:color="000000" w:sz="4" w:space="0"/>
+          <w:right w:val="single" w:color="000000" w:sz="4" w:space="0"/>
+          <w:insideH w:val="single" w:color="000000" w:sz="4" w:space="0"/>
+          <w:insideV w:val="single" w:color="000000" w:sz="4" w:space="0"/>
         </w:tblBorders>
         <w:tblLayout w:type="fixed"/>
         <w:tblCellMar>
@@ -150,17 +168,14 @@
       </w:tblGrid>
       <w:tr>
         <w:tblPrEx>
-          <w:tblW w:w="9071" w:type="dxa"/>
-          <w:tblInd w:w="5" w:type="dxa"/>
           <w:tblBorders>
-            <w:top w:val="single" w:sz="4" w:space="0" w:color="000000"/>
-            <w:left w:val="single" w:sz="4" w:space="0" w:color="000000"/>
-            <w:bottom w:val="single" w:sz="4" w:space="0" w:color="000000"/>
-            <w:right w:val="single" w:sz="4" w:space="0" w:color="000000"/>
-            <w:insideH w:val="single" w:sz="4" w:space="0" w:color="000000"/>
-            <w:insideV w:val="single" w:sz="4" w:space="0" w:color="000000"/>
+            <w:top w:val="single" w:color="000000" w:sz="4" w:space="0"/>
+            <w:left w:val="single" w:color="000000" w:sz="4" w:space="0"/>
+            <w:bottom w:val="single" w:color="000000" w:sz="4" w:space="0"/>
+            <w:right w:val="single" w:color="000000" w:sz="4" w:space="0"/>
+            <w:insideH w:val="single" w:color="000000" w:sz="4" w:space="0"/>
+            <w:insideV w:val="single" w:color="000000" w:sz="4" w:space="0"/>
           </w:tblBorders>
-          <w:tblLayout w:type="fixed"/>
           <w:tblCellMar>
             <w:top w:w="0" w:type="dxa"/>
             <w:left w:w="0" w:type="dxa"/>
@@ -169,7 +184,7 @@
           </w:tblCellMar>
         </w:tblPrEx>
         <w:trPr>
-          <w:trHeight w:val="611"/>
+          <w:trHeight w:val="611" w:hRule="atLeast"/>
         </w:trPr>
         <w:tc>
           <w:tcPr>
@@ -177,7 +192,7 @@
           </w:tcPr>
           <w:p>
             <w:pPr>
-              <w:pStyle w:val="TableText"/>
+              <w:pStyle w:val="29"/>
               <w:spacing w:before="199" w:line="220" w:lineRule="auto"/>
               <w:ind w:left="225"/>
             </w:pPr>
@@ -196,13 +211,13 @@
           </w:tcPr>
           <w:p>
             <w:pPr>
-              <w:pStyle w:val="TableText"/>
+              <w:pStyle w:val="29"/>
               <w:spacing w:before="200" w:line="218" w:lineRule="auto"/>
               <w:ind w:left="108"/>
             </w:pPr>
             <w:r>
               <w:rPr>
-                <w:rFonts w:eastAsia="宋体" w:hint="eastAsia"/>
+                <w:rFonts w:hint="eastAsia" w:eastAsia="宋体"/>
                 <w:spacing w:val="-1"/>
                 <w:lang w:val="en-US" w:eastAsia="zh-CN"/>
               </w:rPr>
@@ -216,7 +231,7 @@
             </w:r>
             <w:r>
               <w:rPr>
-                <w:rFonts w:eastAsia="宋体" w:hint="eastAsia"/>
+                <w:rFonts w:hint="eastAsia" w:eastAsia="宋体"/>
                 <w:spacing w:val="-1"/>
                 <w:lang w:val="en-US" w:eastAsia="zh-CN"/>
               </w:rPr>
@@ -233,9 +248,14 @@
       </w:tr>
       <w:tr>
         <w:tblPrEx>
-          <w:tblW w:w="9071" w:type="dxa"/>
-          <w:tblInd w:w="5" w:type="dxa"/>
-          <w:tblLayout w:type="fixed"/>
+          <w:tblBorders>
+            <w:top w:val="single" w:color="000000" w:sz="4" w:space="0"/>
+            <w:left w:val="single" w:color="000000" w:sz="4" w:space="0"/>
+            <w:bottom w:val="single" w:color="000000" w:sz="4" w:space="0"/>
+            <w:right w:val="single" w:color="000000" w:sz="4" w:space="0"/>
+            <w:insideH w:val="single" w:color="000000" w:sz="4" w:space="0"/>
+            <w:insideV w:val="single" w:color="000000" w:sz="4" w:space="0"/>
+          </w:tblBorders>
           <w:tblCellMar>
             <w:top w:w="0" w:type="dxa"/>
             <w:left w:w="0" w:type="dxa"/>
@@ -244,7 +264,7 @@
           </w:tblCellMar>
         </w:tblPrEx>
         <w:trPr>
-          <w:trHeight w:val="606"/>
+          <w:trHeight w:val="606" w:hRule="atLeast"/>
         </w:trPr>
         <w:tc>
           <w:tcPr>
@@ -252,7 +272,7 @@
           </w:tcPr>
           <w:p>
             <w:pPr>
-              <w:pStyle w:val="TableText"/>
+              <w:pStyle w:val="29"/>
               <w:spacing w:before="196" w:line="220" w:lineRule="auto"/>
               <w:ind w:left="435"/>
             </w:pPr>
@@ -271,7 +291,7 @@
           </w:tcPr>
           <w:p>
             <w:pPr>
-              <w:pStyle w:val="TableText"/>
+              <w:pStyle w:val="29"/>
               <w:spacing w:before="197" w:line="219" w:lineRule="auto"/>
               <w:ind w:left="108"/>
             </w:pPr>
@@ -286,9 +306,14 @@
       </w:tr>
       <w:tr>
         <w:tblPrEx>
-          <w:tblW w:w="9071" w:type="dxa"/>
-          <w:tblInd w:w="5" w:type="dxa"/>
-          <w:tblLayout w:type="fixed"/>
+          <w:tblBorders>
+            <w:top w:val="single" w:color="000000" w:sz="4" w:space="0"/>
+            <w:left w:val="single" w:color="000000" w:sz="4" w:space="0"/>
+            <w:bottom w:val="single" w:color="000000" w:sz="4" w:space="0"/>
+            <w:right w:val="single" w:color="000000" w:sz="4" w:space="0"/>
+            <w:insideH w:val="single" w:color="000000" w:sz="4" w:space="0"/>
+            <w:insideV w:val="single" w:color="000000" w:sz="4" w:space="0"/>
+          </w:tblBorders>
           <w:tblCellMar>
             <w:top w:w="0" w:type="dxa"/>
             <w:left w:w="0" w:type="dxa"/>
@@ -297,7 +322,7 @@
           </w:tblCellMar>
         </w:tblPrEx>
         <w:trPr>
-          <w:trHeight w:val="607"/>
+          <w:trHeight w:val="607" w:hRule="atLeast"/>
         </w:trPr>
         <w:tc>
           <w:tcPr>
@@ -305,7 +330,7 @@
           </w:tcPr>
           <w:p>
             <w:pPr>
-              <w:pStyle w:val="TableText"/>
+              <w:pStyle w:val="29"/>
               <w:spacing w:before="199" w:line="219" w:lineRule="auto"/>
               <w:ind w:left="435"/>
             </w:pPr>
@@ -323,7 +348,7 @@
           </w:tcPr>
           <w:p>
             <w:pPr>
-              <w:pStyle w:val="TableText"/>
+              <w:pStyle w:val="29"/>
               <w:spacing w:before="199" w:line="219" w:lineRule="auto"/>
               <w:ind w:left="359"/>
             </w:pPr>
@@ -341,7 +366,7 @@
           </w:tcPr>
           <w:p>
             <w:pPr>
-              <w:pStyle w:val="TableText"/>
+              <w:pStyle w:val="29"/>
               <w:spacing w:before="199" w:line="219" w:lineRule="auto"/>
               <w:ind w:left="735"/>
             </w:pPr>
@@ -359,7 +384,7 @@
           </w:tcPr>
           <w:p>
             <w:pPr>
-              <w:pStyle w:val="TableText"/>
+              <w:pStyle w:val="29"/>
               <w:spacing w:before="199" w:line="220" w:lineRule="auto"/>
               <w:ind w:left="575"/>
             </w:pPr>
@@ -377,7 +402,7 @@
           </w:tcPr>
           <w:p>
             <w:pPr>
-              <w:pStyle w:val="TableText"/>
+              <w:pStyle w:val="29"/>
               <w:spacing w:before="199" w:line="220" w:lineRule="auto"/>
               <w:ind w:left="782"/>
             </w:pPr>
@@ -392,9 +417,14 @@
       </w:tr>
       <w:tr>
         <w:tblPrEx>
-          <w:tblW w:w="9071" w:type="dxa"/>
-          <w:tblInd w:w="5" w:type="dxa"/>
-          <w:tblLayout w:type="fixed"/>
+          <w:tblBorders>
+            <w:top w:val="single" w:color="000000" w:sz="4" w:space="0"/>
+            <w:left w:val="single" w:color="000000" w:sz="4" w:space="0"/>
+            <w:bottom w:val="single" w:color="000000" w:sz="4" w:space="0"/>
+            <w:right w:val="single" w:color="000000" w:sz="4" w:space="0"/>
+            <w:insideH w:val="single" w:color="000000" w:sz="4" w:space="0"/>
+            <w:insideV w:val="single" w:color="000000" w:sz="4" w:space="0"/>
+          </w:tblBorders>
           <w:tblCellMar>
             <w:top w:w="0" w:type="dxa"/>
             <w:left w:w="0" w:type="dxa"/>
@@ -403,7 +433,7 @@
           </w:tblCellMar>
         </w:tblPrEx>
         <w:trPr>
-          <w:trHeight w:val="474"/>
+          <w:trHeight w:val="474" w:hRule="atLeast"/>
         </w:trPr>
         <w:tc>
           <w:tcPr>
@@ -411,7 +441,7 @@
           </w:tcPr>
           <w:p>
             <w:pPr>
-              <w:pStyle w:val="TableText"/>
+              <w:pStyle w:val="29"/>
               <w:spacing w:before="163" w:line="239" w:lineRule="auto"/>
               <w:ind w:left="638"/>
             </w:pPr>
@@ -429,7 +459,7 @@
           </w:tcPr>
           <w:p>
             <w:pPr>
-              <w:pStyle w:val="TableText"/>
+              <w:pStyle w:val="29"/>
               <w:spacing w:before="163"/>
               <w:ind w:left="361"/>
             </w:pPr>
@@ -437,7 +467,7 @@
               <w:rPr>
                 <w:spacing w:val="-2"/>
               </w:rPr>
-              <w:t>2025-7-4</w:t>
+              <w:t>2025-4-4</w:t>
             </w:r>
           </w:p>
         </w:tc>
@@ -447,7 +477,7 @@
           </w:tcPr>
           <w:p>
             <w:pPr>
-              <w:pStyle w:val="TableText"/>
+              <w:pStyle w:val="29"/>
               <w:spacing w:before="133" w:line="219" w:lineRule="auto"/>
               <w:ind w:left="738"/>
             </w:pPr>
@@ -465,13 +495,13 @@
           </w:tcPr>
           <w:p>
             <w:pPr>
-              <w:pStyle w:val="TableText"/>
+              <w:pStyle w:val="29"/>
               <w:spacing w:before="134" w:line="220" w:lineRule="auto"/>
               <w:ind w:left="480"/>
             </w:pPr>
             <w:r>
               <w:rPr>
-                <w:rFonts w:ascii="宋体" w:eastAsia="宋体" w:hAnsi="宋体" w:cs="宋体" w:hint="eastAsia"/>
+                <w:rFonts w:hint="eastAsia" w:ascii="宋体" w:hAnsi="宋体" w:eastAsia="宋体" w:cs="宋体"/>
                 <w:sz w:val="21"/>
                 <w:szCs w:val="21"/>
                 <w:lang w:val="en-US" w:eastAsia="zh-CN"/>
@@ -486,7 +516,7 @@
           </w:tcPr>
           <w:p>
             <w:pPr>
-              <w:pStyle w:val="TableText"/>
+              <w:pStyle w:val="29"/>
               <w:spacing w:before="133" w:line="220" w:lineRule="auto"/>
               <w:ind w:left="672"/>
             </w:pPr>
@@ -501,9 +531,14 @@
       </w:tr>
       <w:tr>
         <w:tblPrEx>
-          <w:tblW w:w="9071" w:type="dxa"/>
-          <w:tblInd w:w="5" w:type="dxa"/>
-          <w:tblLayout w:type="fixed"/>
+          <w:tblBorders>
+            <w:top w:val="single" w:color="000000" w:sz="4" w:space="0"/>
+            <w:left w:val="single" w:color="000000" w:sz="4" w:space="0"/>
+            <w:bottom w:val="single" w:color="000000" w:sz="4" w:space="0"/>
+            <w:right w:val="single" w:color="000000" w:sz="4" w:space="0"/>
+            <w:insideH w:val="single" w:color="000000" w:sz="4" w:space="0"/>
+            <w:insideV w:val="single" w:color="000000" w:sz="4" w:space="0"/>
+          </w:tblBorders>
           <w:tblCellMar>
             <w:top w:w="0" w:type="dxa"/>
             <w:left w:w="0" w:type="dxa"/>
@@ -512,7 +547,7 @@
           </w:tblCellMar>
         </w:tblPrEx>
         <w:trPr>
-          <w:trHeight w:val="474"/>
+          <w:trHeight w:val="474" w:hRule="atLeast"/>
         </w:trPr>
         <w:tc>
           <w:tcPr>
@@ -520,7 +555,7 @@
           </w:tcPr>
           <w:p>
             <w:pPr>
-              <w:pStyle w:val="TableText"/>
+              <w:pStyle w:val="29"/>
               <w:spacing w:before="164" w:line="239" w:lineRule="auto"/>
               <w:ind w:left="638"/>
             </w:pPr>
@@ -532,7 +567,7 @@
           </w:tcPr>
           <w:p>
             <w:pPr>
-              <w:pStyle w:val="TableText"/>
+              <w:pStyle w:val="29"/>
               <w:spacing w:before="164"/>
               <w:ind w:left="361"/>
             </w:pPr>
@@ -544,7 +579,7 @@
           </w:tcPr>
           <w:p>
             <w:pPr>
-              <w:pStyle w:val="TableText"/>
+              <w:pStyle w:val="29"/>
               <w:spacing w:before="134" w:line="219" w:lineRule="auto"/>
               <w:ind w:left="737"/>
             </w:pPr>
@@ -556,7 +591,7 @@
           </w:tcPr>
           <w:p>
             <w:pPr>
-              <w:pStyle w:val="TableText"/>
+              <w:pStyle w:val="29"/>
               <w:spacing w:before="135" w:line="220" w:lineRule="auto"/>
               <w:ind w:left="480"/>
             </w:pPr>
@@ -568,7 +603,7 @@
           </w:tcPr>
           <w:p>
             <w:pPr>
-              <w:pStyle w:val="TableText"/>
+              <w:pStyle w:val="29"/>
               <w:spacing w:before="134" w:line="220" w:lineRule="auto"/>
               <w:ind w:left="672"/>
             </w:pPr>
@@ -577,9 +612,14 @@
       </w:tr>
       <w:tr>
         <w:tblPrEx>
-          <w:tblW w:w="9071" w:type="dxa"/>
-          <w:tblInd w:w="5" w:type="dxa"/>
-          <w:tblLayout w:type="fixed"/>
+          <w:tblBorders>
+            <w:top w:val="single" w:color="000000" w:sz="4" w:space="0"/>
+            <w:left w:val="single" w:color="000000" w:sz="4" w:space="0"/>
+            <w:bottom w:val="single" w:color="000000" w:sz="4" w:space="0"/>
+            <w:right w:val="single" w:color="000000" w:sz="4" w:space="0"/>
+            <w:insideH w:val="single" w:color="000000" w:sz="4" w:space="0"/>
+            <w:insideV w:val="single" w:color="000000" w:sz="4" w:space="0"/>
+          </w:tblBorders>
           <w:tblCellMar>
             <w:top w:w="0" w:type="dxa"/>
             <w:left w:w="0" w:type="dxa"/>
@@ -588,7 +628,7 @@
           </w:tblCellMar>
         </w:tblPrEx>
         <w:trPr>
-          <w:trHeight w:val="474"/>
+          <w:trHeight w:val="474" w:hRule="atLeast"/>
         </w:trPr>
         <w:tc>
           <w:tcPr>
@@ -596,7 +636,7 @@
           </w:tcPr>
           <w:p>
             <w:pPr>
-              <w:pStyle w:val="TableText"/>
+              <w:pStyle w:val="29"/>
               <w:spacing w:before="165" w:line="239" w:lineRule="auto"/>
               <w:ind w:left="638"/>
             </w:pPr>
@@ -608,7 +648,7 @@
           </w:tcPr>
           <w:p>
             <w:pPr>
-              <w:pStyle w:val="TableText"/>
+              <w:pStyle w:val="29"/>
               <w:spacing w:before="165"/>
               <w:ind w:left="361"/>
             </w:pPr>
@@ -620,7 +660,7 @@
           </w:tcPr>
           <w:p>
             <w:pPr>
-              <w:pStyle w:val="TableText"/>
+              <w:pStyle w:val="29"/>
               <w:spacing w:before="135" w:line="219" w:lineRule="auto"/>
               <w:ind w:left="737"/>
             </w:pPr>
@@ -632,7 +672,7 @@
           </w:tcPr>
           <w:p>
             <w:pPr>
-              <w:pStyle w:val="TableText"/>
+              <w:pStyle w:val="29"/>
               <w:spacing w:before="136" w:line="220" w:lineRule="auto"/>
               <w:ind w:left="480"/>
             </w:pPr>
@@ -644,7 +684,7 @@
           </w:tcPr>
           <w:p>
             <w:pPr>
-              <w:pStyle w:val="TableText"/>
+              <w:pStyle w:val="29"/>
               <w:spacing w:before="135" w:line="220" w:lineRule="auto"/>
               <w:ind w:left="672"/>
             </w:pPr>
@@ -653,9 +693,89 @@
       </w:tr>
       <w:tr>
         <w:tblPrEx>
-          <w:tblW w:w="9071" w:type="dxa"/>
-          <w:tblInd w:w="5" w:type="dxa"/>
-          <w:tblLayout w:type="fixed"/>
+          <w:tblBorders>
+            <w:top w:val="single" w:color="000000" w:sz="4" w:space="0"/>
+            <w:left w:val="single" w:color="000000" w:sz="4" w:space="0"/>
+            <w:bottom w:val="single" w:color="000000" w:sz="4" w:space="0"/>
+            <w:right w:val="single" w:color="000000" w:sz="4" w:space="0"/>
+            <w:insideH w:val="single" w:color="000000" w:sz="4" w:space="0"/>
+            <w:insideV w:val="single" w:color="000000" w:sz="4" w:space="0"/>
+          </w:tblBorders>
+        </w:tblPrEx>
+        <w:trPr>
+          <w:trHeight w:val="474" w:hRule="atLeast"/>
+        </w:trPr>
+        <w:tc>
+          <w:tcPr>
+            <w:tcW w:w="1704" w:type="dxa"/>
+          </w:tcPr>
+          <w:p>
+            <w:pPr>
+              <w:pStyle w:val="29"/>
+              <w:spacing w:before="166" w:line="239" w:lineRule="auto"/>
+              <w:ind w:left="638"/>
+            </w:pPr>
+          </w:p>
+        </w:tc>
+        <w:tc>
+          <w:tcPr>
+            <w:tcW w:w="1555" w:type="dxa"/>
+          </w:tcPr>
+          <w:p>
+            <w:pPr>
+              <w:pStyle w:val="29"/>
+              <w:spacing w:before="166"/>
+              <w:ind w:left="361"/>
+            </w:pPr>
+          </w:p>
+        </w:tc>
+        <w:tc>
+          <w:tcPr>
+            <w:tcW w:w="2302" w:type="dxa"/>
+          </w:tcPr>
+          <w:p>
+            <w:pPr>
+              <w:pStyle w:val="29"/>
+              <w:spacing w:before="136" w:line="219" w:lineRule="auto"/>
+              <w:ind w:left="737"/>
+            </w:pPr>
+          </w:p>
+        </w:tc>
+        <w:tc>
+          <w:tcPr>
+            <w:tcW w:w="1557" w:type="dxa"/>
+          </w:tcPr>
+          <w:p>
+            <w:pPr>
+              <w:pStyle w:val="29"/>
+              <w:spacing w:before="137" w:line="220" w:lineRule="auto"/>
+              <w:ind w:left="480"/>
+            </w:pPr>
+          </w:p>
+        </w:tc>
+        <w:tc>
+          <w:tcPr>
+            <w:tcW w:w="1953" w:type="dxa"/>
+          </w:tcPr>
+          <w:p>
+            <w:pPr>
+              <w:pStyle w:val="29"/>
+              <w:spacing w:before="136" w:line="220" w:lineRule="auto"/>
+              <w:ind w:left="672"/>
+            </w:pPr>
+          </w:p>
+        </w:tc>
+      </w:tr>
+      <w:tr>
+        <w:tblPrEx>
+          <w:tblBorders>
+            <w:top w:val="single" w:color="000000" w:sz="4" w:space="0"/>
+            <w:left w:val="single" w:color="000000" w:sz="4" w:space="0"/>
+            <w:bottom w:val="single" w:color="000000" w:sz="4" w:space="0"/>
+            <w:right w:val="single" w:color="000000" w:sz="4" w:space="0"/>
+            <w:insideH w:val="single" w:color="000000" w:sz="4" w:space="0"/>
+            <w:insideV w:val="single" w:color="000000" w:sz="4" w:space="0"/>
+          </w:tblBorders>
           <w:tblCellMar>
             <w:top w:w="0" w:type="dxa"/>
             <w:left w:w="0" w:type="dxa"/>
@@ -664,83 +784,7 @@
           </w:tblCellMar>
         </w:tblPrEx>
         <w:trPr>
-          <w:trHeight w:val="474"/>
-        </w:trPr>
-        <w:tc>
-          <w:tcPr>
-            <w:tcW w:w="1704" w:type="dxa"/>
-          </w:tcPr>
-          <w:p>
-            <w:pPr>
-              <w:pStyle w:val="TableText"/>
-              <w:spacing w:before="166" w:line="239" w:lineRule="auto"/>
-              <w:ind w:left="638"/>
-            </w:pPr>
-          </w:p>
-        </w:tc>
-        <w:tc>
-          <w:tcPr>
-            <w:tcW w:w="1555" w:type="dxa"/>
-          </w:tcPr>
-          <w:p>
-            <w:pPr>
-              <w:pStyle w:val="TableText"/>
-              <w:spacing w:before="166"/>
-              <w:ind w:left="361"/>
-            </w:pPr>
-          </w:p>
-        </w:tc>
-        <w:tc>
-          <w:tcPr>
-            <w:tcW w:w="2302" w:type="dxa"/>
-          </w:tcPr>
-          <w:p>
-            <w:pPr>
-              <w:pStyle w:val="TableText"/>
-              <w:spacing w:before="136" w:line="219" w:lineRule="auto"/>
-              <w:ind w:left="737"/>
-            </w:pPr>
-          </w:p>
-        </w:tc>
-        <w:tc>
-          <w:tcPr>
-            <w:tcW w:w="1557" w:type="dxa"/>
-          </w:tcPr>
-          <w:p>
-            <w:pPr>
-              <w:pStyle w:val="TableText"/>
-              <w:spacing w:before="137" w:line="220" w:lineRule="auto"/>
-              <w:ind w:left="480"/>
-            </w:pPr>
-          </w:p>
-        </w:tc>
-        <w:tc>
-          <w:tcPr>
-            <w:tcW w:w="1953" w:type="dxa"/>
-          </w:tcPr>
-          <w:p>
-            <w:pPr>
-              <w:pStyle w:val="TableText"/>
-              <w:spacing w:before="136" w:line="220" w:lineRule="auto"/>
-              <w:ind w:left="672"/>
-            </w:pPr>
-          </w:p>
-        </w:tc>
-      </w:tr>
-      <w:tr>
-        <w:tblPrEx>
-          <w:tblW w:w="9071" w:type="dxa"/>
-          <w:tblInd w:w="5" w:type="dxa"/>
-          <w:tblLayout w:type="fixed"/>
-          <w:tblCellMar>
-            <w:top w:w="0" w:type="dxa"/>
-            <w:left w:w="0" w:type="dxa"/>
-            <w:bottom w:w="0" w:type="dxa"/>
-            <w:right w:w="0" w:type="dxa"/>
-          </w:tblCellMar>
-        </w:tblPrEx>
-        <w:trPr>
-          <w:trHeight w:val="589"/>
+          <w:trHeight w:val="589" w:hRule="atLeast"/>
         </w:trPr>
         <w:tc>
           <w:tcPr>
@@ -817,7 +861,7 @@
     <w:sdt>
       <w:sdtPr>
         <w:rPr>
-          <w:rFonts w:ascii="宋体" w:eastAsia="宋体" w:hAnsi="宋体" w:cs="Times New Roman"/>
+          <w:rFonts w:ascii="宋体" w:hAnsi="宋体" w:eastAsia="宋体" w:cs="Times New Roman"/>
           <w:kern w:val="2"/>
           <w:sz w:val="28"/>
           <w:szCs w:val="28"/>
@@ -831,7 +875,7 @@
       </w:sdtPr>
       <w:sdtEndPr>
         <w:rPr>
-          <w:rFonts w:ascii="Times New Roman" w:eastAsia="宋体" w:hAnsi="Times New Roman" w:cs="Times New Roman"/>
+          <w:rFonts w:ascii="Times New Roman" w:hAnsi="Times New Roman" w:eastAsia="宋体" w:cs="Times New Roman"/>
           <w:kern w:val="2"/>
           <w:sz w:val="21"/>
           <w:szCs w:val="24"/>
@@ -842,17 +886,17 @@
         <w:p>
           <w:pPr>
             <w:spacing w:before="0" w:beforeLines="0" w:after="0" w:afterLines="0" w:line="240" w:lineRule="auto"/>
-            <w:ind w:left="0" w:right="0" w:firstLine="0" w:leftChars="0" w:rightChars="0" w:firstLineChars="0"/>
+            <w:ind w:left="0" w:leftChars="0" w:right="0" w:rightChars="0" w:firstLine="0" w:firstLineChars="0"/>
             <w:jc w:val="center"/>
             <w:rPr>
-              <w:rFonts w:ascii="Microsoft JhengHei" w:eastAsia="Microsoft JhengHei" w:hAnsi="Microsoft JhengHei" w:cs="Microsoft JhengHei" w:hint="eastAsia"/>
+              <w:rFonts w:hint="eastAsia" w:ascii="Microsoft JhengHei" w:hAnsi="Microsoft JhengHei" w:eastAsia="Microsoft JhengHei" w:cs="Microsoft JhengHei"/>
               <w:sz w:val="24"/>
               <w:szCs w:val="24"/>
             </w:rPr>
           </w:pPr>
           <w:r>
             <w:rPr>
-              <w:rFonts w:ascii="Microsoft JhengHei" w:eastAsia="Microsoft JhengHei" w:hAnsi="Microsoft JhengHei" w:cs="Microsoft JhengHei" w:hint="eastAsia"/>
+              <w:rFonts w:hint="eastAsia" w:ascii="Microsoft JhengHei" w:hAnsi="Microsoft JhengHei" w:eastAsia="Microsoft JhengHei" w:cs="Microsoft JhengHei"/>
               <w:sz w:val="24"/>
               <w:szCs w:val="24"/>
             </w:rPr>
@@ -861,14 +905,14 @@
         </w:p>
         <w:p>
           <w:pPr>
-            <w:pStyle w:val="TOC1"/>
+            <w:pStyle w:val="17"/>
             <w:tabs>
               <w:tab w:val="right" w:leader="dot" w:pos="8306"/>
             </w:tabs>
           </w:pPr>
           <w:r>
             <w:rPr>
-              <w:rFonts w:ascii="Microsoft JhengHei" w:eastAsia="Microsoft JhengHei" w:hAnsi="Microsoft JhengHei" w:cs="Microsoft JhengHei" w:hint="eastAsia"/>
+              <w:rFonts w:hint="eastAsia" w:ascii="Microsoft JhengHei" w:hAnsi="Microsoft JhengHei" w:eastAsia="Microsoft JhengHei" w:cs="Microsoft JhengHei"/>
               <w:sz w:val="24"/>
               <w:szCs w:val="24"/>
             </w:rPr>
@@ -876,7 +920,7 @@
           </w:r>
           <w:r>
             <w:rPr>
-              <w:rFonts w:ascii="Microsoft JhengHei" w:eastAsia="Microsoft JhengHei" w:hAnsi="Microsoft JhengHei" w:cs="Microsoft JhengHei" w:hint="eastAsia"/>
+              <w:rFonts w:hint="eastAsia" w:ascii="Microsoft JhengHei" w:hAnsi="Microsoft JhengHei" w:eastAsia="Microsoft JhengHei" w:cs="Microsoft JhengHei"/>
               <w:sz w:val="24"/>
               <w:szCs w:val="24"/>
             </w:rPr>
@@ -884,7 +928,7 @@
           </w:r>
           <w:r>
             <w:rPr>
-              <w:rFonts w:ascii="Microsoft JhengHei" w:eastAsia="Microsoft JhengHei" w:hAnsi="Microsoft JhengHei" w:cs="Microsoft JhengHei" w:hint="eastAsia"/>
+              <w:rFonts w:hint="eastAsia" w:ascii="Microsoft JhengHei" w:hAnsi="Microsoft JhengHei" w:eastAsia="Microsoft JhengHei" w:cs="Microsoft JhengHei"/>
               <w:sz w:val="24"/>
               <w:szCs w:val="24"/>
             </w:rPr>
@@ -892,21 +936,21 @@
           </w:r>
           <w:r>
             <w:rPr>
-              <w:rFonts w:ascii="Microsoft JhengHei" w:eastAsia="Microsoft JhengHei" w:hAnsi="Microsoft JhengHei" w:cs="Microsoft JhengHei" w:hint="eastAsia"/>
+              <w:rFonts w:hint="eastAsia" w:ascii="Microsoft JhengHei" w:hAnsi="Microsoft JhengHei" w:eastAsia="Microsoft JhengHei" w:cs="Microsoft JhengHei"/>
               <w:szCs w:val="24"/>
             </w:rPr>
             <w:fldChar w:fldCharType="begin"/>
           </w:r>
           <w:r>
             <w:rPr>
-              <w:rFonts w:ascii="Microsoft JhengHei" w:eastAsia="Microsoft JhengHei" w:hAnsi="Microsoft JhengHei" w:cs="Microsoft JhengHei" w:hint="eastAsia"/>
-              <w:szCs w:val="24"/>
-            </w:rPr>
-            <w:instrText xml:space="preserve"> HYPERLINK \l _Toc27038 </w:instrText>
-          </w:r>
-          <w:r>
-            <w:rPr>
-              <w:rFonts w:ascii="Microsoft JhengHei" w:eastAsia="Microsoft JhengHei" w:hAnsi="Microsoft JhengHei" w:cs="Microsoft JhengHei" w:hint="eastAsia"/>
+              <w:rFonts w:hint="eastAsia" w:ascii="Microsoft JhengHei" w:hAnsi="Microsoft JhengHei" w:eastAsia="Microsoft JhengHei" w:cs="Microsoft JhengHei"/>
+              <w:szCs w:val="24"/>
+            </w:rPr>
+            <w:instrText xml:space="preserve"> HYPERLINK \l _Toc10054 </w:instrText>
+          </w:r>
+          <w:r>
+            <w:rPr>
+              <w:rFonts w:hint="eastAsia" w:ascii="Microsoft JhengHei" w:hAnsi="Microsoft JhengHei" w:eastAsia="Microsoft JhengHei" w:cs="Microsoft JhengHei"/>
               <w:szCs w:val="24"/>
             </w:rPr>
             <w:fldChar w:fldCharType="separate"/>
@@ -925,7 +969,7 @@
             <w:fldChar w:fldCharType="begin"/>
           </w:r>
           <w:r>
-            <w:instrText xml:space="preserve"> PAGEREF _Toc27038 \h </w:instrText>
+            <w:instrText xml:space="preserve"> PAGEREF _Toc10054 \h </w:instrText>
           </w:r>
           <w:r>
             <w:fldChar w:fldCharType="separate"/>
@@ -938,7 +982,7 @@
           </w:r>
           <w:r>
             <w:rPr>
-              <w:rFonts w:ascii="Microsoft JhengHei" w:eastAsia="Microsoft JhengHei" w:hAnsi="Microsoft JhengHei" w:cs="Microsoft JhengHei" w:hint="eastAsia"/>
+              <w:rFonts w:hint="eastAsia" w:ascii="Microsoft JhengHei" w:hAnsi="Microsoft JhengHei" w:eastAsia="Microsoft JhengHei" w:cs="Microsoft JhengHei"/>
               <w:szCs w:val="24"/>
             </w:rPr>
             <w:fldChar w:fldCharType="end"/>
@@ -946,28 +990,28 @@
         </w:p>
         <w:p>
           <w:pPr>
-            <w:pStyle w:val="TOC1"/>
+            <w:pStyle w:val="17"/>
             <w:tabs>
               <w:tab w:val="right" w:leader="dot" w:pos="8306"/>
             </w:tabs>
           </w:pPr>
           <w:r>
             <w:rPr>
-              <w:rFonts w:ascii="Microsoft JhengHei" w:eastAsia="Microsoft JhengHei" w:hAnsi="Microsoft JhengHei" w:cs="Microsoft JhengHei" w:hint="eastAsia"/>
+              <w:rFonts w:hint="eastAsia" w:ascii="Microsoft JhengHei" w:hAnsi="Microsoft JhengHei" w:eastAsia="Microsoft JhengHei" w:cs="Microsoft JhengHei"/>
               <w:szCs w:val="24"/>
             </w:rPr>
             <w:fldChar w:fldCharType="begin"/>
           </w:r>
           <w:r>
             <w:rPr>
-              <w:rFonts w:ascii="Microsoft JhengHei" w:eastAsia="Microsoft JhengHei" w:hAnsi="Microsoft JhengHei" w:cs="Microsoft JhengHei" w:hint="eastAsia"/>
-              <w:szCs w:val="24"/>
-            </w:rPr>
-            <w:instrText xml:space="preserve"> HYPERLINK \l _Toc29985 </w:instrText>
-          </w:r>
-          <w:r>
-            <w:rPr>
-              <w:rFonts w:ascii="Microsoft JhengHei" w:eastAsia="Microsoft JhengHei" w:hAnsi="Microsoft JhengHei" w:cs="Microsoft JhengHei" w:hint="eastAsia"/>
+              <w:rFonts w:hint="eastAsia" w:ascii="Microsoft JhengHei" w:hAnsi="Microsoft JhengHei" w:eastAsia="Microsoft JhengHei" w:cs="Microsoft JhengHei"/>
+              <w:szCs w:val="24"/>
+            </w:rPr>
+            <w:instrText xml:space="preserve"> HYPERLINK \l _Toc21444 </w:instrText>
+          </w:r>
+          <w:r>
+            <w:rPr>
+              <w:rFonts w:hint="eastAsia" w:ascii="Microsoft JhengHei" w:hAnsi="Microsoft JhengHei" w:eastAsia="Microsoft JhengHei" w:cs="Microsoft JhengHei"/>
               <w:szCs w:val="24"/>
             </w:rPr>
             <w:fldChar w:fldCharType="separate"/>
@@ -982,7 +1026,7 @@
             <w:fldChar w:fldCharType="begin"/>
           </w:r>
           <w:r>
-            <w:instrText xml:space="preserve"> PAGEREF _Toc29985 \h </w:instrText>
+            <w:instrText xml:space="preserve"> PAGEREF _Toc21444 \h </w:instrText>
           </w:r>
           <w:r>
             <w:fldChar w:fldCharType="separate"/>
@@ -995,7 +1039,7 @@
           </w:r>
           <w:r>
             <w:rPr>
-              <w:rFonts w:ascii="Microsoft JhengHei" w:eastAsia="Microsoft JhengHei" w:hAnsi="Microsoft JhengHei" w:cs="Microsoft JhengHei" w:hint="eastAsia"/>
+              <w:rFonts w:hint="eastAsia" w:ascii="Microsoft JhengHei" w:hAnsi="Microsoft JhengHei" w:eastAsia="Microsoft JhengHei" w:cs="Microsoft JhengHei"/>
               <w:szCs w:val="24"/>
             </w:rPr>
             <w:fldChar w:fldCharType="end"/>
@@ -1003,35 +1047,35 @@
         </w:p>
         <w:p>
           <w:pPr>
-            <w:pStyle w:val="TOC1"/>
+            <w:pStyle w:val="17"/>
             <w:tabs>
               <w:tab w:val="right" w:leader="dot" w:pos="8306"/>
             </w:tabs>
           </w:pPr>
           <w:r>
             <w:rPr>
-              <w:rFonts w:ascii="Microsoft JhengHei" w:eastAsia="Microsoft JhengHei" w:hAnsi="Microsoft JhengHei" w:cs="Microsoft JhengHei" w:hint="eastAsia"/>
+              <w:rFonts w:hint="eastAsia" w:ascii="Microsoft JhengHei" w:hAnsi="Microsoft JhengHei" w:eastAsia="Microsoft JhengHei" w:cs="Microsoft JhengHei"/>
               <w:szCs w:val="24"/>
             </w:rPr>
             <w:fldChar w:fldCharType="begin"/>
           </w:r>
           <w:r>
             <w:rPr>
-              <w:rFonts w:ascii="Microsoft JhengHei" w:eastAsia="Microsoft JhengHei" w:hAnsi="Microsoft JhengHei" w:cs="Microsoft JhengHei" w:hint="eastAsia"/>
-              <w:szCs w:val="24"/>
-            </w:rPr>
-            <w:instrText xml:space="preserve"> HYPERLINK \l _Toc26531 </w:instrText>
-          </w:r>
-          <w:r>
-            <w:rPr>
-              <w:rFonts w:ascii="Microsoft JhengHei" w:eastAsia="Microsoft JhengHei" w:hAnsi="Microsoft JhengHei" w:cs="Microsoft JhengHei" w:hint="eastAsia"/>
+              <w:rFonts w:hint="eastAsia" w:ascii="Microsoft JhengHei" w:hAnsi="Microsoft JhengHei" w:eastAsia="Microsoft JhengHei" w:cs="Microsoft JhengHei"/>
+              <w:szCs w:val="24"/>
+            </w:rPr>
+            <w:instrText xml:space="preserve"> HYPERLINK \l _Toc18522 </w:instrText>
+          </w:r>
+          <w:r>
+            <w:rPr>
+              <w:rFonts w:hint="eastAsia" w:ascii="Microsoft JhengHei" w:hAnsi="Microsoft JhengHei" w:eastAsia="Microsoft JhengHei" w:cs="Microsoft JhengHei"/>
               <w:szCs w:val="24"/>
             </w:rPr>
             <w:fldChar w:fldCharType="separate"/>
           </w:r>
           <w:r>
             <w:rPr>
-              <w:rFonts w:ascii="宋体" w:eastAsia="宋体" w:hAnsi="宋体" w:cs="宋体"/>
+              <w:rFonts w:ascii="宋体" w:hAnsi="宋体" w:eastAsia="宋体" w:cs="宋体"/>
               <w:spacing w:val="-2"/>
               <w:szCs w:val="21"/>
             </w:rPr>
@@ -1044,7 +1088,7 @@
             <w:fldChar w:fldCharType="begin"/>
           </w:r>
           <w:r>
-            <w:instrText xml:space="preserve"> PAGEREF _Toc26531 \h </w:instrText>
+            <w:instrText xml:space="preserve"> PAGEREF _Toc18522 \h </w:instrText>
           </w:r>
           <w:r>
             <w:fldChar w:fldCharType="separate"/>
@@ -1057,7 +1101,7 @@
           </w:r>
           <w:r>
             <w:rPr>
-              <w:rFonts w:ascii="Microsoft JhengHei" w:eastAsia="Microsoft JhengHei" w:hAnsi="Microsoft JhengHei" w:cs="Microsoft JhengHei" w:hint="eastAsia"/>
+              <w:rFonts w:hint="eastAsia" w:ascii="Microsoft JhengHei" w:hAnsi="Microsoft JhengHei" w:eastAsia="Microsoft JhengHei" w:cs="Microsoft JhengHei"/>
               <w:szCs w:val="24"/>
             </w:rPr>
             <w:fldChar w:fldCharType="end"/>
@@ -1065,28 +1109,28 @@
         </w:p>
         <w:p>
           <w:pPr>
-            <w:pStyle w:val="TOC1"/>
+            <w:pStyle w:val="17"/>
             <w:tabs>
               <w:tab w:val="right" w:leader="dot" w:pos="8306"/>
             </w:tabs>
           </w:pPr>
           <w:r>
             <w:rPr>
-              <w:rFonts w:ascii="Microsoft JhengHei" w:eastAsia="Microsoft JhengHei" w:hAnsi="Microsoft JhengHei" w:cs="Microsoft JhengHei" w:hint="eastAsia"/>
+              <w:rFonts w:hint="eastAsia" w:ascii="Microsoft JhengHei" w:hAnsi="Microsoft JhengHei" w:eastAsia="Microsoft JhengHei" w:cs="Microsoft JhengHei"/>
               <w:szCs w:val="24"/>
             </w:rPr>
             <w:fldChar w:fldCharType="begin"/>
           </w:r>
           <w:r>
             <w:rPr>
-              <w:rFonts w:ascii="Microsoft JhengHei" w:eastAsia="Microsoft JhengHei" w:hAnsi="Microsoft JhengHei" w:cs="Microsoft JhengHei" w:hint="eastAsia"/>
-              <w:szCs w:val="24"/>
-            </w:rPr>
-            <w:instrText xml:space="preserve"> HYPERLINK \l _Toc879 </w:instrText>
-          </w:r>
-          <w:r>
-            <w:rPr>
-              <w:rFonts w:ascii="Microsoft JhengHei" w:eastAsia="Microsoft JhengHei" w:hAnsi="Microsoft JhengHei" w:cs="Microsoft JhengHei" w:hint="eastAsia"/>
+              <w:rFonts w:hint="eastAsia" w:ascii="Microsoft JhengHei" w:hAnsi="Microsoft JhengHei" w:eastAsia="Microsoft JhengHei" w:cs="Microsoft JhengHei"/>
+              <w:szCs w:val="24"/>
+            </w:rPr>
+            <w:instrText xml:space="preserve"> HYPERLINK \l _Toc24853 </w:instrText>
+          </w:r>
+          <w:r>
+            <w:rPr>
+              <w:rFonts w:hint="eastAsia" w:ascii="Microsoft JhengHei" w:hAnsi="Microsoft JhengHei" w:eastAsia="Microsoft JhengHei" w:cs="Microsoft JhengHei"/>
               <w:szCs w:val="24"/>
             </w:rPr>
             <w:fldChar w:fldCharType="separate"/>
@@ -1105,7 +1149,7 @@
             <w:fldChar w:fldCharType="begin"/>
           </w:r>
           <w:r>
-            <w:instrText xml:space="preserve"> PAGEREF _Toc879 \h </w:instrText>
+            <w:instrText xml:space="preserve"> PAGEREF _Toc24853 \h </w:instrText>
           </w:r>
           <w:r>
             <w:fldChar w:fldCharType="separate"/>
@@ -1118,7 +1162,7 @@
           </w:r>
           <w:r>
             <w:rPr>
-              <w:rFonts w:ascii="Microsoft JhengHei" w:eastAsia="Microsoft JhengHei" w:hAnsi="Microsoft JhengHei" w:cs="Microsoft JhengHei" w:hint="eastAsia"/>
+              <w:rFonts w:hint="eastAsia" w:ascii="Microsoft JhengHei" w:hAnsi="Microsoft JhengHei" w:eastAsia="Microsoft JhengHei" w:cs="Microsoft JhengHei"/>
               <w:szCs w:val="24"/>
             </w:rPr>
             <w:fldChar w:fldCharType="end"/>
@@ -1126,28 +1170,28 @@
         </w:p>
         <w:p>
           <w:pPr>
-            <w:pStyle w:val="TOC1"/>
+            <w:pStyle w:val="17"/>
             <w:tabs>
               <w:tab w:val="right" w:leader="dot" w:pos="8306"/>
             </w:tabs>
           </w:pPr>
           <w:r>
             <w:rPr>
-              <w:rFonts w:ascii="Microsoft JhengHei" w:eastAsia="Microsoft JhengHei" w:hAnsi="Microsoft JhengHei" w:cs="Microsoft JhengHei" w:hint="eastAsia"/>
+              <w:rFonts w:hint="eastAsia" w:ascii="Microsoft JhengHei" w:hAnsi="Microsoft JhengHei" w:eastAsia="Microsoft JhengHei" w:cs="Microsoft JhengHei"/>
               <w:szCs w:val="24"/>
             </w:rPr>
             <w:fldChar w:fldCharType="begin"/>
           </w:r>
           <w:r>
             <w:rPr>
-              <w:rFonts w:ascii="Microsoft JhengHei" w:eastAsia="Microsoft JhengHei" w:hAnsi="Microsoft JhengHei" w:cs="Microsoft JhengHei" w:hint="eastAsia"/>
-              <w:szCs w:val="24"/>
-            </w:rPr>
-            <w:instrText xml:space="preserve"> HYPERLINK \l _Toc32451 </w:instrText>
-          </w:r>
-          <w:r>
-            <w:rPr>
-              <w:rFonts w:ascii="Microsoft JhengHei" w:eastAsia="Microsoft JhengHei" w:hAnsi="Microsoft JhengHei" w:cs="Microsoft JhengHei" w:hint="eastAsia"/>
+              <w:rFonts w:hint="eastAsia" w:ascii="Microsoft JhengHei" w:hAnsi="Microsoft JhengHei" w:eastAsia="Microsoft JhengHei" w:cs="Microsoft JhengHei"/>
+              <w:szCs w:val="24"/>
+            </w:rPr>
+            <w:instrText xml:space="preserve"> HYPERLINK \l _Toc17761 </w:instrText>
+          </w:r>
+          <w:r>
+            <w:rPr>
+              <w:rFonts w:hint="eastAsia" w:ascii="Microsoft JhengHei" w:hAnsi="Microsoft JhengHei" w:eastAsia="Microsoft JhengHei" w:cs="Microsoft JhengHei"/>
               <w:szCs w:val="24"/>
             </w:rPr>
             <w:fldChar w:fldCharType="separate"/>
@@ -1166,7 +1210,7 @@
             <w:fldChar w:fldCharType="begin"/>
           </w:r>
           <w:r>
-            <w:instrText xml:space="preserve"> PAGEREF _Toc32451 \h </w:instrText>
+            <w:instrText xml:space="preserve"> PAGEREF _Toc17761 \h </w:instrText>
           </w:r>
           <w:r>
             <w:fldChar w:fldCharType="separate"/>
@@ -1179,7 +1223,7 @@
           </w:r>
           <w:r>
             <w:rPr>
-              <w:rFonts w:ascii="Microsoft JhengHei" w:eastAsia="Microsoft JhengHei" w:hAnsi="Microsoft JhengHei" w:cs="Microsoft JhengHei" w:hint="eastAsia"/>
+              <w:rFonts w:hint="eastAsia" w:ascii="Microsoft JhengHei" w:hAnsi="Microsoft JhengHei" w:eastAsia="Microsoft JhengHei" w:cs="Microsoft JhengHei"/>
               <w:szCs w:val="24"/>
             </w:rPr>
             <w:fldChar w:fldCharType="end"/>
@@ -1187,28 +1231,28 @@
         </w:p>
         <w:p>
           <w:pPr>
-            <w:pStyle w:val="TOC1"/>
+            <w:pStyle w:val="17"/>
             <w:tabs>
               <w:tab w:val="right" w:leader="dot" w:pos="8306"/>
             </w:tabs>
           </w:pPr>
           <w:r>
             <w:rPr>
-              <w:rFonts w:ascii="Microsoft JhengHei" w:eastAsia="Microsoft JhengHei" w:hAnsi="Microsoft JhengHei" w:cs="Microsoft JhengHei" w:hint="eastAsia"/>
+              <w:rFonts w:hint="eastAsia" w:ascii="Microsoft JhengHei" w:hAnsi="Microsoft JhengHei" w:eastAsia="Microsoft JhengHei" w:cs="Microsoft JhengHei"/>
               <w:szCs w:val="24"/>
             </w:rPr>
             <w:fldChar w:fldCharType="begin"/>
           </w:r>
           <w:r>
             <w:rPr>
-              <w:rFonts w:ascii="Microsoft JhengHei" w:eastAsia="Microsoft JhengHei" w:hAnsi="Microsoft JhengHei" w:cs="Microsoft JhengHei" w:hint="eastAsia"/>
-              <w:szCs w:val="24"/>
-            </w:rPr>
-            <w:instrText xml:space="preserve"> HYPERLINK \l _Toc26255 </w:instrText>
-          </w:r>
-          <w:r>
-            <w:rPr>
-              <w:rFonts w:ascii="Microsoft JhengHei" w:eastAsia="Microsoft JhengHei" w:hAnsi="Microsoft JhengHei" w:cs="Microsoft JhengHei" w:hint="eastAsia"/>
+              <w:rFonts w:hint="eastAsia" w:ascii="Microsoft JhengHei" w:hAnsi="Microsoft JhengHei" w:eastAsia="Microsoft JhengHei" w:cs="Microsoft JhengHei"/>
+              <w:szCs w:val="24"/>
+            </w:rPr>
+            <w:instrText xml:space="preserve"> HYPERLINK \l _Toc5943 </w:instrText>
+          </w:r>
+          <w:r>
+            <w:rPr>
+              <w:rFonts w:hint="eastAsia" w:ascii="Microsoft JhengHei" w:hAnsi="Microsoft JhengHei" w:eastAsia="Microsoft JhengHei" w:cs="Microsoft JhengHei"/>
               <w:szCs w:val="24"/>
             </w:rPr>
             <w:fldChar w:fldCharType="separate"/>
@@ -1234,7 +1278,7 @@
             <w:fldChar w:fldCharType="begin"/>
           </w:r>
           <w:r>
-            <w:instrText xml:space="preserve"> PAGEREF _Toc26255 \h </w:instrText>
+            <w:instrText xml:space="preserve"> PAGEREF _Toc5943 \h </w:instrText>
           </w:r>
           <w:r>
             <w:fldChar w:fldCharType="separate"/>
@@ -1247,7 +1291,7 @@
           </w:r>
           <w:r>
             <w:rPr>
-              <w:rFonts w:ascii="Microsoft JhengHei" w:eastAsia="Microsoft JhengHei" w:hAnsi="Microsoft JhengHei" w:cs="Microsoft JhengHei" w:hint="eastAsia"/>
+              <w:rFonts w:hint="eastAsia" w:ascii="Microsoft JhengHei" w:hAnsi="Microsoft JhengHei" w:eastAsia="Microsoft JhengHei" w:cs="Microsoft JhengHei"/>
               <w:szCs w:val="24"/>
             </w:rPr>
             <w:fldChar w:fldCharType="end"/>
@@ -1255,28 +1299,28 @@
         </w:p>
         <w:p>
           <w:pPr>
-            <w:pStyle w:val="TOC1"/>
+            <w:pStyle w:val="17"/>
             <w:tabs>
               <w:tab w:val="right" w:leader="dot" w:pos="8306"/>
             </w:tabs>
           </w:pPr>
           <w:r>
             <w:rPr>
-              <w:rFonts w:ascii="Microsoft JhengHei" w:eastAsia="Microsoft JhengHei" w:hAnsi="Microsoft JhengHei" w:cs="Microsoft JhengHei" w:hint="eastAsia"/>
+              <w:rFonts w:hint="eastAsia" w:ascii="Microsoft JhengHei" w:hAnsi="Microsoft JhengHei" w:eastAsia="Microsoft JhengHei" w:cs="Microsoft JhengHei"/>
               <w:szCs w:val="24"/>
             </w:rPr>
             <w:fldChar w:fldCharType="begin"/>
           </w:r>
           <w:r>
             <w:rPr>
-              <w:rFonts w:ascii="Microsoft JhengHei" w:eastAsia="Microsoft JhengHei" w:hAnsi="Microsoft JhengHei" w:cs="Microsoft JhengHei" w:hint="eastAsia"/>
-              <w:szCs w:val="24"/>
-            </w:rPr>
-            <w:instrText xml:space="preserve"> HYPERLINK \l _Toc4105 </w:instrText>
-          </w:r>
-          <w:r>
-            <w:rPr>
-              <w:rFonts w:ascii="Microsoft JhengHei" w:eastAsia="Microsoft JhengHei" w:hAnsi="Microsoft JhengHei" w:cs="Microsoft JhengHei" w:hint="eastAsia"/>
+              <w:rFonts w:hint="eastAsia" w:ascii="Microsoft JhengHei" w:hAnsi="Microsoft JhengHei" w:eastAsia="Microsoft JhengHei" w:cs="Microsoft JhengHei"/>
+              <w:szCs w:val="24"/>
+            </w:rPr>
+            <w:instrText xml:space="preserve"> HYPERLINK \l _Toc18167 </w:instrText>
+          </w:r>
+          <w:r>
+            <w:rPr>
+              <w:rFonts w:hint="eastAsia" w:ascii="Microsoft JhengHei" w:hAnsi="Microsoft JhengHei" w:eastAsia="Microsoft JhengHei" w:cs="Microsoft JhengHei"/>
               <w:szCs w:val="24"/>
             </w:rPr>
             <w:fldChar w:fldCharType="separate"/>
@@ -1295,7 +1339,7 @@
             <w:fldChar w:fldCharType="begin"/>
           </w:r>
           <w:r>
-            <w:instrText xml:space="preserve"> PAGEREF _Toc4105 \h </w:instrText>
+            <w:instrText xml:space="preserve"> PAGEREF _Toc18167 \h </w:instrText>
           </w:r>
           <w:r>
             <w:fldChar w:fldCharType="separate"/>
@@ -1308,7 +1352,7 @@
           </w:r>
           <w:r>
             <w:rPr>
-              <w:rFonts w:ascii="Microsoft JhengHei" w:eastAsia="Microsoft JhengHei" w:hAnsi="Microsoft JhengHei" w:cs="Microsoft JhengHei" w:hint="eastAsia"/>
+              <w:rFonts w:hint="eastAsia" w:ascii="Microsoft JhengHei" w:hAnsi="Microsoft JhengHei" w:eastAsia="Microsoft JhengHei" w:cs="Microsoft JhengHei"/>
               <w:szCs w:val="24"/>
             </w:rPr>
             <w:fldChar w:fldCharType="end"/>
@@ -1316,28 +1360,28 @@
         </w:p>
         <w:p>
           <w:pPr>
-            <w:pStyle w:val="TOC2"/>
+            <w:pStyle w:val="18"/>
             <w:tabs>
               <w:tab w:val="right" w:leader="dot" w:pos="8306"/>
             </w:tabs>
           </w:pPr>
           <w:r>
             <w:rPr>
-              <w:rFonts w:ascii="Microsoft JhengHei" w:eastAsia="Microsoft JhengHei" w:hAnsi="Microsoft JhengHei" w:cs="Microsoft JhengHei" w:hint="eastAsia"/>
+              <w:rFonts w:hint="eastAsia" w:ascii="Microsoft JhengHei" w:hAnsi="Microsoft JhengHei" w:eastAsia="Microsoft JhengHei" w:cs="Microsoft JhengHei"/>
               <w:szCs w:val="24"/>
             </w:rPr>
             <w:fldChar w:fldCharType="begin"/>
           </w:r>
           <w:r>
             <w:rPr>
-              <w:rFonts w:ascii="Microsoft JhengHei" w:eastAsia="Microsoft JhengHei" w:hAnsi="Microsoft JhengHei" w:cs="Microsoft JhengHei" w:hint="eastAsia"/>
-              <w:szCs w:val="24"/>
-            </w:rPr>
-            <w:instrText xml:space="preserve"> HYPERLINK \l _Toc26222 </w:instrText>
-          </w:r>
-          <w:r>
-            <w:rPr>
-              <w:rFonts w:ascii="Microsoft JhengHei" w:eastAsia="Microsoft JhengHei" w:hAnsi="Microsoft JhengHei" w:cs="Microsoft JhengHei" w:hint="eastAsia"/>
+              <w:rFonts w:hint="eastAsia" w:ascii="Microsoft JhengHei" w:hAnsi="Microsoft JhengHei" w:eastAsia="Microsoft JhengHei" w:cs="Microsoft JhengHei"/>
+              <w:szCs w:val="24"/>
+            </w:rPr>
+            <w:instrText xml:space="preserve"> HYPERLINK \l _Toc9117 </w:instrText>
+          </w:r>
+          <w:r>
+            <w:rPr>
+              <w:rFonts w:hint="eastAsia" w:ascii="Microsoft JhengHei" w:hAnsi="Microsoft JhengHei" w:eastAsia="Microsoft JhengHei" w:cs="Microsoft JhengHei"/>
               <w:szCs w:val="24"/>
             </w:rPr>
             <w:fldChar w:fldCharType="separate"/>
@@ -1363,7 +1407,7 @@
             <w:fldChar w:fldCharType="begin"/>
           </w:r>
           <w:r>
-            <w:instrText xml:space="preserve"> PAGEREF _Toc26222 \h </w:instrText>
+            <w:instrText xml:space="preserve"> PAGEREF _Toc9117 \h </w:instrText>
           </w:r>
           <w:r>
             <w:fldChar w:fldCharType="separate"/>
@@ -1376,7 +1420,7 @@
           </w:r>
           <w:r>
             <w:rPr>
-              <w:rFonts w:ascii="Microsoft JhengHei" w:eastAsia="Microsoft JhengHei" w:hAnsi="Microsoft JhengHei" w:cs="Microsoft JhengHei" w:hint="eastAsia"/>
+              <w:rFonts w:hint="eastAsia" w:ascii="Microsoft JhengHei" w:hAnsi="Microsoft JhengHei" w:eastAsia="Microsoft JhengHei" w:cs="Microsoft JhengHei"/>
               <w:szCs w:val="24"/>
             </w:rPr>
             <w:fldChar w:fldCharType="end"/>
@@ -1384,28 +1428,28 @@
         </w:p>
         <w:p>
           <w:pPr>
-            <w:pStyle w:val="TOC2"/>
+            <w:pStyle w:val="18"/>
             <w:tabs>
               <w:tab w:val="right" w:leader="dot" w:pos="8306"/>
             </w:tabs>
           </w:pPr>
           <w:r>
             <w:rPr>
-              <w:rFonts w:ascii="Microsoft JhengHei" w:eastAsia="Microsoft JhengHei" w:hAnsi="Microsoft JhengHei" w:cs="Microsoft JhengHei" w:hint="eastAsia"/>
+              <w:rFonts w:hint="eastAsia" w:ascii="Microsoft JhengHei" w:hAnsi="Microsoft JhengHei" w:eastAsia="Microsoft JhengHei" w:cs="Microsoft JhengHei"/>
               <w:szCs w:val="24"/>
             </w:rPr>
             <w:fldChar w:fldCharType="begin"/>
           </w:r>
           <w:r>
             <w:rPr>
-              <w:rFonts w:ascii="Microsoft JhengHei" w:eastAsia="Microsoft JhengHei" w:hAnsi="Microsoft JhengHei" w:cs="Microsoft JhengHei" w:hint="eastAsia"/>
-              <w:szCs w:val="24"/>
-            </w:rPr>
-            <w:instrText xml:space="preserve"> HYPERLINK \l _Toc19059 </w:instrText>
-          </w:r>
-          <w:r>
-            <w:rPr>
-              <w:rFonts w:ascii="Microsoft JhengHei" w:eastAsia="Microsoft JhengHei" w:hAnsi="Microsoft JhengHei" w:cs="Microsoft JhengHei" w:hint="eastAsia"/>
+              <w:rFonts w:hint="eastAsia" w:ascii="Microsoft JhengHei" w:hAnsi="Microsoft JhengHei" w:eastAsia="Microsoft JhengHei" w:cs="Microsoft JhengHei"/>
+              <w:szCs w:val="24"/>
+            </w:rPr>
+            <w:instrText xml:space="preserve"> HYPERLINK \l _Toc30442 </w:instrText>
+          </w:r>
+          <w:r>
+            <w:rPr>
+              <w:rFonts w:hint="eastAsia" w:ascii="Microsoft JhengHei" w:hAnsi="Microsoft JhengHei" w:eastAsia="Microsoft JhengHei" w:cs="Microsoft JhengHei"/>
               <w:szCs w:val="24"/>
             </w:rPr>
             <w:fldChar w:fldCharType="separate"/>
@@ -1431,7 +1475,7 @@
             <w:fldChar w:fldCharType="begin"/>
           </w:r>
           <w:r>
-            <w:instrText xml:space="preserve"> PAGEREF _Toc19059 \h </w:instrText>
+            <w:instrText xml:space="preserve"> PAGEREF _Toc30442 \h </w:instrText>
           </w:r>
           <w:r>
             <w:fldChar w:fldCharType="separate"/>
@@ -1444,7 +1488,7 @@
           </w:r>
           <w:r>
             <w:rPr>
-              <w:rFonts w:ascii="Microsoft JhengHei" w:eastAsia="Microsoft JhengHei" w:hAnsi="Microsoft JhengHei" w:cs="Microsoft JhengHei" w:hint="eastAsia"/>
+              <w:rFonts w:hint="eastAsia" w:ascii="Microsoft JhengHei" w:hAnsi="Microsoft JhengHei" w:eastAsia="Microsoft JhengHei" w:cs="Microsoft JhengHei"/>
               <w:szCs w:val="24"/>
             </w:rPr>
             <w:fldChar w:fldCharType="end"/>
@@ -1452,28 +1496,28 @@
         </w:p>
         <w:p>
           <w:pPr>
-            <w:pStyle w:val="TOC2"/>
+            <w:pStyle w:val="18"/>
             <w:tabs>
               <w:tab w:val="right" w:leader="dot" w:pos="8306"/>
             </w:tabs>
           </w:pPr>
           <w:r>
             <w:rPr>
-              <w:rFonts w:ascii="Microsoft JhengHei" w:eastAsia="Microsoft JhengHei" w:hAnsi="Microsoft JhengHei" w:cs="Microsoft JhengHei" w:hint="eastAsia"/>
+              <w:rFonts w:hint="eastAsia" w:ascii="Microsoft JhengHei" w:hAnsi="Microsoft JhengHei" w:eastAsia="Microsoft JhengHei" w:cs="Microsoft JhengHei"/>
               <w:szCs w:val="24"/>
             </w:rPr>
             <w:fldChar w:fldCharType="begin"/>
           </w:r>
           <w:r>
             <w:rPr>
-              <w:rFonts w:ascii="Microsoft JhengHei" w:eastAsia="Microsoft JhengHei" w:hAnsi="Microsoft JhengHei" w:cs="Microsoft JhengHei" w:hint="eastAsia"/>
-              <w:szCs w:val="24"/>
-            </w:rPr>
-            <w:instrText xml:space="preserve"> HYPERLINK \l _Toc2490 </w:instrText>
-          </w:r>
-          <w:r>
-            <w:rPr>
-              <w:rFonts w:ascii="Microsoft JhengHei" w:eastAsia="Microsoft JhengHei" w:hAnsi="Microsoft JhengHei" w:cs="Microsoft JhengHei" w:hint="eastAsia"/>
+              <w:rFonts w:hint="eastAsia" w:ascii="Microsoft JhengHei" w:hAnsi="Microsoft JhengHei" w:eastAsia="Microsoft JhengHei" w:cs="Microsoft JhengHei"/>
+              <w:szCs w:val="24"/>
+            </w:rPr>
+            <w:instrText xml:space="preserve"> HYPERLINK \l _Toc31357 </w:instrText>
+          </w:r>
+          <w:r>
+            <w:rPr>
+              <w:rFonts w:hint="eastAsia" w:ascii="Microsoft JhengHei" w:hAnsi="Microsoft JhengHei" w:eastAsia="Microsoft JhengHei" w:cs="Microsoft JhengHei"/>
               <w:szCs w:val="24"/>
             </w:rPr>
             <w:fldChar w:fldCharType="separate"/>
@@ -1506,7 +1550,7 @@
             <w:fldChar w:fldCharType="begin"/>
           </w:r>
           <w:r>
-            <w:instrText xml:space="preserve"> PAGEREF _Toc2490 \h </w:instrText>
+            <w:instrText xml:space="preserve"> PAGEREF _Toc31357 \h </w:instrText>
           </w:r>
           <w:r>
             <w:fldChar w:fldCharType="separate"/>
@@ -1519,7 +1563,7 @@
           </w:r>
           <w:r>
             <w:rPr>
-              <w:rFonts w:ascii="Microsoft JhengHei" w:eastAsia="Microsoft JhengHei" w:hAnsi="Microsoft JhengHei" w:cs="Microsoft JhengHei" w:hint="eastAsia"/>
+              <w:rFonts w:hint="eastAsia" w:ascii="Microsoft JhengHei" w:hAnsi="Microsoft JhengHei" w:eastAsia="Microsoft JhengHei" w:cs="Microsoft JhengHei"/>
               <w:szCs w:val="24"/>
             </w:rPr>
             <w:fldChar w:fldCharType="end"/>
@@ -1527,28 +1571,28 @@
         </w:p>
         <w:p>
           <w:pPr>
-            <w:pStyle w:val="TOC2"/>
+            <w:pStyle w:val="18"/>
             <w:tabs>
               <w:tab w:val="right" w:leader="dot" w:pos="8306"/>
             </w:tabs>
           </w:pPr>
           <w:r>
             <w:rPr>
-              <w:rFonts w:ascii="Microsoft JhengHei" w:eastAsia="Microsoft JhengHei" w:hAnsi="Microsoft JhengHei" w:cs="Microsoft JhengHei" w:hint="eastAsia"/>
+              <w:rFonts w:hint="eastAsia" w:ascii="Microsoft JhengHei" w:hAnsi="Microsoft JhengHei" w:eastAsia="Microsoft JhengHei" w:cs="Microsoft JhengHei"/>
               <w:szCs w:val="24"/>
             </w:rPr>
             <w:fldChar w:fldCharType="begin"/>
           </w:r>
           <w:r>
             <w:rPr>
-              <w:rFonts w:ascii="Microsoft JhengHei" w:eastAsia="Microsoft JhengHei" w:hAnsi="Microsoft JhengHei" w:cs="Microsoft JhengHei" w:hint="eastAsia"/>
-              <w:szCs w:val="24"/>
-            </w:rPr>
-            <w:instrText xml:space="preserve"> HYPERLINK \l _Toc26388 </w:instrText>
-          </w:r>
-          <w:r>
-            <w:rPr>
-              <w:rFonts w:ascii="Microsoft JhengHei" w:eastAsia="Microsoft JhengHei" w:hAnsi="Microsoft JhengHei" w:cs="Microsoft JhengHei" w:hint="eastAsia"/>
+              <w:rFonts w:hint="eastAsia" w:ascii="Microsoft JhengHei" w:hAnsi="Microsoft JhengHei" w:eastAsia="Microsoft JhengHei" w:cs="Microsoft JhengHei"/>
+              <w:szCs w:val="24"/>
+            </w:rPr>
+            <w:instrText xml:space="preserve"> HYPERLINK \l _Toc3012 </w:instrText>
+          </w:r>
+          <w:r>
+            <w:rPr>
+              <w:rFonts w:hint="eastAsia" w:ascii="Microsoft JhengHei" w:hAnsi="Microsoft JhengHei" w:eastAsia="Microsoft JhengHei" w:cs="Microsoft JhengHei"/>
               <w:szCs w:val="24"/>
             </w:rPr>
             <w:fldChar w:fldCharType="separate"/>
@@ -1574,7 +1618,7 @@
             <w:fldChar w:fldCharType="begin"/>
           </w:r>
           <w:r>
-            <w:instrText xml:space="preserve"> PAGEREF _Toc26388 \h </w:instrText>
+            <w:instrText xml:space="preserve"> PAGEREF _Toc3012 \h </w:instrText>
           </w:r>
           <w:r>
             <w:fldChar w:fldCharType="separate"/>
@@ -1587,7 +1631,7 @@
           </w:r>
           <w:r>
             <w:rPr>
-              <w:rFonts w:ascii="Microsoft JhengHei" w:eastAsia="Microsoft JhengHei" w:hAnsi="Microsoft JhengHei" w:cs="Microsoft JhengHei" w:hint="eastAsia"/>
+              <w:rFonts w:hint="eastAsia" w:ascii="Microsoft JhengHei" w:hAnsi="Microsoft JhengHei" w:eastAsia="Microsoft JhengHei" w:cs="Microsoft JhengHei"/>
               <w:szCs w:val="24"/>
             </w:rPr>
             <w:fldChar w:fldCharType="end"/>
@@ -1595,28 +1639,28 @@
         </w:p>
         <w:p>
           <w:pPr>
-            <w:pStyle w:val="TOC1"/>
+            <w:pStyle w:val="17"/>
             <w:tabs>
               <w:tab w:val="right" w:leader="dot" w:pos="8306"/>
             </w:tabs>
           </w:pPr>
           <w:r>
             <w:rPr>
-              <w:rFonts w:ascii="Microsoft JhengHei" w:eastAsia="Microsoft JhengHei" w:hAnsi="Microsoft JhengHei" w:cs="Microsoft JhengHei" w:hint="eastAsia"/>
+              <w:rFonts w:hint="eastAsia" w:ascii="Microsoft JhengHei" w:hAnsi="Microsoft JhengHei" w:eastAsia="Microsoft JhengHei" w:cs="Microsoft JhengHei"/>
               <w:szCs w:val="24"/>
             </w:rPr>
             <w:fldChar w:fldCharType="begin"/>
           </w:r>
           <w:r>
             <w:rPr>
-              <w:rFonts w:ascii="Microsoft JhengHei" w:eastAsia="Microsoft JhengHei" w:hAnsi="Microsoft JhengHei" w:cs="Microsoft JhengHei" w:hint="eastAsia"/>
-              <w:szCs w:val="24"/>
-            </w:rPr>
-            <w:instrText xml:space="preserve"> HYPERLINK \l _Toc9702 </w:instrText>
-          </w:r>
-          <w:r>
-            <w:rPr>
-              <w:rFonts w:ascii="Microsoft JhengHei" w:eastAsia="Microsoft JhengHei" w:hAnsi="Microsoft JhengHei" w:cs="Microsoft JhengHei" w:hint="eastAsia"/>
+              <w:rFonts w:hint="eastAsia" w:ascii="Microsoft JhengHei" w:hAnsi="Microsoft JhengHei" w:eastAsia="Microsoft JhengHei" w:cs="Microsoft JhengHei"/>
+              <w:szCs w:val="24"/>
+            </w:rPr>
+            <w:instrText xml:space="preserve"> HYPERLINK \l _Toc1692 </w:instrText>
+          </w:r>
+          <w:r>
+            <w:rPr>
+              <w:rFonts w:hint="eastAsia" w:ascii="Microsoft JhengHei" w:hAnsi="Microsoft JhengHei" w:eastAsia="Microsoft JhengHei" w:cs="Microsoft JhengHei"/>
               <w:szCs w:val="24"/>
             </w:rPr>
             <w:fldChar w:fldCharType="separate"/>
@@ -1635,7 +1679,7 @@
             <w:fldChar w:fldCharType="begin"/>
           </w:r>
           <w:r>
-            <w:instrText xml:space="preserve"> PAGEREF _Toc9702 \h </w:instrText>
+            <w:instrText xml:space="preserve"> PAGEREF _Toc1692 \h </w:instrText>
           </w:r>
           <w:r>
             <w:fldChar w:fldCharType="separate"/>
@@ -1648,7 +1692,7 @@
           </w:r>
           <w:r>
             <w:rPr>
-              <w:rFonts w:ascii="Microsoft JhengHei" w:eastAsia="Microsoft JhengHei" w:hAnsi="Microsoft JhengHei" w:cs="Microsoft JhengHei" w:hint="eastAsia"/>
+              <w:rFonts w:hint="eastAsia" w:ascii="Microsoft JhengHei" w:hAnsi="Microsoft JhengHei" w:eastAsia="Microsoft JhengHei" w:cs="Microsoft JhengHei"/>
               <w:szCs w:val="24"/>
             </w:rPr>
             <w:fldChar w:fldCharType="end"/>
@@ -1656,28 +1700,28 @@
         </w:p>
         <w:p>
           <w:pPr>
-            <w:pStyle w:val="TOC1"/>
+            <w:pStyle w:val="17"/>
             <w:tabs>
               <w:tab w:val="right" w:leader="dot" w:pos="8306"/>
             </w:tabs>
           </w:pPr>
           <w:r>
             <w:rPr>
-              <w:rFonts w:ascii="Microsoft JhengHei" w:eastAsia="Microsoft JhengHei" w:hAnsi="Microsoft JhengHei" w:cs="Microsoft JhengHei" w:hint="eastAsia"/>
+              <w:rFonts w:hint="eastAsia" w:ascii="Microsoft JhengHei" w:hAnsi="Microsoft JhengHei" w:eastAsia="Microsoft JhengHei" w:cs="Microsoft JhengHei"/>
               <w:szCs w:val="24"/>
             </w:rPr>
             <w:fldChar w:fldCharType="begin"/>
           </w:r>
           <w:r>
             <w:rPr>
-              <w:rFonts w:ascii="Microsoft JhengHei" w:eastAsia="Microsoft JhengHei" w:hAnsi="Microsoft JhengHei" w:cs="Microsoft JhengHei" w:hint="eastAsia"/>
-              <w:szCs w:val="24"/>
-            </w:rPr>
-            <w:instrText xml:space="preserve"> HYPERLINK \l _Toc11130 </w:instrText>
-          </w:r>
-          <w:r>
-            <w:rPr>
-              <w:rFonts w:ascii="Microsoft JhengHei" w:eastAsia="Microsoft JhengHei" w:hAnsi="Microsoft JhengHei" w:cs="Microsoft JhengHei" w:hint="eastAsia"/>
+              <w:rFonts w:hint="eastAsia" w:ascii="Microsoft JhengHei" w:hAnsi="Microsoft JhengHei" w:eastAsia="Microsoft JhengHei" w:cs="Microsoft JhengHei"/>
+              <w:szCs w:val="24"/>
+            </w:rPr>
+            <w:instrText xml:space="preserve"> HYPERLINK \l _Toc16891 </w:instrText>
+          </w:r>
+          <w:r>
+            <w:rPr>
+              <w:rFonts w:hint="eastAsia" w:ascii="Microsoft JhengHei" w:hAnsi="Microsoft JhengHei" w:eastAsia="Microsoft JhengHei" w:cs="Microsoft JhengHei"/>
               <w:szCs w:val="24"/>
             </w:rPr>
             <w:fldChar w:fldCharType="separate"/>
@@ -1696,7 +1740,7 @@
             <w:fldChar w:fldCharType="begin"/>
           </w:r>
           <w:r>
-            <w:instrText xml:space="preserve"> PAGEREF _Toc11130 \h </w:instrText>
+            <w:instrText xml:space="preserve"> PAGEREF _Toc16891 \h </w:instrText>
           </w:r>
           <w:r>
             <w:fldChar w:fldCharType="separate"/>
@@ -1709,7 +1753,7 @@
           </w:r>
           <w:r>
             <w:rPr>
-              <w:rFonts w:ascii="Microsoft JhengHei" w:eastAsia="Microsoft JhengHei" w:hAnsi="Microsoft JhengHei" w:cs="Microsoft JhengHei" w:hint="eastAsia"/>
+              <w:rFonts w:hint="eastAsia" w:ascii="Microsoft JhengHei" w:hAnsi="Microsoft JhengHei" w:eastAsia="Microsoft JhengHei" w:cs="Microsoft JhengHei"/>
               <w:szCs w:val="24"/>
             </w:rPr>
             <w:fldChar w:fldCharType="end"/>
@@ -1717,28 +1761,28 @@
         </w:p>
         <w:p>
           <w:pPr>
-            <w:pStyle w:val="TOC1"/>
+            <w:pStyle w:val="17"/>
             <w:tabs>
               <w:tab w:val="right" w:leader="dot" w:pos="8306"/>
             </w:tabs>
           </w:pPr>
           <w:r>
             <w:rPr>
-              <w:rFonts w:ascii="Microsoft JhengHei" w:eastAsia="Microsoft JhengHei" w:hAnsi="Microsoft JhengHei" w:cs="Microsoft JhengHei" w:hint="eastAsia"/>
+              <w:rFonts w:hint="eastAsia" w:ascii="Microsoft JhengHei" w:hAnsi="Microsoft JhengHei" w:eastAsia="Microsoft JhengHei" w:cs="Microsoft JhengHei"/>
               <w:szCs w:val="24"/>
             </w:rPr>
             <w:fldChar w:fldCharType="begin"/>
           </w:r>
           <w:r>
             <w:rPr>
-              <w:rFonts w:ascii="Microsoft JhengHei" w:eastAsia="Microsoft JhengHei" w:hAnsi="Microsoft JhengHei" w:cs="Microsoft JhengHei" w:hint="eastAsia"/>
-              <w:szCs w:val="24"/>
-            </w:rPr>
-            <w:instrText xml:space="preserve"> HYPERLINK \l _Toc16528 </w:instrText>
-          </w:r>
-          <w:r>
-            <w:rPr>
-              <w:rFonts w:ascii="Microsoft JhengHei" w:eastAsia="Microsoft JhengHei" w:hAnsi="Microsoft JhengHei" w:cs="Microsoft JhengHei" w:hint="eastAsia"/>
+              <w:rFonts w:hint="eastAsia" w:ascii="Microsoft JhengHei" w:hAnsi="Microsoft JhengHei" w:eastAsia="Microsoft JhengHei" w:cs="Microsoft JhengHei"/>
+              <w:szCs w:val="24"/>
+            </w:rPr>
+            <w:instrText xml:space="preserve"> HYPERLINK \l _Toc9301 </w:instrText>
+          </w:r>
+          <w:r>
+            <w:rPr>
+              <w:rFonts w:hint="eastAsia" w:ascii="Microsoft JhengHei" w:hAnsi="Microsoft JhengHei" w:eastAsia="Microsoft JhengHei" w:cs="Microsoft JhengHei"/>
               <w:szCs w:val="24"/>
             </w:rPr>
             <w:fldChar w:fldCharType="separate"/>
@@ -1757,7 +1801,7 @@
             <w:fldChar w:fldCharType="begin"/>
           </w:r>
           <w:r>
-            <w:instrText xml:space="preserve"> PAGEREF _Toc16528 \h </w:instrText>
+            <w:instrText xml:space="preserve"> PAGEREF _Toc9301 \h </w:instrText>
           </w:r>
           <w:r>
             <w:fldChar w:fldCharType="separate"/>
@@ -1770,7 +1814,7 @@
           </w:r>
           <w:r>
             <w:rPr>
-              <w:rFonts w:ascii="Microsoft JhengHei" w:eastAsia="Microsoft JhengHei" w:hAnsi="Microsoft JhengHei" w:cs="Microsoft JhengHei" w:hint="eastAsia"/>
+              <w:rFonts w:hint="eastAsia" w:ascii="Microsoft JhengHei" w:hAnsi="Microsoft JhengHei" w:eastAsia="Microsoft JhengHei" w:cs="Microsoft JhengHei"/>
               <w:szCs w:val="24"/>
             </w:rPr>
             <w:fldChar w:fldCharType="end"/>
@@ -1778,28 +1822,28 @@
         </w:p>
         <w:p>
           <w:pPr>
-            <w:pStyle w:val="TOC1"/>
+            <w:pStyle w:val="17"/>
             <w:tabs>
               <w:tab w:val="right" w:leader="dot" w:pos="8306"/>
             </w:tabs>
           </w:pPr>
           <w:r>
             <w:rPr>
-              <w:rFonts w:ascii="Microsoft JhengHei" w:eastAsia="Microsoft JhengHei" w:hAnsi="Microsoft JhengHei" w:cs="Microsoft JhengHei" w:hint="eastAsia"/>
+              <w:rFonts w:hint="eastAsia" w:ascii="Microsoft JhengHei" w:hAnsi="Microsoft JhengHei" w:eastAsia="Microsoft JhengHei" w:cs="Microsoft JhengHei"/>
               <w:szCs w:val="24"/>
             </w:rPr>
             <w:fldChar w:fldCharType="begin"/>
           </w:r>
           <w:r>
             <w:rPr>
-              <w:rFonts w:ascii="Microsoft JhengHei" w:eastAsia="Microsoft JhengHei" w:hAnsi="Microsoft JhengHei" w:cs="Microsoft JhengHei" w:hint="eastAsia"/>
-              <w:szCs w:val="24"/>
-            </w:rPr>
-            <w:instrText xml:space="preserve"> HYPERLINK \l _Toc3083 </w:instrText>
-          </w:r>
-          <w:r>
-            <w:rPr>
-              <w:rFonts w:ascii="Microsoft JhengHei" w:eastAsia="Microsoft JhengHei" w:hAnsi="Microsoft JhengHei" w:cs="Microsoft JhengHei" w:hint="eastAsia"/>
+              <w:rFonts w:hint="eastAsia" w:ascii="Microsoft JhengHei" w:hAnsi="Microsoft JhengHei" w:eastAsia="Microsoft JhengHei" w:cs="Microsoft JhengHei"/>
+              <w:szCs w:val="24"/>
+            </w:rPr>
+            <w:instrText xml:space="preserve"> HYPERLINK \l _Toc14162 </w:instrText>
+          </w:r>
+          <w:r>
+            <w:rPr>
+              <w:rFonts w:hint="eastAsia" w:ascii="Microsoft JhengHei" w:hAnsi="Microsoft JhengHei" w:eastAsia="Microsoft JhengHei" w:cs="Microsoft JhengHei"/>
               <w:szCs w:val="24"/>
             </w:rPr>
             <w:fldChar w:fldCharType="separate"/>
@@ -1818,7 +1862,7 @@
             <w:fldChar w:fldCharType="begin"/>
           </w:r>
           <w:r>
-            <w:instrText xml:space="preserve"> PAGEREF _Toc3083 \h </w:instrText>
+            <w:instrText xml:space="preserve"> PAGEREF _Toc14162 \h </w:instrText>
           </w:r>
           <w:r>
             <w:fldChar w:fldCharType="separate"/>
@@ -1831,7 +1875,7 @@
           </w:r>
           <w:r>
             <w:rPr>
-              <w:rFonts w:ascii="Microsoft JhengHei" w:eastAsia="Microsoft JhengHei" w:hAnsi="Microsoft JhengHei" w:cs="Microsoft JhengHei" w:hint="eastAsia"/>
+              <w:rFonts w:hint="eastAsia" w:ascii="Microsoft JhengHei" w:hAnsi="Microsoft JhengHei" w:eastAsia="Microsoft JhengHei" w:cs="Microsoft JhengHei"/>
               <w:szCs w:val="24"/>
             </w:rPr>
             <w:fldChar w:fldCharType="end"/>
@@ -1840,7 +1884,7 @@
         <w:p>
           <w:pPr>
             <w:rPr>
-              <w:rFonts w:ascii="Times New Roman" w:eastAsia="宋体" w:hAnsi="Times New Roman" w:cs="Times New Roman"/>
+              <w:rFonts w:ascii="Times New Roman" w:hAnsi="Times New Roman" w:eastAsia="宋体" w:cs="Times New Roman"/>
               <w:kern w:val="2"/>
               <w:sz w:val="21"/>
               <w:szCs w:val="24"/>
@@ -1849,7 +1893,7 @@
           </w:pPr>
           <w:r>
             <w:rPr>
-              <w:rFonts w:ascii="Microsoft JhengHei" w:eastAsia="Microsoft JhengHei" w:hAnsi="Microsoft JhengHei" w:cs="Microsoft JhengHei" w:hint="eastAsia"/>
+              <w:rFonts w:hint="eastAsia" w:ascii="Microsoft JhengHei" w:hAnsi="Microsoft JhengHei" w:eastAsia="Microsoft JhengHei" w:cs="Microsoft JhengHei"/>
               <w:szCs w:val="24"/>
             </w:rPr>
             <w:fldChar w:fldCharType="end"/>
@@ -1860,7 +1904,7 @@
     <w:p>
       <w:pPr>
         <w:rPr>
-          <w:rFonts w:ascii="Times New Roman" w:eastAsia="宋体" w:hAnsi="Times New Roman" w:cs="Times New Roman"/>
+          <w:rFonts w:ascii="Times New Roman" w:hAnsi="Times New Roman" w:eastAsia="宋体" w:cs="Times New Roman"/>
           <w:kern w:val="2"/>
           <w:sz w:val="21"/>
           <w:szCs w:val="24"/>
@@ -1887,14 +1931,14 @@
     </w:p>
     <w:p>
       <w:pPr>
-        <w:pStyle w:val="1"/>
+        <w:pStyle w:val="30"/>
         <w:bidi w:val="0"/>
         <w:rPr>
           <w:rFonts w:hint="default"/>
           <w:lang w:val="en-US" w:eastAsia="zh-CN"/>
         </w:rPr>
       </w:pPr>
-      <w:bookmarkStart w:id="3" w:name="_Toc879"/>
+      <w:bookmarkStart w:id="3" w:name="_Toc24853"/>
       <w:r>
         <w:rPr>
           <w:rFonts w:hint="default"/>
@@ -1906,7 +1950,7 @@
     </w:p>
     <w:p>
       <w:pPr>
-        <w:pStyle w:val="a"/>
+        <w:pStyle w:val="31"/>
         <w:rPr>
           <w:rFonts w:hint="default"/>
           <w:lang w:val="en-US" w:eastAsia="zh-CN"/>
@@ -1922,14 +1966,14 @@
     </w:p>
     <w:p>
       <w:pPr>
-        <w:pStyle w:val="1"/>
+        <w:pStyle w:val="30"/>
         <w:bidi w:val="0"/>
         <w:rPr>
           <w:rFonts w:hint="default"/>
           <w:lang w:val="en-US" w:eastAsia="zh-CN"/>
         </w:rPr>
       </w:pPr>
-      <w:bookmarkStart w:id="4" w:name="_Toc32451"/>
+      <w:bookmarkStart w:id="4" w:name="_Toc17761"/>
       <w:r>
         <w:rPr>
           <w:rFonts w:hint="default"/>
@@ -1941,7 +1985,7 @@
     </w:p>
     <w:p>
       <w:pPr>
-        <w:pStyle w:val="a"/>
+        <w:pStyle w:val="31"/>
         <w:bidi w:val="0"/>
         <w:rPr>
           <w:rFonts w:hint="default"/>
@@ -1954,14 +1998,14 @@
     </w:p>
     <w:p>
       <w:pPr>
-        <w:pStyle w:val="1"/>
+        <w:pStyle w:val="30"/>
         <w:bidi w:val="0"/>
         <w:rPr>
           <w:rFonts w:hint="default"/>
           <w:lang w:val="en-US" w:eastAsia="zh-CN"/>
         </w:rPr>
       </w:pPr>
-      <w:bookmarkStart w:id="5" w:name="_Toc26255"/>
+      <w:bookmarkStart w:id="5" w:name="_Toc5943"/>
       <w:r>
         <w:rPr>
           <w:rFonts w:hint="eastAsia"/>
@@ -1973,17 +2017,19 @@
     </w:p>
     <w:tbl>
       <w:tblPr>
+        <w:tblStyle w:val="21"/>
         <w:tblW w:w="9024" w:type="dxa"/>
         <w:tblInd w:w="0" w:type="dxa"/>
         <w:tblBorders>
-          <w:top w:val="single" w:sz="4" w:space="0" w:color="auto"/>
-          <w:left w:val="single" w:sz="4" w:space="0" w:color="auto"/>
-          <w:bottom w:val="single" w:sz="4" w:space="0" w:color="auto"/>
-          <w:right w:val="single" w:sz="4" w:space="0" w:color="auto"/>
-          <w:insideH w:val="single" w:sz="4" w:space="0" w:color="auto"/>
-          <w:insideV w:val="single" w:sz="4" w:space="0" w:color="auto"/>
+          <w:top w:val="single" w:color="auto" w:sz="4" w:space="0"/>
+          <w:left w:val="single" w:color="auto" w:sz="4" w:space="0"/>
+          <w:bottom w:val="single" w:color="auto" w:sz="4" w:space="0"/>
+          <w:right w:val="single" w:color="auto" w:sz="4" w:space="0"/>
+          <w:insideH w:val="single" w:color="auto" w:sz="4" w:space="0"/>
+          <w:insideV w:val="single" w:color="auto" w:sz="4" w:space="0"/>
         </w:tblBorders>
         <w:shd w:val="clear" w:color="auto" w:fill="FFFFFF"/>
+        <w:tblLayout w:type="autofit"/>
         <w:tblCellMar>
           <w:top w:w="15" w:type="dxa"/>
           <w:left w:w="15" w:type="dxa"/>
@@ -1997,15 +2043,13 @@
       </w:tblGrid>
       <w:tr>
         <w:tblPrEx>
-          <w:tblW w:w="9024" w:type="dxa"/>
-          <w:tblInd w:w="0" w:type="dxa"/>
           <w:tblBorders>
-            <w:top w:val="single" w:sz="4" w:space="0" w:color="auto"/>
-            <w:left w:val="single" w:sz="4" w:space="0" w:color="auto"/>
-            <w:bottom w:val="single" w:sz="4" w:space="0" w:color="auto"/>
-            <w:right w:val="single" w:sz="4" w:space="0" w:color="auto"/>
-            <w:insideH w:val="single" w:sz="4" w:space="0" w:color="auto"/>
-            <w:insideV w:val="single" w:sz="4" w:space="0" w:color="auto"/>
+            <w:top w:val="single" w:color="auto" w:sz="4" w:space="0"/>
+            <w:left w:val="single" w:color="auto" w:sz="4" w:space="0"/>
+            <w:bottom w:val="single" w:color="auto" w:sz="4" w:space="0"/>
+            <w:right w:val="single" w:color="auto" w:sz="4" w:space="0"/>
+            <w:insideH w:val="single" w:color="auto" w:sz="4" w:space="0"/>
+            <w:insideV w:val="single" w:color="auto" w:sz="4" w:space="0"/>
           </w:tblBorders>
           <w:shd w:val="clear" w:color="auto" w:fill="FFFFFF"/>
           <w:tblCellMar>
@@ -2039,7 +2083,7 @@
               <w:spacing w:line="300" w:lineRule="atLeast"/>
               <w:jc w:val="left"/>
               <w:rPr>
-                <w:rFonts w:ascii="Segoe UI" w:eastAsia="Segoe UI" w:hAnsi="Segoe UI" w:cs="Segoe UI"/>
+                <w:rFonts w:ascii="Segoe UI" w:hAnsi="Segoe UI" w:eastAsia="Segoe UI" w:cs="Segoe UI"/>
                 <w:i w:val="0"/>
                 <w:iCs w:val="0"/>
                 <w:caps w:val="0"/>
@@ -2049,9 +2093,10 @@
                 <w:szCs w:val="18"/>
               </w:rPr>
             </w:pPr>
+            <w:bookmarkStart w:id="15" w:name="_GoBack"/>
             <w:r>
               <w:rPr>
-                <w:rFonts w:ascii="Segoe UI" w:eastAsia="Segoe UI" w:hAnsi="Segoe UI" w:cs="Segoe UI" w:hint="default"/>
+                <w:rFonts w:hint="default" w:ascii="Segoe UI" w:hAnsi="Segoe UI" w:eastAsia="Segoe UI" w:cs="Segoe UI"/>
                 <w:i w:val="0"/>
                 <w:iCs w:val="0"/>
                 <w:caps w:val="0"/>
@@ -2061,7 +2106,6 @@
                 <w:kern w:val="0"/>
                 <w:sz w:val="18"/>
                 <w:szCs w:val="18"/>
-                <w:bdr w:val="nil"/>
                 <w:lang w:val="en-US" w:eastAsia="zh-CN"/>
               </w:rPr>
               <w:t>术语</w:t>
@@ -2089,7 +2133,7 @@
               <w:spacing w:line="300" w:lineRule="atLeast"/>
               <w:jc w:val="left"/>
               <w:rPr>
-                <w:rFonts w:ascii="Segoe UI" w:eastAsia="Segoe UI" w:hAnsi="Segoe UI" w:cs="Segoe UI" w:hint="default"/>
+                <w:rFonts w:hint="default" w:ascii="Segoe UI" w:hAnsi="Segoe UI" w:eastAsia="Segoe UI" w:cs="Segoe UI"/>
                 <w:i w:val="0"/>
                 <w:iCs w:val="0"/>
                 <w:caps w:val="0"/>
@@ -2101,7 +2145,7 @@
             </w:pPr>
             <w:r>
               <w:rPr>
-                <w:rFonts w:ascii="Segoe UI" w:eastAsia="Segoe UI" w:hAnsi="Segoe UI" w:cs="Segoe UI" w:hint="default"/>
+                <w:rFonts w:hint="default" w:ascii="Segoe UI" w:hAnsi="Segoe UI" w:eastAsia="Segoe UI" w:cs="Segoe UI"/>
                 <w:i w:val="0"/>
                 <w:iCs w:val="0"/>
                 <w:caps w:val="0"/>
@@ -2111,7 +2155,6 @@
                 <w:kern w:val="0"/>
                 <w:sz w:val="18"/>
                 <w:szCs w:val="18"/>
-                <w:bdr w:val="nil"/>
                 <w:lang w:val="en-US" w:eastAsia="zh-CN"/>
               </w:rPr>
               <w:t>定义</w:t>
@@ -2121,8 +2164,14 @@
       </w:tr>
       <w:tr>
         <w:tblPrEx>
-          <w:tblW w:w="9024" w:type="dxa"/>
-          <w:tblInd w:w="0" w:type="dxa"/>
+          <w:tblBorders>
+            <w:top w:val="single" w:color="auto" w:sz="4" w:space="0"/>
+            <w:left w:val="single" w:color="auto" w:sz="4" w:space="0"/>
+            <w:bottom w:val="single" w:color="auto" w:sz="4" w:space="0"/>
+            <w:right w:val="single" w:color="auto" w:sz="4" w:space="0"/>
+            <w:insideH w:val="single" w:color="auto" w:sz="4" w:space="0"/>
+            <w:insideV w:val="single" w:color="auto" w:sz="4" w:space="0"/>
+          </w:tblBorders>
           <w:shd w:val="clear" w:color="auto" w:fill="FFFFFF"/>
           <w:tblCellMar>
             <w:top w:w="15" w:type="dxa"/>
@@ -2152,7 +2201,7 @@
               <w:spacing w:line="300" w:lineRule="atLeast"/>
               <w:jc w:val="left"/>
               <w:rPr>
-                <w:rFonts w:ascii="Segoe UI" w:eastAsia="Segoe UI" w:hAnsi="Segoe UI" w:cs="Segoe UI" w:hint="default"/>
+                <w:rFonts w:hint="default" w:ascii="Segoe UI" w:hAnsi="Segoe UI" w:eastAsia="Segoe UI" w:cs="Segoe UI"/>
                 <w:i w:val="0"/>
                 <w:iCs w:val="0"/>
                 <w:caps w:val="0"/>
@@ -2164,8 +2213,8 @@
             </w:pPr>
             <w:r>
               <w:rPr>
-                <w:rStyle w:val="Strong"/>
-                <w:rFonts w:ascii="Segoe UI" w:eastAsia="Segoe UI" w:hAnsi="Segoe UI" w:cs="Segoe UI" w:hint="default"/>
+                <w:rStyle w:val="24"/>
+                <w:rFonts w:hint="default" w:ascii="Segoe UI" w:hAnsi="Segoe UI" w:eastAsia="Segoe UI" w:cs="Segoe UI"/>
                 <w:b/>
                 <w:bCs/>
                 <w:i w:val="0"/>
@@ -2177,7 +2226,6 @@
                 <w:kern w:val="0"/>
                 <w:sz w:val="18"/>
                 <w:szCs w:val="18"/>
-                <w:bdr w:val="nil"/>
                 <w:lang w:val="en-US" w:eastAsia="zh-CN"/>
               </w:rPr>
               <w:t>容量管理</w:t>
@@ -2205,7 +2253,7 @@
               <w:spacing w:line="300" w:lineRule="atLeast"/>
               <w:jc w:val="left"/>
               <w:rPr>
-                <w:rFonts w:ascii="Segoe UI" w:eastAsia="Segoe UI" w:hAnsi="Segoe UI" w:cs="Segoe UI" w:hint="default"/>
+                <w:rFonts w:hint="default" w:ascii="Segoe UI" w:hAnsi="Segoe UI" w:eastAsia="Segoe UI" w:cs="Segoe UI"/>
                 <w:i w:val="0"/>
                 <w:iCs w:val="0"/>
                 <w:caps w:val="0"/>
@@ -2217,7 +2265,7 @@
             </w:pPr>
             <w:r>
               <w:rPr>
-                <w:rFonts w:ascii="Segoe UI" w:eastAsia="Segoe UI" w:hAnsi="Segoe UI" w:cs="Segoe UI" w:hint="default"/>
+                <w:rFonts w:hint="default" w:ascii="Segoe UI" w:hAnsi="Segoe UI" w:eastAsia="Segoe UI" w:cs="Segoe UI"/>
                 <w:i w:val="0"/>
                 <w:iCs w:val="0"/>
                 <w:caps w:val="0"/>
@@ -2227,7 +2275,6 @@
                 <w:kern w:val="0"/>
                 <w:sz w:val="18"/>
                 <w:szCs w:val="18"/>
-                <w:bdr w:val="nil"/>
                 <w:lang w:val="en-US" w:eastAsia="zh-CN"/>
               </w:rPr>
               <w:t>对IT资源进行规划、监控、分析和调整，以确保其能力能够满足当前和未来约定的业务需求的过程。</w:t>
@@ -2237,9 +2284,14 @@
       </w:tr>
       <w:tr>
         <w:tblPrEx>
-          <w:tblW w:w="9024" w:type="dxa"/>
-          <w:tblInd w:w="0" w:type="dxa"/>
-          <w:shd w:val="clear" w:color="auto" w:fill="FFFFFF"/>
+          <w:tblBorders>
+            <w:top w:val="single" w:color="auto" w:sz="4" w:space="0"/>
+            <w:left w:val="single" w:color="auto" w:sz="4" w:space="0"/>
+            <w:bottom w:val="single" w:color="auto" w:sz="4" w:space="0"/>
+            <w:right w:val="single" w:color="auto" w:sz="4" w:space="0"/>
+            <w:insideH w:val="single" w:color="auto" w:sz="4" w:space="0"/>
+            <w:insideV w:val="single" w:color="auto" w:sz="4" w:space="0"/>
+          </w:tblBorders>
           <w:tblCellMar>
             <w:top w:w="15" w:type="dxa"/>
             <w:left w:w="15" w:type="dxa"/>
@@ -2268,7 +2320,7 @@
               <w:spacing w:line="300" w:lineRule="atLeast"/>
               <w:jc w:val="left"/>
               <w:rPr>
-                <w:rFonts w:ascii="Segoe UI" w:eastAsia="Segoe UI" w:hAnsi="Segoe UI" w:cs="Segoe UI" w:hint="default"/>
+                <w:rFonts w:hint="default" w:ascii="Segoe UI" w:hAnsi="Segoe UI" w:eastAsia="Segoe UI" w:cs="Segoe UI"/>
                 <w:i w:val="0"/>
                 <w:iCs w:val="0"/>
                 <w:caps w:val="0"/>
@@ -2280,8 +2332,8 @@
             </w:pPr>
             <w:r>
               <w:rPr>
-                <w:rStyle w:val="Strong"/>
-                <w:rFonts w:ascii="Segoe UI" w:eastAsia="Segoe UI" w:hAnsi="Segoe UI" w:cs="Segoe UI" w:hint="default"/>
+                <w:rStyle w:val="24"/>
+                <w:rFonts w:hint="default" w:ascii="Segoe UI" w:hAnsi="Segoe UI" w:eastAsia="Segoe UI" w:cs="Segoe UI"/>
                 <w:b/>
                 <w:bCs/>
                 <w:i w:val="0"/>
@@ -2293,7 +2345,6 @@
                 <w:kern w:val="0"/>
                 <w:sz w:val="18"/>
                 <w:szCs w:val="18"/>
-                <w:bdr w:val="nil"/>
                 <w:lang w:val="en-US" w:eastAsia="zh-CN"/>
               </w:rPr>
               <w:t>容量基线</w:t>
@@ -2321,7 +2372,7 @@
               <w:spacing w:line="300" w:lineRule="atLeast"/>
               <w:jc w:val="left"/>
               <w:rPr>
-                <w:rFonts w:ascii="Segoe UI" w:eastAsia="Segoe UI" w:hAnsi="Segoe UI" w:cs="Segoe UI" w:hint="default"/>
+                <w:rFonts w:hint="default" w:ascii="Segoe UI" w:hAnsi="Segoe UI" w:eastAsia="Segoe UI" w:cs="Segoe UI"/>
                 <w:i w:val="0"/>
                 <w:iCs w:val="0"/>
                 <w:caps w:val="0"/>
@@ -2333,7 +2384,7 @@
             </w:pPr>
             <w:r>
               <w:rPr>
-                <w:rFonts w:ascii="Segoe UI" w:eastAsia="Segoe UI" w:hAnsi="Segoe UI" w:cs="Segoe UI" w:hint="default"/>
+                <w:rFonts w:hint="default" w:ascii="Segoe UI" w:hAnsi="Segoe UI" w:eastAsia="Segoe UI" w:cs="Segoe UI"/>
                 <w:i w:val="0"/>
                 <w:iCs w:val="0"/>
                 <w:caps w:val="0"/>
@@ -2343,7 +2394,6 @@
                 <w:kern w:val="0"/>
                 <w:sz w:val="18"/>
                 <w:szCs w:val="18"/>
-                <w:bdr w:val="nil"/>
                 <w:lang w:val="en-US" w:eastAsia="zh-CN"/>
               </w:rPr>
               <w:t>在特定时间段内，系统正常负载下性能与资源使用情况的基准数据，用于趋势对比和异常判断。</w:t>
@@ -2353,9 +2403,14 @@
       </w:tr>
       <w:tr>
         <w:tblPrEx>
-          <w:tblW w:w="9024" w:type="dxa"/>
-          <w:tblInd w:w="0" w:type="dxa"/>
-          <w:shd w:val="clear" w:color="auto" w:fill="FFFFFF"/>
+          <w:tblBorders>
+            <w:top w:val="single" w:color="auto" w:sz="4" w:space="0"/>
+            <w:left w:val="single" w:color="auto" w:sz="4" w:space="0"/>
+            <w:bottom w:val="single" w:color="auto" w:sz="4" w:space="0"/>
+            <w:right w:val="single" w:color="auto" w:sz="4" w:space="0"/>
+            <w:insideH w:val="single" w:color="auto" w:sz="4" w:space="0"/>
+            <w:insideV w:val="single" w:color="auto" w:sz="4" w:space="0"/>
+          </w:tblBorders>
           <w:tblCellMar>
             <w:top w:w="15" w:type="dxa"/>
             <w:left w:w="15" w:type="dxa"/>
@@ -2384,7 +2439,7 @@
               <w:spacing w:line="300" w:lineRule="atLeast"/>
               <w:jc w:val="left"/>
               <w:rPr>
-                <w:rFonts w:ascii="Segoe UI" w:eastAsia="Segoe UI" w:hAnsi="Segoe UI" w:cs="Segoe UI" w:hint="default"/>
+                <w:rFonts w:hint="default" w:ascii="Segoe UI" w:hAnsi="Segoe UI" w:eastAsia="Segoe UI" w:cs="Segoe UI"/>
                 <w:i w:val="0"/>
                 <w:iCs w:val="0"/>
                 <w:caps w:val="0"/>
@@ -2396,8 +2451,8 @@
             </w:pPr>
             <w:r>
               <w:rPr>
-                <w:rStyle w:val="Strong"/>
-                <w:rFonts w:ascii="Segoe UI" w:eastAsia="Segoe UI" w:hAnsi="Segoe UI" w:cs="Segoe UI" w:hint="default"/>
+                <w:rStyle w:val="24"/>
+                <w:rFonts w:hint="default" w:ascii="Segoe UI" w:hAnsi="Segoe UI" w:eastAsia="Segoe UI" w:cs="Segoe UI"/>
                 <w:b/>
                 <w:bCs/>
                 <w:i w:val="0"/>
@@ -2409,7 +2464,6 @@
                 <w:kern w:val="0"/>
                 <w:sz w:val="18"/>
                 <w:szCs w:val="18"/>
-                <w:bdr w:val="nil"/>
                 <w:lang w:val="en-US" w:eastAsia="zh-CN"/>
               </w:rPr>
               <w:t>容量阈值</w:t>
@@ -2437,7 +2491,7 @@
               <w:spacing w:line="300" w:lineRule="atLeast"/>
               <w:jc w:val="left"/>
               <w:rPr>
-                <w:rFonts w:ascii="Segoe UI" w:eastAsia="Segoe UI" w:hAnsi="Segoe UI" w:cs="Segoe UI" w:hint="default"/>
+                <w:rFonts w:hint="default" w:ascii="Segoe UI" w:hAnsi="Segoe UI" w:eastAsia="Segoe UI" w:cs="Segoe UI"/>
                 <w:i w:val="0"/>
                 <w:iCs w:val="0"/>
                 <w:caps w:val="0"/>
@@ -2449,7 +2503,7 @@
             </w:pPr>
             <w:r>
               <w:rPr>
-                <w:rFonts w:ascii="Segoe UI" w:eastAsia="Segoe UI" w:hAnsi="Segoe UI" w:cs="Segoe UI" w:hint="default"/>
+                <w:rFonts w:hint="default" w:ascii="Segoe UI" w:hAnsi="Segoe UI" w:eastAsia="Segoe UI" w:cs="Segoe UI"/>
                 <w:i w:val="0"/>
                 <w:iCs w:val="0"/>
                 <w:caps w:val="0"/>
@@ -2459,7 +2513,6 @@
                 <w:kern w:val="0"/>
                 <w:sz w:val="18"/>
                 <w:szCs w:val="18"/>
-                <w:bdr w:val="nil"/>
                 <w:lang w:val="en-US" w:eastAsia="zh-CN"/>
               </w:rPr>
               <w:t>预先设定的资源使用率或性能指标临界值，超过该值可能影响服务性能或稳定性，需触发预警或干预行动。</w:t>
@@ -2469,8 +2522,14 @@
       </w:tr>
       <w:tr>
         <w:tblPrEx>
-          <w:tblW w:w="9024" w:type="dxa"/>
-          <w:tblInd w:w="0" w:type="dxa"/>
+          <w:tblBorders>
+            <w:top w:val="single" w:color="auto" w:sz="4" w:space="0"/>
+            <w:left w:val="single" w:color="auto" w:sz="4" w:space="0"/>
+            <w:bottom w:val="single" w:color="auto" w:sz="4" w:space="0"/>
+            <w:right w:val="single" w:color="auto" w:sz="4" w:space="0"/>
+            <w:insideH w:val="single" w:color="auto" w:sz="4" w:space="0"/>
+            <w:insideV w:val="single" w:color="auto" w:sz="4" w:space="0"/>
+          </w:tblBorders>
           <w:shd w:val="clear" w:color="auto" w:fill="FFFFFF"/>
           <w:tblCellMar>
             <w:top w:w="15" w:type="dxa"/>
@@ -2500,7 +2559,7 @@
               <w:spacing w:line="300" w:lineRule="atLeast"/>
               <w:jc w:val="left"/>
               <w:rPr>
-                <w:rFonts w:ascii="Segoe UI" w:eastAsia="Segoe UI" w:hAnsi="Segoe UI" w:cs="Segoe UI" w:hint="default"/>
+                <w:rFonts w:hint="default" w:ascii="Segoe UI" w:hAnsi="Segoe UI" w:eastAsia="Segoe UI" w:cs="Segoe UI"/>
                 <w:i w:val="0"/>
                 <w:iCs w:val="0"/>
                 <w:caps w:val="0"/>
@@ -2512,8 +2571,8 @@
             </w:pPr>
             <w:r>
               <w:rPr>
-                <w:rStyle w:val="Strong"/>
-                <w:rFonts w:ascii="Segoe UI" w:eastAsia="Segoe UI" w:hAnsi="Segoe UI" w:cs="Segoe UI" w:hint="default"/>
+                <w:rStyle w:val="24"/>
+                <w:rFonts w:hint="default" w:ascii="Segoe UI" w:hAnsi="Segoe UI" w:eastAsia="Segoe UI" w:cs="Segoe UI"/>
                 <w:b/>
                 <w:bCs/>
                 <w:i w:val="0"/>
@@ -2525,7 +2584,6 @@
                 <w:kern w:val="0"/>
                 <w:sz w:val="18"/>
                 <w:szCs w:val="18"/>
-                <w:bdr w:val="nil"/>
                 <w:lang w:val="en-US" w:eastAsia="zh-CN"/>
               </w:rPr>
               <w:t>容量预测</w:t>
@@ -2553,7 +2611,7 @@
               <w:spacing w:line="300" w:lineRule="atLeast"/>
               <w:jc w:val="left"/>
               <w:rPr>
-                <w:rFonts w:ascii="Segoe UI" w:eastAsia="Segoe UI" w:hAnsi="Segoe UI" w:cs="Segoe UI" w:hint="default"/>
+                <w:rFonts w:hint="default" w:ascii="Segoe UI" w:hAnsi="Segoe UI" w:eastAsia="Segoe UI" w:cs="Segoe UI"/>
                 <w:i w:val="0"/>
                 <w:iCs w:val="0"/>
                 <w:caps w:val="0"/>
@@ -2565,7 +2623,7 @@
             </w:pPr>
             <w:r>
               <w:rPr>
-                <w:rFonts w:ascii="Segoe UI" w:eastAsia="Segoe UI" w:hAnsi="Segoe UI" w:cs="Segoe UI" w:hint="default"/>
+                <w:rFonts w:hint="default" w:ascii="Segoe UI" w:hAnsi="Segoe UI" w:eastAsia="Segoe UI" w:cs="Segoe UI"/>
                 <w:i w:val="0"/>
                 <w:iCs w:val="0"/>
                 <w:caps w:val="0"/>
@@ -2575,7 +2633,6 @@
                 <w:kern w:val="0"/>
                 <w:sz w:val="18"/>
                 <w:szCs w:val="18"/>
-                <w:bdr w:val="nil"/>
                 <w:lang w:val="en-US" w:eastAsia="zh-CN"/>
               </w:rPr>
               <w:t>基于历史数据和业务增长计划，对未来某一时期容量需求进行的估算和模拟。</w:t>
@@ -2583,10 +2640,11 @@
           </w:p>
         </w:tc>
       </w:tr>
+      <w:bookmarkEnd w:id="15"/>
     </w:tbl>
     <w:p>
       <w:pPr>
-        <w:pStyle w:val="a"/>
+        <w:pStyle w:val="31"/>
         <w:rPr>
           <w:rFonts w:hint="default"/>
           <w:lang w:val="en-US" w:eastAsia="zh-CN"/>
@@ -2595,14 +2653,14 @@
     </w:p>
     <w:p>
       <w:pPr>
-        <w:pStyle w:val="1"/>
+        <w:pStyle w:val="30"/>
         <w:bidi w:val="0"/>
         <w:rPr>
           <w:rFonts w:hint="default"/>
           <w:lang w:val="en-US" w:eastAsia="zh-CN"/>
         </w:rPr>
       </w:pPr>
-      <w:bookmarkStart w:id="6" w:name="_Toc4105"/>
+      <w:bookmarkStart w:id="6" w:name="_Toc18167"/>
       <w:r>
         <w:rPr>
           <w:rFonts w:hint="default"/>
@@ -2614,14 +2672,14 @@
     </w:p>
     <w:p>
       <w:pPr>
-        <w:pStyle w:val="2"/>
+        <w:pStyle w:val="32"/>
         <w:bidi w:val="0"/>
         <w:rPr>
           <w:rFonts w:hint="default"/>
           <w:lang w:val="en-US" w:eastAsia="zh-CN"/>
         </w:rPr>
       </w:pPr>
-      <w:bookmarkStart w:id="7" w:name="_Toc26222"/>
+      <w:bookmarkStart w:id="7" w:name="_Toc9117"/>
       <w:r>
         <w:rPr>
           <w:rFonts w:hint="eastAsia"/>
@@ -2633,7 +2691,7 @@
     </w:p>
     <w:p>
       <w:pPr>
-        <w:pStyle w:val="a"/>
+        <w:pStyle w:val="31"/>
         <w:bidi w:val="0"/>
         <w:rPr>
           <w:rFonts w:hint="default"/>
@@ -2650,7 +2708,7 @@
     </w:p>
     <w:p>
       <w:pPr>
-        <w:pStyle w:val="a"/>
+        <w:pStyle w:val="31"/>
         <w:bidi w:val="0"/>
         <w:rPr>
           <w:rFonts w:hint="default"/>
@@ -2667,14 +2725,14 @@
     </w:p>
     <w:p>
       <w:pPr>
-        <w:pStyle w:val="2"/>
+        <w:pStyle w:val="32"/>
         <w:bidi w:val="0"/>
         <w:rPr>
           <w:rFonts w:hint="default"/>
           <w:lang w:val="en-US" w:eastAsia="zh-CN"/>
         </w:rPr>
       </w:pPr>
-      <w:bookmarkStart w:id="8" w:name="_Toc19059"/>
+      <w:bookmarkStart w:id="8" w:name="_Toc30442"/>
       <w:r>
         <w:rPr>
           <w:rFonts w:hint="eastAsia"/>
@@ -2686,7 +2744,7 @@
     </w:p>
     <w:p>
       <w:pPr>
-        <w:pStyle w:val="a"/>
+        <w:pStyle w:val="31"/>
         <w:bidi w:val="0"/>
         <w:rPr>
           <w:rFonts w:hint="default"/>
@@ -2703,7 +2761,7 @@
     </w:p>
     <w:p>
       <w:pPr>
-        <w:pStyle w:val="a"/>
+        <w:pStyle w:val="31"/>
         <w:bidi w:val="0"/>
         <w:rPr>
           <w:rFonts w:hint="default"/>
@@ -2720,7 +2778,7 @@
     </w:p>
     <w:p>
       <w:pPr>
-        <w:pStyle w:val="a"/>
+        <w:pStyle w:val="31"/>
         <w:bidi w:val="0"/>
         <w:rPr>
           <w:rFonts w:hint="default"/>
@@ -2737,14 +2795,14 @@
     </w:p>
     <w:p>
       <w:pPr>
-        <w:pStyle w:val="2"/>
+        <w:pStyle w:val="32"/>
         <w:bidi w:val="0"/>
         <w:rPr>
           <w:rFonts w:hint="default"/>
           <w:lang w:val="en-US" w:eastAsia="zh-CN"/>
         </w:rPr>
       </w:pPr>
-      <w:bookmarkStart w:id="9" w:name="_Toc2490"/>
+      <w:bookmarkStart w:id="9" w:name="_Toc31357"/>
       <w:r>
         <w:rPr>
           <w:rFonts w:hint="eastAsia"/>
@@ -2763,7 +2821,7 @@
     </w:p>
     <w:p>
       <w:pPr>
-        <w:pStyle w:val="a"/>
+        <w:pStyle w:val="31"/>
         <w:bidi w:val="0"/>
         <w:rPr>
           <w:rFonts w:hint="default"/>
@@ -2780,7 +2838,7 @@
     </w:p>
     <w:p>
       <w:pPr>
-        <w:pStyle w:val="a"/>
+        <w:pStyle w:val="31"/>
         <w:bidi w:val="0"/>
         <w:rPr>
           <w:rFonts w:hint="default"/>
@@ -2797,14 +2855,14 @@
     </w:p>
     <w:p>
       <w:pPr>
-        <w:pStyle w:val="2"/>
+        <w:pStyle w:val="32"/>
         <w:bidi w:val="0"/>
         <w:rPr>
           <w:rFonts w:hint="eastAsia"/>
           <w:lang w:val="en-US" w:eastAsia="zh-CN"/>
         </w:rPr>
       </w:pPr>
-      <w:bookmarkStart w:id="10" w:name="_Toc26388"/>
+      <w:bookmarkStart w:id="10" w:name="_Toc3012"/>
       <w:r>
         <w:rPr>
           <w:rFonts w:hint="eastAsia"/>
@@ -2816,7 +2874,7 @@
     </w:p>
     <w:p>
       <w:pPr>
-        <w:pStyle w:val="a"/>
+        <w:pStyle w:val="31"/>
         <w:rPr>
           <w:rFonts w:hint="eastAsia"/>
           <w:lang w:val="en-US" w:eastAsia="zh-CN"/>
@@ -2833,14 +2891,14 @@
     </w:p>
     <w:p>
       <w:pPr>
-        <w:pStyle w:val="1"/>
+        <w:pStyle w:val="30"/>
         <w:bidi w:val="0"/>
         <w:rPr>
           <w:rFonts w:hint="default"/>
           <w:lang w:val="en-US" w:eastAsia="zh-CN"/>
         </w:rPr>
       </w:pPr>
-      <w:bookmarkStart w:id="11" w:name="_Toc9702"/>
+      <w:bookmarkStart w:id="11" w:name="_Toc1692"/>
       <w:r>
         <w:rPr>
           <w:rFonts w:hint="default"/>
@@ -2852,7 +2910,7 @@
     </w:p>
     <w:p>
       <w:pPr>
-        <w:pStyle w:val="a"/>
+        <w:pStyle w:val="31"/>
         <w:rPr>
           <w:rFonts w:hint="default"/>
           <w:lang w:val="en-US" w:eastAsia="zh-CN"/>
@@ -2868,7 +2926,7 @@
     </w:p>
     <w:p>
       <w:pPr>
-        <w:pStyle w:val="a"/>
+        <w:pStyle w:val="31"/>
         <w:rPr>
           <w:rFonts w:hint="default"/>
           <w:lang w:val="en-US" w:eastAsia="zh-CN"/>
@@ -2884,7 +2942,7 @@
     </w:p>
     <w:p>
       <w:pPr>
-        <w:pStyle w:val="a"/>
+        <w:pStyle w:val="31"/>
         <w:rPr>
           <w:rFonts w:hint="default"/>
           <w:lang w:val="en-US" w:eastAsia="zh-CN"/>
@@ -2900,7 +2958,7 @@
     </w:p>
     <w:p>
       <w:pPr>
-        <w:pStyle w:val="a"/>
+        <w:pStyle w:val="31"/>
         <w:rPr>
           <w:rFonts w:hint="default"/>
           <w:lang w:val="en-US" w:eastAsia="zh-CN"/>
@@ -2916,7 +2974,7 @@
     </w:p>
     <w:p>
       <w:pPr>
-        <w:pStyle w:val="a"/>
+        <w:pStyle w:val="31"/>
         <w:rPr>
           <w:rFonts w:hint="default"/>
           <w:lang w:val="en-US" w:eastAsia="zh-CN"/>
@@ -2932,7 +2990,7 @@
     </w:p>
     <w:p>
       <w:pPr>
-        <w:pStyle w:val="a"/>
+        <w:pStyle w:val="31"/>
         <w:rPr>
           <w:rFonts w:hint="default"/>
           <w:lang w:val="en-US" w:eastAsia="zh-CN"/>
@@ -2948,7 +3006,7 @@
     </w:p>
     <w:p>
       <w:pPr>
-        <w:pStyle w:val="a"/>
+        <w:pStyle w:val="31"/>
         <w:rPr>
           <w:rFonts w:hint="default"/>
           <w:lang w:val="en-US" w:eastAsia="zh-CN"/>
@@ -2964,14 +3022,14 @@
     </w:p>
     <w:p>
       <w:pPr>
-        <w:pStyle w:val="1"/>
+        <w:pStyle w:val="30"/>
         <w:bidi w:val="0"/>
         <w:rPr>
           <w:rFonts w:hint="default"/>
           <w:lang w:val="en-US" w:eastAsia="zh-CN"/>
         </w:rPr>
       </w:pPr>
-      <w:bookmarkStart w:id="12" w:name="_Toc11130"/>
+      <w:bookmarkStart w:id="12" w:name="_Toc16891"/>
       <w:r>
         <w:rPr>
           <w:rFonts w:hint="default"/>
@@ -2983,13 +3041,13 @@
     </w:p>
     <w:p>
       <w:pPr>
-        <w:pStyle w:val="a3"/>
+        <w:pStyle w:val="43"/>
         <w:numPr>
           <w:ilvl w:val="0"/>
           <w:numId w:val="2"/>
         </w:numPr>
         <w:bidi w:val="0"/>
-        <w:ind w:left="425" w:hanging="425" w:leftChars="0" w:firstLineChars="0"/>
+        <w:ind w:left="425" w:leftChars="0" w:hanging="425" w:firstLineChars="0"/>
         <w:rPr>
           <w:rFonts w:hint="default"/>
           <w:lang w:val="en-US" w:eastAsia="zh-CN"/>
@@ -3005,13 +3063,13 @@
     </w:p>
     <w:p>
       <w:pPr>
-        <w:pStyle w:val="a3"/>
+        <w:pStyle w:val="43"/>
         <w:numPr>
           <w:ilvl w:val="0"/>
           <w:numId w:val="2"/>
         </w:numPr>
         <w:bidi w:val="0"/>
-        <w:ind w:left="425" w:hanging="425" w:leftChars="0" w:firstLineChars="0"/>
+        <w:ind w:left="425" w:leftChars="0" w:hanging="425" w:firstLineChars="0"/>
         <w:rPr>
           <w:rFonts w:hint="default"/>
           <w:lang w:val="en-US" w:eastAsia="zh-CN"/>
@@ -3027,13 +3085,13 @@
     </w:p>
     <w:p>
       <w:pPr>
-        <w:pStyle w:val="a3"/>
+        <w:pStyle w:val="43"/>
         <w:numPr>
           <w:ilvl w:val="0"/>
           <w:numId w:val="2"/>
         </w:numPr>
         <w:bidi w:val="0"/>
-        <w:ind w:left="425" w:hanging="425" w:leftChars="0" w:firstLineChars="0"/>
+        <w:ind w:left="425" w:leftChars="0" w:hanging="425" w:firstLineChars="0"/>
         <w:rPr>
           <w:rFonts w:hint="default"/>
           <w:lang w:val="en-US" w:eastAsia="zh-CN"/>
@@ -3049,13 +3107,13 @@
     </w:p>
     <w:p>
       <w:pPr>
-        <w:pStyle w:val="a3"/>
+        <w:pStyle w:val="43"/>
         <w:numPr>
           <w:ilvl w:val="0"/>
           <w:numId w:val="2"/>
         </w:numPr>
         <w:bidi w:val="0"/>
-        <w:ind w:left="425" w:hanging="425" w:leftChars="0" w:firstLineChars="0"/>
+        <w:ind w:left="425" w:leftChars="0" w:hanging="425" w:firstLineChars="0"/>
         <w:rPr>
           <w:rFonts w:hint="default"/>
           <w:lang w:val="en-US" w:eastAsia="zh-CN"/>
@@ -3071,13 +3129,13 @@
     </w:p>
     <w:p>
       <w:pPr>
-        <w:pStyle w:val="a3"/>
+        <w:pStyle w:val="43"/>
         <w:numPr>
           <w:ilvl w:val="0"/>
           <w:numId w:val="2"/>
         </w:numPr>
         <w:bidi w:val="0"/>
-        <w:ind w:left="425" w:hanging="425" w:leftChars="0" w:firstLineChars="0"/>
+        <w:ind w:left="425" w:leftChars="0" w:hanging="425" w:firstLineChars="0"/>
         <w:rPr>
           <w:rFonts w:hint="default"/>
           <w:lang w:val="en-US" w:eastAsia="zh-CN"/>
@@ -3093,14 +3151,14 @@
     </w:p>
     <w:p>
       <w:pPr>
-        <w:pStyle w:val="1"/>
+        <w:pStyle w:val="30"/>
         <w:bidi w:val="0"/>
         <w:rPr>
           <w:rFonts w:hint="default"/>
           <w:lang w:val="en-US" w:eastAsia="zh-CN"/>
         </w:rPr>
       </w:pPr>
-      <w:bookmarkStart w:id="13" w:name="_Toc16528"/>
+      <w:bookmarkStart w:id="13" w:name="_Toc9301"/>
       <w:r>
         <w:rPr>
           <w:rFonts w:hint="default"/>
@@ -3112,16 +3170,16 @@
     </w:p>
     <w:tbl>
       <w:tblPr>
-        <w:tblStyle w:val="TableNormal0"/>
+        <w:tblStyle w:val="28"/>
         <w:tblW w:w="8328" w:type="dxa"/>
         <w:tblInd w:w="130" w:type="dxa"/>
         <w:tblBorders>
-          <w:top w:val="single" w:sz="2" w:space="0" w:color="000000"/>
-          <w:left w:val="single" w:sz="2" w:space="0" w:color="000000"/>
-          <w:bottom w:val="single" w:sz="2" w:space="0" w:color="000000"/>
-          <w:right w:val="single" w:sz="2" w:space="0" w:color="000000"/>
-          <w:insideH w:val="single" w:sz="2" w:space="0" w:color="000000"/>
-          <w:insideV w:val="single" w:sz="2" w:space="0" w:color="000000"/>
+          <w:top w:val="single" w:color="000000" w:sz="2" w:space="0"/>
+          <w:left w:val="single" w:color="000000" w:sz="2" w:space="0"/>
+          <w:bottom w:val="single" w:color="000000" w:sz="2" w:space="0"/>
+          <w:right w:val="single" w:color="000000" w:sz="2" w:space="0"/>
+          <w:insideH w:val="single" w:color="000000" w:sz="2" w:space="0"/>
+          <w:insideV w:val="single" w:color="000000" w:sz="2" w:space="0"/>
         </w:tblBorders>
         <w:tblLayout w:type="fixed"/>
         <w:tblCellMar>
@@ -3140,17 +3198,14 @@
       </w:tblGrid>
       <w:tr>
         <w:tblPrEx>
-          <w:tblW w:w="8328" w:type="dxa"/>
-          <w:tblInd w:w="130" w:type="dxa"/>
           <w:tblBorders>
-            <w:top w:val="single" w:sz="2" w:space="0" w:color="000000"/>
-            <w:left w:val="single" w:sz="2" w:space="0" w:color="000000"/>
-            <w:bottom w:val="single" w:sz="2" w:space="0" w:color="000000"/>
-            <w:right w:val="single" w:sz="2" w:space="0" w:color="000000"/>
-            <w:insideH w:val="single" w:sz="2" w:space="0" w:color="000000"/>
-            <w:insideV w:val="single" w:sz="2" w:space="0" w:color="000000"/>
+            <w:top w:val="single" w:color="000000" w:sz="2" w:space="0"/>
+            <w:left w:val="single" w:color="000000" w:sz="2" w:space="0"/>
+            <w:bottom w:val="single" w:color="000000" w:sz="2" w:space="0"/>
+            <w:right w:val="single" w:color="000000" w:sz="2" w:space="0"/>
+            <w:insideH w:val="single" w:color="000000" w:sz="2" w:space="0"/>
+            <w:insideV w:val="single" w:color="000000" w:sz="2" w:space="0"/>
           </w:tblBorders>
-          <w:tblLayout w:type="fixed"/>
           <w:tblCellMar>
             <w:top w:w="0" w:type="dxa"/>
             <w:left w:w="0" w:type="dxa"/>
@@ -3159,15 +3214,15 @@
           </w:tblCellMar>
         </w:tblPrEx>
         <w:trPr>
-          <w:trHeight w:val="583"/>
+          <w:trHeight w:val="583" w:hRule="atLeast"/>
         </w:trPr>
         <w:tc>
           <w:tcPr>
             <w:tcW w:w="727" w:type="dxa"/>
             <w:tcBorders>
-              <w:top w:val="single" w:sz="6" w:space="0" w:color="000000"/>
-              <w:left w:val="single" w:sz="6" w:space="0" w:color="000000"/>
-              <w:bottom w:val="single" w:sz="6" w:space="0" w:color="000000"/>
+              <w:top w:val="single" w:color="000000" w:sz="6" w:space="0"/>
+              <w:left w:val="single" w:color="000000" w:sz="6" w:space="0"/>
+              <w:bottom w:val="single" w:color="000000" w:sz="6" w:space="0"/>
             </w:tcBorders>
             <w:shd w:val="clear" w:color="auto" w:fill="C0C0C0"/>
           </w:tcPr>
@@ -3176,7 +3231,7 @@
               <w:spacing w:before="205" w:line="221" w:lineRule="auto"/>
               <w:ind w:left="195"/>
               <w:rPr>
-                <w:rFonts w:ascii="宋体" w:eastAsia="宋体" w:hAnsi="宋体" w:cs="宋体"/>
+                <w:rFonts w:ascii="宋体" w:hAnsi="宋体" w:eastAsia="宋体" w:cs="宋体"/>
                 <w:b/>
                 <w:bCs/>
                 <w:spacing w:val="-7"/>
@@ -3186,7 +3241,7 @@
             </w:pPr>
             <w:r>
               <w:rPr>
-                <w:rFonts w:ascii="宋体" w:eastAsia="宋体" w:hAnsi="宋体" w:cs="宋体"/>
+                <w:rFonts w:ascii="宋体" w:hAnsi="宋体" w:eastAsia="宋体" w:cs="宋体"/>
                 <w:b/>
                 <w:bCs/>
                 <w:spacing w:val="-7"/>
@@ -3201,8 +3256,8 @@
           <w:tcPr>
             <w:tcW w:w="1551" w:type="dxa"/>
             <w:tcBorders>
-              <w:top w:val="single" w:sz="6" w:space="0" w:color="000000"/>
-              <w:bottom w:val="single" w:sz="6" w:space="0" w:color="000000"/>
+              <w:top w:val="single" w:color="000000" w:sz="6" w:space="0"/>
+              <w:bottom w:val="single" w:color="000000" w:sz="6" w:space="0"/>
             </w:tcBorders>
             <w:shd w:val="clear" w:color="auto" w:fill="C0C0C0"/>
           </w:tcPr>
@@ -3211,7 +3266,7 @@
               <w:spacing w:before="205" w:line="221" w:lineRule="auto"/>
               <w:ind w:left="195"/>
               <w:rPr>
-                <w:rFonts w:ascii="宋体" w:eastAsia="宋体" w:hAnsi="宋体" w:cs="宋体"/>
+                <w:rFonts w:ascii="宋体" w:hAnsi="宋体" w:eastAsia="宋体" w:cs="宋体"/>
                 <w:b/>
                 <w:bCs/>
                 <w:spacing w:val="-7"/>
@@ -3221,7 +3276,7 @@
             </w:pPr>
             <w:r>
               <w:rPr>
-                <w:rFonts w:ascii="宋体" w:eastAsia="宋体" w:hAnsi="宋体" w:cs="宋体"/>
+                <w:rFonts w:ascii="宋体" w:hAnsi="宋体" w:eastAsia="宋体" w:cs="宋体"/>
                 <w:b/>
                 <w:bCs/>
                 <w:spacing w:val="-7"/>
@@ -3236,9 +3291,9 @@
           <w:tcPr>
             <w:tcW w:w="3950" w:type="dxa"/>
             <w:tcBorders>
-              <w:top w:val="single" w:sz="6" w:space="0" w:color="000000"/>
-              <w:bottom w:val="single" w:sz="6" w:space="0" w:color="000000"/>
-              <w:right w:val="single" w:sz="6" w:space="0" w:color="000000"/>
+              <w:top w:val="single" w:color="000000" w:sz="6" w:space="0"/>
+              <w:bottom w:val="single" w:color="000000" w:sz="6" w:space="0"/>
+              <w:right w:val="single" w:color="000000" w:sz="6" w:space="0"/>
             </w:tcBorders>
             <w:shd w:val="clear" w:color="auto" w:fill="C0C0C0"/>
           </w:tcPr>
@@ -3247,7 +3302,7 @@
               <w:spacing w:before="205" w:line="221" w:lineRule="auto"/>
               <w:ind w:left="195"/>
               <w:rPr>
-                <w:rFonts w:ascii="宋体" w:eastAsia="宋体" w:hAnsi="宋体" w:cs="宋体"/>
+                <w:rFonts w:ascii="宋体" w:hAnsi="宋体" w:eastAsia="宋体" w:cs="宋体"/>
                 <w:b/>
                 <w:bCs/>
                 <w:spacing w:val="-7"/>
@@ -3257,7 +3312,7 @@
             </w:pPr>
             <w:r>
               <w:rPr>
-                <w:rFonts w:ascii="宋体" w:eastAsia="宋体" w:hAnsi="宋体" w:cs="宋体"/>
+                <w:rFonts w:ascii="宋体" w:hAnsi="宋体" w:eastAsia="宋体" w:cs="宋体"/>
                 <w:b/>
                 <w:bCs/>
                 <w:spacing w:val="-7"/>
@@ -3266,17 +3321,15 @@
               </w:rPr>
               <w:t>指标计算说明</w:t>
             </w:r>
-            <w:bookmarkStart w:id="14" w:name="_GoBack"/>
-            <w:bookmarkEnd w:id="14"/>
           </w:p>
         </w:tc>
         <w:tc>
           <w:tcPr>
             <w:tcW w:w="1050" w:type="dxa"/>
             <w:tcBorders>
-              <w:top w:val="single" w:sz="6" w:space="0" w:color="000000"/>
-              <w:bottom w:val="single" w:sz="6" w:space="0" w:color="000000"/>
-              <w:right w:val="single" w:sz="6" w:space="0" w:color="000000"/>
+              <w:top w:val="single" w:color="000000" w:sz="6" w:space="0"/>
+              <w:bottom w:val="single" w:color="000000" w:sz="6" w:space="0"/>
+              <w:right w:val="single" w:color="000000" w:sz="6" w:space="0"/>
             </w:tcBorders>
             <w:shd w:val="clear" w:color="auto" w:fill="C0C0C0"/>
           </w:tcPr>
@@ -3284,7 +3337,7 @@
             <w:pPr>
               <w:spacing w:before="205" w:line="221" w:lineRule="auto"/>
               <w:rPr>
-                <w:rFonts w:ascii="宋体" w:eastAsia="宋体" w:hAnsi="宋体" w:cs="宋体" w:hint="default"/>
+                <w:rFonts w:hint="default" w:ascii="宋体" w:hAnsi="宋体" w:eastAsia="宋体" w:cs="宋体"/>
                 <w:b/>
                 <w:bCs/>
                 <w:spacing w:val="-7"/>
@@ -3295,7 +3348,7 @@
             </w:pPr>
             <w:r>
               <w:rPr>
-                <w:rFonts w:ascii="宋体" w:eastAsia="宋体" w:hAnsi="宋体" w:cs="宋体" w:hint="eastAsia"/>
+                <w:rFonts w:hint="eastAsia" w:ascii="宋体" w:hAnsi="宋体" w:eastAsia="宋体" w:cs="宋体"/>
                 <w:b/>
                 <w:bCs/>
                 <w:spacing w:val="-7"/>
@@ -3311,9 +3364,9 @@
           <w:tcPr>
             <w:tcW w:w="1050" w:type="dxa"/>
             <w:tcBorders>
-              <w:top w:val="single" w:sz="6" w:space="0" w:color="000000"/>
-              <w:bottom w:val="single" w:sz="6" w:space="0" w:color="000000"/>
-              <w:right w:val="single" w:sz="6" w:space="0" w:color="000000"/>
+              <w:top w:val="single" w:color="000000" w:sz="6" w:space="0"/>
+              <w:bottom w:val="single" w:color="000000" w:sz="6" w:space="0"/>
+              <w:right w:val="single" w:color="000000" w:sz="6" w:space="0"/>
             </w:tcBorders>
             <w:shd w:val="clear" w:color="auto" w:fill="C0C0C0"/>
           </w:tcPr>
@@ -3321,7 +3374,7 @@
             <w:pPr>
               <w:spacing w:before="205" w:line="221" w:lineRule="auto"/>
               <w:rPr>
-                <w:rFonts w:ascii="宋体" w:eastAsia="宋体" w:hAnsi="宋体" w:cs="宋体" w:hint="default"/>
+                <w:rFonts w:hint="default" w:ascii="宋体" w:hAnsi="宋体" w:eastAsia="宋体" w:cs="宋体"/>
                 <w:b/>
                 <w:bCs/>
                 <w:spacing w:val="-7"/>
@@ -3332,7 +3385,7 @@
             </w:pPr>
             <w:r>
               <w:rPr>
-                <w:rFonts w:ascii="宋体" w:hAnsi="宋体" w:cs="宋体" w:hint="eastAsia"/>
+                <w:rFonts w:hint="eastAsia" w:ascii="宋体" w:hAnsi="宋体" w:cs="宋体"/>
                 <w:b/>
                 <w:bCs/>
                 <w:spacing w:val="-7"/>
@@ -3347,9 +3400,14 @@
       </w:tr>
       <w:tr>
         <w:tblPrEx>
-          <w:tblW w:w="8328" w:type="dxa"/>
-          <w:tblInd w:w="130" w:type="dxa"/>
-          <w:tblLayout w:type="fixed"/>
+          <w:tblBorders>
+            <w:top w:val="single" w:color="000000" w:sz="2" w:space="0"/>
+            <w:left w:val="single" w:color="000000" w:sz="2" w:space="0"/>
+            <w:bottom w:val="single" w:color="000000" w:sz="2" w:space="0"/>
+            <w:right w:val="single" w:color="000000" w:sz="2" w:space="0"/>
+            <w:insideH w:val="single" w:color="000000" w:sz="2" w:space="0"/>
+            <w:insideV w:val="single" w:color="000000" w:sz="2" w:space="0"/>
+          </w:tblBorders>
           <w:tblCellMar>
             <w:top w:w="0" w:type="dxa"/>
             <w:left w:w="0" w:type="dxa"/>
@@ -3358,14 +3416,14 @@
           </w:tblCellMar>
         </w:tblPrEx>
         <w:trPr>
-          <w:trHeight w:val="549"/>
+          <w:trHeight w:val="549" w:hRule="atLeast"/>
         </w:trPr>
         <w:tc>
           <w:tcPr>
             <w:tcW w:w="727" w:type="dxa"/>
             <w:tcBorders>
-              <w:top w:val="single" w:sz="6" w:space="0" w:color="000000"/>
-              <w:left w:val="single" w:sz="6" w:space="0" w:color="000000"/>
+              <w:top w:val="single" w:color="000000" w:sz="6" w:space="0"/>
+              <w:left w:val="single" w:color="000000" w:sz="6" w:space="0"/>
             </w:tcBorders>
           </w:tcPr>
           <w:p>
@@ -3373,7 +3431,7 @@
               <w:spacing w:before="194" w:line="219" w:lineRule="auto"/>
               <w:ind w:left="123"/>
               <w:rPr>
-                <w:rFonts w:ascii="宋体" w:eastAsia="宋体" w:hAnsi="宋体" w:cs="宋体" w:hint="eastAsia"/>
+                <w:rFonts w:hint="eastAsia" w:ascii="宋体" w:hAnsi="宋体" w:eastAsia="宋体" w:cs="宋体"/>
                 <w:spacing w:val="-2"/>
                 <w:sz w:val="24"/>
                 <w:szCs w:val="24"/>
@@ -3382,7 +3440,7 @@
             </w:pPr>
             <w:r>
               <w:rPr>
-                <w:rFonts w:ascii="宋体" w:eastAsia="宋体" w:hAnsi="宋体" w:cs="宋体" w:hint="eastAsia"/>
+                <w:rFonts w:hint="eastAsia" w:ascii="宋体" w:hAnsi="宋体" w:eastAsia="宋体" w:cs="宋体"/>
                 <w:spacing w:val="-2"/>
                 <w:sz w:val="24"/>
                 <w:szCs w:val="24"/>
@@ -3396,7 +3454,7 @@
           <w:tcPr>
             <w:tcW w:w="1551" w:type="dxa"/>
             <w:tcBorders>
-              <w:top w:val="single" w:sz="6" w:space="0" w:color="000000"/>
+              <w:top w:val="single" w:color="000000" w:sz="6" w:space="0"/>
             </w:tcBorders>
           </w:tcPr>
           <w:p>
@@ -3404,7 +3462,7 @@
               <w:spacing w:before="194" w:line="219" w:lineRule="auto"/>
               <w:ind w:left="123"/>
               <w:rPr>
-                <w:rFonts w:ascii="宋体" w:eastAsia="宋体" w:hAnsi="宋体" w:cs="宋体" w:hint="default"/>
+                <w:rFonts w:hint="default" w:ascii="宋体" w:hAnsi="宋体" w:eastAsia="宋体" w:cs="宋体"/>
                 <w:spacing w:val="-2"/>
                 <w:sz w:val="24"/>
                 <w:szCs w:val="24"/>
@@ -3413,7 +3471,7 @@
             </w:pPr>
             <w:r>
               <w:rPr>
-                <w:rFonts w:ascii="宋体" w:eastAsia="宋体" w:hAnsi="宋体" w:cs="宋体" w:hint="eastAsia"/>
+                <w:rFonts w:hint="eastAsia" w:ascii="宋体" w:hAnsi="宋体" w:eastAsia="宋体" w:cs="宋体"/>
                 <w:spacing w:val="-2"/>
                 <w:sz w:val="24"/>
                 <w:szCs w:val="24"/>
@@ -3427,8 +3485,8 @@
           <w:tcPr>
             <w:tcW w:w="3950" w:type="dxa"/>
             <w:tcBorders>
-              <w:top w:val="single" w:sz="6" w:space="0" w:color="000000"/>
-              <w:right w:val="single" w:sz="6" w:space="0" w:color="000000"/>
+              <w:top w:val="single" w:color="000000" w:sz="6" w:space="0"/>
+              <w:right w:val="single" w:color="000000" w:sz="6" w:space="0"/>
             </w:tcBorders>
           </w:tcPr>
           <w:p>
@@ -3436,7 +3494,7 @@
               <w:spacing w:before="194" w:line="219" w:lineRule="auto"/>
               <w:ind w:left="123"/>
               <w:rPr>
-                <w:rFonts w:ascii="宋体" w:eastAsia="宋体" w:hAnsi="宋体" w:cs="宋体" w:hint="default"/>
+                <w:rFonts w:hint="default" w:ascii="宋体" w:hAnsi="宋体" w:eastAsia="宋体" w:cs="宋体"/>
                 <w:spacing w:val="-2"/>
                 <w:sz w:val="24"/>
                 <w:szCs w:val="24"/>
@@ -3445,7 +3503,7 @@
             </w:pPr>
             <w:r>
               <w:rPr>
-                <w:rFonts w:ascii="宋体" w:eastAsia="宋体" w:hAnsi="宋体" w:cs="宋体" w:hint="eastAsia"/>
+                <w:rFonts w:hint="eastAsia" w:ascii="宋体" w:hAnsi="宋体" w:eastAsia="宋体" w:cs="宋体"/>
                 <w:spacing w:val="-2"/>
                 <w:sz w:val="24"/>
                 <w:szCs w:val="24"/>
@@ -3459,8 +3517,8 @@
           <w:tcPr>
             <w:tcW w:w="1050" w:type="dxa"/>
             <w:tcBorders>
-              <w:top w:val="single" w:sz="6" w:space="0" w:color="000000"/>
-              <w:right w:val="single" w:sz="6" w:space="0" w:color="000000"/>
+              <w:top w:val="single" w:color="000000" w:sz="6" w:space="0"/>
+              <w:right w:val="single" w:color="000000" w:sz="6" w:space="0"/>
             </w:tcBorders>
           </w:tcPr>
           <w:p>
@@ -3468,7 +3526,7 @@
               <w:spacing w:before="194" w:line="219" w:lineRule="auto"/>
               <w:ind w:left="123"/>
               <w:rPr>
-                <w:rFonts w:ascii="宋体" w:eastAsia="宋体" w:hAnsi="宋体" w:cs="宋体" w:hint="eastAsia"/>
+                <w:rFonts w:hint="eastAsia" w:ascii="宋体" w:hAnsi="宋体" w:eastAsia="宋体" w:cs="宋体"/>
                 <w:spacing w:val="-2"/>
                 <w:sz w:val="24"/>
                 <w:szCs w:val="24"/>
@@ -3477,7 +3535,7 @@
             </w:pPr>
             <w:r>
               <w:rPr>
-                <w:rFonts w:ascii="宋体" w:eastAsia="宋体" w:hAnsi="宋体" w:cs="宋体" w:hint="eastAsia"/>
+                <w:rFonts w:hint="eastAsia" w:ascii="宋体" w:hAnsi="宋体" w:eastAsia="宋体" w:cs="宋体"/>
                 <w:spacing w:val="-2"/>
                 <w:sz w:val="24"/>
                 <w:szCs w:val="24"/>
@@ -3491,8 +3549,8 @@
           <w:tcPr>
             <w:tcW w:w="1050" w:type="dxa"/>
             <w:tcBorders>
-              <w:top w:val="single" w:sz="6" w:space="0" w:color="000000"/>
-              <w:right w:val="single" w:sz="6" w:space="0" w:color="000000"/>
+              <w:top w:val="single" w:color="000000" w:sz="6" w:space="0"/>
+              <w:right w:val="single" w:color="000000" w:sz="6" w:space="0"/>
             </w:tcBorders>
           </w:tcPr>
           <w:p>
@@ -3500,7 +3558,7 @@
               <w:spacing w:before="194" w:line="219" w:lineRule="auto"/>
               <w:ind w:left="123"/>
               <w:rPr>
-                <w:rFonts w:ascii="宋体" w:eastAsia="宋体" w:hAnsi="宋体" w:cs="宋体" w:hint="default"/>
+                <w:rFonts w:hint="default" w:ascii="宋体" w:hAnsi="宋体" w:eastAsia="宋体" w:cs="宋体"/>
                 <w:spacing w:val="-2"/>
                 <w:sz w:val="24"/>
                 <w:szCs w:val="24"/>
@@ -3509,7 +3567,7 @@
             </w:pPr>
             <w:r>
               <w:rPr>
-                <w:rFonts w:ascii="宋体" w:hAnsi="宋体" w:cs="宋体" w:hint="eastAsia"/>
+                <w:rFonts w:hint="eastAsia" w:ascii="宋体" w:hAnsi="宋体" w:cs="宋体"/>
                 <w:spacing w:val="-2"/>
                 <w:sz w:val="24"/>
                 <w:szCs w:val="24"/>
@@ -3523,14 +3581,14 @@
     </w:tbl>
     <w:p>
       <w:pPr>
-        <w:pStyle w:val="1"/>
+        <w:pStyle w:val="30"/>
         <w:bidi w:val="0"/>
         <w:rPr>
           <w:rFonts w:hint="default"/>
           <w:lang w:val="en-US" w:eastAsia="zh-CN"/>
         </w:rPr>
       </w:pPr>
-      <w:bookmarkStart w:id="15" w:name="_Toc3083"/>
+      <w:bookmarkStart w:id="14" w:name="_Toc14162"/>
       <w:r>
         <w:rPr>
           <w:rFonts w:hint="default"/>
@@ -3538,7 +3596,7 @@
         </w:rPr>
         <w:t>相关记录文件</w:t>
       </w:r>
-      <w:bookmarkEnd w:id="15"/>
+      <w:bookmarkEnd w:id="14"/>
     </w:p>
     <w:p>
       <w:pPr>
@@ -3560,7 +3618,7 @@
         <w:adjustRightInd/>
         <w:snapToGrid/>
         <w:spacing w:line="360" w:lineRule="auto"/>
-        <w:ind w:left="425" w:hanging="425" w:leftChars="0" w:firstLineChars="0"/>
+        <w:ind w:left="425" w:leftChars="0" w:hanging="425" w:firstLineChars="0"/>
         <w:jc w:val="left"/>
         <w:textAlignment w:val="auto"/>
         <w:rPr>
@@ -3598,7 +3656,7 @@
         <w:adjustRightInd/>
         <w:snapToGrid/>
         <w:spacing w:line="360" w:lineRule="auto"/>
-        <w:ind w:left="425" w:hanging="425" w:leftChars="0" w:firstLineChars="0"/>
+        <w:ind w:left="425" w:leftChars="0" w:hanging="425" w:firstLineChars="0"/>
         <w:jc w:val="left"/>
         <w:textAlignment w:val="auto"/>
         <w:rPr>
@@ -3617,32 +3675,57 @@
       </w:r>
     </w:p>
     <w:sectPr>
-      <w:headerReference w:type="default" r:id="rId4"/>
-      <w:footerReference w:type="default" r:id="rId5"/>
+      <w:headerReference r:id="rId5" w:type="default"/>
+      <w:footerReference r:id="rId6" w:type="default"/>
       <w:pgSz w:w="11906" w:h="16838"/>
       <w:pgMar w:top="1440" w:right="1800" w:bottom="1440" w:left="1800" w:header="851" w:footer="992" w:gutter="0"/>
-      <w:cols w:num="1" w:space="425"/>
+      <w:cols w:space="425" w:num="1"/>
       <w:docGrid w:type="lines" w:linePitch="312" w:charSpace="0"/>
     </w:sectPr>
   </w:body>
 </w:document>
 </file>
 
+<file path=word/endnotes.xml><?xml version="1.0" encoding="utf-8"?>
+<w:endnotes xmlns:wpc="http://schemas.microsoft.com/office/word/2010/wordprocessingCanvas" xmlns:mc="http://schemas.openxmlformats.org/markup-compatibility/2006" xmlns:o="urn:schemas-microsoft-com:office:office" xmlns:r="http://schemas.openxmlformats.org/officeDocument/2006/relationships" xmlns:m="http://schemas.openxmlformats.org/officeDocument/2006/math" xmlns:v="urn:schemas-microsoft-com:vml" xmlns:wp14="http://schemas.microsoft.com/office/word/2010/wordprocessingDrawing" xmlns:wp="http://schemas.openxmlformats.org/drawingml/2006/wordprocessingDrawing" xmlns:w="http://schemas.openxmlformats.org/wordprocessingml/2006/main" xmlns:w14="http://schemas.microsoft.com/office/word/2010/wordml" xmlns:w15="http://schemas.microsoft.com/office/word/2012/wordml" xmlns:w10="urn:schemas-microsoft-com:office:word" xmlns:wpg="http://schemas.microsoft.com/office/word/2010/wordprocessingGroup" xmlns:wpi="http://schemas.microsoft.com/office/word/2010/wordprocessingInk" xmlns:wne="http://schemas.microsoft.com/office/word/2006/wordml" xmlns:wps="http://schemas.microsoft.com/office/word/2010/wordprocessingShape" xmlns:wpsCustomData="http://www.wps.cn/officeDocument/2013/wpsCustomData" mc:Ignorable="w14 w15 wp14">
+  <w:endnote w:type="separator" w:id="0">
+    <w:p>
+      <w:pPr>
+        <w:spacing w:line="240" w:lineRule="auto"/>
+      </w:pPr>
+      <w:r>
+        <w:separator/>
+      </w:r>
+    </w:p>
+  </w:endnote>
+  <w:endnote w:type="continuationSeparator" w:id="1">
+    <w:p>
+      <w:pPr>
+        <w:spacing w:line="240" w:lineRule="auto"/>
+      </w:pPr>
+      <w:r>
+        <w:continuationSeparator/>
+      </w:r>
+    </w:p>
+  </w:endnote>
+</w:endnotes>
+</file>
+
 <file path=word/footer1.xml><?xml version="1.0" encoding="utf-8"?>
-<w:ftr xmlns:wpc="http://schemas.microsoft.com/office/word/2010/wordprocessingCanvas" xmlns:mc="http://schemas.openxmlformats.org/markup-compatibility/2006" xmlns:o="urn:schemas-microsoft-com:office:office" xmlns:r="http://schemas.openxmlformats.org/officeDocument/2006/relationships" xmlns:m="http://schemas.openxmlformats.org/officeDocument/2006/math" xmlns:v="urn:schemas-microsoft-com:vml" xmlns:wp14="http://schemas.microsoft.com/office/word/2010/wordprocessingDrawing" xmlns:wp="http://schemas.openxmlformats.org/drawingml/2006/wordprocessingDrawing" xmlns:w10="urn:schemas-microsoft-com:office:word" xmlns:w="http://schemas.openxmlformats.org/wordprocessingml/2006/main" xmlns:w14="http://schemas.microsoft.com/office/word/2010/wordml" xmlns:w15="http://schemas.microsoft.com/office/word/2012/wordml" xmlns:wne="http://schemas.microsoft.com/office/word/2006/wordml" xmlns:wpg="http://schemas.microsoft.com/office/word/2010/wordprocessingGroup" xmlns:wpi="http://schemas.microsoft.com/office/word/2010/wordprocessingInk" xmlns:wps="http://schemas.microsoft.com/office/word/2010/wordprocessingShape" mc:Ignorable="w14 w15 wp14">
+<w:ftr xmlns:wpc="http://schemas.microsoft.com/office/word/2010/wordprocessingCanvas" xmlns:mc="http://schemas.openxmlformats.org/markup-compatibility/2006" xmlns:o="urn:schemas-microsoft-com:office:office" xmlns:r="http://schemas.openxmlformats.org/officeDocument/2006/relationships" xmlns:m="http://schemas.openxmlformats.org/officeDocument/2006/math" xmlns:v="urn:schemas-microsoft-com:vml" xmlns:wp14="http://schemas.microsoft.com/office/word/2010/wordprocessingDrawing" xmlns:wp="http://schemas.openxmlformats.org/drawingml/2006/wordprocessingDrawing" xmlns:w10="urn:schemas-microsoft-com:office:word" xmlns:w="http://schemas.openxmlformats.org/wordprocessingml/2006/main" xmlns:w14="http://schemas.microsoft.com/office/word/2010/wordml" xmlns:w15="http://schemas.microsoft.com/office/word/2012/wordml" xmlns:wpg="http://schemas.microsoft.com/office/word/2010/wordprocessingGroup" xmlns:wpi="http://schemas.microsoft.com/office/word/2010/wordprocessingInk" xmlns:wne="http://schemas.microsoft.com/office/word/2006/wordml" xmlns:wps="http://schemas.microsoft.com/office/word/2010/wordprocessingShape" xmlns:wpsCustomData="http://www.wps.cn/officeDocument/2013/wpsCustomData" mc:Ignorable="w14 w15 wp14">
   <w:p>
     <w:pPr>
       <w:spacing w:line="169" w:lineRule="auto"/>
       <w:ind w:left="5927"/>
       <w:rPr>
-        <w:rFonts w:ascii="Calibri" w:eastAsia="Calibri" w:hAnsi="Calibri" w:cs="Calibri"/>
+        <w:rFonts w:ascii="Calibri" w:hAnsi="Calibri" w:eastAsia="Calibri" w:cs="Calibri"/>
         <w:sz w:val="18"/>
         <w:szCs w:val="18"/>
       </w:rPr>
     </w:pPr>
     <w:r>
       <w:rPr>
-        <w:rFonts w:ascii="Calibri" w:eastAsia="Calibri" w:hAnsi="Calibri" w:cs="Calibri"/>
+        <w:rFonts w:ascii="Calibri" w:hAnsi="Calibri" w:eastAsia="Calibri" w:cs="Calibri"/>
         <w:spacing w:val="-5"/>
         <w:sz w:val="18"/>
         <w:szCs w:val="18"/>
@@ -3653,13 +3736,38 @@
 </w:ftr>
 </file>
 
+<file path=word/footnotes.xml><?xml version="1.0" encoding="utf-8"?>
+<w:footnotes xmlns:wpc="http://schemas.microsoft.com/office/word/2010/wordprocessingCanvas" xmlns:mc="http://schemas.openxmlformats.org/markup-compatibility/2006" xmlns:o="urn:schemas-microsoft-com:office:office" xmlns:r="http://schemas.openxmlformats.org/officeDocument/2006/relationships" xmlns:m="http://schemas.openxmlformats.org/officeDocument/2006/math" xmlns:v="urn:schemas-microsoft-com:vml" xmlns:wp14="http://schemas.microsoft.com/office/word/2010/wordprocessingDrawing" xmlns:wp="http://schemas.openxmlformats.org/drawingml/2006/wordprocessingDrawing" xmlns:w="http://schemas.openxmlformats.org/wordprocessingml/2006/main" xmlns:w14="http://schemas.microsoft.com/office/word/2010/wordml" xmlns:w15="http://schemas.microsoft.com/office/word/2012/wordml" xmlns:w10="urn:schemas-microsoft-com:office:word" xmlns:wpg="http://schemas.microsoft.com/office/word/2010/wordprocessingGroup" xmlns:wpi="http://schemas.microsoft.com/office/word/2010/wordprocessingInk" xmlns:wne="http://schemas.microsoft.com/office/word/2006/wordml" xmlns:wps="http://schemas.microsoft.com/office/word/2010/wordprocessingShape" xmlns:wpsCustomData="http://www.wps.cn/officeDocument/2013/wpsCustomData" mc:Ignorable="w14 w15 wp14">
+  <w:footnote w:type="separator" w:id="0">
+    <w:p>
+      <w:pPr>
+        <w:spacing w:line="360" w:lineRule="auto"/>
+      </w:pPr>
+      <w:r>
+        <w:separator/>
+      </w:r>
+    </w:p>
+  </w:footnote>
+  <w:footnote w:type="continuationSeparator" w:id="1">
+    <w:p>
+      <w:pPr>
+        <w:spacing w:line="360" w:lineRule="auto"/>
+      </w:pPr>
+      <w:r>
+        <w:continuationSeparator/>
+      </w:r>
+    </w:p>
+  </w:footnote>
+</w:footnotes>
+</file>
+
 <file path=word/header1.xml><?xml version="1.0" encoding="utf-8"?>
-<w:hdr xmlns:wpc="http://schemas.microsoft.com/office/word/2010/wordprocessingCanvas" xmlns:mc="http://schemas.openxmlformats.org/markup-compatibility/2006" xmlns:o="urn:schemas-microsoft-com:office:office" xmlns:r="http://schemas.openxmlformats.org/officeDocument/2006/relationships" xmlns:m="http://schemas.openxmlformats.org/officeDocument/2006/math" xmlns:v="urn:schemas-microsoft-com:vml" xmlns:wp14="http://schemas.microsoft.com/office/word/2010/wordprocessingDrawing" xmlns:wp="http://schemas.openxmlformats.org/drawingml/2006/wordprocessingDrawing" xmlns:w10="urn:schemas-microsoft-com:office:word" xmlns:w="http://schemas.openxmlformats.org/wordprocessingml/2006/main" xmlns:w14="http://schemas.microsoft.com/office/word/2010/wordml" xmlns:w15="http://schemas.microsoft.com/office/word/2012/wordml" xmlns:wne="http://schemas.microsoft.com/office/word/2006/wordml" xmlns:wpg="http://schemas.microsoft.com/office/word/2010/wordprocessingGroup" xmlns:wpi="http://schemas.microsoft.com/office/word/2010/wordprocessingInk" xmlns:wps="http://schemas.microsoft.com/office/word/2010/wordprocessingShape" mc:Ignorable="w14 w15 wp14">
+<w:hdr xmlns:wpc="http://schemas.microsoft.com/office/word/2010/wordprocessingCanvas" xmlns:mc="http://schemas.openxmlformats.org/markup-compatibility/2006" xmlns:o="urn:schemas-microsoft-com:office:office" xmlns:r="http://schemas.openxmlformats.org/officeDocument/2006/relationships" xmlns:m="http://schemas.openxmlformats.org/officeDocument/2006/math" xmlns:v="urn:schemas-microsoft-com:vml" xmlns:wp14="http://schemas.microsoft.com/office/word/2010/wordprocessingDrawing" xmlns:wp="http://schemas.openxmlformats.org/drawingml/2006/wordprocessingDrawing" xmlns:w10="urn:schemas-microsoft-com:office:word" xmlns:w="http://schemas.openxmlformats.org/wordprocessingml/2006/main" xmlns:w14="http://schemas.microsoft.com/office/word/2010/wordml" xmlns:w15="http://schemas.microsoft.com/office/word/2012/wordml" xmlns:wpg="http://schemas.microsoft.com/office/word/2010/wordprocessingGroup" xmlns:wpi="http://schemas.microsoft.com/office/word/2010/wordprocessingInk" xmlns:wne="http://schemas.microsoft.com/office/word/2006/wordml" xmlns:wps="http://schemas.microsoft.com/office/word/2010/wordprocessingShape" xmlns:wpsCustomData="http://www.wps.cn/officeDocument/2013/wpsCustomData" mc:Ignorable="w14 w15 wp14">
   <w:p>
     <w:pPr>
-      <w:pStyle w:val="Header"/>
+      <w:pStyle w:val="16"/>
       <w:pBdr>
-        <w:bottom w:val="nil"/>
+        <w:bottom w:val="none" w:color="auto" w:sz="0" w:space="0"/>
       </w:pBdr>
       <w:jc w:val="right"/>
     </w:pPr>
@@ -3668,15 +3776,15 @@
 </file>
 
 <file path=word/numbering.xml><?xml version="1.0" encoding="utf-8"?>
-<w:numbering xmlns:wpc="http://schemas.microsoft.com/office/word/2010/wordprocessingCanvas" xmlns:mc="http://schemas.openxmlformats.org/markup-compatibility/2006" xmlns:o="urn:schemas-microsoft-com:office:office" xmlns:r="http://schemas.openxmlformats.org/officeDocument/2006/relationships" xmlns:m="http://schemas.openxmlformats.org/officeDocument/2006/math" xmlns:v="urn:schemas-microsoft-com:vml" xmlns:wp14="http://schemas.microsoft.com/office/word/2010/wordprocessingDrawing" xmlns:wp="http://schemas.openxmlformats.org/drawingml/2006/wordprocessingDrawing" xmlns:w10="urn:schemas-microsoft-com:office:word" xmlns:w="http://schemas.openxmlformats.org/wordprocessingml/2006/main" xmlns:w14="http://schemas.microsoft.com/office/word/2010/wordml" xmlns:w15="http://schemas.microsoft.com/office/word/2012/wordml" xmlns:wne="http://schemas.microsoft.com/office/word/2006/wordml" xmlns:wpg="http://schemas.microsoft.com/office/word/2010/wordprocessingGroup" xmlns:wpi="http://schemas.microsoft.com/office/word/2010/wordprocessingInk" xmlns:wps="http://schemas.microsoft.com/office/word/2010/wordprocessingShape" mc:Ignorable="w14 w15 wp14">
+<w:numbering xmlns:wpc="http://schemas.microsoft.com/office/word/2010/wordprocessingCanvas" xmlns:mc="http://schemas.openxmlformats.org/markup-compatibility/2006" xmlns:o="urn:schemas-microsoft-com:office:office" xmlns:r="http://schemas.openxmlformats.org/officeDocument/2006/relationships" xmlns:m="http://schemas.openxmlformats.org/officeDocument/2006/math" xmlns:v="urn:schemas-microsoft-com:vml" xmlns:wp14="http://schemas.microsoft.com/office/word/2010/wordprocessingDrawing" xmlns:wp="http://schemas.openxmlformats.org/drawingml/2006/wordprocessingDrawing" xmlns:w10="urn:schemas-microsoft-com:office:word" xmlns:w="http://schemas.openxmlformats.org/wordprocessingml/2006/main" xmlns:w14="http://schemas.microsoft.com/office/word/2010/wordml" xmlns:wpg="http://schemas.microsoft.com/office/word/2010/wordprocessingGroup" xmlns:wpi="http://schemas.microsoft.com/office/word/2010/wordprocessingInk" xmlns:wne="http://schemas.microsoft.com/office/word/2006/wordml" xmlns:wps="http://schemas.microsoft.com/office/word/2010/wordprocessingShape" xmlns:wpsCustomData="http://www.wps.cn/officeDocument/2013/wpsCustomData" mc:Ignorable="w14 wp14">
   <w:abstractNum w:abstractNumId="0">
     <w:nsid w:val="8E964DCE"/>
     <w:multiLevelType w:val="multilevel"/>
     <w:tmpl w:val="8E964DCE"/>
-    <w:lvl w:ilvl="0">
+    <w:lvl w:ilvl="0" w:tentative="0">
       <w:start w:val="1"/>
       <w:numFmt w:val="decimal"/>
-      <w:pStyle w:val="Heading1"/>
+      <w:pStyle w:val="2"/>
       <w:lvlText w:val="%1."/>
       <w:lvlJc w:val="left"/>
       <w:pPr>
@@ -3686,10 +3794,10 @@
         <w:rFonts w:hint="default"/>
       </w:rPr>
     </w:lvl>
-    <w:lvl w:ilvl="1">
+    <w:lvl w:ilvl="1" w:tentative="0">
       <w:start w:val="1"/>
       <w:numFmt w:val="decimal"/>
-      <w:pStyle w:val="Heading2"/>
+      <w:pStyle w:val="3"/>
       <w:lvlText w:val="%1.%2."/>
       <w:lvlJc w:val="left"/>
       <w:pPr>
@@ -3699,10 +3807,10 @@
         <w:rFonts w:hint="default"/>
       </w:rPr>
     </w:lvl>
-    <w:lvl w:ilvl="2">
+    <w:lvl w:ilvl="2" w:tentative="0">
       <w:start w:val="1"/>
       <w:numFmt w:val="decimal"/>
-      <w:pStyle w:val="Heading3"/>
+      <w:pStyle w:val="4"/>
       <w:lvlText w:val="%1.%2.%3."/>
       <w:lvlJc w:val="left"/>
       <w:pPr>
@@ -3712,10 +3820,10 @@
         <w:rFonts w:hint="default"/>
       </w:rPr>
     </w:lvl>
-    <w:lvl w:ilvl="3">
+    <w:lvl w:ilvl="3" w:tentative="0">
       <w:start w:val="1"/>
       <w:numFmt w:val="decimal"/>
-      <w:pStyle w:val="Heading4"/>
+      <w:pStyle w:val="5"/>
       <w:lvlText w:val="%1.%2.%3.%4."/>
       <w:lvlJc w:val="left"/>
       <w:pPr>
@@ -3725,10 +3833,10 @@
         <w:rFonts w:hint="default"/>
       </w:rPr>
     </w:lvl>
-    <w:lvl w:ilvl="4">
+    <w:lvl w:ilvl="4" w:tentative="0">
       <w:start w:val="1"/>
       <w:numFmt w:val="decimal"/>
-      <w:pStyle w:val="Heading5"/>
+      <w:pStyle w:val="6"/>
       <w:lvlText w:val="%1.%2.%3.%4.%5."/>
       <w:lvlJc w:val="left"/>
       <w:pPr>
@@ -3738,10 +3846,10 @@
         <w:rFonts w:hint="default"/>
       </w:rPr>
     </w:lvl>
-    <w:lvl w:ilvl="5">
+    <w:lvl w:ilvl="5" w:tentative="0">
       <w:start w:val="1"/>
       <w:numFmt w:val="decimal"/>
-      <w:pStyle w:val="Heading6"/>
+      <w:pStyle w:val="7"/>
       <w:lvlText w:val="%1.%2.%3.%4.%5.%6."/>
       <w:lvlJc w:val="left"/>
       <w:pPr>
@@ -3751,10 +3859,10 @@
         <w:rFonts w:hint="default"/>
       </w:rPr>
     </w:lvl>
-    <w:lvl w:ilvl="6">
+    <w:lvl w:ilvl="6" w:tentative="0">
       <w:start w:val="1"/>
       <w:numFmt w:val="decimal"/>
-      <w:pStyle w:val="Heading7"/>
+      <w:pStyle w:val="8"/>
       <w:lvlText w:val="%1.%2.%3.%4.%5.%6.%7."/>
       <w:lvlJc w:val="left"/>
       <w:pPr>
@@ -3764,10 +3872,10 @@
         <w:rFonts w:hint="default"/>
       </w:rPr>
     </w:lvl>
-    <w:lvl w:ilvl="7">
+    <w:lvl w:ilvl="7" w:tentative="0">
       <w:start w:val="1"/>
       <w:numFmt w:val="decimal"/>
-      <w:pStyle w:val="Heading8"/>
+      <w:pStyle w:val="9"/>
       <w:lvlText w:val="%1.%2.%3.%4.%5.%6.%7.%8."/>
       <w:lvlJc w:val="left"/>
       <w:pPr>
@@ -3777,10 +3885,10 @@
         <w:rFonts w:hint="default"/>
       </w:rPr>
     </w:lvl>
-    <w:lvl w:ilvl="8">
+    <w:lvl w:ilvl="8" w:tentative="0">
       <w:start w:val="1"/>
       <w:numFmt w:val="decimal"/>
-      <w:pStyle w:val="Heading9"/>
+      <w:pStyle w:val="10"/>
       <w:lvlText w:val="%1.%2.%3.%4.%5.%6.%7.%8.%9."/>
       <w:lvlJc w:val="left"/>
       <w:pPr>
@@ -3795,7 +3903,7 @@
     <w:nsid w:val="BCCF37B8"/>
     <w:multiLevelType w:val="singleLevel"/>
     <w:tmpl w:val="BCCF37B8"/>
-    <w:lvl w:ilvl="0">
+    <w:lvl w:ilvl="0" w:tentative="0">
       <w:start w:val="1"/>
       <w:numFmt w:val="decimal"/>
       <w:lvlText w:val="%1."/>
@@ -3812,7 +3920,7 @@
     <w:nsid w:val="63B18D39"/>
     <w:multiLevelType w:val="singleLevel"/>
     <w:tmpl w:val="63B18D39"/>
-    <w:lvl w:ilvl="0">
+    <w:lvl w:ilvl="0" w:tentative="0">
       <w:start w:val="1"/>
       <w:numFmt w:val="decimal"/>
       <w:lvlText w:val="%1."/>
@@ -3838,268 +3946,270 @@
 </file>
 
 <file path=word/styles.xml><?xml version="1.0" encoding="utf-8"?>
-<w:styles xmlns:mc="http://schemas.openxmlformats.org/markup-compatibility/2006" xmlns:r="http://schemas.openxmlformats.org/officeDocument/2006/relationships" xmlns:w="http://schemas.openxmlformats.org/wordprocessingml/2006/main" xmlns:w14="http://schemas.microsoft.com/office/word/2010/wordml" xmlns:w15="http://schemas.microsoft.com/office/word/2012/wordml" mc:Ignorable="w14 w15">
+<w:styles xmlns:mc="http://schemas.openxmlformats.org/markup-compatibility/2006" xmlns:o="urn:schemas-microsoft-com:office:office" xmlns:r="http://schemas.openxmlformats.org/officeDocument/2006/relationships" xmlns:m="http://schemas.openxmlformats.org/officeDocument/2006/math" xmlns:v="urn:schemas-microsoft-com:vml" xmlns:w="http://schemas.openxmlformats.org/wordprocessingml/2006/main" xmlns:w14="http://schemas.microsoft.com/office/word/2010/wordml" xmlns:w10="urn:schemas-microsoft-com:office:word" xmlns:sl="http://schemas.openxmlformats.org/schemaLibrary/2006/main" xmlns:wpsCustomData="http://www.wps.cn/officeDocument/2013/wpsCustomData" mc:Ignorable="w14">
   <w:docDefaults>
     <w:rPrDefault>
       <w:rPr>
-        <w:rFonts w:ascii="Times New Roman" w:eastAsia="宋体" w:hAnsi="Times New Roman" w:cs="Times New Roman"/>
+        <w:rFonts w:ascii="Times New Roman" w:hAnsi="Times New Roman" w:eastAsia="宋体" w:cs="Times New Roman"/>
       </w:rPr>
     </w:rPrDefault>
     <w:pPrDefault/>
   </w:docDefaults>
-  <w:latentStyles w:defLockedState="0" w:defUIPriority="99" w:defSemiHidden="1" w:defUnhideWhenUsed="1" w:defQFormat="0" w:count="260">
-    <w:lsdException w:name="Normal" w:semiHidden="0" w:uiPriority="0" w:unhideWhenUsed="0" w:qFormat="1"/>
-    <w:lsdException w:name="heading 1" w:semiHidden="0" w:uiPriority="0" w:unhideWhenUsed="0" w:qFormat="1"/>
-    <w:lsdException w:name="heading 2" w:semiHidden="0" w:uiPriority="0" w:qFormat="1"/>
-    <w:lsdException w:name="heading 3" w:uiPriority="0" w:qFormat="1"/>
-    <w:lsdException w:name="heading 4" w:semiHidden="0" w:uiPriority="0" w:qFormat="1"/>
-    <w:lsdException w:name="heading 5" w:uiPriority="0" w:qFormat="1"/>
-    <w:lsdException w:name="heading 6" w:uiPriority="0" w:qFormat="1"/>
-    <w:lsdException w:name="heading 7" w:uiPriority="0" w:qFormat="1"/>
-    <w:lsdException w:name="heading 8" w:uiPriority="0" w:qFormat="1"/>
-    <w:lsdException w:name="heading 9" w:uiPriority="0" w:qFormat="1"/>
-    <w:lsdException w:name="index 1" w:semiHidden="0" w:uiPriority="0" w:unhideWhenUsed="0"/>
-    <w:lsdException w:name="index 2" w:semiHidden="0" w:uiPriority="0" w:unhideWhenUsed="0"/>
-    <w:lsdException w:name="index 3" w:semiHidden="0" w:uiPriority="0" w:unhideWhenUsed="0"/>
-    <w:lsdException w:name="index 4" w:semiHidden="0" w:uiPriority="0" w:unhideWhenUsed="0"/>
-    <w:lsdException w:name="index 5" w:semiHidden="0" w:uiPriority="0" w:unhideWhenUsed="0"/>
-    <w:lsdException w:name="index 6" w:semiHidden="0" w:uiPriority="0" w:unhideWhenUsed="0"/>
-    <w:lsdException w:name="index 7" w:semiHidden="0" w:uiPriority="0" w:unhideWhenUsed="0"/>
-    <w:lsdException w:name="index 8" w:semiHidden="0" w:uiPriority="0" w:unhideWhenUsed="0"/>
-    <w:lsdException w:name="index 9" w:semiHidden="0" w:uiPriority="0" w:unhideWhenUsed="0"/>
-    <w:lsdException w:name="toc 1" w:semiHidden="0" w:uiPriority="0" w:unhideWhenUsed="0" w:qFormat="1"/>
-    <w:lsdException w:name="toc 2" w:semiHidden="0" w:uiPriority="0" w:unhideWhenUsed="0" w:qFormat="1"/>
-    <w:lsdException w:name="toc 3" w:semiHidden="0" w:uiPriority="0" w:unhideWhenUsed="0" w:qFormat="1"/>
-    <w:lsdException w:name="toc 4" w:semiHidden="0" w:uiPriority="0" w:unhideWhenUsed="0"/>
-    <w:lsdException w:name="toc 5" w:semiHidden="0" w:uiPriority="0" w:unhideWhenUsed="0"/>
-    <w:lsdException w:name="toc 6" w:semiHidden="0" w:uiPriority="0" w:unhideWhenUsed="0"/>
-    <w:lsdException w:name="toc 7" w:semiHidden="0" w:uiPriority="0" w:unhideWhenUsed="0"/>
-    <w:lsdException w:name="toc 8" w:semiHidden="0" w:uiPriority="0" w:unhideWhenUsed="0"/>
-    <w:lsdException w:name="toc 9" w:semiHidden="0" w:uiPriority="0" w:unhideWhenUsed="0"/>
-    <w:lsdException w:name="Normal Indent" w:semiHidden="0" w:uiPriority="0" w:unhideWhenUsed="0" w:qFormat="1"/>
-    <w:lsdException w:name="footnote text" w:semiHidden="0" w:uiPriority="0" w:unhideWhenUsed="0"/>
-    <w:lsdException w:name="annotation text" w:semiHidden="0" w:uiPriority="0" w:unhideWhenUsed="0" w:qFormat="1"/>
-    <w:lsdException w:name="header" w:semiHidden="0" w:uiPriority="0" w:unhideWhenUsed="0" w:qFormat="1"/>
-    <w:lsdException w:name="footer" w:semiHidden="0" w:uiPriority="0" w:unhideWhenUsed="0" w:qFormat="1"/>
-    <w:lsdException w:name="index heading" w:semiHidden="0" w:uiPriority="0" w:unhideWhenUsed="0"/>
-    <w:lsdException w:name="caption" w:uiPriority="0" w:qFormat="1"/>
-    <w:lsdException w:name="table of figures" w:semiHidden="0" w:uiPriority="0" w:unhideWhenUsed="0"/>
-    <w:lsdException w:name="envelope address" w:semiHidden="0" w:uiPriority="0" w:unhideWhenUsed="0"/>
-    <w:lsdException w:name="envelope return" w:semiHidden="0" w:uiPriority="0" w:unhideWhenUsed="0"/>
-    <w:lsdException w:name="footnote reference" w:semiHidden="0" w:uiPriority="0" w:unhideWhenUsed="0"/>
-    <w:lsdException w:name="annotation reference" w:semiHidden="0" w:uiPriority="0" w:unhideWhenUsed="0"/>
-    <w:lsdException w:name="line number" w:semiHidden="0" w:uiPriority="0" w:unhideWhenUsed="0"/>
-    <w:lsdException w:name="page number" w:semiHidden="0" w:uiPriority="0" w:unhideWhenUsed="0"/>
-    <w:lsdException w:name="endnote reference" w:semiHidden="0" w:uiPriority="0" w:unhideWhenUsed="0"/>
-    <w:lsdException w:name="endnote text" w:semiHidden="0" w:uiPriority="0" w:unhideWhenUsed="0"/>
-    <w:lsdException w:name="table of authorities" w:semiHidden="0" w:uiPriority="0" w:unhideWhenUsed="0"/>
-    <w:lsdException w:name="macro" w:semiHidden="0" w:uiPriority="0" w:unhideWhenUsed="0"/>
-    <w:lsdException w:name="toa heading" w:semiHidden="0" w:uiPriority="0" w:unhideWhenUsed="0"/>
-    <w:lsdException w:name="List" w:semiHidden="0" w:uiPriority="0" w:unhideWhenUsed="0"/>
-    <w:lsdException w:name="List Bullet" w:semiHidden="0" w:uiPriority="0" w:unhideWhenUsed="0"/>
-    <w:lsdException w:name="List Number" w:semiHidden="0" w:uiPriority="0" w:unhideWhenUsed="0"/>
-    <w:lsdException w:name="List 2" w:semiHidden="0" w:uiPriority="0" w:unhideWhenUsed="0"/>
-    <w:lsdException w:name="List 3" w:semiHidden="0" w:uiPriority="0" w:unhideWhenUsed="0"/>
-    <w:lsdException w:name="List 4" w:semiHidden="0" w:uiPriority="0" w:unhideWhenUsed="0"/>
-    <w:lsdException w:name="List 5" w:semiHidden="0" w:uiPriority="0" w:unhideWhenUsed="0"/>
-    <w:lsdException w:name="List Bullet 2" w:semiHidden="0" w:uiPriority="0" w:unhideWhenUsed="0"/>
-    <w:lsdException w:name="List Bullet 3" w:semiHidden="0" w:uiPriority="0" w:unhideWhenUsed="0"/>
-    <w:lsdException w:name="List Bullet 4" w:semiHidden="0" w:uiPriority="0" w:unhideWhenUsed="0"/>
-    <w:lsdException w:name="List Bullet 5" w:semiHidden="0" w:uiPriority="0" w:unhideWhenUsed="0"/>
-    <w:lsdException w:name="List Number 2" w:semiHidden="0" w:uiPriority="0" w:unhideWhenUsed="0"/>
-    <w:lsdException w:name="List Number 3" w:semiHidden="0" w:uiPriority="0" w:unhideWhenUsed="0"/>
-    <w:lsdException w:name="List Number 4" w:semiHidden="0" w:uiPriority="0" w:unhideWhenUsed="0"/>
-    <w:lsdException w:name="List Number 5" w:semiHidden="0" w:uiPriority="0" w:unhideWhenUsed="0"/>
-    <w:lsdException w:name="Title" w:semiHidden="0" w:uiPriority="0" w:unhideWhenUsed="0" w:qFormat="1"/>
-    <w:lsdException w:name="Closing" w:semiHidden="0" w:uiPriority="0" w:unhideWhenUsed="0"/>
-    <w:lsdException w:name="Signature" w:semiHidden="0" w:uiPriority="0" w:unhideWhenUsed="0"/>
-    <w:lsdException w:name="Default Paragraph Font" w:uiPriority="0" w:unhideWhenUsed="0" w:qFormat="1"/>
-    <w:lsdException w:name="Body Text" w:uiPriority="0" w:unhideWhenUsed="0" w:qFormat="1"/>
-    <w:lsdException w:name="Body Text Indent" w:semiHidden="0" w:uiPriority="0" w:unhideWhenUsed="0"/>
-    <w:lsdException w:name="List Continue" w:semiHidden="0" w:uiPriority="0" w:unhideWhenUsed="0"/>
-    <w:lsdException w:name="List Continue 2" w:semiHidden="0" w:uiPriority="0" w:unhideWhenUsed="0"/>
-    <w:lsdException w:name="List Continue 3" w:semiHidden="0" w:uiPriority="0" w:unhideWhenUsed="0"/>
-    <w:lsdException w:name="List Continue 4" w:semiHidden="0" w:uiPriority="0" w:unhideWhenUsed="0"/>
-    <w:lsdException w:name="List Continue 5" w:semiHidden="0" w:uiPriority="0" w:unhideWhenUsed="0"/>
-    <w:lsdException w:name="Message Header" w:semiHidden="0" w:uiPriority="0" w:unhideWhenUsed="0"/>
-    <w:lsdException w:name="Subtitle" w:semiHidden="0" w:uiPriority="0" w:unhideWhenUsed="0" w:qFormat="1"/>
-    <w:lsdException w:name="Salutation" w:semiHidden="0" w:uiPriority="0" w:unhideWhenUsed="0"/>
-    <w:lsdException w:name="Date" w:semiHidden="0" w:uiPriority="0" w:unhideWhenUsed="0"/>
-    <w:lsdException w:name="Body Text First Indent" w:semiHidden="0" w:uiPriority="0" w:unhideWhenUsed="0"/>
-    <w:lsdException w:name="Body Text First Indent 2" w:semiHidden="0" w:uiPriority="0" w:unhideWhenUsed="0"/>
-    <w:lsdException w:name="Body Text 2" w:semiHidden="0" w:uiPriority="0" w:unhideWhenUsed="0"/>
-    <w:lsdException w:name="Body Text 3" w:semiHidden="0" w:uiPriority="0" w:unhideWhenUsed="0"/>
-    <w:lsdException w:name="Body Text Indent 2" w:semiHidden="0" w:uiPriority="0" w:unhideWhenUsed="0"/>
-    <w:lsdException w:name="Body Text Indent 3" w:semiHidden="0" w:uiPriority="0" w:unhideWhenUsed="0"/>
-    <w:lsdException w:name="Block Text" w:semiHidden="0" w:uiPriority="0" w:unhideWhenUsed="0"/>
-    <w:lsdException w:name="Hyperlink" w:semiHidden="0" w:uiPriority="0" w:unhideWhenUsed="0"/>
-    <w:lsdException w:name="FollowedHyperlink" w:semiHidden="0" w:uiPriority="0" w:unhideWhenUsed="0"/>
-    <w:lsdException w:name="Strong" w:semiHidden="0" w:uiPriority="0" w:unhideWhenUsed="0" w:qFormat="1"/>
-    <w:lsdException w:name="Emphasis" w:semiHidden="0" w:uiPriority="0" w:unhideWhenUsed="0" w:qFormat="1"/>
-    <w:lsdException w:name="Document Map" w:semiHidden="0" w:uiPriority="0" w:unhideWhenUsed="0"/>
-    <w:lsdException w:name="Plain Text" w:semiHidden="0" w:uiPriority="0" w:unhideWhenUsed="0"/>
-    <w:lsdException w:name="E-mail Signature" w:semiHidden="0" w:uiPriority="0" w:unhideWhenUsed="0"/>
-    <w:lsdException w:name="Normal (Web)" w:semiHidden="0" w:uiPriority="0" w:unhideWhenUsed="0" w:qFormat="1"/>
-    <w:lsdException w:name="HTML Acronym" w:semiHidden="0" w:uiPriority="0" w:unhideWhenUsed="0"/>
-    <w:lsdException w:name="HTML Address" w:semiHidden="0" w:uiPriority="0" w:unhideWhenUsed="0"/>
-    <w:lsdException w:name="HTML Cite" w:semiHidden="0" w:uiPriority="0" w:unhideWhenUsed="0"/>
-    <w:lsdException w:name="HTML Code" w:semiHidden="0" w:uiPriority="0" w:unhideWhenUsed="0"/>
-    <w:lsdException w:name="HTML Definition" w:semiHidden="0" w:uiPriority="0" w:unhideWhenUsed="0"/>
-    <w:lsdException w:name="HTML Keyboard" w:semiHidden="0" w:uiPriority="0" w:unhideWhenUsed="0"/>
-    <w:lsdException w:name="HTML Preformatted" w:semiHidden="0" w:uiPriority="0" w:unhideWhenUsed="0"/>
-    <w:lsdException w:name="HTML Sample" w:semiHidden="0" w:uiPriority="0" w:unhideWhenUsed="0"/>
-    <w:lsdException w:name="HTML Typewriter" w:semiHidden="0" w:uiPriority="0" w:unhideWhenUsed="0"/>
-    <w:lsdException w:name="HTML Variable" w:semiHidden="0" w:uiPriority="0" w:unhideWhenUsed="0"/>
-    <w:lsdException w:name="Normal Table" w:uiPriority="0" w:unhideWhenUsed="0" w:qFormat="1"/>
-    <w:lsdException w:name="annotation subject" w:semiHidden="0" w:uiPriority="0" w:unhideWhenUsed="0"/>
-    <w:lsdException w:name="Table Simple 1" w:semiHidden="0" w:uiPriority="0" w:unhideWhenUsed="0"/>
-    <w:lsdException w:name="Table Simple 2" w:semiHidden="0" w:uiPriority="0" w:unhideWhenUsed="0"/>
-    <w:lsdException w:name="Table Simple 3" w:semiHidden="0" w:uiPriority="0" w:unhideWhenUsed="0"/>
-    <w:lsdException w:name="Table Classic 1" w:semiHidden="0" w:uiPriority="0" w:unhideWhenUsed="0"/>
-    <w:lsdException w:name="Table Classic 2" w:semiHidden="0" w:uiPriority="0" w:unhideWhenUsed="0"/>
-    <w:lsdException w:name="Table Classic 3" w:semiHidden="0" w:uiPriority="0" w:unhideWhenUsed="0"/>
-    <w:lsdException w:name="Table Classic 4" w:semiHidden="0" w:uiPriority="0" w:unhideWhenUsed="0"/>
-    <w:lsdException w:name="Table Colorful 1" w:semiHidden="0" w:uiPriority="0" w:unhideWhenUsed="0"/>
-    <w:lsdException w:name="Table Colorful 2" w:semiHidden="0" w:uiPriority="0" w:unhideWhenUsed="0"/>
-    <w:lsdException w:name="Table Colorful 3" w:semiHidden="0" w:uiPriority="0" w:unhideWhenUsed="0"/>
-    <w:lsdException w:name="Table Columns 1" w:semiHidden="0" w:uiPriority="0" w:unhideWhenUsed="0"/>
-    <w:lsdException w:name="Table Columns 2" w:semiHidden="0" w:uiPriority="0" w:unhideWhenUsed="0"/>
-    <w:lsdException w:name="Table Columns 3" w:semiHidden="0" w:uiPriority="0" w:unhideWhenUsed="0"/>
-    <w:lsdException w:name="Table Columns 4" w:semiHidden="0" w:uiPriority="0" w:unhideWhenUsed="0"/>
-    <w:lsdException w:name="Table Columns 5" w:semiHidden="0" w:uiPriority="0" w:unhideWhenUsed="0"/>
-    <w:lsdException w:name="Table Grid 1" w:semiHidden="0" w:uiPriority="0" w:unhideWhenUsed="0"/>
-    <w:lsdException w:name="Table Grid 2" w:semiHidden="0" w:uiPriority="0" w:unhideWhenUsed="0"/>
-    <w:lsdException w:name="Table Grid 3" w:semiHidden="0" w:uiPriority="0" w:unhideWhenUsed="0"/>
-    <w:lsdException w:name="Table Grid 4" w:semiHidden="0" w:uiPriority="0" w:unhideWhenUsed="0"/>
-    <w:lsdException w:name="Table Grid 5" w:semiHidden="0" w:uiPriority="0" w:unhideWhenUsed="0"/>
-    <w:lsdException w:name="Table Grid 6" w:semiHidden="0" w:uiPriority="0" w:unhideWhenUsed="0"/>
-    <w:lsdException w:name="Table Grid 7" w:semiHidden="0" w:uiPriority="0" w:unhideWhenUsed="0"/>
-    <w:lsdException w:name="Table Grid 8" w:semiHidden="0" w:uiPriority="0" w:unhideWhenUsed="0"/>
-    <w:lsdException w:name="Table List 1" w:semiHidden="0" w:uiPriority="0" w:unhideWhenUsed="0"/>
-    <w:lsdException w:name="Table List 2" w:semiHidden="0" w:uiPriority="0" w:unhideWhenUsed="0"/>
-    <w:lsdException w:name="Table List 3" w:semiHidden="0" w:uiPriority="0" w:unhideWhenUsed="0"/>
-    <w:lsdException w:name="Table List 4" w:semiHidden="0" w:uiPriority="0" w:unhideWhenUsed="0"/>
-    <w:lsdException w:name="Table List 5" w:semiHidden="0" w:uiPriority="0" w:unhideWhenUsed="0"/>
-    <w:lsdException w:name="Table List 6" w:semiHidden="0" w:uiPriority="0" w:unhideWhenUsed="0"/>
-    <w:lsdException w:name="Table List 7" w:semiHidden="0" w:uiPriority="0" w:unhideWhenUsed="0"/>
-    <w:lsdException w:name="Table List 8" w:semiHidden="0" w:uiPriority="0" w:unhideWhenUsed="0"/>
-    <w:lsdException w:name="Table 3D effects 1" w:semiHidden="0" w:uiPriority="0" w:unhideWhenUsed="0"/>
-    <w:lsdException w:name="Table 3D effects 2" w:semiHidden="0" w:uiPriority="0" w:unhideWhenUsed="0"/>
-    <w:lsdException w:name="Table 3D effects 3" w:semiHidden="0" w:uiPriority="0" w:unhideWhenUsed="0"/>
-    <w:lsdException w:name="Table Contemporary" w:semiHidden="0" w:uiPriority="0" w:unhideWhenUsed="0"/>
-    <w:lsdException w:name="Table Elegant" w:semiHidden="0" w:uiPriority="0" w:unhideWhenUsed="0"/>
-    <w:lsdException w:name="Table Professional" w:semiHidden="0" w:uiPriority="0" w:unhideWhenUsed="0"/>
-    <w:lsdException w:name="Table Subtle 1" w:semiHidden="0" w:uiPriority="0" w:unhideWhenUsed="0"/>
-    <w:lsdException w:name="Table Subtle 2" w:semiHidden="0" w:uiPriority="0" w:unhideWhenUsed="0"/>
-    <w:lsdException w:name="Table Web 1" w:semiHidden="0" w:uiPriority="0" w:unhideWhenUsed="0"/>
-    <w:lsdException w:name="Table Web 2" w:semiHidden="0" w:uiPriority="0" w:unhideWhenUsed="0"/>
-    <w:lsdException w:name="Table Web 3" w:semiHidden="0" w:uiPriority="0" w:unhideWhenUsed="0"/>
-    <w:lsdException w:name="Balloon Text" w:semiHidden="0" w:uiPriority="0" w:unhideWhenUsed="0"/>
-    <w:lsdException w:name="Table Grid" w:semiHidden="0" w:uiPriority="0" w:unhideWhenUsed="0" w:qFormat="1"/>
-    <w:lsdException w:name="Table Theme" w:semiHidden="0" w:uiPriority="0" w:unhideWhenUsed="0"/>
-    <w:lsdException w:name="No Spacing" w:semiHidden="0" w:unhideWhenUsed="0" w:qFormat="1"/>
-    <w:lsdException w:name="Light Shading" w:semiHidden="0" w:uiPriority="60" w:unhideWhenUsed="0"/>
-    <w:lsdException w:name="Light List" w:semiHidden="0" w:uiPriority="61" w:unhideWhenUsed="0"/>
-    <w:lsdException w:name="Light Grid" w:semiHidden="0" w:uiPriority="62" w:unhideWhenUsed="0"/>
-    <w:lsdException w:name="Medium Shading 1" w:semiHidden="0" w:uiPriority="63" w:unhideWhenUsed="0"/>
-    <w:lsdException w:name="Medium Shading 2" w:semiHidden="0" w:uiPriority="64" w:unhideWhenUsed="0"/>
-    <w:lsdException w:name="Medium List 1" w:semiHidden="0" w:uiPriority="65" w:unhideWhenUsed="0"/>
-    <w:lsdException w:name="Medium List 2" w:semiHidden="0" w:uiPriority="66" w:unhideWhenUsed="0"/>
-    <w:lsdException w:name="Medium Grid 1" w:semiHidden="0" w:uiPriority="67" w:unhideWhenUsed="0"/>
-    <w:lsdException w:name="Medium Grid 2" w:semiHidden="0" w:uiPriority="68" w:unhideWhenUsed="0"/>
-    <w:lsdException w:name="Medium Grid 3" w:semiHidden="0" w:uiPriority="69" w:unhideWhenUsed="0"/>
-    <w:lsdException w:name="Dark List" w:semiHidden="0" w:uiPriority="70" w:unhideWhenUsed="0"/>
-    <w:lsdException w:name="Colorful Shading" w:semiHidden="0" w:uiPriority="71" w:unhideWhenUsed="0"/>
-    <w:lsdException w:name="Colorful List" w:semiHidden="0" w:uiPriority="72" w:unhideWhenUsed="0"/>
-    <w:lsdException w:name="Colorful Grid" w:semiHidden="0" w:uiPriority="73" w:unhideWhenUsed="0"/>
-    <w:lsdException w:name="Light Shading Accent 1" w:semiHidden="0" w:uiPriority="60" w:unhideWhenUsed="0"/>
-    <w:lsdException w:name="Light List Accent 1" w:semiHidden="0" w:uiPriority="61" w:unhideWhenUsed="0"/>
-    <w:lsdException w:name="Light Grid Accent 1" w:semiHidden="0" w:uiPriority="62" w:unhideWhenUsed="0"/>
-    <w:lsdException w:name="Medium Shading 1 Accent 1" w:semiHidden="0" w:uiPriority="63" w:unhideWhenUsed="0"/>
-    <w:lsdException w:name="Medium Shading 2 Accent 1" w:semiHidden="0" w:uiPriority="64" w:unhideWhenUsed="0"/>
-    <w:lsdException w:name="Medium List 1 Accent 1" w:semiHidden="0" w:uiPriority="65" w:unhideWhenUsed="0"/>
-    <w:lsdException w:name="Medium List 2 Accent 1" w:semiHidden="0" w:uiPriority="66" w:unhideWhenUsed="0"/>
-    <w:lsdException w:name="Medium Grid 1 Accent 1" w:semiHidden="0" w:uiPriority="67" w:unhideWhenUsed="0"/>
-    <w:lsdException w:name="Medium Grid 2 Accent 1" w:semiHidden="0" w:uiPriority="68" w:unhideWhenUsed="0"/>
-    <w:lsdException w:name="Medium Grid 3 Accent 1" w:semiHidden="0" w:uiPriority="69" w:unhideWhenUsed="0"/>
-    <w:lsdException w:name="Dark List Accent 1" w:semiHidden="0" w:uiPriority="70" w:unhideWhenUsed="0"/>
-    <w:lsdException w:name="Colorful Shading Accent 1" w:semiHidden="0" w:uiPriority="71" w:unhideWhenUsed="0"/>
-    <w:lsdException w:name="Colorful List Accent 1" w:semiHidden="0" w:uiPriority="72" w:unhideWhenUsed="0"/>
-    <w:lsdException w:name="Colorful Grid Accent 1" w:semiHidden="0" w:uiPriority="73" w:unhideWhenUsed="0"/>
-    <w:lsdException w:name="Light Shading Accent 2" w:semiHidden="0" w:uiPriority="60" w:unhideWhenUsed="0"/>
-    <w:lsdException w:name="Light List Accent 2" w:semiHidden="0" w:uiPriority="61" w:unhideWhenUsed="0"/>
-    <w:lsdException w:name="Light Grid Accent 2" w:semiHidden="0" w:uiPriority="62" w:unhideWhenUsed="0"/>
-    <w:lsdException w:name="Medium Shading 1 Accent 2" w:semiHidden="0" w:uiPriority="63" w:unhideWhenUsed="0"/>
-    <w:lsdException w:name="Medium Shading 2 Accent 2" w:semiHidden="0" w:uiPriority="64" w:unhideWhenUsed="0"/>
-    <w:lsdException w:name="Medium List 1 Accent 2" w:semiHidden="0" w:uiPriority="65" w:unhideWhenUsed="0"/>
-    <w:lsdException w:name="Medium List 2 Accent 2" w:semiHidden="0" w:uiPriority="66" w:unhideWhenUsed="0"/>
-    <w:lsdException w:name="Medium Grid 1 Accent 2" w:semiHidden="0" w:uiPriority="67" w:unhideWhenUsed="0"/>
-    <w:lsdException w:name="Medium Grid 2 Accent 2" w:semiHidden="0" w:uiPriority="68" w:unhideWhenUsed="0"/>
-    <w:lsdException w:name="Medium Grid 3 Accent 2" w:semiHidden="0" w:uiPriority="69" w:unhideWhenUsed="0"/>
-    <w:lsdException w:name="Dark List Accent 2" w:semiHidden="0" w:uiPriority="70" w:unhideWhenUsed="0"/>
-    <w:lsdException w:name="Colorful Shading Accent 2" w:semiHidden="0" w:uiPriority="71" w:unhideWhenUsed="0"/>
-    <w:lsdException w:name="Colorful List Accent 2" w:semiHidden="0" w:uiPriority="72" w:unhideWhenUsed="0"/>
-    <w:lsdException w:name="Colorful Grid Accent 2" w:semiHidden="0" w:uiPriority="73" w:unhideWhenUsed="0"/>
-    <w:lsdException w:name="Light Shading Accent 3" w:semiHidden="0" w:uiPriority="60" w:unhideWhenUsed="0"/>
-    <w:lsdException w:name="Light List Accent 3" w:semiHidden="0" w:uiPriority="61" w:unhideWhenUsed="0"/>
-    <w:lsdException w:name="Light Grid Accent 3" w:semiHidden="0" w:uiPriority="62" w:unhideWhenUsed="0"/>
-    <w:lsdException w:name="Medium Shading 1 Accent 3" w:semiHidden="0" w:uiPriority="63" w:unhideWhenUsed="0"/>
-    <w:lsdException w:name="Medium Shading 2 Accent 3" w:semiHidden="0" w:uiPriority="64" w:unhideWhenUsed="0"/>
-    <w:lsdException w:name="Medium List 1 Accent 3" w:semiHidden="0" w:uiPriority="65" w:unhideWhenUsed="0"/>
-    <w:lsdException w:name="Medium List 2 Accent 3" w:semiHidden="0" w:uiPriority="66" w:unhideWhenUsed="0"/>
-    <w:lsdException w:name="Medium Grid 1 Accent 3" w:semiHidden="0" w:uiPriority="67" w:unhideWhenUsed="0"/>
-    <w:lsdException w:name="Medium Grid 2 Accent 3" w:semiHidden="0" w:uiPriority="68" w:unhideWhenUsed="0"/>
-    <w:lsdException w:name="Medium Grid 3 Accent 3" w:semiHidden="0" w:uiPriority="69" w:unhideWhenUsed="0"/>
-    <w:lsdException w:name="Dark List Accent 3" w:semiHidden="0" w:uiPriority="70" w:unhideWhenUsed="0"/>
-    <w:lsdException w:name="Colorful Shading Accent 3" w:semiHidden="0" w:uiPriority="71" w:unhideWhenUsed="0"/>
-    <w:lsdException w:name="Colorful List Accent 3" w:semiHidden="0" w:uiPriority="72" w:unhideWhenUsed="0"/>
-    <w:lsdException w:name="Colorful Grid Accent 3" w:semiHidden="0" w:uiPriority="73" w:unhideWhenUsed="0"/>
-    <w:lsdException w:name="Light Shading Accent 4" w:semiHidden="0" w:uiPriority="60" w:unhideWhenUsed="0"/>
-    <w:lsdException w:name="Light List Accent 4" w:semiHidden="0" w:uiPriority="61" w:unhideWhenUsed="0"/>
-    <w:lsdException w:name="Light Grid Accent 4" w:semiHidden="0" w:uiPriority="62" w:unhideWhenUsed="0"/>
-    <w:lsdException w:name="Medium Shading 1 Accent 4" w:semiHidden="0" w:uiPriority="63" w:unhideWhenUsed="0"/>
-    <w:lsdException w:name="Medium Shading 2 Accent 4" w:semiHidden="0" w:uiPriority="64" w:unhideWhenUsed="0"/>
-    <w:lsdException w:name="Medium List 1 Accent 4" w:semiHidden="0" w:uiPriority="65" w:unhideWhenUsed="0"/>
-    <w:lsdException w:name="Medium List 2 Accent 4" w:semiHidden="0" w:uiPriority="66" w:unhideWhenUsed="0"/>
-    <w:lsdException w:name="Medium Grid 1 Accent 4" w:semiHidden="0" w:uiPriority="67" w:unhideWhenUsed="0"/>
-    <w:lsdException w:name="Medium Grid 2 Accent 4" w:semiHidden="0" w:uiPriority="68" w:unhideWhenUsed="0"/>
-    <w:lsdException w:name="Medium Grid 3 Accent 4" w:semiHidden="0" w:uiPriority="69" w:unhideWhenUsed="0"/>
-    <w:lsdException w:name="Dark List Accent 4" w:semiHidden="0" w:uiPriority="70" w:unhideWhenUsed="0"/>
-    <w:lsdException w:name="Colorful Shading Accent 4" w:semiHidden="0" w:uiPriority="71" w:unhideWhenUsed="0"/>
-    <w:lsdException w:name="Colorful List Accent 4" w:semiHidden="0" w:uiPriority="72" w:unhideWhenUsed="0"/>
-    <w:lsdException w:name="Colorful Grid Accent 4" w:semiHidden="0" w:uiPriority="73" w:unhideWhenUsed="0"/>
-    <w:lsdException w:name="Light Shading Accent 5" w:semiHidden="0" w:uiPriority="60" w:unhideWhenUsed="0"/>
-    <w:lsdException w:name="Light List Accent 5" w:semiHidden="0" w:uiPriority="61" w:unhideWhenUsed="0"/>
-    <w:lsdException w:name="Light Grid Accent 5" w:semiHidden="0" w:uiPriority="62" w:unhideWhenUsed="0"/>
-    <w:lsdException w:name="Medium Shading 1 Accent 5" w:semiHidden="0" w:uiPriority="63" w:unhideWhenUsed="0"/>
-    <w:lsdException w:name="Medium Shading 2 Accent 5" w:semiHidden="0" w:uiPriority="64" w:unhideWhenUsed="0"/>
-    <w:lsdException w:name="Medium List 1 Accent 5" w:semiHidden="0" w:uiPriority="65" w:unhideWhenUsed="0"/>
-    <w:lsdException w:name="Medium List 2 Accent 5" w:semiHidden="0" w:uiPriority="66" w:unhideWhenUsed="0"/>
-    <w:lsdException w:name="Medium Grid 1 Accent 5" w:semiHidden="0" w:uiPriority="67" w:unhideWhenUsed="0"/>
-    <w:lsdException w:name="Medium Grid 2 Accent 5" w:semiHidden="0" w:uiPriority="68" w:unhideWhenUsed="0"/>
-    <w:lsdException w:name="Medium Grid 3 Accent 5" w:semiHidden="0" w:uiPriority="69" w:unhideWhenUsed="0"/>
-    <w:lsdException w:name="Dark List Accent 5" w:semiHidden="0" w:uiPriority="70" w:unhideWhenUsed="0"/>
-    <w:lsdException w:name="Colorful Shading Accent 5" w:semiHidden="0" w:uiPriority="71" w:unhideWhenUsed="0"/>
-    <w:lsdException w:name="Colorful List Accent 5" w:semiHidden="0" w:uiPriority="72" w:unhideWhenUsed="0"/>
-    <w:lsdException w:name="Colorful Grid Accent 5" w:semiHidden="0" w:uiPriority="73" w:unhideWhenUsed="0"/>
-    <w:lsdException w:name="Light Shading Accent 6" w:semiHidden="0" w:uiPriority="60" w:unhideWhenUsed="0"/>
-    <w:lsdException w:name="Light List Accent 6" w:semiHidden="0" w:uiPriority="61" w:unhideWhenUsed="0"/>
-    <w:lsdException w:name="Light Grid Accent 6" w:semiHidden="0" w:uiPriority="62" w:unhideWhenUsed="0"/>
-    <w:lsdException w:name="Medium Shading 1 Accent 6" w:semiHidden="0" w:uiPriority="63" w:unhideWhenUsed="0"/>
-    <w:lsdException w:name="Medium Shading 2 Accent 6" w:semiHidden="0" w:uiPriority="64" w:unhideWhenUsed="0"/>
-    <w:lsdException w:name="Medium List 1 Accent 6" w:semiHidden="0" w:uiPriority="65" w:unhideWhenUsed="0"/>
-    <w:lsdException w:name="Medium List 2 Accent 6" w:semiHidden="0" w:uiPriority="66" w:unhideWhenUsed="0"/>
-    <w:lsdException w:name="Medium Grid 1 Accent 6" w:semiHidden="0" w:uiPriority="67" w:unhideWhenUsed="0"/>
-    <w:lsdException w:name="Medium Grid 2 Accent 6" w:semiHidden="0" w:uiPriority="68" w:unhideWhenUsed="0"/>
-    <w:lsdException w:name="Medium Grid 3 Accent 6" w:semiHidden="0" w:uiPriority="69" w:unhideWhenUsed="0"/>
-    <w:lsdException w:name="Dark List Accent 6" w:semiHidden="0" w:uiPriority="70" w:unhideWhenUsed="0"/>
-    <w:lsdException w:name="Colorful Shading Accent 6" w:semiHidden="0" w:uiPriority="71" w:unhideWhenUsed="0"/>
-    <w:lsdException w:name="Colorful List Accent 6" w:semiHidden="0" w:uiPriority="72" w:unhideWhenUsed="0"/>
-    <w:lsdException w:name="Colorful Grid Accent 6" w:semiHidden="0" w:uiPriority="73" w:unhideWhenUsed="0"/>
+  <w:latentStyles w:count="260" w:defQFormat="0" w:defUnhideWhenUsed="1" w:defSemiHidden="1" w:defUIPriority="99" w:defLockedState="0">
+    <w:lsdException w:qFormat="1" w:unhideWhenUsed="0" w:uiPriority="0" w:semiHidden="0" w:name="Normal"/>
+    <w:lsdException w:qFormat="1" w:unhideWhenUsed="0" w:uiPriority="0" w:semiHidden="0" w:name="heading 1"/>
+    <w:lsdException w:qFormat="1" w:uiPriority="0" w:semiHidden="0" w:name="heading 2"/>
+    <w:lsdException w:qFormat="1" w:uiPriority="0" w:name="heading 3"/>
+    <w:lsdException w:qFormat="1" w:uiPriority="0" w:semiHidden="0" w:name="heading 4"/>
+    <w:lsdException w:qFormat="1" w:uiPriority="0" w:name="heading 5"/>
+    <w:lsdException w:qFormat="1" w:uiPriority="0" w:name="heading 6"/>
+    <w:lsdException w:qFormat="1" w:uiPriority="0" w:name="heading 7"/>
+    <w:lsdException w:qFormat="1" w:uiPriority="0" w:name="heading 8"/>
+    <w:lsdException w:qFormat="1" w:uiPriority="0" w:name="heading 9"/>
+    <w:lsdException w:unhideWhenUsed="0" w:uiPriority="0" w:semiHidden="0" w:name="index 1"/>
+    <w:lsdException w:unhideWhenUsed="0" w:uiPriority="0" w:semiHidden="0" w:name="index 2"/>
+    <w:lsdException w:unhideWhenUsed="0" w:uiPriority="0" w:semiHidden="0" w:name="index 3"/>
+    <w:lsdException w:unhideWhenUsed="0" w:uiPriority="0" w:semiHidden="0" w:name="index 4"/>
+    <w:lsdException w:unhideWhenUsed="0" w:uiPriority="0" w:semiHidden="0" w:name="index 5"/>
+    <w:lsdException w:unhideWhenUsed="0" w:uiPriority="0" w:semiHidden="0" w:name="index 6"/>
+    <w:lsdException w:unhideWhenUsed="0" w:uiPriority="0" w:semiHidden="0" w:name="index 7"/>
+    <w:lsdException w:unhideWhenUsed="0" w:uiPriority="0" w:semiHidden="0" w:name="index 8"/>
+    <w:lsdException w:unhideWhenUsed="0" w:uiPriority="0" w:semiHidden="0" w:name="index 9"/>
+    <w:lsdException w:qFormat="1" w:unhideWhenUsed="0" w:uiPriority="0" w:semiHidden="0" w:name="toc 1"/>
+    <w:lsdException w:qFormat="1" w:unhideWhenUsed="0" w:uiPriority="0" w:semiHidden="0" w:name="toc 2"/>
+    <w:lsdException w:qFormat="1" w:unhideWhenUsed="0" w:uiPriority="0" w:semiHidden="0" w:name="toc 3"/>
+    <w:lsdException w:unhideWhenUsed="0" w:uiPriority="0" w:semiHidden="0" w:name="toc 4"/>
+    <w:lsdException w:unhideWhenUsed="0" w:uiPriority="0" w:semiHidden="0" w:name="toc 5"/>
+    <w:lsdException w:unhideWhenUsed="0" w:uiPriority="0" w:semiHidden="0" w:name="toc 6"/>
+    <w:lsdException w:unhideWhenUsed="0" w:uiPriority="0" w:semiHidden="0" w:name="toc 7"/>
+    <w:lsdException w:unhideWhenUsed="0" w:uiPriority="0" w:semiHidden="0" w:name="toc 8"/>
+    <w:lsdException w:unhideWhenUsed="0" w:uiPriority="0" w:semiHidden="0" w:name="toc 9"/>
+    <w:lsdException w:qFormat="1" w:unhideWhenUsed="0" w:uiPriority="0" w:semiHidden="0" w:name="Normal Indent"/>
+    <w:lsdException w:unhideWhenUsed="0" w:uiPriority="0" w:semiHidden="0" w:name="footnote text"/>
+    <w:lsdException w:qFormat="1" w:unhideWhenUsed="0" w:uiPriority="0" w:semiHidden="0" w:name="annotation text"/>
+    <w:lsdException w:qFormat="1" w:unhideWhenUsed="0" w:uiPriority="0" w:semiHidden="0" w:name="header"/>
+    <w:lsdException w:qFormat="1" w:unhideWhenUsed="0" w:uiPriority="0" w:semiHidden="0" w:name="footer"/>
+    <w:lsdException w:unhideWhenUsed="0" w:uiPriority="0" w:semiHidden="0" w:name="index heading"/>
+    <w:lsdException w:qFormat="1" w:uiPriority="0" w:name="caption"/>
+    <w:lsdException w:unhideWhenUsed="0" w:uiPriority="0" w:semiHidden="0" w:name="table of figures"/>
+    <w:lsdException w:unhideWhenUsed="0" w:uiPriority="0" w:semiHidden="0" w:name="envelope address"/>
+    <w:lsdException w:unhideWhenUsed="0" w:uiPriority="0" w:semiHidden="0" w:name="envelope return"/>
+    <w:lsdException w:unhideWhenUsed="0" w:uiPriority="0" w:semiHidden="0" w:name="footnote reference"/>
+    <w:lsdException w:unhideWhenUsed="0" w:uiPriority="0" w:semiHidden="0" w:name="annotation reference"/>
+    <w:lsdException w:unhideWhenUsed="0" w:uiPriority="0" w:semiHidden="0" w:name="line number"/>
+    <w:lsdException w:unhideWhenUsed="0" w:uiPriority="0" w:semiHidden="0" w:name="page number"/>
+    <w:lsdException w:unhideWhenUsed="0" w:uiPriority="0" w:semiHidden="0" w:name="endnote reference"/>
+    <w:lsdException w:unhideWhenUsed="0" w:uiPriority="0" w:semiHidden="0" w:name="endnote text"/>
+    <w:lsdException w:unhideWhenUsed="0" w:uiPriority="0" w:semiHidden="0" w:name="table of authorities"/>
+    <w:lsdException w:unhideWhenUsed="0" w:uiPriority="0" w:semiHidden="0" w:name="macro"/>
+    <w:lsdException w:unhideWhenUsed="0" w:uiPriority="0" w:semiHidden="0" w:name="toa heading"/>
+    <w:lsdException w:unhideWhenUsed="0" w:uiPriority="0" w:semiHidden="0" w:name="List"/>
+    <w:lsdException w:unhideWhenUsed="0" w:uiPriority="0" w:semiHidden="0" w:name="List Bullet"/>
+    <w:lsdException w:unhideWhenUsed="0" w:uiPriority="0" w:semiHidden="0" w:name="List Number"/>
+    <w:lsdException w:unhideWhenUsed="0" w:uiPriority="0" w:semiHidden="0" w:name="List 2"/>
+    <w:lsdException w:unhideWhenUsed="0" w:uiPriority="0" w:semiHidden="0" w:name="List 3"/>
+    <w:lsdException w:unhideWhenUsed="0" w:uiPriority="0" w:semiHidden="0" w:name="List 4"/>
+    <w:lsdException w:unhideWhenUsed="0" w:uiPriority="0" w:semiHidden="0" w:name="List 5"/>
+    <w:lsdException w:unhideWhenUsed="0" w:uiPriority="0" w:semiHidden="0" w:name="List Bullet 2"/>
+    <w:lsdException w:unhideWhenUsed="0" w:uiPriority="0" w:semiHidden="0" w:name="List Bullet 3"/>
+    <w:lsdException w:unhideWhenUsed="0" w:uiPriority="0" w:semiHidden="0" w:name="List Bullet 4"/>
+    <w:lsdException w:unhideWhenUsed="0" w:uiPriority="0" w:semiHidden="0" w:name="List Bullet 5"/>
+    <w:lsdException w:unhideWhenUsed="0" w:uiPriority="0" w:semiHidden="0" w:name="List Number 2"/>
+    <w:lsdException w:unhideWhenUsed="0" w:uiPriority="0" w:semiHidden="0" w:name="List Number 3"/>
+    <w:lsdException w:unhideWhenUsed="0" w:uiPriority="0" w:semiHidden="0" w:name="List Number 4"/>
+    <w:lsdException w:unhideWhenUsed="0" w:uiPriority="0" w:semiHidden="0" w:name="List Number 5"/>
+    <w:lsdException w:qFormat="1" w:unhideWhenUsed="0" w:uiPriority="0" w:semiHidden="0" w:name="Title"/>
+    <w:lsdException w:unhideWhenUsed="0" w:uiPriority="0" w:semiHidden="0" w:name="Closing"/>
+    <w:lsdException w:unhideWhenUsed="0" w:uiPriority="0" w:semiHidden="0" w:name="Signature"/>
+    <w:lsdException w:qFormat="1" w:unhideWhenUsed="0" w:uiPriority="0" w:name="Default Paragraph Font"/>
+    <w:lsdException w:qFormat="1" w:unhideWhenUsed="0" w:uiPriority="0" w:name="Body Text"/>
+    <w:lsdException w:unhideWhenUsed="0" w:uiPriority="0" w:semiHidden="0" w:name="Body Text Indent"/>
+    <w:lsdException w:unhideWhenUsed="0" w:uiPriority="0" w:semiHidden="0" w:name="List Continue"/>
+    <w:lsdException w:unhideWhenUsed="0" w:uiPriority="0" w:semiHidden="0" w:name="List Continue 2"/>
+    <w:lsdException w:unhideWhenUsed="0" w:uiPriority="0" w:semiHidden="0" w:name="List Continue 3"/>
+    <w:lsdException w:unhideWhenUsed="0" w:uiPriority="0" w:semiHidden="0" w:name="List Continue 4"/>
+    <w:lsdException w:unhideWhenUsed="0" w:uiPriority="0" w:semiHidden="0" w:name="List Continue 5"/>
+    <w:lsdException w:unhideWhenUsed="0" w:uiPriority="0" w:semiHidden="0" w:name="Message Header"/>
+    <w:lsdException w:qFormat="1" w:unhideWhenUsed="0" w:uiPriority="0" w:semiHidden="0" w:name="Subtitle"/>
+    <w:lsdException w:unhideWhenUsed="0" w:uiPriority="0" w:semiHidden="0" w:name="Salutation"/>
+    <w:lsdException w:unhideWhenUsed="0" w:uiPriority="0" w:semiHidden="0" w:name="Date"/>
+    <w:lsdException w:unhideWhenUsed="0" w:uiPriority="0" w:semiHidden="0" w:name="Body Text First Indent"/>
+    <w:lsdException w:unhideWhenUsed="0" w:uiPriority="0" w:semiHidden="0" w:name="Body Text First Indent 2"/>
+    <w:lsdException w:uiPriority="99" w:name="Note Heading"/>
+    <w:lsdException w:unhideWhenUsed="0" w:uiPriority="0" w:semiHidden="0" w:name="Body Text 2"/>
+    <w:lsdException w:unhideWhenUsed="0" w:uiPriority="0" w:semiHidden="0" w:name="Body Text 3"/>
+    <w:lsdException w:unhideWhenUsed="0" w:uiPriority="0" w:semiHidden="0" w:name="Body Text Indent 2"/>
+    <w:lsdException w:unhideWhenUsed="0" w:uiPriority="0" w:semiHidden="0" w:name="Body Text Indent 3"/>
+    <w:lsdException w:unhideWhenUsed="0" w:uiPriority="0" w:semiHidden="0" w:name="Block Text"/>
+    <w:lsdException w:unhideWhenUsed="0" w:uiPriority="0" w:semiHidden="0" w:name="Hyperlink"/>
+    <w:lsdException w:unhideWhenUsed="0" w:uiPriority="0" w:semiHidden="0" w:name="FollowedHyperlink"/>
+    <w:lsdException w:qFormat="1" w:unhideWhenUsed="0" w:uiPriority="0" w:semiHidden="0" w:name="Strong"/>
+    <w:lsdException w:qFormat="1" w:unhideWhenUsed="0" w:uiPriority="0" w:semiHidden="0" w:name="Emphasis"/>
+    <w:lsdException w:unhideWhenUsed="0" w:uiPriority="0" w:semiHidden="0" w:name="Document Map"/>
+    <w:lsdException w:unhideWhenUsed="0" w:uiPriority="0" w:semiHidden="0" w:name="Plain Text"/>
+    <w:lsdException w:unhideWhenUsed="0" w:uiPriority="0" w:semiHidden="0" w:name="E-mail Signature"/>
+    <w:lsdException w:qFormat="1" w:unhideWhenUsed="0" w:uiPriority="0" w:semiHidden="0" w:name="Normal (Web)"/>
+    <w:lsdException w:unhideWhenUsed="0" w:uiPriority="0" w:semiHidden="0" w:name="HTML Acronym"/>
+    <w:lsdException w:unhideWhenUsed="0" w:uiPriority="0" w:semiHidden="0" w:name="HTML Address"/>
+    <w:lsdException w:unhideWhenUsed="0" w:uiPriority="0" w:semiHidden="0" w:name="HTML Cite"/>
+    <w:lsdException w:unhideWhenUsed="0" w:uiPriority="0" w:semiHidden="0" w:name="HTML Code"/>
+    <w:lsdException w:unhideWhenUsed="0" w:uiPriority="0" w:semiHidden="0" w:name="HTML Definition"/>
+    <w:lsdException w:unhideWhenUsed="0" w:uiPriority="0" w:semiHidden="0" w:name="HTML Keyboard"/>
+    <w:lsdException w:unhideWhenUsed="0" w:uiPriority="0" w:semiHidden="0" w:name="HTML Preformatted"/>
+    <w:lsdException w:unhideWhenUsed="0" w:uiPriority="0" w:semiHidden="0" w:name="HTML Sample"/>
+    <w:lsdException w:unhideWhenUsed="0" w:uiPriority="0" w:semiHidden="0" w:name="HTML Typewriter"/>
+    <w:lsdException w:unhideWhenUsed="0" w:uiPriority="0" w:semiHidden="0" w:name="HTML Variable"/>
+    <w:lsdException w:qFormat="1" w:unhideWhenUsed="0" w:uiPriority="0" w:name="Normal Table"/>
+    <w:lsdException w:unhideWhenUsed="0" w:uiPriority="0" w:semiHidden="0" w:name="annotation subject"/>
+    <w:lsdException w:unhideWhenUsed="0" w:uiPriority="0" w:semiHidden="0" w:name="Table Simple 1"/>
+    <w:lsdException w:unhideWhenUsed="0" w:uiPriority="0" w:semiHidden="0" w:name="Table Simple 2"/>
+    <w:lsdException w:unhideWhenUsed="0" w:uiPriority="0" w:semiHidden="0" w:name="Table Simple 3"/>
+    <w:lsdException w:unhideWhenUsed="0" w:uiPriority="0" w:semiHidden="0" w:name="Table Classic 1"/>
+    <w:lsdException w:unhideWhenUsed="0" w:uiPriority="0" w:semiHidden="0" w:name="Table Classic 2"/>
+    <w:lsdException w:unhideWhenUsed="0" w:uiPriority="0" w:semiHidden="0" w:name="Table Classic 3"/>
+    <w:lsdException w:unhideWhenUsed="0" w:uiPriority="0" w:semiHidden="0" w:name="Table Classic 4"/>
+    <w:lsdException w:unhideWhenUsed="0" w:uiPriority="0" w:semiHidden="0" w:name="Table Colorful 1"/>
+    <w:lsdException w:unhideWhenUsed="0" w:uiPriority="0" w:semiHidden="0" w:name="Table Colorful 2"/>
+    <w:lsdException w:unhideWhenUsed="0" w:uiPriority="0" w:semiHidden="0" w:name="Table Colorful 3"/>
+    <w:lsdException w:unhideWhenUsed="0" w:uiPriority="0" w:semiHidden="0" w:name="Table Columns 1"/>
+    <w:lsdException w:unhideWhenUsed="0" w:uiPriority="0" w:semiHidden="0" w:name="Table Columns 2"/>
+    <w:lsdException w:unhideWhenUsed="0" w:uiPriority="0" w:semiHidden="0" w:name="Table Columns 3"/>
+    <w:lsdException w:unhideWhenUsed="0" w:uiPriority="0" w:semiHidden="0" w:name="Table Columns 4"/>
+    <w:lsdException w:unhideWhenUsed="0" w:uiPriority="0" w:semiHidden="0" w:name="Table Columns 5"/>
+    <w:lsdException w:unhideWhenUsed="0" w:uiPriority="0" w:semiHidden="0" w:name="Table Grid 1"/>
+    <w:lsdException w:unhideWhenUsed="0" w:uiPriority="0" w:semiHidden="0" w:name="Table Grid 2"/>
+    <w:lsdException w:unhideWhenUsed="0" w:uiPriority="0" w:semiHidden="0" w:name="Table Grid 3"/>
+    <w:lsdException w:unhideWhenUsed="0" w:uiPriority="0" w:semiHidden="0" w:name="Table Grid 4"/>
+    <w:lsdException w:unhideWhenUsed="0" w:uiPriority="0" w:semiHidden="0" w:name="Table Grid 5"/>
+    <w:lsdException w:unhideWhenUsed="0" w:uiPriority="0" w:semiHidden="0" w:name="Table Grid 6"/>
+    <w:lsdException w:unhideWhenUsed="0" w:uiPriority="0" w:semiHidden="0" w:name="Table Grid 7"/>
+    <w:lsdException w:unhideWhenUsed="0" w:uiPriority="0" w:semiHidden="0" w:name="Table Grid 8"/>
+    <w:lsdException w:unhideWhenUsed="0" w:uiPriority="0" w:semiHidden="0" w:name="Table List 1"/>
+    <w:lsdException w:unhideWhenUsed="0" w:uiPriority="0" w:semiHidden="0" w:name="Table List 2"/>
+    <w:lsdException w:unhideWhenUsed="0" w:uiPriority="0" w:semiHidden="0" w:name="Table List 3"/>
+    <w:lsdException w:unhideWhenUsed="0" w:uiPriority="0" w:semiHidden="0" w:name="Table List 4"/>
+    <w:lsdException w:unhideWhenUsed="0" w:uiPriority="0" w:semiHidden="0" w:name="Table List 5"/>
+    <w:lsdException w:unhideWhenUsed="0" w:uiPriority="0" w:semiHidden="0" w:name="Table List 6"/>
+    <w:lsdException w:unhideWhenUsed="0" w:uiPriority="0" w:semiHidden="0" w:name="Table List 7"/>
+    <w:lsdException w:unhideWhenUsed="0" w:uiPriority="0" w:semiHidden="0" w:name="Table List 8"/>
+    <w:lsdException w:unhideWhenUsed="0" w:uiPriority="0" w:semiHidden="0" w:name="Table 3D effects 1"/>
+    <w:lsdException w:unhideWhenUsed="0" w:uiPriority="0" w:semiHidden="0" w:name="Table 3D effects 2"/>
+    <w:lsdException w:unhideWhenUsed="0" w:uiPriority="0" w:semiHidden="0" w:name="Table 3D effects 3"/>
+    <w:lsdException w:unhideWhenUsed="0" w:uiPriority="0" w:semiHidden="0" w:name="Table Contemporary"/>
+    <w:lsdException w:unhideWhenUsed="0" w:uiPriority="0" w:semiHidden="0" w:name="Table Elegant"/>
+    <w:lsdException w:unhideWhenUsed="0" w:uiPriority="0" w:semiHidden="0" w:name="Table Professional"/>
+    <w:lsdException w:unhideWhenUsed="0" w:uiPriority="0" w:semiHidden="0" w:name="Table Subtle 1"/>
+    <w:lsdException w:unhideWhenUsed="0" w:uiPriority="0" w:semiHidden="0" w:name="Table Subtle 2"/>
+    <w:lsdException w:unhideWhenUsed="0" w:uiPriority="0" w:semiHidden="0" w:name="Table Web 1"/>
+    <w:lsdException w:unhideWhenUsed="0" w:uiPriority="0" w:semiHidden="0" w:name="Table Web 2"/>
+    <w:lsdException w:unhideWhenUsed="0" w:uiPriority="0" w:semiHidden="0" w:name="Table Web 3"/>
+    <w:lsdException w:unhideWhenUsed="0" w:uiPriority="0" w:semiHidden="0" w:name="Balloon Text"/>
+    <w:lsdException w:qFormat="1" w:unhideWhenUsed="0" w:uiPriority="0" w:semiHidden="0" w:name="Table Grid"/>
+    <w:lsdException w:unhideWhenUsed="0" w:uiPriority="0" w:semiHidden="0" w:name="Table Theme"/>
+    <w:lsdException w:qFormat="1" w:unhideWhenUsed="0" w:uiPriority="99" w:semiHidden="0" w:name="No Spacing"/>
+    <w:lsdException w:unhideWhenUsed="0" w:uiPriority="60" w:semiHidden="0" w:name="Light Shading"/>
+    <w:lsdException w:unhideWhenUsed="0" w:uiPriority="61" w:semiHidden="0" w:name="Light List"/>
+    <w:lsdException w:unhideWhenUsed="0" w:uiPriority="62" w:semiHidden="0" w:name="Light Grid"/>
+    <w:lsdException w:unhideWhenUsed="0" w:uiPriority="63" w:semiHidden="0" w:name="Medium Shading 1"/>
+    <w:lsdException w:unhideWhenUsed="0" w:uiPriority="64" w:semiHidden="0" w:name="Medium Shading 2"/>
+    <w:lsdException w:unhideWhenUsed="0" w:uiPriority="65" w:semiHidden="0" w:name="Medium List 1"/>
+    <w:lsdException w:unhideWhenUsed="0" w:uiPriority="66" w:semiHidden="0" w:name="Medium List 2"/>
+    <w:lsdException w:unhideWhenUsed="0" w:uiPriority="67" w:semiHidden="0" w:name="Medium Grid 1"/>
+    <w:lsdException w:unhideWhenUsed="0" w:uiPriority="68" w:semiHidden="0" w:name="Medium Grid 2"/>
+    <w:lsdException w:unhideWhenUsed="0" w:uiPriority="69" w:semiHidden="0" w:name="Medium Grid 3"/>
+    <w:lsdException w:unhideWhenUsed="0" w:uiPriority="70" w:semiHidden="0" w:name="Dark List"/>
+    <w:lsdException w:unhideWhenUsed="0" w:uiPriority="71" w:semiHidden="0" w:name="Colorful Shading"/>
+    <w:lsdException w:unhideWhenUsed="0" w:uiPriority="72" w:semiHidden="0" w:name="Colorful List"/>
+    <w:lsdException w:unhideWhenUsed="0" w:uiPriority="73" w:semiHidden="0" w:name="Colorful Grid"/>
+    <w:lsdException w:unhideWhenUsed="0" w:uiPriority="60" w:semiHidden="0" w:name="Light Shading Accent 1"/>
+    <w:lsdException w:unhideWhenUsed="0" w:uiPriority="61" w:semiHidden="0" w:name="Light List Accent 1"/>
+    <w:lsdException w:unhideWhenUsed="0" w:uiPriority="62" w:semiHidden="0" w:name="Light Grid Accent 1"/>
+    <w:lsdException w:unhideWhenUsed="0" w:uiPriority="63" w:semiHidden="0" w:name="Medium Shading 1 Accent 1"/>
+    <w:lsdException w:unhideWhenUsed="0" w:uiPriority="64" w:semiHidden="0" w:name="Medium Shading 2 Accent 1"/>
+    <w:lsdException w:unhideWhenUsed="0" w:uiPriority="65" w:semiHidden="0" w:name="Medium List 1 Accent 1"/>
+    <w:lsdException w:unhideWhenUsed="0" w:uiPriority="66" w:semiHidden="0" w:name="Medium List 2 Accent 1"/>
+    <w:lsdException w:unhideWhenUsed="0" w:uiPriority="67" w:semiHidden="0" w:name="Medium Grid 1 Accent 1"/>
+    <w:lsdException w:unhideWhenUsed="0" w:uiPriority="68" w:semiHidden="0" w:name="Medium Grid 2 Accent 1"/>
+    <w:lsdException w:unhideWhenUsed="0" w:uiPriority="69" w:semiHidden="0" w:name="Medium Grid 3 Accent 1"/>
+    <w:lsdException w:unhideWhenUsed="0" w:uiPriority="70" w:semiHidden="0" w:name="Dark List Accent 1"/>
+    <w:lsdException w:unhideWhenUsed="0" w:uiPriority="71" w:semiHidden="0" w:name="Colorful Shading Accent 1"/>
+    <w:lsdException w:unhideWhenUsed="0" w:uiPriority="72" w:semiHidden="0" w:name="Colorful List Accent 1"/>
+    <w:lsdException w:unhideWhenUsed="0" w:uiPriority="73" w:semiHidden="0" w:name="Colorful Grid Accent 1"/>
+    <w:lsdException w:unhideWhenUsed="0" w:uiPriority="60" w:semiHidden="0" w:name="Light Shading Accent 2"/>
+    <w:lsdException w:unhideWhenUsed="0" w:uiPriority="61" w:semiHidden="0" w:name="Light List Accent 2"/>
+    <w:lsdException w:unhideWhenUsed="0" w:uiPriority="62" w:semiHidden="0" w:name="Light Grid Accent 2"/>
+    <w:lsdException w:unhideWhenUsed="0" w:uiPriority="63" w:semiHidden="0" w:name="Medium Shading 1 Accent 2"/>
+    <w:lsdException w:unhideWhenUsed="0" w:uiPriority="64" w:semiHidden="0" w:name="Medium Shading 2 Accent 2"/>
+    <w:lsdException w:unhideWhenUsed="0" w:uiPriority="65" w:semiHidden="0" w:name="Medium List 1 Accent 2"/>
+    <w:lsdException w:unhideWhenUsed="0" w:uiPriority="66" w:semiHidden="0" w:name="Medium List 2 Accent 2"/>
+    <w:lsdException w:unhideWhenUsed="0" w:uiPriority="67" w:semiHidden="0" w:name="Medium Grid 1 Accent 2"/>
+    <w:lsdException w:unhideWhenUsed="0" w:uiPriority="68" w:semiHidden="0" w:name="Medium Grid 2 Accent 2"/>
+    <w:lsdException w:unhideWhenUsed="0" w:uiPriority="69" w:semiHidden="0" w:name="Medium Grid 3 Accent 2"/>
+    <w:lsdException w:unhideWhenUsed="0" w:uiPriority="70" w:semiHidden="0" w:name="Dark List Accent 2"/>
+    <w:lsdException w:unhideWhenUsed="0" w:uiPriority="71" w:semiHidden="0" w:name="Colorful Shading Accent 2"/>
+    <w:lsdException w:unhideWhenUsed="0" w:uiPriority="72" w:semiHidden="0" w:name="Colorful List Accent 2"/>
+    <w:lsdException w:unhideWhenUsed="0" w:uiPriority="73" w:semiHidden="0" w:name="Colorful Grid Accent 2"/>
+    <w:lsdException w:unhideWhenUsed="0" w:uiPriority="60" w:semiHidden="0" w:name="Light Shading Accent 3"/>
+    <w:lsdException w:unhideWhenUsed="0" w:uiPriority="61" w:semiHidden="0" w:name="Light List Accent 3"/>
+    <w:lsdException w:unhideWhenUsed="0" w:uiPriority="62" w:semiHidden="0" w:name="Light Grid Accent 3"/>
+    <w:lsdException w:unhideWhenUsed="0" w:uiPriority="63" w:semiHidden="0" w:name="Medium Shading 1 Accent 3"/>
+    <w:lsdException w:unhideWhenUsed="0" w:uiPriority="64" w:semiHidden="0" w:name="Medium Shading 2 Accent 3"/>
+    <w:lsdException w:unhideWhenUsed="0" w:uiPriority="65" w:semiHidden="0" w:name="Medium List 1 Accent 3"/>
+    <w:lsdException w:unhideWhenUsed="0" w:uiPriority="66" w:semiHidden="0" w:name="Medium List 2 Accent 3"/>
+    <w:lsdException w:unhideWhenUsed="0" w:uiPriority="67" w:semiHidden="0" w:name="Medium Grid 1 Accent 3"/>
+    <w:lsdException w:unhideWhenUsed="0" w:uiPriority="68" w:semiHidden="0" w:name="Medium Grid 2 Accent 3"/>
+    <w:lsdException w:unhideWhenUsed="0" w:uiPriority="69" w:semiHidden="0" w:name="Medium Grid 3 Accent 3"/>
+    <w:lsdException w:unhideWhenUsed="0" w:uiPriority="70" w:semiHidden="0" w:name="Dark List Accent 3"/>
+    <w:lsdException w:unhideWhenUsed="0" w:uiPriority="71" w:semiHidden="0" w:name="Colorful Shading Accent 3"/>
+    <w:lsdException w:unhideWhenUsed="0" w:uiPriority="72" w:semiHidden="0" w:name="Colorful List Accent 3"/>
+    <w:lsdException w:unhideWhenUsed="0" w:uiPriority="73" w:semiHidden="0" w:name="Colorful Grid Accent 3"/>
+    <w:lsdException w:unhideWhenUsed="0" w:uiPriority="60" w:semiHidden="0" w:name="Light Shading Accent 4"/>
+    <w:lsdException w:unhideWhenUsed="0" w:uiPriority="61" w:semiHidden="0" w:name="Light List Accent 4"/>
+    <w:lsdException w:unhideWhenUsed="0" w:uiPriority="62" w:semiHidden="0" w:name="Light Grid Accent 4"/>
+    <w:lsdException w:unhideWhenUsed="0" w:uiPriority="63" w:semiHidden="0" w:name="Medium Shading 1 Accent 4"/>
+    <w:lsdException w:unhideWhenUsed="0" w:uiPriority="64" w:semiHidden="0" w:name="Medium Shading 2 Accent 4"/>
+    <w:lsdException w:unhideWhenUsed="0" w:uiPriority="65" w:semiHidden="0" w:name="Medium List 1 Accent 4"/>
+    <w:lsdException w:unhideWhenUsed="0" w:uiPriority="66" w:semiHidden="0" w:name="Medium List 2 Accent 4"/>
+    <w:lsdException w:unhideWhenUsed="0" w:uiPriority="67" w:semiHidden="0" w:name="Medium Grid 1 Accent 4"/>
+    <w:lsdException w:unhideWhenUsed="0" w:uiPriority="68" w:semiHidden="0" w:name="Medium Grid 2 Accent 4"/>
+    <w:lsdException w:unhideWhenUsed="0" w:uiPriority="69" w:semiHidden="0" w:name="Medium Grid 3 Accent 4"/>
+    <w:lsdException w:unhideWhenUsed="0" w:uiPriority="70" w:semiHidden="0" w:name="Dark List Accent 4"/>
+    <w:lsdException w:unhideWhenUsed="0" w:uiPriority="71" w:semiHidden="0" w:name="Colorful Shading Accent 4"/>
+    <w:lsdException w:unhideWhenUsed="0" w:uiPriority="72" w:semiHidden="0" w:name="Colorful List Accent 4"/>
+    <w:lsdException w:unhideWhenUsed="0" w:uiPriority="73" w:semiHidden="0" w:name="Colorful Grid Accent 4"/>
+    <w:lsdException w:unhideWhenUsed="0" w:uiPriority="60" w:semiHidden="0" w:name="Light Shading Accent 5"/>
+    <w:lsdException w:unhideWhenUsed="0" w:uiPriority="61" w:semiHidden="0" w:name="Light List Accent 5"/>
+    <w:lsdException w:unhideWhenUsed="0" w:uiPriority="62" w:semiHidden="0" w:name="Light Grid Accent 5"/>
+    <w:lsdException w:unhideWhenUsed="0" w:uiPriority="63" w:semiHidden="0" w:name="Medium Shading 1 Accent 5"/>
+    <w:lsdException w:unhideWhenUsed="0" w:uiPriority="64" w:semiHidden="0" w:name="Medium Shading 2 Accent 5"/>
+    <w:lsdException w:unhideWhenUsed="0" w:uiPriority="65" w:semiHidden="0" w:name="Medium List 1 Accent 5"/>
+    <w:lsdException w:unhideWhenUsed="0" w:uiPriority="66" w:semiHidden="0" w:name="Medium List 2 Accent 5"/>
+    <w:lsdException w:unhideWhenUsed="0" w:uiPriority="67" w:semiHidden="0" w:name="Medium Grid 1 Accent 5"/>
+    <w:lsdException w:unhideWhenUsed="0" w:uiPriority="68" w:semiHidden="0" w:name="Medium Grid 2 Accent 5"/>
+    <w:lsdException w:unhideWhenUsed="0" w:uiPriority="69" w:semiHidden="0" w:name="Medium Grid 3 Accent 5"/>
+    <w:lsdException w:unhideWhenUsed="0" w:uiPriority="70" w:semiHidden="0" w:name="Dark List Accent 5"/>
+    <w:lsdException w:unhideWhenUsed="0" w:uiPriority="71" w:semiHidden="0" w:name="Colorful Shading Accent 5"/>
+    <w:lsdException w:unhideWhenUsed="0" w:uiPriority="72" w:semiHidden="0" w:name="Colorful List Accent 5"/>
+    <w:lsdException w:unhideWhenUsed="0" w:uiPriority="73" w:semiHidden="0" w:name="Colorful Grid Accent 5"/>
+    <w:lsdException w:unhideWhenUsed="0" w:uiPriority="60" w:semiHidden="0" w:name="Light Shading Accent 6"/>
+    <w:lsdException w:unhideWhenUsed="0" w:uiPriority="61" w:semiHidden="0" w:name="Light List Accent 6"/>
+    <w:lsdException w:unhideWhenUsed="0" w:uiPriority="62" w:semiHidden="0" w:name="Light Grid Accent 6"/>
+    <w:lsdException w:unhideWhenUsed="0" w:uiPriority="63" w:semiHidden="0" w:name="Medium Shading 1 Accent 6"/>
+    <w:lsdException w:unhideWhenUsed="0" w:uiPriority="64" w:semiHidden="0" w:name="Medium Shading 2 Accent 6"/>
+    <w:lsdException w:unhideWhenUsed="0" w:uiPriority="65" w:semiHidden="0" w:name="Medium List 1 Accent 6"/>
+    <w:lsdException w:unhideWhenUsed="0" w:uiPriority="66" w:semiHidden="0" w:name="Medium List 2 Accent 6"/>
+    <w:lsdException w:unhideWhenUsed="0" w:uiPriority="67" w:semiHidden="0" w:name="Medium Grid 1 Accent 6"/>
+    <w:lsdException w:unhideWhenUsed="0" w:uiPriority="68" w:semiHidden="0" w:name="Medium Grid 2 Accent 6"/>
+    <w:lsdException w:unhideWhenUsed="0" w:uiPriority="69" w:semiHidden="0" w:name="Medium Grid 3 Accent 6"/>
+    <w:lsdException w:unhideWhenUsed="0" w:uiPriority="70" w:semiHidden="0" w:name="Dark List Accent 6"/>
+    <w:lsdException w:unhideWhenUsed="0" w:uiPriority="71" w:semiHidden="0" w:name="Colorful Shading Accent 6"/>
+    <w:lsdException w:unhideWhenUsed="0" w:uiPriority="72" w:semiHidden="0" w:name="Colorful List Accent 6"/>
+    <w:lsdException w:unhideWhenUsed="0" w:uiPriority="73" w:semiHidden="0" w:name="Colorful Grid Accent 6"/>
   </w:latentStyles>
-  <w:style w:type="paragraph" w:default="1" w:styleId="Normal">
+  <w:style w:type="paragraph" w:default="1" w:styleId="1">
     <w:name w:val="Normal"/>
     <w:qFormat/>
+    <w:uiPriority w:val="0"/>
     <w:pPr>
       <w:kinsoku w:val="0"/>
       <w:autoSpaceDE w:val="0"/>
@@ -4111,7 +4221,7 @@
       <w:textAlignment w:val="baseline"/>
     </w:pPr>
     <w:rPr>
-      <w:rFonts w:ascii="Arial" w:eastAsia="宋体" w:hAnsi="Arial" w:cs="Arial"/>
+      <w:rFonts w:ascii="Arial" w:hAnsi="Arial" w:eastAsia="宋体" w:cs="Arial"/>
       <w:snapToGrid w:val="0"/>
       <w:color w:val="000000"/>
       <w:kern w:val="0"/>
@@ -4120,11 +4230,12 @@
       <w:lang w:val="en-US" w:eastAsia="en-US" w:bidi="ar-SA"/>
     </w:rPr>
   </w:style>
-  <w:style w:type="paragraph" w:styleId="Heading1">
+  <w:style w:type="paragraph" w:styleId="2">
     <w:name w:val="heading 1"/>
-    <w:basedOn w:val="Normal"/>
-    <w:next w:val="Normal"/>
+    <w:basedOn w:val="1"/>
+    <w:next w:val="1"/>
     <w:qFormat/>
+    <w:uiPriority w:val="0"/>
     <w:pPr>
       <w:keepNext/>
       <w:keepLines/>
@@ -4142,13 +4253,14 @@
       <w:sz w:val="44"/>
     </w:rPr>
   </w:style>
-  <w:style w:type="paragraph" w:styleId="Heading2">
+  <w:style w:type="paragraph" w:styleId="3">
     <w:name w:val="heading 2"/>
-    <w:basedOn w:val="Normal"/>
-    <w:next w:val="Normal"/>
-    <w:link w:val="2Char"/>
+    <w:basedOn w:val="1"/>
+    <w:next w:val="1"/>
+    <w:link w:val="26"/>
     <w:unhideWhenUsed/>
     <w:qFormat/>
+    <w:uiPriority w:val="0"/>
     <w:pPr>
       <w:keepNext/>
       <w:keepLines/>
@@ -4161,18 +4273,19 @@
       <w:outlineLvl w:val="1"/>
     </w:pPr>
     <w:rPr>
-      <w:rFonts w:ascii="Arial" w:eastAsia="黑体" w:hAnsi="Arial"/>
+      <w:rFonts w:ascii="Arial" w:hAnsi="Arial" w:eastAsia="黑体"/>
       <w:b/>
       <w:sz w:val="32"/>
     </w:rPr>
   </w:style>
-  <w:style w:type="paragraph" w:styleId="Heading3">
+  <w:style w:type="paragraph" w:styleId="4">
     <w:name w:val="heading 3"/>
-    <w:basedOn w:val="Normal"/>
-    <w:next w:val="Normal"/>
+    <w:basedOn w:val="1"/>
+    <w:next w:val="1"/>
     <w:semiHidden/>
     <w:unhideWhenUsed/>
     <w:qFormat/>
+    <w:uiPriority w:val="0"/>
     <w:pPr>
       <w:keepNext/>
       <w:keepLines/>
@@ -4189,12 +4302,13 @@
       <w:sz w:val="32"/>
     </w:rPr>
   </w:style>
-  <w:style w:type="paragraph" w:styleId="Heading4">
+  <w:style w:type="paragraph" w:styleId="5">
     <w:name w:val="heading 4"/>
-    <w:basedOn w:val="Normal"/>
-    <w:next w:val="Normal"/>
+    <w:basedOn w:val="1"/>
+    <w:next w:val="1"/>
     <w:unhideWhenUsed/>
     <w:qFormat/>
+    <w:uiPriority w:val="0"/>
     <w:pPr>
       <w:keepNext/>
       <w:keepLines/>
@@ -4207,18 +4321,19 @@
       <w:outlineLvl w:val="3"/>
     </w:pPr>
     <w:rPr>
-      <w:rFonts w:ascii="Arial" w:eastAsia="黑体" w:hAnsi="Arial"/>
+      <w:rFonts w:ascii="Arial" w:hAnsi="Arial" w:eastAsia="黑体"/>
       <w:b/>
       <w:sz w:val="28"/>
     </w:rPr>
   </w:style>
-  <w:style w:type="paragraph" w:styleId="Heading5">
+  <w:style w:type="paragraph" w:styleId="6">
     <w:name w:val="heading 5"/>
-    <w:basedOn w:val="Normal"/>
-    <w:next w:val="Normal"/>
+    <w:basedOn w:val="1"/>
+    <w:next w:val="1"/>
     <w:semiHidden/>
     <w:unhideWhenUsed/>
     <w:qFormat/>
+    <w:uiPriority w:val="0"/>
     <w:pPr>
       <w:keepNext/>
       <w:keepLines/>
@@ -4235,13 +4350,14 @@
       <w:sz w:val="28"/>
     </w:rPr>
   </w:style>
-  <w:style w:type="paragraph" w:styleId="Heading6">
+  <w:style w:type="paragraph" w:styleId="7">
     <w:name w:val="heading 6"/>
-    <w:basedOn w:val="Normal"/>
-    <w:next w:val="Normal"/>
+    <w:basedOn w:val="1"/>
+    <w:next w:val="1"/>
     <w:semiHidden/>
     <w:unhideWhenUsed/>
     <w:qFormat/>
+    <w:uiPriority w:val="0"/>
     <w:pPr>
       <w:keepNext/>
       <w:keepLines/>
@@ -4254,18 +4370,19 @@
       <w:outlineLvl w:val="5"/>
     </w:pPr>
     <w:rPr>
-      <w:rFonts w:ascii="Arial" w:eastAsia="黑体" w:hAnsi="Arial"/>
+      <w:rFonts w:ascii="Arial" w:hAnsi="Arial" w:eastAsia="黑体"/>
       <w:b/>
       <w:sz w:val="24"/>
     </w:rPr>
   </w:style>
-  <w:style w:type="paragraph" w:styleId="Heading7">
+  <w:style w:type="paragraph" w:styleId="8">
     <w:name w:val="heading 7"/>
-    <w:basedOn w:val="Normal"/>
-    <w:next w:val="Normal"/>
+    <w:basedOn w:val="1"/>
+    <w:next w:val="1"/>
     <w:semiHidden/>
     <w:unhideWhenUsed/>
     <w:qFormat/>
+    <w:uiPriority w:val="0"/>
     <w:pPr>
       <w:keepNext/>
       <w:keepLines/>
@@ -4282,13 +4399,14 @@
       <w:sz w:val="24"/>
     </w:rPr>
   </w:style>
-  <w:style w:type="paragraph" w:styleId="Heading8">
+  <w:style w:type="paragraph" w:styleId="9">
     <w:name w:val="heading 8"/>
-    <w:basedOn w:val="Normal"/>
-    <w:next w:val="Normal"/>
+    <w:basedOn w:val="1"/>
+    <w:next w:val="1"/>
     <w:semiHidden/>
     <w:unhideWhenUsed/>
     <w:qFormat/>
+    <w:uiPriority w:val="0"/>
     <w:pPr>
       <w:keepNext/>
       <w:keepLines/>
@@ -4301,17 +4419,18 @@
       <w:outlineLvl w:val="7"/>
     </w:pPr>
     <w:rPr>
-      <w:rFonts w:ascii="Arial" w:eastAsia="黑体" w:hAnsi="Arial"/>
+      <w:rFonts w:ascii="Arial" w:hAnsi="Arial" w:eastAsia="黑体"/>
       <w:sz w:val="24"/>
     </w:rPr>
   </w:style>
-  <w:style w:type="paragraph" w:styleId="Heading9">
+  <w:style w:type="paragraph" w:styleId="10">
     <w:name w:val="heading 9"/>
-    <w:basedOn w:val="Normal"/>
-    <w:next w:val="Normal"/>
+    <w:basedOn w:val="1"/>
+    <w:next w:val="1"/>
     <w:semiHidden/>
     <w:unhideWhenUsed/>
     <w:qFormat/>
+    <w:uiPriority w:val="0"/>
     <w:pPr>
       <w:keepNext/>
       <w:keepLines/>
@@ -4324,19 +4443,21 @@
       <w:outlineLvl w:val="8"/>
     </w:pPr>
     <w:rPr>
-      <w:rFonts w:ascii="Arial" w:eastAsia="黑体" w:hAnsi="Arial"/>
+      <w:rFonts w:ascii="Arial" w:hAnsi="Arial" w:eastAsia="黑体"/>
       <w:sz w:val="21"/>
     </w:rPr>
   </w:style>
-  <w:style w:type="character" w:default="1" w:styleId="DefaultParagraphFont">
+  <w:style w:type="character" w:default="1" w:styleId="23">
     <w:name w:val="Default Paragraph Font"/>
     <w:semiHidden/>
     <w:qFormat/>
+    <w:uiPriority w:val="0"/>
   </w:style>
-  <w:style w:type="table" w:default="1" w:styleId="TableNormal">
+  <w:style w:type="table" w:default="1" w:styleId="21">
     <w:name w:val="Normal Table"/>
     <w:semiHidden/>
     <w:qFormat/>
+    <w:uiPriority w:val="0"/>
     <w:tblPr>
       <w:tblCellMar>
         <w:top w:w="0" w:type="dxa"/>
@@ -4346,47 +4467,52 @@
       </w:tblCellMar>
     </w:tblPr>
   </w:style>
-  <w:style w:type="paragraph" w:styleId="NormalIndent">
+  <w:style w:type="paragraph" w:styleId="11">
     <w:name w:val="Normal Indent"/>
-    <w:basedOn w:val="Normal"/>
+    <w:basedOn w:val="1"/>
     <w:qFormat/>
+    <w:uiPriority w:val="0"/>
     <w:pPr>
       <w:ind w:firstLine="420" w:firstLineChars="200"/>
     </w:pPr>
   </w:style>
-  <w:style w:type="paragraph" w:styleId="CommentText">
+  <w:style w:type="paragraph" w:styleId="12">
     <w:name w:val="annotation text"/>
-    <w:basedOn w:val="Normal"/>
+    <w:basedOn w:val="1"/>
     <w:qFormat/>
+    <w:uiPriority w:val="0"/>
     <w:pPr>
       <w:jc w:val="left"/>
     </w:pPr>
   </w:style>
-  <w:style w:type="paragraph" w:styleId="BodyText">
+  <w:style w:type="paragraph" w:styleId="13">
     <w:name w:val="Body Text"/>
-    <w:basedOn w:val="Normal"/>
+    <w:basedOn w:val="1"/>
     <w:semiHidden/>
     <w:qFormat/>
+    <w:uiPriority w:val="0"/>
     <w:rPr>
-      <w:rFonts w:ascii="Arial" w:eastAsia="Arial" w:hAnsi="Arial" w:cs="Arial"/>
+      <w:rFonts w:ascii="Arial" w:hAnsi="Arial" w:eastAsia="Arial" w:cs="Arial"/>
       <w:sz w:val="21"/>
       <w:szCs w:val="21"/>
       <w:lang w:val="en-US" w:eastAsia="en-US" w:bidi="ar-SA"/>
     </w:rPr>
   </w:style>
-  <w:style w:type="paragraph" w:styleId="TOC3">
+  <w:style w:type="paragraph" w:styleId="14">
     <w:name w:val="toc 3"/>
-    <w:basedOn w:val="Normal"/>
-    <w:next w:val="Normal"/>
+    <w:basedOn w:val="1"/>
+    <w:next w:val="1"/>
     <w:qFormat/>
+    <w:uiPriority w:val="0"/>
     <w:pPr>
       <w:ind w:left="840" w:leftChars="400"/>
     </w:pPr>
   </w:style>
-  <w:style w:type="paragraph" w:styleId="Footer">
+  <w:style w:type="paragraph" w:styleId="15">
     <w:name w:val="footer"/>
-    <w:basedOn w:val="Normal"/>
+    <w:basedOn w:val="1"/>
     <w:qFormat/>
+    <w:uiPriority w:val="0"/>
     <w:pPr>
       <w:tabs>
         <w:tab w:val="center" w:pos="4153"/>
@@ -4399,16 +4525,17 @@
       <w:sz w:val="18"/>
     </w:rPr>
   </w:style>
-  <w:style w:type="paragraph" w:styleId="Header">
+  <w:style w:type="paragraph" w:styleId="16">
     <w:name w:val="header"/>
-    <w:basedOn w:val="Normal"/>
+    <w:basedOn w:val="1"/>
     <w:qFormat/>
+    <w:uiPriority w:val="0"/>
     <w:pPr>
       <w:pBdr>
-        <w:top w:val="nil"/>
-        <w:left w:val="nil"/>
-        <w:bottom w:val="nil"/>
-        <w:right w:val="nil"/>
+        <w:top w:val="none" w:color="auto" w:sz="0" w:space="0"/>
+        <w:left w:val="none" w:color="auto" w:sz="0" w:space="0"/>
+        <w:bottom w:val="none" w:color="auto" w:sz="0" w:space="0"/>
+        <w:right w:val="none" w:color="auto" w:sz="0" w:space="0"/>
       </w:pBdr>
       <w:tabs>
         <w:tab w:val="center" w:pos="4153"/>
@@ -4423,37 +4550,41 @@
       <w:sz w:val="18"/>
     </w:rPr>
   </w:style>
-  <w:style w:type="paragraph" w:styleId="TOC1">
+  <w:style w:type="paragraph" w:styleId="17">
     <w:name w:val="toc 1"/>
-    <w:basedOn w:val="Normal"/>
-    <w:next w:val="Normal"/>
+    <w:basedOn w:val="1"/>
+    <w:next w:val="1"/>
     <w:qFormat/>
+    <w:uiPriority w:val="0"/>
     <w:rPr>
-      <w:rFonts w:ascii="Arial" w:eastAsia="Microsoft JhengHei" w:hAnsi="Arial"/>
+      <w:rFonts w:ascii="Arial" w:hAnsi="Arial" w:eastAsia="Microsoft JhengHei"/>
       <w:sz w:val="24"/>
     </w:rPr>
   </w:style>
-  <w:style w:type="paragraph" w:styleId="TOC2">
+  <w:style w:type="paragraph" w:styleId="18">
     <w:name w:val="toc 2"/>
-    <w:basedOn w:val="Normal"/>
-    <w:next w:val="Normal"/>
+    <w:basedOn w:val="1"/>
+    <w:next w:val="1"/>
     <w:qFormat/>
+    <w:uiPriority w:val="0"/>
     <w:pPr>
       <w:ind w:left="420" w:leftChars="200"/>
     </w:pPr>
   </w:style>
-  <w:style w:type="paragraph" w:styleId="NormalWeb">
+  <w:style w:type="paragraph" w:styleId="19">
     <w:name w:val="Normal (Web)"/>
-    <w:basedOn w:val="Normal"/>
+    <w:basedOn w:val="1"/>
     <w:qFormat/>
+    <w:uiPriority w:val="0"/>
     <w:rPr>
       <w:sz w:val="24"/>
     </w:rPr>
   </w:style>
-  <w:style w:type="paragraph" w:styleId="Title">
+  <w:style w:type="paragraph" w:styleId="20">
     <w:name w:val="Title"/>
-    <w:basedOn w:val="Normal"/>
+    <w:basedOn w:val="1"/>
     <w:qFormat/>
+    <w:uiPriority w:val="0"/>
     <w:pPr>
       <w:spacing w:before="240" w:beforeLines="0" w:beforeAutospacing="0" w:after="60" w:afterLines="0" w:afterAutospacing="0"/>
       <w:jc w:val="center"/>
@@ -4465,59 +4596,62 @@
       <w:sz w:val="32"/>
     </w:rPr>
   </w:style>
-  <w:style w:type="table" w:styleId="TableGrid">
+  <w:style w:type="table" w:styleId="22">
     <w:name w:val="Table Grid"/>
-    <w:basedOn w:val="TableNormal"/>
+    <w:basedOn w:val="21"/>
     <w:qFormat/>
+    <w:uiPriority w:val="0"/>
     <w:pPr>
       <w:widowControl w:val="0"/>
       <w:jc w:val="both"/>
     </w:pPr>
     <w:tblPr>
       <w:tblBorders>
-        <w:top w:val="single" w:sz="4" w:space="0" w:color="auto"/>
-        <w:left w:val="single" w:sz="4" w:space="0" w:color="auto"/>
-        <w:bottom w:val="single" w:sz="4" w:space="0" w:color="auto"/>
-        <w:right w:val="single" w:sz="4" w:space="0" w:color="auto"/>
-        <w:insideH w:val="single" w:sz="4" w:space="0" w:color="auto"/>
-        <w:insideV w:val="single" w:sz="4" w:space="0" w:color="auto"/>
+        <w:top w:val="single" w:color="auto" w:sz="4" w:space="0"/>
+        <w:left w:val="single" w:color="auto" w:sz="4" w:space="0"/>
+        <w:bottom w:val="single" w:color="auto" w:sz="4" w:space="0"/>
+        <w:right w:val="single" w:color="auto" w:sz="4" w:space="0"/>
+        <w:insideH w:val="single" w:color="auto" w:sz="4" w:space="0"/>
+        <w:insideV w:val="single" w:color="auto" w:sz="4" w:space="0"/>
       </w:tblBorders>
     </w:tblPr>
   </w:style>
-  <w:style w:type="character" w:styleId="Strong">
+  <w:style w:type="character" w:styleId="24">
     <w:name w:val="Strong"/>
-    <w:basedOn w:val="DefaultParagraphFont"/>
+    <w:basedOn w:val="23"/>
     <w:qFormat/>
+    <w:uiPriority w:val="0"/>
     <w:rPr>
       <w:b/>
     </w:rPr>
   </w:style>
-  <w:style w:type="paragraph" w:styleId="NoSpacing">
+  <w:style w:type="paragraph" w:styleId="25">
     <w:name w:val="No Spacing"/>
+    <w:qFormat/>
     <w:uiPriority w:val="99"/>
-    <w:qFormat/>
     <w:rPr>
-      <w:rFonts w:ascii="Calibri" w:eastAsia="宋体" w:hAnsi="Calibri" w:cs="Times New Roman"/>
+      <w:rFonts w:ascii="Calibri" w:hAnsi="Calibri" w:eastAsia="宋体" w:cs="Times New Roman"/>
       <w:sz w:val="22"/>
       <w:szCs w:val="22"/>
       <w:lang w:val="en-US" w:eastAsia="zh-CN" w:bidi="ar-SA"/>
     </w:rPr>
   </w:style>
-  <w:style w:type="character" w:customStyle="1" w:styleId="2Char">
+  <w:style w:type="character" w:customStyle="1" w:styleId="26">
     <w:name w:val="标题 2 Char"/>
-    <w:link w:val="Heading2"/>
+    <w:link w:val="3"/>
     <w:qFormat/>
+    <w:uiPriority w:val="0"/>
     <w:rPr>
-      <w:rFonts w:ascii="Arial" w:eastAsia="黑体" w:hAnsi="Arial"/>
+      <w:rFonts w:ascii="Arial" w:hAnsi="Arial" w:eastAsia="黑体"/>
       <w:b/>
       <w:sz w:val="32"/>
     </w:rPr>
   </w:style>
-  <w:style w:type="paragraph" w:customStyle="1" w:styleId="TableParagraph">
+  <w:style w:type="paragraph" w:customStyle="1" w:styleId="27">
     <w:name w:val="Table Paragraph"/>
-    <w:basedOn w:val="Normal"/>
+    <w:basedOn w:val="1"/>
+    <w:qFormat/>
     <w:uiPriority w:val="1"/>
-    <w:qFormat/>
     <w:pPr>
       <w:autoSpaceDE w:val="0"/>
       <w:autoSpaceDN w:val="0"/>
@@ -4533,11 +4667,12 @@
       <w:lang w:val="zh-CN" w:bidi="zh-CN"/>
     </w:rPr>
   </w:style>
-  <w:style w:type="table" w:customStyle="1" w:styleId="TableNormal0">
+  <w:style w:type="table" w:customStyle="1" w:styleId="28">
     <w:name w:val="Table Normal_0"/>
     <w:semiHidden/>
     <w:unhideWhenUsed/>
     <w:qFormat/>
+    <w:uiPriority w:val="0"/>
     <w:tblPr>
       <w:tblCellMar>
         <w:top w:w="0" w:type="dxa"/>
@@ -4547,81 +4682,87 @@
       </w:tblCellMar>
     </w:tblPr>
   </w:style>
-  <w:style w:type="paragraph" w:customStyle="1" w:styleId="TableText">
+  <w:style w:type="paragraph" w:customStyle="1" w:styleId="29">
     <w:name w:val="Table Text"/>
-    <w:basedOn w:val="Normal"/>
+    <w:basedOn w:val="1"/>
     <w:semiHidden/>
     <w:qFormat/>
+    <w:uiPriority w:val="0"/>
     <w:rPr>
-      <w:rFonts w:ascii="宋体" w:eastAsia="宋体" w:hAnsi="宋体" w:cs="宋体"/>
+      <w:rFonts w:ascii="宋体" w:hAnsi="宋体" w:eastAsia="宋体" w:cs="宋体"/>
       <w:sz w:val="21"/>
       <w:szCs w:val="21"/>
       <w:lang w:val="en-US" w:eastAsia="en-US" w:bidi="ar-SA"/>
     </w:rPr>
   </w:style>
-  <w:style w:type="paragraph" w:customStyle="1" w:styleId="1">
+  <w:style w:type="paragraph" w:customStyle="1" w:styleId="30">
     <w:name w:val="柴_标题1"/>
-    <w:basedOn w:val="Heading1"/>
-    <w:next w:val="a"/>
-    <w:link w:val="1Char"/>
+    <w:basedOn w:val="2"/>
+    <w:next w:val="31"/>
+    <w:link w:val="42"/>
     <w:qFormat/>
+    <w:uiPriority w:val="0"/>
     <w:pPr>
       <w:spacing w:before="100" w:after="90" w:line="360" w:lineRule="auto"/>
     </w:pPr>
     <w:rPr>
-      <w:rFonts w:ascii="Arial" w:eastAsia="宋体" w:hAnsi="Arial"/>
+      <w:rFonts w:ascii="Arial" w:hAnsi="Arial" w:eastAsia="宋体"/>
       <w:sz w:val="32"/>
     </w:rPr>
   </w:style>
-  <w:style w:type="paragraph" w:customStyle="1" w:styleId="a">
+  <w:style w:type="paragraph" w:customStyle="1" w:styleId="31">
     <w:name w:val="柴_正文"/>
-    <w:basedOn w:val="BodyText"/>
-    <w:link w:val="Char"/>
+    <w:basedOn w:val="13"/>
+    <w:link w:val="45"/>
     <w:qFormat/>
+    <w:uiPriority w:val="0"/>
     <w:pPr>
       <w:spacing w:line="360" w:lineRule="auto"/>
       <w:ind w:firstLine="470" w:firstLineChars="200"/>
     </w:pPr>
     <w:rPr>
-      <w:rFonts w:ascii="Arial" w:eastAsia="宋体" w:hAnsi="Arial"/>
+      <w:rFonts w:ascii="Arial" w:hAnsi="Arial" w:eastAsia="宋体"/>
       <w:sz w:val="24"/>
       <w:lang w:eastAsia="zh-CN"/>
     </w:rPr>
   </w:style>
-  <w:style w:type="paragraph" w:customStyle="1" w:styleId="2">
+  <w:style w:type="paragraph" w:customStyle="1" w:styleId="32">
     <w:name w:val="柴_标题2"/>
-    <w:basedOn w:val="Heading2"/>
-    <w:next w:val="a"/>
+    <w:basedOn w:val="3"/>
+    <w:next w:val="31"/>
     <w:qFormat/>
+    <w:uiPriority w:val="0"/>
     <w:pPr>
       <w:spacing w:line="360" w:lineRule="auto"/>
     </w:pPr>
     <w:rPr>
-      <w:rFonts w:ascii="Arial" w:eastAsia="宋体" w:hAnsi="Arial"/>
+      <w:rFonts w:ascii="Arial" w:hAnsi="Arial" w:eastAsia="宋体"/>
       <w:sz w:val="28"/>
     </w:rPr>
   </w:style>
-  <w:style w:type="paragraph" w:customStyle="1" w:styleId="3">
+  <w:style w:type="paragraph" w:customStyle="1" w:styleId="33">
     <w:name w:val="柴_标题3"/>
-    <w:basedOn w:val="Heading3"/>
-    <w:next w:val="a"/>
+    <w:basedOn w:val="4"/>
+    <w:next w:val="31"/>
     <w:qFormat/>
+    <w:uiPriority w:val="0"/>
     <w:pPr>
       <w:spacing w:line="360" w:lineRule="auto"/>
       <w:ind w:left="0" w:firstLine="472" w:firstLineChars="200"/>
     </w:pPr>
     <w:rPr>
-      <w:rFonts w:ascii="宋体" w:eastAsia="宋体" w:hAnsi="宋体" w:cs="宋体"/>
+      <w:rFonts w:ascii="宋体" w:hAnsi="宋体" w:eastAsia="宋体" w:cs="宋体"/>
       <w:spacing w:val="-2"/>
       <w:sz w:val="24"/>
       <w:szCs w:val="24"/>
     </w:rPr>
   </w:style>
-  <w:style w:type="paragraph" w:customStyle="1" w:styleId="a0">
+  <w:style w:type="paragraph" w:customStyle="1" w:styleId="34">
     <w:name w:val="柴_目录"/>
-    <w:basedOn w:val="Normal"/>
-    <w:next w:val="BodyText"/>
+    <w:basedOn w:val="1"/>
+    <w:next w:val="13"/>
     <w:qFormat/>
+    <w:uiPriority w:val="0"/>
     <w:pPr>
       <w:tabs>
         <w:tab w:val="right" w:leader="dot" w:pos="8442"/>
@@ -4629,89 +4770,96 @@
       <w:ind w:left="0" w:leftChars="0"/>
     </w:pPr>
     <w:rPr>
-      <w:rFonts w:ascii="Arial" w:eastAsia="Microsoft JhengHei" w:hAnsi="Arial"/>
+      <w:rFonts w:ascii="Arial" w:hAnsi="Arial" w:eastAsia="Microsoft JhengHei"/>
       <w:sz w:val="24"/>
     </w:rPr>
   </w:style>
-  <w:style w:type="paragraph" w:customStyle="1" w:styleId="a1">
+  <w:style w:type="paragraph" w:customStyle="1" w:styleId="35">
     <w:name w:val="柴_公司名"/>
-    <w:basedOn w:val="Title"/>
+    <w:basedOn w:val="20"/>
     <w:qFormat/>
+    <w:uiPriority w:val="0"/>
     <w:pPr>
       <w:spacing w:after="600" w:afterLines="600"/>
     </w:pPr>
     <w:rPr>
-      <w:rFonts w:ascii="宋体" w:eastAsia="宋体" w:hAnsi="宋体" w:cs="宋体" w:hint="eastAsia"/>
+      <w:rFonts w:hint="eastAsia" w:ascii="宋体" w:hAnsi="宋体" w:eastAsia="宋体" w:cs="宋体"/>
       <w:bCs/>
       <w:spacing w:val="-6"/>
       <w:sz w:val="52"/>
       <w:szCs w:val="52"/>
     </w:rPr>
   </w:style>
-  <w:style w:type="paragraph" w:customStyle="1" w:styleId="a2">
+  <w:style w:type="paragraph" w:customStyle="1" w:styleId="36">
     <w:name w:val="柴_文档名"/>
-    <w:basedOn w:val="Title"/>
+    <w:basedOn w:val="20"/>
     <w:qFormat/>
+    <w:uiPriority w:val="0"/>
     <w:pPr>
       <w:spacing w:after="900" w:afterLines="900"/>
     </w:pPr>
     <w:rPr>
-      <w:rFonts w:ascii="黑体" w:eastAsia="黑体" w:hAnsi="黑体" w:cs="黑体"/>
+      <w:rFonts w:ascii="黑体" w:hAnsi="黑体" w:eastAsia="黑体" w:cs="黑体"/>
       <w:bCs/>
       <w:spacing w:val="-7"/>
       <w:sz w:val="52"/>
       <w:szCs w:val="52"/>
     </w:rPr>
   </w:style>
-  <w:style w:type="paragraph" w:customStyle="1" w:styleId="WPSOffice1">
+  <w:style w:type="paragraph" w:customStyle="1" w:styleId="37">
     <w:name w:val="WPSOffice手动目录 1"/>
     <w:qFormat/>
+    <w:uiPriority w:val="0"/>
     <w:pPr>
       <w:ind w:leftChars="0"/>
     </w:pPr>
     <w:rPr>
-      <w:rFonts w:ascii="Times New Roman" w:eastAsia="宋体" w:hAnsi="Times New Roman" w:cs="Times New Roman"/>
+      <w:rFonts w:ascii="Times New Roman" w:hAnsi="Times New Roman" w:eastAsia="宋体" w:cs="Times New Roman"/>
       <w:sz w:val="20"/>
       <w:szCs w:val="20"/>
     </w:rPr>
   </w:style>
-  <w:style w:type="paragraph" w:customStyle="1" w:styleId="WPSOffice2">
+  <w:style w:type="paragraph" w:customStyle="1" w:styleId="38">
     <w:name w:val="WPSOffice手动目录 2"/>
     <w:qFormat/>
+    <w:uiPriority w:val="0"/>
     <w:pPr>
       <w:ind w:leftChars="200"/>
     </w:pPr>
     <w:rPr>
-      <w:rFonts w:ascii="Times New Roman" w:eastAsia="宋体" w:hAnsi="Times New Roman" w:cs="Times New Roman"/>
+      <w:rFonts w:ascii="Times New Roman" w:hAnsi="Times New Roman" w:eastAsia="宋体" w:cs="Times New Roman"/>
       <w:sz w:val="20"/>
       <w:szCs w:val="20"/>
     </w:rPr>
   </w:style>
-  <w:style w:type="paragraph" w:customStyle="1" w:styleId="WPSOffice3">
+  <w:style w:type="paragraph" w:customStyle="1" w:styleId="39">
     <w:name w:val="WPSOffice手动目录 3"/>
     <w:qFormat/>
+    <w:uiPriority w:val="0"/>
     <w:pPr>
       <w:ind w:leftChars="400"/>
     </w:pPr>
     <w:rPr>
-      <w:rFonts w:ascii="Times New Roman" w:eastAsia="宋体" w:hAnsi="Times New Roman" w:cs="Times New Roman"/>
+      <w:rFonts w:ascii="Times New Roman" w:hAnsi="Times New Roman" w:eastAsia="宋体" w:cs="Times New Roman"/>
       <w:sz w:val="20"/>
       <w:szCs w:val="20"/>
     </w:rPr>
   </w:style>
-  <w:style w:type="paragraph" w:customStyle="1" w:styleId="Compact">
+  <w:style w:type="paragraph" w:customStyle="1" w:styleId="40">
     <w:name w:val="Compact"/>
-    <w:basedOn w:val="BodyText"/>
+    <w:basedOn w:val="13"/>
     <w:qFormat/>
+    <w:uiPriority w:val="0"/>
     <w:pPr>
       <w:spacing w:before="36" w:after="36"/>
     </w:pPr>
   </w:style>
-  <w:style w:type="table" w:customStyle="1" w:styleId="Table">
+  <w:style w:type="table" w:customStyle="1" w:styleId="41">
     <w:name w:val="Table"/>
     <w:semiHidden/>
     <w:unhideWhenUsed/>
     <w:qFormat/>
+    <w:uiPriority w:val="0"/>
     <w:tblPr>
       <w:tblCellMar>
         <w:top w:w="0" w:type="dxa"/>
@@ -4723,25 +4871,27 @@
     <w:tblStylePr w:type="firstRow">
       <w:tcPr>
         <w:tcBorders>
-          <w:bottom w:val="single" w:sz="0" w:space="0" w:color="auto"/>
+          <w:bottom w:val="single" w:color="auto" w:sz="0" w:space="0"/>
         </w:tcBorders>
         <w:vAlign w:val="bottom"/>
       </w:tcPr>
     </w:tblStylePr>
   </w:style>
-  <w:style w:type="character" w:customStyle="1" w:styleId="1Char">
+  <w:style w:type="character" w:customStyle="1" w:styleId="42">
     <w:name w:val="柴_标题1 Char"/>
-    <w:link w:val="1"/>
+    <w:link w:val="30"/>
     <w:qFormat/>
+    <w:uiPriority w:val="0"/>
     <w:rPr>
-      <w:rFonts w:ascii="Arial" w:eastAsia="宋体" w:hAnsi="Arial"/>
+      <w:rFonts w:ascii="Arial" w:hAnsi="Arial" w:eastAsia="宋体"/>
       <w:sz w:val="32"/>
     </w:rPr>
   </w:style>
-  <w:style w:type="paragraph" w:customStyle="1" w:styleId="a3">
+  <w:style w:type="paragraph" w:customStyle="1" w:styleId="43">
     <w:name w:val="柴_正文_无缩进"/>
-    <w:basedOn w:val="Normal"/>
+    <w:basedOn w:val="1"/>
     <w:qFormat/>
+    <w:uiPriority w:val="0"/>
     <w:pPr>
       <w:ind w:firstLine="0" w:firstLineChars="0"/>
     </w:pPr>
@@ -4751,29 +4901,31 @@
       <w:lang w:eastAsia="zh-CN"/>
     </w:rPr>
   </w:style>
-  <w:style w:type="paragraph" w:customStyle="1" w:styleId="4">
+  <w:style w:type="paragraph" w:customStyle="1" w:styleId="44">
     <w:name w:val="柴_标题4"/>
-    <w:basedOn w:val="Heading4"/>
-    <w:next w:val="Normal"/>
+    <w:basedOn w:val="5"/>
+    <w:next w:val="1"/>
     <w:qFormat/>
+    <w:uiPriority w:val="0"/>
     <w:pPr>
       <w:widowControl w:val="0"/>
       <w:spacing w:before="160" w:line="360" w:lineRule="auto"/>
-      <w:ind w:left="981" w:hanging="862" w:leftChars="300"/>
+      <w:ind w:left="981" w:leftChars="300" w:hanging="862"/>
     </w:pPr>
     <w:rPr>
-      <w:rFonts w:ascii="Calibri" w:eastAsia="宋体" w:hAnsi="Calibri" w:cs="宋体" w:hint="eastAsia"/>
+      <w:rFonts w:hint="eastAsia" w:ascii="Calibri" w:hAnsi="Calibri" w:eastAsia="宋体" w:cs="宋体"/>
       <w:sz w:val="24"/>
       <w:szCs w:val="24"/>
       <w:lang w:eastAsia="zh-CN" w:bidi="zh-CN"/>
     </w:rPr>
   </w:style>
-  <w:style w:type="character" w:customStyle="1" w:styleId="Char">
+  <w:style w:type="character" w:customStyle="1" w:styleId="45">
     <w:name w:val="柴_正文 Char"/>
-    <w:link w:val="a"/>
+    <w:link w:val="31"/>
     <w:qFormat/>
+    <w:uiPriority w:val="0"/>
     <w:rPr>
-      <w:rFonts w:ascii="Arial" w:eastAsia="宋体" w:hAnsi="Arial"/>
+      <w:rFonts w:ascii="Arial" w:hAnsi="Arial" w:eastAsia="宋体"/>
       <w:sz w:val="24"/>
       <w:lang w:eastAsia="zh-CN"/>
     </w:rPr>

--- a/6-过程管理/流程制度规范类文件/060110-容量管理策略.docx
+++ b/6-过程管理/流程制度规范类文件/060110-容量管理策略.docx
@@ -701,6 +701,12 @@
             <w:insideH w:val="single" w:color="000000" w:sz="4" w:space="0"/>
             <w:insideV w:val="single" w:color="000000" w:sz="4" w:space="0"/>
           </w:tblBorders>
+          <w:tblCellMar>
+            <w:top w:w="0" w:type="dxa"/>
+            <w:left w:w="0" w:type="dxa"/>
+            <w:bottom w:w="0" w:type="dxa"/>
+            <w:right w:w="0" w:type="dxa"/>
+          </w:tblCellMar>
         </w:tblPrEx>
         <w:trPr>
           <w:trHeight w:val="474" w:hRule="atLeast"/>
@@ -1963,6 +1969,8 @@
         </w:rPr>
         <w:t>为确保公司运维的IT系统（包括处理能力、存储空间、网络带宽等）能够经济、及时、有效地满足当前及未来的业务需求，预防因容量不足导致的性能下降或服务中断，特制定本策略。通过系统化的容量规划、监控、分析与优化，保障服务级别协议（SLA）的达成，提升资源利用效率，控制运维成本。</w:t>
       </w:r>
+      <w:bookmarkStart w:id="15" w:name="_GoBack"/>
+      <w:bookmarkEnd w:id="15"/>
     </w:p>
     <w:p>
       <w:pPr>
@@ -2038,8 +2046,8 @@
         </w:tblCellMar>
       </w:tblPr>
       <w:tblGrid>
-        <w:gridCol w:w="885"/>
-        <w:gridCol w:w="8139"/>
+        <w:gridCol w:w="1027"/>
+        <w:gridCol w:w="7997"/>
       </w:tblGrid>
       <w:tr>
         <w:tblPrEx>
@@ -2064,7 +2072,7 @@
         </w:trPr>
         <w:tc>
           <w:tcPr>
-            <w:tcW w:w="0" w:type="auto"/>
+            <w:tcW w:w="1027" w:type="dxa"/>
             <w:shd w:val="clear" w:color="auto" w:fill="FFFFFF"/>
             <w:tcMar>
               <w:top w:w="120" w:type="dxa"/>
@@ -2093,7 +2101,6 @@
                 <w:szCs w:val="18"/>
               </w:rPr>
             </w:pPr>
-            <w:bookmarkStart w:id="15" w:name="_GoBack"/>
             <w:r>
               <w:rPr>
                 <w:rFonts w:hint="default" w:ascii="Segoe UI" w:hAnsi="Segoe UI" w:eastAsia="Segoe UI" w:cs="Segoe UI"/>
@@ -2114,7 +2121,7 @@
         </w:tc>
         <w:tc>
           <w:tcPr>
-            <w:tcW w:w="0" w:type="auto"/>
+            <w:tcW w:w="7997" w:type="dxa"/>
             <w:shd w:val="clear" w:color="auto" w:fill="FFFFFF"/>
             <w:tcMar>
               <w:top w:w="120" w:type="dxa"/>
@@ -2182,7 +2189,7 @@
         </w:tblPrEx>
         <w:tc>
           <w:tcPr>
-            <w:tcW w:w="0" w:type="auto"/>
+            <w:tcW w:w="1027" w:type="dxa"/>
             <w:shd w:val="clear" w:color="auto" w:fill="FFFFFF"/>
             <w:tcMar>
               <w:top w:w="120" w:type="dxa"/>
@@ -2234,7 +2241,7 @@
         </w:tc>
         <w:tc>
           <w:tcPr>
-            <w:tcW w:w="0" w:type="auto"/>
+            <w:tcW w:w="7997" w:type="dxa"/>
             <w:shd w:val="clear" w:color="auto" w:fill="FFFFFF"/>
             <w:tcMar>
               <w:top w:w="120" w:type="dxa"/>
@@ -2278,244 +2285,6 @@
                 <w:lang w:val="en-US" w:eastAsia="zh-CN"/>
               </w:rPr>
               <w:t>对IT资源进行规划、监控、分析和调整，以确保其能力能够满足当前和未来约定的业务需求的过程。</w:t>
-            </w:r>
-          </w:p>
-        </w:tc>
-      </w:tr>
-      <w:tr>
-        <w:tblPrEx>
-          <w:tblBorders>
-            <w:top w:val="single" w:color="auto" w:sz="4" w:space="0"/>
-            <w:left w:val="single" w:color="auto" w:sz="4" w:space="0"/>
-            <w:bottom w:val="single" w:color="auto" w:sz="4" w:space="0"/>
-            <w:right w:val="single" w:color="auto" w:sz="4" w:space="0"/>
-            <w:insideH w:val="single" w:color="auto" w:sz="4" w:space="0"/>
-            <w:insideV w:val="single" w:color="auto" w:sz="4" w:space="0"/>
-          </w:tblBorders>
-          <w:tblCellMar>
-            <w:top w:w="15" w:type="dxa"/>
-            <w:left w:w="15" w:type="dxa"/>
-            <w:bottom w:w="15" w:type="dxa"/>
-            <w:right w:w="15" w:type="dxa"/>
-          </w:tblCellMar>
-        </w:tblPrEx>
-        <w:tc>
-          <w:tcPr>
-            <w:tcW w:w="0" w:type="auto"/>
-            <w:shd w:val="clear" w:color="auto" w:fill="FFFFFF"/>
-            <w:tcMar>
-              <w:top w:w="120" w:type="dxa"/>
-              <w:left w:w="0" w:type="dxa"/>
-              <w:bottom w:w="120" w:type="dxa"/>
-              <w:right w:w="192" w:type="dxa"/>
-            </w:tcMar>
-            <w:vAlign w:val="center"/>
-          </w:tcPr>
-          <w:p>
-            <w:pPr>
-              <w:keepNext w:val="0"/>
-              <w:keepLines w:val="0"/>
-              <w:widowControl/>
-              <w:suppressLineNumbers w:val="0"/>
-              <w:spacing w:line="300" w:lineRule="atLeast"/>
-              <w:jc w:val="left"/>
-              <w:rPr>
-                <w:rFonts w:hint="default" w:ascii="Segoe UI" w:hAnsi="Segoe UI" w:eastAsia="Segoe UI" w:cs="Segoe UI"/>
-                <w:i w:val="0"/>
-                <w:iCs w:val="0"/>
-                <w:caps w:val="0"/>
-                <w:color w:val="0F1115"/>
-                <w:spacing w:val="0"/>
-                <w:sz w:val="18"/>
-                <w:szCs w:val="18"/>
-              </w:rPr>
-            </w:pPr>
-            <w:r>
-              <w:rPr>
-                <w:rStyle w:val="24"/>
-                <w:rFonts w:hint="default" w:ascii="Segoe UI" w:hAnsi="Segoe UI" w:eastAsia="Segoe UI" w:cs="Segoe UI"/>
-                <w:b/>
-                <w:bCs/>
-                <w:i w:val="0"/>
-                <w:iCs w:val="0"/>
-                <w:caps w:val="0"/>
-                <w:snapToGrid w:val="0"/>
-                <w:color w:val="000000"/>
-                <w:spacing w:val="0"/>
-                <w:kern w:val="0"/>
-                <w:sz w:val="18"/>
-                <w:szCs w:val="18"/>
-                <w:lang w:val="en-US" w:eastAsia="zh-CN"/>
-              </w:rPr>
-              <w:t>容量基线</w:t>
-            </w:r>
-          </w:p>
-        </w:tc>
-        <w:tc>
-          <w:tcPr>
-            <w:tcW w:w="0" w:type="auto"/>
-            <w:shd w:val="clear" w:color="auto" w:fill="FFFFFF"/>
-            <w:tcMar>
-              <w:top w:w="120" w:type="dxa"/>
-              <w:left w:w="192" w:type="dxa"/>
-              <w:bottom w:w="120" w:type="dxa"/>
-              <w:right w:w="0" w:type="dxa"/>
-            </w:tcMar>
-            <w:vAlign w:val="center"/>
-          </w:tcPr>
-          <w:p>
-            <w:pPr>
-              <w:keepNext w:val="0"/>
-              <w:keepLines w:val="0"/>
-              <w:widowControl/>
-              <w:suppressLineNumbers w:val="0"/>
-              <w:spacing w:line="300" w:lineRule="atLeast"/>
-              <w:jc w:val="left"/>
-              <w:rPr>
-                <w:rFonts w:hint="default" w:ascii="Segoe UI" w:hAnsi="Segoe UI" w:eastAsia="Segoe UI" w:cs="Segoe UI"/>
-                <w:i w:val="0"/>
-                <w:iCs w:val="0"/>
-                <w:caps w:val="0"/>
-                <w:color w:val="0F1115"/>
-                <w:spacing w:val="0"/>
-                <w:sz w:val="18"/>
-                <w:szCs w:val="18"/>
-              </w:rPr>
-            </w:pPr>
-            <w:r>
-              <w:rPr>
-                <w:rFonts w:hint="default" w:ascii="Segoe UI" w:hAnsi="Segoe UI" w:eastAsia="Segoe UI" w:cs="Segoe UI"/>
-                <w:i w:val="0"/>
-                <w:iCs w:val="0"/>
-                <w:caps w:val="0"/>
-                <w:snapToGrid w:val="0"/>
-                <w:color w:val="000000"/>
-                <w:spacing w:val="0"/>
-                <w:kern w:val="0"/>
-                <w:sz w:val="18"/>
-                <w:szCs w:val="18"/>
-                <w:lang w:val="en-US" w:eastAsia="zh-CN"/>
-              </w:rPr>
-              <w:t>在特定时间段内，系统正常负载下性能与资源使用情况的基准数据，用于趋势对比和异常判断。</w:t>
-            </w:r>
-          </w:p>
-        </w:tc>
-      </w:tr>
-      <w:tr>
-        <w:tblPrEx>
-          <w:tblBorders>
-            <w:top w:val="single" w:color="auto" w:sz="4" w:space="0"/>
-            <w:left w:val="single" w:color="auto" w:sz="4" w:space="0"/>
-            <w:bottom w:val="single" w:color="auto" w:sz="4" w:space="0"/>
-            <w:right w:val="single" w:color="auto" w:sz="4" w:space="0"/>
-            <w:insideH w:val="single" w:color="auto" w:sz="4" w:space="0"/>
-            <w:insideV w:val="single" w:color="auto" w:sz="4" w:space="0"/>
-          </w:tblBorders>
-          <w:tblCellMar>
-            <w:top w:w="15" w:type="dxa"/>
-            <w:left w:w="15" w:type="dxa"/>
-            <w:bottom w:w="15" w:type="dxa"/>
-            <w:right w:w="15" w:type="dxa"/>
-          </w:tblCellMar>
-        </w:tblPrEx>
-        <w:tc>
-          <w:tcPr>
-            <w:tcW w:w="0" w:type="auto"/>
-            <w:shd w:val="clear" w:color="auto" w:fill="FFFFFF"/>
-            <w:tcMar>
-              <w:top w:w="120" w:type="dxa"/>
-              <w:left w:w="0" w:type="dxa"/>
-              <w:bottom w:w="120" w:type="dxa"/>
-              <w:right w:w="192" w:type="dxa"/>
-            </w:tcMar>
-            <w:vAlign w:val="center"/>
-          </w:tcPr>
-          <w:p>
-            <w:pPr>
-              <w:keepNext w:val="0"/>
-              <w:keepLines w:val="0"/>
-              <w:widowControl/>
-              <w:suppressLineNumbers w:val="0"/>
-              <w:spacing w:line="300" w:lineRule="atLeast"/>
-              <w:jc w:val="left"/>
-              <w:rPr>
-                <w:rFonts w:hint="default" w:ascii="Segoe UI" w:hAnsi="Segoe UI" w:eastAsia="Segoe UI" w:cs="Segoe UI"/>
-                <w:i w:val="0"/>
-                <w:iCs w:val="0"/>
-                <w:caps w:val="0"/>
-                <w:color w:val="0F1115"/>
-                <w:spacing w:val="0"/>
-                <w:sz w:val="18"/>
-                <w:szCs w:val="18"/>
-              </w:rPr>
-            </w:pPr>
-            <w:r>
-              <w:rPr>
-                <w:rStyle w:val="24"/>
-                <w:rFonts w:hint="default" w:ascii="Segoe UI" w:hAnsi="Segoe UI" w:eastAsia="Segoe UI" w:cs="Segoe UI"/>
-                <w:b/>
-                <w:bCs/>
-                <w:i w:val="0"/>
-                <w:iCs w:val="0"/>
-                <w:caps w:val="0"/>
-                <w:snapToGrid w:val="0"/>
-                <w:color w:val="000000"/>
-                <w:spacing w:val="0"/>
-                <w:kern w:val="0"/>
-                <w:sz w:val="18"/>
-                <w:szCs w:val="18"/>
-                <w:lang w:val="en-US" w:eastAsia="zh-CN"/>
-              </w:rPr>
-              <w:t>容量阈值</w:t>
-            </w:r>
-          </w:p>
-        </w:tc>
-        <w:tc>
-          <w:tcPr>
-            <w:tcW w:w="0" w:type="auto"/>
-            <w:shd w:val="clear" w:color="auto" w:fill="FFFFFF"/>
-            <w:tcMar>
-              <w:top w:w="120" w:type="dxa"/>
-              <w:left w:w="192" w:type="dxa"/>
-              <w:bottom w:w="120" w:type="dxa"/>
-              <w:right w:w="0" w:type="dxa"/>
-            </w:tcMar>
-            <w:vAlign w:val="center"/>
-          </w:tcPr>
-          <w:p>
-            <w:pPr>
-              <w:keepNext w:val="0"/>
-              <w:keepLines w:val="0"/>
-              <w:widowControl/>
-              <w:suppressLineNumbers w:val="0"/>
-              <w:spacing w:line="300" w:lineRule="atLeast"/>
-              <w:jc w:val="left"/>
-              <w:rPr>
-                <w:rFonts w:hint="default" w:ascii="Segoe UI" w:hAnsi="Segoe UI" w:eastAsia="Segoe UI" w:cs="Segoe UI"/>
-                <w:i w:val="0"/>
-                <w:iCs w:val="0"/>
-                <w:caps w:val="0"/>
-                <w:color w:val="0F1115"/>
-                <w:spacing w:val="0"/>
-                <w:sz w:val="18"/>
-                <w:szCs w:val="18"/>
-              </w:rPr>
-            </w:pPr>
-            <w:r>
-              <w:rPr>
-                <w:rFonts w:hint="default" w:ascii="Segoe UI" w:hAnsi="Segoe UI" w:eastAsia="Segoe UI" w:cs="Segoe UI"/>
-                <w:i w:val="0"/>
-                <w:iCs w:val="0"/>
-                <w:caps w:val="0"/>
-                <w:snapToGrid w:val="0"/>
-                <w:color w:val="000000"/>
-                <w:spacing w:val="0"/>
-                <w:kern w:val="0"/>
-                <w:sz w:val="18"/>
-                <w:szCs w:val="18"/>
-                <w:lang w:val="en-US" w:eastAsia="zh-CN"/>
-              </w:rPr>
-              <w:t>预先设定的资源使用率或性能指标临界值，超过该值可能影响服务性能或稳定性，需触发预警或干预行动。</w:t>
             </w:r>
           </w:p>
         </w:tc>
@@ -2540,7 +2309,7 @@
         </w:tblPrEx>
         <w:tc>
           <w:tcPr>
-            <w:tcW w:w="0" w:type="auto"/>
+            <w:tcW w:w="1027" w:type="dxa"/>
             <w:shd w:val="clear" w:color="auto" w:fill="FFFFFF"/>
             <w:tcMar>
               <w:top w:w="120" w:type="dxa"/>
@@ -2586,13 +2355,13 @@
                 <w:szCs w:val="18"/>
                 <w:lang w:val="en-US" w:eastAsia="zh-CN"/>
               </w:rPr>
-              <w:t>容量预测</w:t>
+              <w:t>容量基线</w:t>
             </w:r>
           </w:p>
         </w:tc>
         <w:tc>
           <w:tcPr>
-            <w:tcW w:w="0" w:type="auto"/>
+            <w:tcW w:w="7997" w:type="dxa"/>
             <w:shd w:val="clear" w:color="auto" w:fill="FFFFFF"/>
             <w:tcMar>
               <w:top w:w="120" w:type="dxa"/>
@@ -2635,12 +2404,251 @@
                 <w:szCs w:val="18"/>
                 <w:lang w:val="en-US" w:eastAsia="zh-CN"/>
               </w:rPr>
+              <w:t>在特定时间段内，系统正常负载下性能与资源使用情况的基准数据，用于趋势对比和异常判断。</w:t>
+            </w:r>
+          </w:p>
+        </w:tc>
+      </w:tr>
+      <w:tr>
+        <w:tblPrEx>
+          <w:tblBorders>
+            <w:top w:val="single" w:color="auto" w:sz="4" w:space="0"/>
+            <w:left w:val="single" w:color="auto" w:sz="4" w:space="0"/>
+            <w:bottom w:val="single" w:color="auto" w:sz="4" w:space="0"/>
+            <w:right w:val="single" w:color="auto" w:sz="4" w:space="0"/>
+            <w:insideH w:val="single" w:color="auto" w:sz="4" w:space="0"/>
+            <w:insideV w:val="single" w:color="auto" w:sz="4" w:space="0"/>
+          </w:tblBorders>
+          <w:shd w:val="clear" w:color="auto" w:fill="FFFFFF"/>
+          <w:tblCellMar>
+            <w:top w:w="15" w:type="dxa"/>
+            <w:left w:w="15" w:type="dxa"/>
+            <w:bottom w:w="15" w:type="dxa"/>
+            <w:right w:w="15" w:type="dxa"/>
+          </w:tblCellMar>
+        </w:tblPrEx>
+        <w:tc>
+          <w:tcPr>
+            <w:tcW w:w="1027" w:type="dxa"/>
+            <w:shd w:val="clear" w:color="auto" w:fill="FFFFFF"/>
+            <w:tcMar>
+              <w:top w:w="120" w:type="dxa"/>
+              <w:left w:w="0" w:type="dxa"/>
+              <w:bottom w:w="120" w:type="dxa"/>
+              <w:right w:w="192" w:type="dxa"/>
+            </w:tcMar>
+            <w:vAlign w:val="center"/>
+          </w:tcPr>
+          <w:p>
+            <w:pPr>
+              <w:keepNext w:val="0"/>
+              <w:keepLines w:val="0"/>
+              <w:widowControl/>
+              <w:suppressLineNumbers w:val="0"/>
+              <w:spacing w:line="300" w:lineRule="atLeast"/>
+              <w:jc w:val="left"/>
+              <w:rPr>
+                <w:rFonts w:hint="default" w:ascii="Segoe UI" w:hAnsi="Segoe UI" w:eastAsia="Segoe UI" w:cs="Segoe UI"/>
+                <w:i w:val="0"/>
+                <w:iCs w:val="0"/>
+                <w:caps w:val="0"/>
+                <w:color w:val="0F1115"/>
+                <w:spacing w:val="0"/>
+                <w:sz w:val="18"/>
+                <w:szCs w:val="18"/>
+              </w:rPr>
+            </w:pPr>
+            <w:r>
+              <w:rPr>
+                <w:rStyle w:val="24"/>
+                <w:rFonts w:hint="default" w:ascii="Segoe UI" w:hAnsi="Segoe UI" w:eastAsia="Segoe UI" w:cs="Segoe UI"/>
+                <w:b/>
+                <w:bCs/>
+                <w:i w:val="0"/>
+                <w:iCs w:val="0"/>
+                <w:caps w:val="0"/>
+                <w:snapToGrid w:val="0"/>
+                <w:color w:val="000000"/>
+                <w:spacing w:val="0"/>
+                <w:kern w:val="0"/>
+                <w:sz w:val="18"/>
+                <w:szCs w:val="18"/>
+                <w:lang w:val="en-US" w:eastAsia="zh-CN"/>
+              </w:rPr>
+              <w:t>容量阈值</w:t>
+            </w:r>
+          </w:p>
+        </w:tc>
+        <w:tc>
+          <w:tcPr>
+            <w:tcW w:w="7997" w:type="dxa"/>
+            <w:shd w:val="clear" w:color="auto" w:fill="FFFFFF"/>
+            <w:tcMar>
+              <w:top w:w="120" w:type="dxa"/>
+              <w:left w:w="192" w:type="dxa"/>
+              <w:bottom w:w="120" w:type="dxa"/>
+              <w:right w:w="0" w:type="dxa"/>
+            </w:tcMar>
+            <w:vAlign w:val="center"/>
+          </w:tcPr>
+          <w:p>
+            <w:pPr>
+              <w:keepNext w:val="0"/>
+              <w:keepLines w:val="0"/>
+              <w:widowControl/>
+              <w:suppressLineNumbers w:val="0"/>
+              <w:spacing w:line="300" w:lineRule="atLeast"/>
+              <w:jc w:val="left"/>
+              <w:rPr>
+                <w:rFonts w:hint="default" w:ascii="Segoe UI" w:hAnsi="Segoe UI" w:eastAsia="Segoe UI" w:cs="Segoe UI"/>
+                <w:i w:val="0"/>
+                <w:iCs w:val="0"/>
+                <w:caps w:val="0"/>
+                <w:color w:val="0F1115"/>
+                <w:spacing w:val="0"/>
+                <w:sz w:val="18"/>
+                <w:szCs w:val="18"/>
+              </w:rPr>
+            </w:pPr>
+            <w:r>
+              <w:rPr>
+                <w:rFonts w:hint="default" w:ascii="Segoe UI" w:hAnsi="Segoe UI" w:eastAsia="Segoe UI" w:cs="Segoe UI"/>
+                <w:i w:val="0"/>
+                <w:iCs w:val="0"/>
+                <w:caps w:val="0"/>
+                <w:snapToGrid w:val="0"/>
+                <w:color w:val="000000"/>
+                <w:spacing w:val="0"/>
+                <w:kern w:val="0"/>
+                <w:sz w:val="18"/>
+                <w:szCs w:val="18"/>
+                <w:lang w:val="en-US" w:eastAsia="zh-CN"/>
+              </w:rPr>
+              <w:t>预先设定的资源使用率或性能指标临界值，超过该值可能影响服务性能或稳定性，需触发预警或干预行动。</w:t>
+            </w:r>
+          </w:p>
+        </w:tc>
+      </w:tr>
+      <w:tr>
+        <w:tblPrEx>
+          <w:tblBorders>
+            <w:top w:val="single" w:color="auto" w:sz="4" w:space="0"/>
+            <w:left w:val="single" w:color="auto" w:sz="4" w:space="0"/>
+            <w:bottom w:val="single" w:color="auto" w:sz="4" w:space="0"/>
+            <w:right w:val="single" w:color="auto" w:sz="4" w:space="0"/>
+            <w:insideH w:val="single" w:color="auto" w:sz="4" w:space="0"/>
+            <w:insideV w:val="single" w:color="auto" w:sz="4" w:space="0"/>
+          </w:tblBorders>
+          <w:shd w:val="clear" w:color="auto" w:fill="FFFFFF"/>
+          <w:tblCellMar>
+            <w:top w:w="15" w:type="dxa"/>
+            <w:left w:w="15" w:type="dxa"/>
+            <w:bottom w:w="15" w:type="dxa"/>
+            <w:right w:w="15" w:type="dxa"/>
+          </w:tblCellMar>
+        </w:tblPrEx>
+        <w:tc>
+          <w:tcPr>
+            <w:tcW w:w="1027" w:type="dxa"/>
+            <w:shd w:val="clear" w:color="auto" w:fill="FFFFFF"/>
+            <w:tcMar>
+              <w:top w:w="120" w:type="dxa"/>
+              <w:left w:w="0" w:type="dxa"/>
+              <w:bottom w:w="120" w:type="dxa"/>
+              <w:right w:w="192" w:type="dxa"/>
+            </w:tcMar>
+            <w:vAlign w:val="center"/>
+          </w:tcPr>
+          <w:p>
+            <w:pPr>
+              <w:keepNext w:val="0"/>
+              <w:keepLines w:val="0"/>
+              <w:widowControl/>
+              <w:suppressLineNumbers w:val="0"/>
+              <w:spacing w:line="300" w:lineRule="atLeast"/>
+              <w:jc w:val="left"/>
+              <w:rPr>
+                <w:rFonts w:hint="default" w:ascii="Segoe UI" w:hAnsi="Segoe UI" w:eastAsia="Segoe UI" w:cs="Segoe UI"/>
+                <w:i w:val="0"/>
+                <w:iCs w:val="0"/>
+                <w:caps w:val="0"/>
+                <w:color w:val="0F1115"/>
+                <w:spacing w:val="0"/>
+                <w:sz w:val="18"/>
+                <w:szCs w:val="18"/>
+              </w:rPr>
+            </w:pPr>
+            <w:r>
+              <w:rPr>
+                <w:rStyle w:val="24"/>
+                <w:rFonts w:hint="default" w:ascii="Segoe UI" w:hAnsi="Segoe UI" w:eastAsia="Segoe UI" w:cs="Segoe UI"/>
+                <w:b/>
+                <w:bCs/>
+                <w:i w:val="0"/>
+                <w:iCs w:val="0"/>
+                <w:caps w:val="0"/>
+                <w:snapToGrid w:val="0"/>
+                <w:color w:val="000000"/>
+                <w:spacing w:val="0"/>
+                <w:kern w:val="0"/>
+                <w:sz w:val="18"/>
+                <w:szCs w:val="18"/>
+                <w:lang w:val="en-US" w:eastAsia="zh-CN"/>
+              </w:rPr>
+              <w:t>容量预测</w:t>
+            </w:r>
+          </w:p>
+        </w:tc>
+        <w:tc>
+          <w:tcPr>
+            <w:tcW w:w="7997" w:type="dxa"/>
+            <w:shd w:val="clear" w:color="auto" w:fill="FFFFFF"/>
+            <w:tcMar>
+              <w:top w:w="120" w:type="dxa"/>
+              <w:left w:w="192" w:type="dxa"/>
+              <w:bottom w:w="120" w:type="dxa"/>
+              <w:right w:w="0" w:type="dxa"/>
+            </w:tcMar>
+            <w:vAlign w:val="center"/>
+          </w:tcPr>
+          <w:p>
+            <w:pPr>
+              <w:keepNext w:val="0"/>
+              <w:keepLines w:val="0"/>
+              <w:widowControl/>
+              <w:suppressLineNumbers w:val="0"/>
+              <w:spacing w:line="300" w:lineRule="atLeast"/>
+              <w:jc w:val="left"/>
+              <w:rPr>
+                <w:rFonts w:hint="default" w:ascii="Segoe UI" w:hAnsi="Segoe UI" w:eastAsia="Segoe UI" w:cs="Segoe UI"/>
+                <w:i w:val="0"/>
+                <w:iCs w:val="0"/>
+                <w:caps w:val="0"/>
+                <w:color w:val="0F1115"/>
+                <w:spacing w:val="0"/>
+                <w:sz w:val="18"/>
+                <w:szCs w:val="18"/>
+              </w:rPr>
+            </w:pPr>
+            <w:r>
+              <w:rPr>
+                <w:rFonts w:hint="default" w:ascii="Segoe UI" w:hAnsi="Segoe UI" w:eastAsia="Segoe UI" w:cs="Segoe UI"/>
+                <w:i w:val="0"/>
+                <w:iCs w:val="0"/>
+                <w:caps w:val="0"/>
+                <w:snapToGrid w:val="0"/>
+                <w:color w:val="000000"/>
+                <w:spacing w:val="0"/>
+                <w:kern w:val="0"/>
+                <w:sz w:val="18"/>
+                <w:szCs w:val="18"/>
+                <w:lang w:val="en-US" w:eastAsia="zh-CN"/>
+              </w:rPr>
               <w:t>基于历史数据和业务增长计划，对未来某一时期容量需求进行的估算和模拟。</w:t>
             </w:r>
           </w:p>
         </w:tc>
       </w:tr>
-      <w:bookmarkEnd w:id="15"/>
     </w:tbl>
     <w:p>
       <w:pPr>
